--- a/毕业论文正文.docx
+++ b/毕业论文正文.docx
@@ -5,37 +5,4129 @@
     <w:p>
       <w:pPr>
         <w:spacing w:before="0" w:after="480"/>
+        <w:ind w:firstLine="0" w:firstLineChars="0"/>
+        <w:jc w:val="center"/>
+        <w:outlineLvl w:val="9"/>
+        <w:rPr>
+          <w:rFonts w:ascii="黑体" w:hAnsi="黑体" w:eastAsia="黑体"/>
+          <w:color w:val="000000"/>
+          <w:sz w:val="32"/>
+        </w:rPr>
+      </w:pPr>
+    </w:p>
+    <w:p>
+      <w:pPr>
+        <w:spacing w:before="100" w:beforeAutospacing="1" w:after="100" w:afterAutospacing="1"/>
+        <w:jc w:val="center"/>
+        <w:rPr>
+          <w:rFonts w:hint="eastAsia" w:ascii="宋体" w:hAnsi="宋体"/>
+          <w:b/>
+          <w:kern w:val="0"/>
+          <w:szCs w:val="21"/>
+        </w:rPr>
+      </w:pPr>
+      <w:r>
+        <w:rPr>
+          <w:rFonts w:hint="eastAsia" w:ascii="宋体" w:hAnsi="宋体"/>
+          <w:b/>
+          <w:kern w:val="0"/>
+          <w:szCs w:val="21"/>
+        </w:rPr>
+        <w:drawing>
+          <wp:inline distT="0" distB="0" distL="114300" distR="114300">
+            <wp:extent cx="3535680" cy="501015"/>
+            <wp:effectExtent l="0" t="0" r="0" b="1905"/>
+            <wp:docPr id="3" name="图片 1" descr="hd-name-gif-s"/>
+            <wp:cNvGraphicFramePr>
+              <a:graphicFrameLocks xmlns:a="http://schemas.openxmlformats.org/drawingml/2006/main" noChangeAspect="1"/>
+            </wp:cNvGraphicFramePr>
+            <a:graphic xmlns:a="http://schemas.openxmlformats.org/drawingml/2006/main">
+              <a:graphicData uri="http://schemas.openxmlformats.org/drawingml/2006/picture">
+                <pic:pic xmlns:pic="http://schemas.openxmlformats.org/drawingml/2006/picture">
+                  <pic:nvPicPr>
+                    <pic:cNvPr id="3" name="图片 1" descr="hd-name-gif-s"/>
+                    <pic:cNvPicPr>
+                      <a:picLocks noChangeAspect="1"/>
+                    </pic:cNvPicPr>
+                  </pic:nvPicPr>
+                  <pic:blipFill>
+                    <a:blip r:embed="rId8"/>
+                    <a:stretch>
+                      <a:fillRect/>
+                    </a:stretch>
+                  </pic:blipFill>
+                  <pic:spPr>
+                    <a:xfrm>
+                      <a:off x="0" y="0"/>
+                      <a:ext cx="3535680" cy="501015"/>
+                    </a:xfrm>
+                    <a:prstGeom prst="rect">
+                      <a:avLst/>
+                    </a:prstGeom>
+                    <a:noFill/>
+                    <a:ln>
+                      <a:noFill/>
+                    </a:ln>
+                  </pic:spPr>
+                </pic:pic>
+              </a:graphicData>
+            </a:graphic>
+          </wp:inline>
+        </w:drawing>
+      </w:r>
+    </w:p>
+    <w:p>
+      <w:pPr>
+        <w:spacing w:before="100" w:beforeAutospacing="1" w:after="100" w:afterAutospacing="1"/>
+        <w:jc w:val="center"/>
+        <w:rPr>
+          <w:rFonts w:hint="eastAsia" w:ascii="宋体" w:hAnsi="宋体"/>
+          <w:b/>
+          <w:bCs/>
+          <w:spacing w:val="300"/>
+          <w:sz w:val="10"/>
+          <w:szCs w:val="10"/>
+        </w:rPr>
+      </w:pPr>
+    </w:p>
+    <w:p>
+      <w:pPr>
+        <w:spacing w:after="240" w:afterLines="100"/>
+        <w:ind w:firstLine="330" w:firstLineChars="47"/>
+        <w:jc w:val="center"/>
+        <w:outlineLvl w:val="0"/>
+        <w:rPr>
+          <w:rFonts w:hint="eastAsia" w:ascii="宋体" w:hAnsi="宋体"/>
+          <w:b/>
+          <w:bCs/>
+          <w:spacing w:val="300"/>
+          <w:sz w:val="70"/>
+          <w:szCs w:val="70"/>
+        </w:rPr>
+      </w:pPr>
+      <w:bookmarkStart w:id="0" w:name="_Toc11975"/>
+      <w:bookmarkStart w:id="45" w:name="_GoBack"/>
+      <w:bookmarkEnd w:id="45"/>
+      <w:r>
+        <w:rPr>
+          <w:rFonts w:hint="eastAsia" w:ascii="宋体" w:hAnsi="宋体"/>
+          <w:b/>
+          <w:bCs/>
+          <w:sz w:val="70"/>
+          <w:szCs w:val="70"/>
+        </w:rPr>
+        <w:t>本科毕业设计（论文）</w:t>
+      </w:r>
+      <w:bookmarkEnd w:id="0"/>
+    </w:p>
+    <w:p>
+      <w:pPr>
+        <w:spacing w:before="100" w:beforeAutospacing="1" w:after="100" w:afterAutospacing="1"/>
+        <w:jc w:val="center"/>
+        <w:rPr>
+          <w:rFonts w:hint="eastAsia" w:ascii="宋体" w:hAnsi="宋体"/>
+          <w:b/>
+          <w:bCs/>
+          <w:sz w:val="44"/>
+          <w:szCs w:val="44"/>
+        </w:rPr>
+      </w:pPr>
+      <w:r>
+        <w:rPr>
+          <w:rFonts w:hint="eastAsia" w:ascii="宋体" w:hAnsi="宋体"/>
+          <w:b/>
+          <w:bCs/>
+          <w:sz w:val="44"/>
+          <w:szCs w:val="44"/>
+        </w:rPr>
+        <w:t>（202</w:t>
+      </w:r>
+      <w:r>
+        <w:rPr>
+          <w:rFonts w:hint="eastAsia" w:ascii="宋体" w:hAnsi="宋体"/>
+          <w:b/>
+          <w:bCs/>
+          <w:sz w:val="44"/>
+          <w:szCs w:val="44"/>
+          <w:lang w:val="en-US" w:eastAsia="zh-CN"/>
+        </w:rPr>
+        <w:t>6</w:t>
+      </w:r>
+      <w:r>
+        <w:rPr>
+          <w:rFonts w:hint="eastAsia" w:ascii="宋体" w:hAnsi="宋体"/>
+          <w:b/>
+          <w:bCs/>
+          <w:sz w:val="44"/>
+          <w:szCs w:val="44"/>
+        </w:rPr>
+        <w:t>届）</w:t>
+      </w:r>
+    </w:p>
+    <w:p>
+      <w:pPr>
+        <w:spacing w:before="100" w:beforeAutospacing="1" w:after="100" w:afterAutospacing="1"/>
+        <w:jc w:val="center"/>
+        <w:rPr>
+          <w:rFonts w:hint="eastAsia" w:ascii="宋体" w:hAnsi="宋体"/>
+          <w:b/>
+          <w:bCs/>
+          <w:sz w:val="28"/>
+          <w:szCs w:val="28"/>
+        </w:rPr>
+      </w:pPr>
+    </w:p>
+    <w:tbl>
+      <w:tblPr>
+        <w:tblStyle w:val="37"/>
+        <w:tblW w:w="0" w:type="auto"/>
+        <w:jc w:val="center"/>
+        <w:tblBorders>
+          <w:top w:val="single" w:color="auto" w:sz="4" w:space="0"/>
+          <w:left w:val="single" w:color="auto" w:sz="4" w:space="0"/>
+          <w:bottom w:val="single" w:color="auto" w:sz="4" w:space="0"/>
+          <w:right w:val="single" w:color="auto" w:sz="4" w:space="0"/>
+          <w:insideH w:val="single" w:color="auto" w:sz="4" w:space="0"/>
+          <w:insideV w:val="single" w:color="auto" w:sz="4" w:space="0"/>
+        </w:tblBorders>
+        <w:tblLayout w:type="autofit"/>
+        <w:tblCellMar>
+          <w:top w:w="0" w:type="dxa"/>
+          <w:left w:w="108" w:type="dxa"/>
+          <w:bottom w:w="0" w:type="dxa"/>
+          <w:right w:w="108" w:type="dxa"/>
+        </w:tblCellMar>
+      </w:tblPr>
+      <w:tblGrid>
+        <w:gridCol w:w="1676"/>
+        <w:gridCol w:w="5250"/>
+      </w:tblGrid>
+      <w:tr>
+        <w:tblPrEx>
+          <w:tblBorders>
+            <w:top w:val="single" w:color="auto" w:sz="4" w:space="0"/>
+            <w:left w:val="single" w:color="auto" w:sz="4" w:space="0"/>
+            <w:bottom w:val="single" w:color="auto" w:sz="4" w:space="0"/>
+            <w:right w:val="single" w:color="auto" w:sz="4" w:space="0"/>
+            <w:insideH w:val="single" w:color="auto" w:sz="4" w:space="0"/>
+            <w:insideV w:val="single" w:color="auto" w:sz="4" w:space="0"/>
+          </w:tblBorders>
+          <w:tblCellMar>
+            <w:top w:w="0" w:type="dxa"/>
+            <w:left w:w="108" w:type="dxa"/>
+            <w:bottom w:w="0" w:type="dxa"/>
+            <w:right w:w="108" w:type="dxa"/>
+          </w:tblCellMar>
+        </w:tblPrEx>
+        <w:trPr>
+          <w:trHeight w:val="1021" w:hRule="atLeast"/>
+          <w:jc w:val="center"/>
+        </w:trPr>
+        <w:tc>
+          <w:tcPr>
+            <w:tcW w:w="1676" w:type="dxa"/>
+            <w:noWrap w:val="0"/>
+            <w:vAlign w:val="bottom"/>
+          </w:tcPr>
+          <w:p>
+            <w:pPr>
+              <w:spacing w:before="100" w:beforeAutospacing="1" w:after="100" w:afterAutospacing="1"/>
+              <w:jc w:val="center"/>
+              <w:rPr>
+                <w:rFonts w:hint="eastAsia" w:ascii="宋体" w:hAnsi="宋体"/>
+                <w:b/>
+                <w:sz w:val="30"/>
+                <w:szCs w:val="30"/>
+              </w:rPr>
+            </w:pPr>
+            <w:r>
+              <w:rPr>
+                <w:rFonts w:hint="eastAsia" w:ascii="宋体" w:hAnsi="宋体"/>
+                <w:b/>
+                <w:bCs/>
+                <w:sz w:val="30"/>
+                <w:szCs w:val="30"/>
+              </w:rPr>
+              <w:t>题</w:t>
+            </w:r>
+            <w:r>
+              <w:rPr>
+                <w:rFonts w:ascii="宋体" w:hAnsi="宋体"/>
+                <w:b/>
+                <w:bCs/>
+                <w:sz w:val="30"/>
+                <w:szCs w:val="30"/>
+              </w:rPr>
+              <w:t xml:space="preserve">    </w:t>
+            </w:r>
+            <w:r>
+              <w:rPr>
+                <w:rFonts w:hint="eastAsia" w:ascii="宋体" w:hAnsi="宋体"/>
+                <w:b/>
+                <w:bCs/>
+                <w:sz w:val="30"/>
+                <w:szCs w:val="30"/>
+              </w:rPr>
+              <w:t>目</w:t>
+            </w:r>
+          </w:p>
+        </w:tc>
+        <w:tc>
+          <w:tcPr>
+            <w:tcW w:w="5250" w:type="dxa"/>
+            <w:noWrap w:val="0"/>
+            <w:vAlign w:val="bottom"/>
+          </w:tcPr>
+          <w:p>
+            <w:pPr>
+              <w:spacing w:before="100" w:beforeAutospacing="1" w:after="100" w:afterAutospacing="1"/>
+              <w:jc w:val="center"/>
+              <w:rPr>
+                <w:rFonts w:hint="eastAsia" w:ascii="楷体_GB2312" w:hAnsi="宋体" w:eastAsia="楷体_GB2312"/>
+                <w:sz w:val="30"/>
+                <w:szCs w:val="30"/>
+              </w:rPr>
+            </w:pPr>
+            <w:r>
+              <w:rPr>
+                <w:rFonts w:hint="eastAsia" w:ascii="楷体_GB2312" w:hAnsi="宋体" w:eastAsia="楷体_GB2312"/>
+                <w:sz w:val="30"/>
+                <w:szCs w:val="30"/>
+              </w:rPr>
+              <w:t>基于 AI 的高校学生学习助手系统设计与实现</w:t>
+            </w:r>
+          </w:p>
+        </w:tc>
+      </w:tr>
+      <w:tr>
+        <w:tblPrEx>
+          <w:tblBorders>
+            <w:top w:val="single" w:color="auto" w:sz="4" w:space="0"/>
+            <w:left w:val="single" w:color="auto" w:sz="4" w:space="0"/>
+            <w:bottom w:val="single" w:color="auto" w:sz="4" w:space="0"/>
+            <w:right w:val="single" w:color="auto" w:sz="4" w:space="0"/>
+            <w:insideH w:val="single" w:color="auto" w:sz="4" w:space="0"/>
+            <w:insideV w:val="single" w:color="auto" w:sz="4" w:space="0"/>
+          </w:tblBorders>
+          <w:tblCellMar>
+            <w:top w:w="0" w:type="dxa"/>
+            <w:left w:w="108" w:type="dxa"/>
+            <w:bottom w:w="0" w:type="dxa"/>
+            <w:right w:w="108" w:type="dxa"/>
+          </w:tblCellMar>
+        </w:tblPrEx>
+        <w:trPr>
+          <w:trHeight w:val="1021" w:hRule="atLeast"/>
+          <w:jc w:val="center"/>
+        </w:trPr>
+        <w:tc>
+          <w:tcPr>
+            <w:tcW w:w="1676" w:type="dxa"/>
+            <w:noWrap w:val="0"/>
+            <w:vAlign w:val="bottom"/>
+          </w:tcPr>
+          <w:p>
+            <w:pPr>
+              <w:spacing w:before="100" w:beforeAutospacing="1" w:after="100" w:afterAutospacing="1"/>
+              <w:jc w:val="center"/>
+              <w:rPr>
+                <w:rFonts w:hint="eastAsia" w:ascii="宋体" w:hAnsi="宋体"/>
+                <w:b/>
+                <w:sz w:val="30"/>
+                <w:szCs w:val="30"/>
+              </w:rPr>
+            </w:pPr>
+            <w:r>
+              <w:rPr>
+                <w:rFonts w:hint="eastAsia" w:ascii="宋体" w:hAnsi="宋体"/>
+                <w:b/>
+                <w:bCs/>
+                <w:sz w:val="30"/>
+                <w:szCs w:val="30"/>
+              </w:rPr>
+              <w:t>学</w:t>
+            </w:r>
+            <w:r>
+              <w:rPr>
+                <w:rFonts w:ascii="宋体" w:hAnsi="宋体"/>
+                <w:b/>
+                <w:bCs/>
+                <w:sz w:val="30"/>
+                <w:szCs w:val="30"/>
+              </w:rPr>
+              <w:t xml:space="preserve">    </w:t>
+            </w:r>
+            <w:r>
+              <w:rPr>
+                <w:rFonts w:hint="eastAsia" w:ascii="宋体" w:hAnsi="宋体"/>
+                <w:b/>
+                <w:bCs/>
+                <w:sz w:val="30"/>
+                <w:szCs w:val="30"/>
+              </w:rPr>
+              <w:t>院</w:t>
+            </w:r>
+          </w:p>
+        </w:tc>
+        <w:tc>
+          <w:tcPr>
+            <w:tcW w:w="5250" w:type="dxa"/>
+            <w:noWrap w:val="0"/>
+            <w:vAlign w:val="bottom"/>
+          </w:tcPr>
+          <w:p>
+            <w:pPr>
+              <w:spacing w:before="100" w:beforeAutospacing="1" w:after="100" w:afterAutospacing="1"/>
+              <w:jc w:val="center"/>
+              <w:rPr>
+                <w:rFonts w:hint="eastAsia" w:ascii="楷体_GB2312" w:hAnsi="宋体" w:eastAsia="楷体_GB2312"/>
+                <w:sz w:val="30"/>
+                <w:szCs w:val="30"/>
+              </w:rPr>
+            </w:pPr>
+            <w:r>
+              <w:rPr>
+                <w:rFonts w:hint="eastAsia" w:ascii="楷体_GB2312" w:eastAsia="楷体_GB2312"/>
+                <w:sz w:val="30"/>
+                <w:szCs w:val="30"/>
+              </w:rPr>
+              <w:t>计算机学院</w:t>
+            </w:r>
+          </w:p>
+        </w:tc>
+      </w:tr>
+      <w:tr>
+        <w:tblPrEx>
+          <w:tblBorders>
+            <w:top w:val="single" w:color="auto" w:sz="4" w:space="0"/>
+            <w:left w:val="single" w:color="auto" w:sz="4" w:space="0"/>
+            <w:bottom w:val="single" w:color="auto" w:sz="4" w:space="0"/>
+            <w:right w:val="single" w:color="auto" w:sz="4" w:space="0"/>
+            <w:insideH w:val="single" w:color="auto" w:sz="4" w:space="0"/>
+            <w:insideV w:val="single" w:color="auto" w:sz="4" w:space="0"/>
+          </w:tblBorders>
+          <w:tblCellMar>
+            <w:top w:w="0" w:type="dxa"/>
+            <w:left w:w="108" w:type="dxa"/>
+            <w:bottom w:w="0" w:type="dxa"/>
+            <w:right w:w="108" w:type="dxa"/>
+          </w:tblCellMar>
+        </w:tblPrEx>
+        <w:trPr>
+          <w:trHeight w:val="1021" w:hRule="atLeast"/>
+          <w:jc w:val="center"/>
+        </w:trPr>
+        <w:tc>
+          <w:tcPr>
+            <w:tcW w:w="1676" w:type="dxa"/>
+            <w:noWrap w:val="0"/>
+            <w:vAlign w:val="bottom"/>
+          </w:tcPr>
+          <w:p>
+            <w:pPr>
+              <w:spacing w:before="100" w:beforeAutospacing="1" w:after="100" w:afterAutospacing="1"/>
+              <w:jc w:val="center"/>
+              <w:rPr>
+                <w:rFonts w:hint="eastAsia" w:ascii="宋体" w:hAnsi="宋体"/>
+                <w:b/>
+                <w:sz w:val="30"/>
+                <w:szCs w:val="30"/>
+              </w:rPr>
+            </w:pPr>
+            <w:r>
+              <w:rPr>
+                <w:rFonts w:hint="eastAsia" w:ascii="宋体" w:hAnsi="宋体"/>
+                <w:b/>
+                <w:bCs/>
+                <w:sz w:val="30"/>
+                <w:szCs w:val="30"/>
+              </w:rPr>
+              <w:t>专</w:t>
+            </w:r>
+            <w:r>
+              <w:rPr>
+                <w:rFonts w:ascii="宋体" w:hAnsi="宋体"/>
+                <w:b/>
+                <w:bCs/>
+                <w:sz w:val="30"/>
+                <w:szCs w:val="30"/>
+              </w:rPr>
+              <w:t xml:space="preserve">    </w:t>
+            </w:r>
+            <w:r>
+              <w:rPr>
+                <w:rFonts w:hint="eastAsia" w:ascii="宋体" w:hAnsi="宋体"/>
+                <w:b/>
+                <w:bCs/>
+                <w:sz w:val="30"/>
+                <w:szCs w:val="30"/>
+              </w:rPr>
+              <w:t>业</w:t>
+            </w:r>
+          </w:p>
+        </w:tc>
+        <w:tc>
+          <w:tcPr>
+            <w:tcW w:w="5250" w:type="dxa"/>
+            <w:noWrap w:val="0"/>
+            <w:vAlign w:val="bottom"/>
+          </w:tcPr>
+          <w:p>
+            <w:pPr>
+              <w:spacing w:before="100" w:beforeAutospacing="1" w:after="100" w:afterAutospacing="1"/>
+              <w:jc w:val="center"/>
+              <w:rPr>
+                <w:rFonts w:hint="default" w:ascii="楷体_GB2312" w:hAnsi="宋体" w:eastAsia="楷体_GB2312"/>
+                <w:sz w:val="30"/>
+                <w:szCs w:val="30"/>
+                <w:lang w:val="en-US" w:eastAsia="zh-CN"/>
+              </w:rPr>
+            </w:pPr>
+            <w:r>
+              <w:rPr>
+                <w:rFonts w:hint="eastAsia" w:ascii="楷体_GB2312" w:hAnsi="宋体" w:eastAsia="楷体_GB2312"/>
+                <w:sz w:val="30"/>
+                <w:szCs w:val="30"/>
+                <w:lang w:val="en-US" w:eastAsia="zh-CN"/>
+              </w:rPr>
+              <w:t>计算机科学与技术</w:t>
+            </w:r>
+          </w:p>
+        </w:tc>
+      </w:tr>
+      <w:tr>
+        <w:tblPrEx>
+          <w:tblBorders>
+            <w:top w:val="single" w:color="auto" w:sz="4" w:space="0"/>
+            <w:left w:val="single" w:color="auto" w:sz="4" w:space="0"/>
+            <w:bottom w:val="single" w:color="auto" w:sz="4" w:space="0"/>
+            <w:right w:val="single" w:color="auto" w:sz="4" w:space="0"/>
+            <w:insideH w:val="single" w:color="auto" w:sz="4" w:space="0"/>
+            <w:insideV w:val="single" w:color="auto" w:sz="4" w:space="0"/>
+          </w:tblBorders>
+          <w:tblCellMar>
+            <w:top w:w="0" w:type="dxa"/>
+            <w:left w:w="108" w:type="dxa"/>
+            <w:bottom w:w="0" w:type="dxa"/>
+            <w:right w:w="108" w:type="dxa"/>
+          </w:tblCellMar>
+        </w:tblPrEx>
+        <w:trPr>
+          <w:trHeight w:val="1021" w:hRule="atLeast"/>
+          <w:jc w:val="center"/>
+        </w:trPr>
+        <w:tc>
+          <w:tcPr>
+            <w:tcW w:w="1676" w:type="dxa"/>
+            <w:noWrap w:val="0"/>
+            <w:vAlign w:val="bottom"/>
+          </w:tcPr>
+          <w:p>
+            <w:pPr>
+              <w:spacing w:before="100" w:beforeAutospacing="1" w:after="100" w:afterAutospacing="1"/>
+              <w:jc w:val="center"/>
+              <w:rPr>
+                <w:rFonts w:hint="eastAsia" w:ascii="宋体" w:hAnsi="宋体"/>
+                <w:b/>
+                <w:sz w:val="30"/>
+                <w:szCs w:val="30"/>
+              </w:rPr>
+            </w:pPr>
+            <w:r>
+              <w:rPr>
+                <w:rFonts w:hint="eastAsia" w:ascii="宋体" w:hAnsi="宋体"/>
+                <w:b/>
+                <w:bCs/>
+                <w:sz w:val="30"/>
+                <w:szCs w:val="30"/>
+              </w:rPr>
+              <w:t>班</w:t>
+            </w:r>
+            <w:r>
+              <w:rPr>
+                <w:rFonts w:ascii="宋体" w:hAnsi="宋体"/>
+                <w:b/>
+                <w:bCs/>
+                <w:sz w:val="30"/>
+                <w:szCs w:val="30"/>
+              </w:rPr>
+              <w:t xml:space="preserve">    </w:t>
+            </w:r>
+            <w:r>
+              <w:rPr>
+                <w:rFonts w:hint="eastAsia" w:ascii="宋体" w:hAnsi="宋体"/>
+                <w:b/>
+                <w:bCs/>
+                <w:sz w:val="30"/>
+                <w:szCs w:val="30"/>
+              </w:rPr>
+              <w:t>级</w:t>
+            </w:r>
+          </w:p>
+        </w:tc>
+        <w:tc>
+          <w:tcPr>
+            <w:tcW w:w="5250" w:type="dxa"/>
+            <w:noWrap w:val="0"/>
+            <w:vAlign w:val="bottom"/>
+          </w:tcPr>
+          <w:p>
+            <w:pPr>
+              <w:spacing w:before="100" w:beforeAutospacing="1" w:after="100" w:afterAutospacing="1"/>
+              <w:jc w:val="center"/>
+              <w:rPr>
+                <w:rFonts w:hint="default" w:ascii="楷体_GB2312" w:eastAsia="楷体_GB2312"/>
+                <w:sz w:val="30"/>
+                <w:szCs w:val="30"/>
+                <w:lang w:val="en-US" w:eastAsia="zh-CN"/>
+              </w:rPr>
+            </w:pPr>
+            <w:r>
+              <w:rPr>
+                <w:rFonts w:hint="eastAsia" w:ascii="楷体_GB2312" w:eastAsia="楷体_GB2312"/>
+                <w:sz w:val="30"/>
+                <w:szCs w:val="30"/>
+                <w:lang w:val="en-US" w:eastAsia="zh-CN"/>
+              </w:rPr>
+              <w:t>22052319</w:t>
+            </w:r>
+          </w:p>
+        </w:tc>
+      </w:tr>
+      <w:tr>
+        <w:tblPrEx>
+          <w:tblBorders>
+            <w:top w:val="single" w:color="auto" w:sz="4" w:space="0"/>
+            <w:left w:val="single" w:color="auto" w:sz="4" w:space="0"/>
+            <w:bottom w:val="single" w:color="auto" w:sz="4" w:space="0"/>
+            <w:right w:val="single" w:color="auto" w:sz="4" w:space="0"/>
+            <w:insideH w:val="single" w:color="auto" w:sz="4" w:space="0"/>
+            <w:insideV w:val="single" w:color="auto" w:sz="4" w:space="0"/>
+          </w:tblBorders>
+          <w:tblCellMar>
+            <w:top w:w="0" w:type="dxa"/>
+            <w:left w:w="108" w:type="dxa"/>
+            <w:bottom w:w="0" w:type="dxa"/>
+            <w:right w:w="108" w:type="dxa"/>
+          </w:tblCellMar>
+        </w:tblPrEx>
+        <w:trPr>
+          <w:trHeight w:val="1021" w:hRule="atLeast"/>
+          <w:jc w:val="center"/>
+        </w:trPr>
+        <w:tc>
+          <w:tcPr>
+            <w:tcW w:w="1676" w:type="dxa"/>
+            <w:noWrap w:val="0"/>
+            <w:vAlign w:val="bottom"/>
+          </w:tcPr>
+          <w:p>
+            <w:pPr>
+              <w:spacing w:before="100" w:beforeAutospacing="1" w:after="100" w:afterAutospacing="1"/>
+              <w:jc w:val="center"/>
+              <w:rPr>
+                <w:rFonts w:hint="eastAsia" w:ascii="宋体" w:hAnsi="宋体"/>
+                <w:b/>
+                <w:sz w:val="30"/>
+                <w:szCs w:val="30"/>
+              </w:rPr>
+            </w:pPr>
+            <w:r>
+              <w:rPr>
+                <w:rFonts w:hint="eastAsia" w:ascii="宋体" w:hAnsi="宋体"/>
+                <w:b/>
+                <w:bCs/>
+                <w:sz w:val="30"/>
+                <w:szCs w:val="30"/>
+              </w:rPr>
+              <w:t>学</w:t>
+            </w:r>
+            <w:r>
+              <w:rPr>
+                <w:rFonts w:ascii="宋体" w:hAnsi="宋体"/>
+                <w:b/>
+                <w:bCs/>
+                <w:sz w:val="30"/>
+                <w:szCs w:val="30"/>
+              </w:rPr>
+              <w:t xml:space="preserve">    </w:t>
+            </w:r>
+            <w:r>
+              <w:rPr>
+                <w:rFonts w:hint="eastAsia" w:ascii="宋体" w:hAnsi="宋体"/>
+                <w:b/>
+                <w:bCs/>
+                <w:sz w:val="30"/>
+                <w:szCs w:val="30"/>
+              </w:rPr>
+              <w:t>号</w:t>
+            </w:r>
+          </w:p>
+        </w:tc>
+        <w:tc>
+          <w:tcPr>
+            <w:tcW w:w="5250" w:type="dxa"/>
+            <w:noWrap w:val="0"/>
+            <w:vAlign w:val="bottom"/>
+          </w:tcPr>
+          <w:p>
+            <w:pPr>
+              <w:spacing w:before="100" w:beforeAutospacing="1" w:after="100" w:afterAutospacing="1"/>
+              <w:jc w:val="center"/>
+              <w:rPr>
+                <w:rFonts w:hint="default" w:ascii="楷体_GB2312" w:eastAsia="楷体_GB2312"/>
+                <w:sz w:val="30"/>
+                <w:szCs w:val="30"/>
+                <w:lang w:val="en-US" w:eastAsia="zh-CN"/>
+              </w:rPr>
+            </w:pPr>
+            <w:r>
+              <w:rPr>
+                <w:rFonts w:hint="eastAsia" w:ascii="楷体_GB2312" w:eastAsia="楷体_GB2312"/>
+                <w:sz w:val="30"/>
+                <w:szCs w:val="30"/>
+                <w:lang w:val="en-US" w:eastAsia="zh-CN"/>
+              </w:rPr>
+              <w:t>22050917</w:t>
+            </w:r>
+          </w:p>
+        </w:tc>
+      </w:tr>
+      <w:tr>
+        <w:tblPrEx>
+          <w:tblBorders>
+            <w:top w:val="single" w:color="auto" w:sz="4" w:space="0"/>
+            <w:left w:val="single" w:color="auto" w:sz="4" w:space="0"/>
+            <w:bottom w:val="single" w:color="auto" w:sz="4" w:space="0"/>
+            <w:right w:val="single" w:color="auto" w:sz="4" w:space="0"/>
+            <w:insideH w:val="single" w:color="auto" w:sz="4" w:space="0"/>
+            <w:insideV w:val="single" w:color="auto" w:sz="4" w:space="0"/>
+          </w:tblBorders>
+          <w:tblCellMar>
+            <w:top w:w="0" w:type="dxa"/>
+            <w:left w:w="108" w:type="dxa"/>
+            <w:bottom w:w="0" w:type="dxa"/>
+            <w:right w:w="108" w:type="dxa"/>
+          </w:tblCellMar>
+        </w:tblPrEx>
+        <w:trPr>
+          <w:trHeight w:val="1021" w:hRule="atLeast"/>
+          <w:jc w:val="center"/>
+        </w:trPr>
+        <w:tc>
+          <w:tcPr>
+            <w:tcW w:w="1676" w:type="dxa"/>
+            <w:noWrap w:val="0"/>
+            <w:vAlign w:val="bottom"/>
+          </w:tcPr>
+          <w:p>
+            <w:pPr>
+              <w:spacing w:before="100" w:beforeAutospacing="1" w:after="100" w:afterAutospacing="1"/>
+              <w:jc w:val="center"/>
+              <w:rPr>
+                <w:rFonts w:hint="eastAsia" w:ascii="宋体" w:hAnsi="宋体"/>
+                <w:b/>
+                <w:sz w:val="30"/>
+                <w:szCs w:val="30"/>
+              </w:rPr>
+            </w:pPr>
+            <w:r>
+              <w:rPr>
+                <w:rFonts w:hint="eastAsia" w:ascii="宋体" w:hAnsi="宋体"/>
+                <w:b/>
+                <w:bCs/>
+                <w:sz w:val="30"/>
+                <w:szCs w:val="30"/>
+              </w:rPr>
+              <w:t>学生姓名</w:t>
+            </w:r>
+          </w:p>
+        </w:tc>
+        <w:tc>
+          <w:tcPr>
+            <w:tcW w:w="5250" w:type="dxa"/>
+            <w:noWrap w:val="0"/>
+            <w:vAlign w:val="bottom"/>
+          </w:tcPr>
+          <w:p>
+            <w:pPr>
+              <w:spacing w:before="100" w:beforeAutospacing="1" w:after="100" w:afterAutospacing="1"/>
+              <w:jc w:val="center"/>
+              <w:rPr>
+                <w:rFonts w:hint="eastAsia" w:ascii="楷体_GB2312" w:eastAsia="楷体_GB2312"/>
+                <w:sz w:val="30"/>
+                <w:szCs w:val="30"/>
+                <w:lang w:val="en-US" w:eastAsia="zh-CN"/>
+              </w:rPr>
+            </w:pPr>
+            <w:r>
+              <w:rPr>
+                <w:rFonts w:hint="eastAsia" w:ascii="楷体_GB2312" w:eastAsia="楷体_GB2312"/>
+                <w:sz w:val="30"/>
+                <w:szCs w:val="30"/>
+                <w:lang w:val="en-US" w:eastAsia="zh-CN"/>
+              </w:rPr>
+              <w:t>侯瑞俊</w:t>
+            </w:r>
+          </w:p>
+        </w:tc>
+      </w:tr>
+      <w:tr>
+        <w:tblPrEx>
+          <w:tblBorders>
+            <w:top w:val="single" w:color="auto" w:sz="4" w:space="0"/>
+            <w:left w:val="single" w:color="auto" w:sz="4" w:space="0"/>
+            <w:bottom w:val="single" w:color="auto" w:sz="4" w:space="0"/>
+            <w:right w:val="single" w:color="auto" w:sz="4" w:space="0"/>
+            <w:insideH w:val="single" w:color="auto" w:sz="4" w:space="0"/>
+            <w:insideV w:val="single" w:color="auto" w:sz="4" w:space="0"/>
+          </w:tblBorders>
+          <w:tblCellMar>
+            <w:top w:w="0" w:type="dxa"/>
+            <w:left w:w="108" w:type="dxa"/>
+            <w:bottom w:w="0" w:type="dxa"/>
+            <w:right w:w="108" w:type="dxa"/>
+          </w:tblCellMar>
+        </w:tblPrEx>
+        <w:trPr>
+          <w:trHeight w:val="1021" w:hRule="atLeast"/>
+          <w:jc w:val="center"/>
+        </w:trPr>
+        <w:tc>
+          <w:tcPr>
+            <w:tcW w:w="1676" w:type="dxa"/>
+            <w:noWrap w:val="0"/>
+            <w:vAlign w:val="bottom"/>
+          </w:tcPr>
+          <w:p>
+            <w:pPr>
+              <w:spacing w:before="100" w:beforeAutospacing="1" w:after="100" w:afterAutospacing="1"/>
+              <w:jc w:val="center"/>
+              <w:rPr>
+                <w:rFonts w:hint="eastAsia" w:ascii="宋体" w:hAnsi="宋体"/>
+                <w:b/>
+                <w:sz w:val="30"/>
+                <w:szCs w:val="30"/>
+              </w:rPr>
+            </w:pPr>
+            <w:r>
+              <w:rPr>
+                <w:rFonts w:hint="eastAsia" w:ascii="宋体" w:hAnsi="宋体"/>
+                <w:b/>
+                <w:bCs/>
+                <w:sz w:val="30"/>
+                <w:szCs w:val="30"/>
+              </w:rPr>
+              <w:t>指导教师</w:t>
+            </w:r>
+          </w:p>
+        </w:tc>
+        <w:tc>
+          <w:tcPr>
+            <w:tcW w:w="5250" w:type="dxa"/>
+            <w:noWrap w:val="0"/>
+            <w:vAlign w:val="bottom"/>
+          </w:tcPr>
+          <w:p>
+            <w:pPr>
+              <w:spacing w:before="100" w:beforeAutospacing="1" w:after="100" w:afterAutospacing="1"/>
+              <w:jc w:val="center"/>
+              <w:rPr>
+                <w:rFonts w:hint="default" w:ascii="楷体_GB2312" w:eastAsia="楷体_GB2312"/>
+                <w:sz w:val="30"/>
+                <w:szCs w:val="30"/>
+                <w:lang w:val="en-US" w:eastAsia="zh-CN"/>
+              </w:rPr>
+            </w:pPr>
+            <w:r>
+              <w:rPr>
+                <w:rFonts w:hint="eastAsia" w:ascii="楷体_GB2312" w:eastAsia="楷体_GB2312"/>
+                <w:sz w:val="30"/>
+                <w:szCs w:val="30"/>
+                <w:lang w:val="en-US" w:eastAsia="zh-CN"/>
+              </w:rPr>
+              <w:t>涂利明</w:t>
+            </w:r>
+          </w:p>
+        </w:tc>
+      </w:tr>
+      <w:tr>
+        <w:tblPrEx>
+          <w:tblBorders>
+            <w:top w:val="single" w:color="auto" w:sz="4" w:space="0"/>
+            <w:left w:val="single" w:color="auto" w:sz="4" w:space="0"/>
+            <w:bottom w:val="single" w:color="auto" w:sz="4" w:space="0"/>
+            <w:right w:val="single" w:color="auto" w:sz="4" w:space="0"/>
+            <w:insideH w:val="single" w:color="auto" w:sz="4" w:space="0"/>
+            <w:insideV w:val="single" w:color="auto" w:sz="4" w:space="0"/>
+          </w:tblBorders>
+          <w:tblCellMar>
+            <w:top w:w="0" w:type="dxa"/>
+            <w:left w:w="108" w:type="dxa"/>
+            <w:bottom w:w="0" w:type="dxa"/>
+            <w:right w:w="108" w:type="dxa"/>
+          </w:tblCellMar>
+        </w:tblPrEx>
+        <w:trPr>
+          <w:trHeight w:val="1021" w:hRule="atLeast"/>
+          <w:jc w:val="center"/>
+        </w:trPr>
+        <w:tc>
+          <w:tcPr>
+            <w:tcW w:w="1676" w:type="dxa"/>
+            <w:noWrap w:val="0"/>
+            <w:vAlign w:val="bottom"/>
+          </w:tcPr>
+          <w:p>
+            <w:pPr>
+              <w:spacing w:before="100" w:beforeAutospacing="1" w:after="100" w:afterAutospacing="1"/>
+              <w:jc w:val="center"/>
+              <w:rPr>
+                <w:rFonts w:hint="eastAsia" w:ascii="宋体" w:hAnsi="宋体"/>
+                <w:b/>
+                <w:bCs/>
+                <w:sz w:val="30"/>
+                <w:szCs w:val="30"/>
+              </w:rPr>
+            </w:pPr>
+            <w:r>
+              <w:rPr>
+                <w:rFonts w:hint="eastAsia" w:ascii="宋体" w:hAnsi="宋体"/>
+                <w:b/>
+                <w:bCs/>
+                <w:sz w:val="30"/>
+                <w:szCs w:val="30"/>
+              </w:rPr>
+              <w:t>完成日期</w:t>
+            </w:r>
+          </w:p>
+        </w:tc>
+        <w:tc>
+          <w:tcPr>
+            <w:tcW w:w="5250" w:type="dxa"/>
+            <w:noWrap w:val="0"/>
+            <w:vAlign w:val="bottom"/>
+          </w:tcPr>
+          <w:p>
+            <w:pPr>
+              <w:spacing w:before="100" w:beforeAutospacing="1" w:after="100" w:afterAutospacing="1"/>
+              <w:jc w:val="center"/>
+              <w:rPr>
+                <w:rFonts w:hint="eastAsia" w:ascii="楷体_GB2312" w:eastAsia="楷体_GB2312"/>
+                <w:sz w:val="30"/>
+                <w:szCs w:val="30"/>
+              </w:rPr>
+            </w:pPr>
+            <w:r>
+              <w:rPr>
+                <w:rFonts w:hint="eastAsia" w:ascii="楷体_GB2312" w:eastAsia="楷体_GB2312"/>
+                <w:sz w:val="30"/>
+                <w:szCs w:val="30"/>
+              </w:rPr>
+              <w:t>2025年</w:t>
+            </w:r>
+            <w:r>
+              <w:rPr>
+                <w:rFonts w:ascii="楷体_GB2312" w:eastAsia="楷体_GB2312"/>
+                <w:sz w:val="30"/>
+                <w:szCs w:val="30"/>
+              </w:rPr>
+              <w:t>6</w:t>
+            </w:r>
+            <w:r>
+              <w:rPr>
+                <w:rFonts w:hint="eastAsia" w:ascii="楷体_GB2312" w:eastAsia="楷体_GB2312"/>
+                <w:sz w:val="30"/>
+                <w:szCs w:val="30"/>
+              </w:rPr>
+              <w:t>月</w:t>
+            </w:r>
+          </w:p>
+        </w:tc>
+      </w:tr>
+    </w:tbl>
+    <w:p>
+      <w:pPr>
+        <w:jc w:val="both"/>
+        <w:rPr>
+          <w:rFonts w:hint="eastAsia" w:ascii="黑体" w:eastAsia="黑体"/>
+          <w:b/>
+          <w:bCs/>
+          <w:sz w:val="36"/>
+          <w:szCs w:val="36"/>
+        </w:rPr>
+      </w:pPr>
+      <w:r>
+        <w:br w:type="page"/>
+      </w:r>
+    </w:p>
+    <w:p>
+      <w:pPr>
+        <w:jc w:val="center"/>
+        <w:rPr>
+          <w:rFonts w:hint="eastAsia" w:ascii="黑体" w:eastAsia="黑体"/>
+          <w:b/>
+          <w:bCs/>
+          <w:sz w:val="36"/>
+          <w:szCs w:val="36"/>
+        </w:rPr>
+      </w:pPr>
+    </w:p>
+    <w:p>
+      <w:pPr>
+        <w:jc w:val="center"/>
+        <w:rPr>
+          <w:rFonts w:hint="eastAsia" w:ascii="黑体" w:eastAsia="黑体"/>
+          <w:b/>
+          <w:bCs/>
+          <w:sz w:val="36"/>
+          <w:szCs w:val="36"/>
+        </w:rPr>
+      </w:pPr>
+    </w:p>
+    <w:p>
+      <w:pPr>
+        <w:jc w:val="center"/>
+        <w:rPr>
+          <w:rFonts w:hint="eastAsia" w:ascii="黑体" w:eastAsia="黑体"/>
+          <w:b/>
+          <w:bCs/>
+          <w:sz w:val="36"/>
+          <w:szCs w:val="36"/>
+        </w:rPr>
+      </w:pPr>
+    </w:p>
+    <w:p>
+      <w:pPr>
+        <w:jc w:val="center"/>
+        <w:outlineLvl w:val="9"/>
+        <w:rPr>
+          <w:rFonts w:hint="eastAsia" w:ascii="黑体" w:eastAsia="黑体"/>
+          <w:b/>
+          <w:bCs/>
+          <w:sz w:val="36"/>
+          <w:szCs w:val="36"/>
+        </w:rPr>
+      </w:pPr>
+      <w:r>
+        <w:rPr>
+          <w:rFonts w:hint="eastAsia" w:ascii="黑体" w:eastAsia="黑体"/>
+          <w:b/>
+          <w:bCs/>
+          <w:sz w:val="36"/>
+          <w:szCs w:val="36"/>
+        </w:rPr>
+        <w:t>诚 信 承 诺</w:t>
+      </w:r>
+    </w:p>
+    <w:p>
+      <w:pPr>
+        <w:jc w:val="center"/>
+        <w:rPr>
+          <w:rFonts w:hint="eastAsia" w:ascii="黑体" w:eastAsia="黑体"/>
+          <w:b/>
+          <w:bCs/>
+          <w:sz w:val="36"/>
+          <w:szCs w:val="36"/>
+        </w:rPr>
+      </w:pPr>
+    </w:p>
+    <w:p>
+      <w:pPr>
+        <w:snapToGrid w:val="0"/>
+        <w:spacing w:line="700" w:lineRule="exact"/>
+        <w:ind w:firstLine="560" w:firstLineChars="200"/>
+        <w:rPr>
+          <w:rFonts w:hint="eastAsia" w:ascii="宋体" w:hAnsi="宋体"/>
+          <w:b/>
+          <w:bCs/>
+          <w:sz w:val="28"/>
+          <w:szCs w:val="28"/>
+        </w:rPr>
+      </w:pPr>
+      <w:r>
+        <w:rPr>
+          <w:rFonts w:hint="eastAsia" w:ascii="宋体" w:hAnsi="宋体"/>
+          <w:bCs/>
+          <w:sz w:val="28"/>
+          <w:szCs w:val="28"/>
+        </w:rPr>
+        <w:t>我谨在此承诺：本人所写的毕业论文《基于 AI 的高校学生学习助手系统设计与实现》均系本人独立完成，没有抄袭行为，凡涉及其他作者的观点和材料，均作了注释，若有不实，后果由本人承担。</w:t>
+      </w:r>
+    </w:p>
+    <w:p>
+      <w:pPr>
+        <w:spacing w:line="700" w:lineRule="exact"/>
+        <w:ind w:right="640"/>
+        <w:jc w:val="center"/>
+        <w:rPr>
+          <w:rFonts w:hint="eastAsia" w:ascii="黑体" w:eastAsia="黑体"/>
+          <w:b/>
+          <w:bCs/>
+          <w:sz w:val="36"/>
+          <w:szCs w:val="36"/>
+        </w:rPr>
+      </w:pPr>
+      <w:r>
+        <w:rPr>
+          <w:rFonts w:hint="eastAsia" w:ascii="黑体" w:eastAsia="黑体"/>
+          <w:b/>
+          <w:bCs/>
+          <w:sz w:val="44"/>
+          <w:szCs w:val="44"/>
+        </w:rPr>
+        <w:t xml:space="preserve"> </w:t>
+      </w:r>
+      <w:r>
+        <w:rPr>
+          <w:rFonts w:hint="eastAsia" w:ascii="黑体" w:eastAsia="黑体"/>
+          <w:b/>
+          <w:bCs/>
+          <w:sz w:val="36"/>
+          <w:szCs w:val="36"/>
+        </w:rPr>
+        <w:t xml:space="preserve"> </w:t>
+      </w:r>
+    </w:p>
+    <w:p>
+      <w:pPr>
+        <w:spacing w:line="700" w:lineRule="exact"/>
+        <w:ind w:right="640"/>
+        <w:jc w:val="center"/>
+        <w:rPr>
+          <w:rFonts w:hint="eastAsia" w:ascii="黑体" w:hAnsi="宋体" w:eastAsia="黑体"/>
+          <w:b/>
+          <w:bCs/>
+          <w:sz w:val="30"/>
+          <w:szCs w:val="30"/>
+        </w:rPr>
+      </w:pPr>
+      <w:r>
+        <w:rPr>
+          <w:rFonts w:hint="eastAsia" w:ascii="黑体" w:eastAsia="黑体"/>
+          <w:b/>
+          <w:bCs/>
+          <w:sz w:val="36"/>
+          <w:szCs w:val="36"/>
+        </w:rPr>
+        <w:t xml:space="preserve">              </w:t>
+      </w:r>
+      <w:r>
+        <w:rPr>
+          <w:rFonts w:hint="eastAsia" w:ascii="黑体" w:hAnsi="宋体" w:eastAsia="黑体"/>
+          <w:b/>
+          <w:bCs/>
+          <w:sz w:val="30"/>
+          <w:szCs w:val="30"/>
+        </w:rPr>
+        <w:t xml:space="preserve">  承诺人（签名）：       </w:t>
+      </w:r>
+    </w:p>
+    <w:p>
+      <w:pPr>
+        <w:spacing w:line="700" w:lineRule="exact"/>
+        <w:ind w:right="640"/>
+        <w:jc w:val="center"/>
+        <w:rPr>
+          <w:rFonts w:hint="eastAsia" w:ascii="黑体" w:hAnsi="宋体" w:eastAsia="黑体"/>
+          <w:b/>
+          <w:bCs/>
+          <w:sz w:val="30"/>
+          <w:szCs w:val="30"/>
+        </w:rPr>
+      </w:pPr>
+      <w:r>
+        <w:rPr>
+          <w:rFonts w:hint="eastAsia" w:ascii="黑体" w:hAnsi="宋体" w:eastAsia="黑体"/>
+          <w:b/>
+          <w:bCs/>
+          <w:sz w:val="30"/>
+          <w:szCs w:val="30"/>
+        </w:rPr>
+        <w:t xml:space="preserve">                           2025年 5 月 6 日</w:t>
+      </w:r>
+    </w:p>
+    <w:p>
+      <w:pPr>
+        <w:rPr>
+          <w:rFonts w:hint="eastAsia"/>
+        </w:rPr>
+      </w:pPr>
+    </w:p>
+    <w:p>
+      <w:pPr>
+        <w:spacing w:before="0" w:after="480"/>
         <w:ind w:firstLine="0"/>
         <w:jc w:val="center"/>
-      </w:pPr>
-      <w:r>
         <w:rPr>
           <w:rFonts w:ascii="黑体" w:hAnsi="黑体" w:eastAsia="黑体"/>
           <w:color w:val="000000"/>
           <w:sz w:val="32"/>
         </w:rPr>
-        <w:t>基于 AI 的高校学生学习助手系统设计与实现</w:t>
-      </w:r>
+      </w:pPr>
+    </w:p>
+    <w:p>
+      <w:pPr>
+        <w:spacing w:before="0" w:after="480"/>
+        <w:ind w:firstLine="0"/>
+        <w:jc w:val="center"/>
+        <w:rPr>
+          <w:rFonts w:ascii="黑体" w:hAnsi="黑体" w:eastAsia="黑体"/>
+          <w:color w:val="000000"/>
+          <w:sz w:val="32"/>
+        </w:rPr>
+      </w:pPr>
+    </w:p>
+    <w:p>
+      <w:pPr>
+        <w:spacing w:before="0" w:after="480"/>
+        <w:ind w:firstLine="0"/>
+        <w:jc w:val="center"/>
+        <w:rPr>
+          <w:rFonts w:ascii="黑体" w:hAnsi="黑体" w:eastAsia="黑体"/>
+          <w:color w:val="000000"/>
+          <w:sz w:val="32"/>
+        </w:rPr>
+      </w:pPr>
+    </w:p>
+    <w:p>
+      <w:pPr>
+        <w:spacing w:before="0" w:after="480"/>
+        <w:ind w:firstLine="0"/>
+        <w:jc w:val="center"/>
+        <w:rPr>
+          <w:rFonts w:ascii="黑体" w:hAnsi="黑体" w:eastAsia="黑体"/>
+          <w:color w:val="000000"/>
+          <w:sz w:val="32"/>
+        </w:rPr>
+      </w:pPr>
+    </w:p>
+    <w:p>
+      <w:pPr>
+        <w:spacing w:before="0" w:after="480"/>
+        <w:ind w:firstLine="0"/>
+        <w:jc w:val="center"/>
+        <w:rPr>
+          <w:rFonts w:ascii="黑体" w:hAnsi="黑体" w:eastAsia="黑体"/>
+          <w:color w:val="000000"/>
+          <w:sz w:val="32"/>
+        </w:rPr>
+      </w:pPr>
     </w:p>
     <w:p>
       <w:r>
         <w:br w:type="page"/>
       </w:r>
     </w:p>
+    <w:p>
+      <w:pPr>
+        <w:spacing w:before="480" w:after="480" w:line="240" w:lineRule="auto"/>
+        <w:ind w:firstLine="0" w:firstLineChars="0"/>
+        <w:jc w:val="center"/>
+        <w:outlineLvl w:val="0"/>
+      </w:pPr>
+      <w:bookmarkStart w:id="1" w:name="_Toc6417"/>
+      <w:r>
+        <w:rPr>
+          <w:rFonts w:ascii="黑体" w:hAnsi="黑体" w:eastAsia="黑体"/>
+          <w:b w:val="0"/>
+          <w:color w:val="000000"/>
+          <w:sz w:val="32"/>
+        </w:rPr>
+        <w:t>摘 要</w:t>
+      </w:r>
+      <w:bookmarkEnd w:id="1"/>
+    </w:p>
+    <w:p>
+      <w:pPr>
+        <w:spacing w:before="0" w:after="0" w:line="400" w:lineRule="exact"/>
+        <w:ind w:firstLine="480"/>
+        <w:jc w:val="both"/>
+      </w:pPr>
+      <w:r>
+        <w:rPr>
+          <w:rFonts w:ascii="Times New Roman" w:hAnsi="Times New Roman" w:eastAsia="宋体"/>
+          <w:color w:val="000000"/>
+          <w:sz w:val="24"/>
+        </w:rPr>
+        <w:t>高校 C/C++ 程序设计课程具有“概念抽象、错误类型复杂、反馈周期长”的典型特点。学生在课后练习中通常只能获得评测机的通过状态或报错信息，难以得到针对编码规范、资源管理与解题思路的文字反馈；进入求职阶段后，技术面试又要求在限定时间内完成口头阐述与现场编码，传统教材与录播资源难以覆盖这种高频互动训练。</w:t>
+      </w:r>
+    </w:p>
+    <w:p>
+      <w:pPr>
+        <w:spacing w:before="0" w:after="0" w:line="400" w:lineRule="exact"/>
+        <w:ind w:firstLine="480"/>
+        <w:jc w:val="both"/>
+      </w:pPr>
+      <w:r>
+        <w:rPr>
+          <w:rFonts w:ascii="Times New Roman" w:hAnsi="Times New Roman" w:eastAsia="宋体"/>
+          <w:color w:val="000000"/>
+          <w:sz w:val="24"/>
+        </w:rPr>
+        <w:t>针对上述问题，本文实现了面向高校学生的 Web 学习助手原型系统 MallocMentor。系统采用 Next.js 与 PostgreSQL 构建统一业务闭环，将代码练习、远程沙盒执行、AI 代码审查、知识问答和模拟面试纳入同一账户与数据体系。面试与知识助手采用 SSE 流式交互；代码审查与学习路径推荐采用结构化非流式返回，并将评审结果映射为综合分与六维能力分。画像更新采用加权移动平均策略；当外部 Bot 未配置或调用异常时，系统自动回退到本地 Mock 或规则推荐，保证核心学习流程可持续。</w:t>
+      </w:r>
+    </w:p>
+    <w:p>
+      <w:pPr>
+        <w:spacing w:before="0" w:after="0" w:line="400" w:lineRule="exact"/>
+        <w:ind w:firstLine="480"/>
+        <w:jc w:val="both"/>
+      </w:pPr>
+      <w:r>
+        <w:rPr>
+          <w:rFonts w:ascii="Times New Roman" w:hAnsi="Times New Roman" w:eastAsia="宋体"/>
+          <w:color w:val="000000"/>
+          <w:sz w:val="24"/>
+        </w:rPr>
+        <w:t>在本地测试环境下，本文对注册登录、代码运行与提交、能力雷达更新、流式会话、知识问答、推荐降级等主流程进行了可重复验证，并记录了外部沙盒与模型首包延迟的性能现象。测试结果显示，在依赖服务可用且配置正确的条件下，系统可稳定完成预期功能；在部分外部服务不可用时，降级策略可维持关键页面与核心业务可用。</w:t>
+      </w:r>
+    </w:p>
+    <w:p>
+      <w:pPr>
+        <w:spacing w:before="0" w:after="0" w:line="400" w:lineRule="exact"/>
+        <w:ind w:firstLine="480"/>
+        <w:jc w:val="both"/>
+      </w:pPr>
+      <w:r>
+        <w:rPr>
+          <w:rFonts w:ascii="Times New Roman" w:hAnsi="Times New Roman" w:eastAsia="宋体"/>
+          <w:color w:val="000000"/>
+          <w:sz w:val="24"/>
+        </w:rPr>
+        <w:t>本文将工作重心放在教学软件工程集成：通过统一接口契约、容错链路与可观测日志，将 AI 输出转化为可追踪的过程数据。系统同时明确教学边界：AI 反馈用于形成性学习支持，课程成绩认定仍由教师与教务制度负责。该实现可为后续接入校本题库、校内判题服务与本地化模型网关提供工程基础。</w:t>
+      </w:r>
+    </w:p>
+    <w:p>
+      <w:pPr>
+        <w:spacing w:before="0" w:after="0" w:line="400" w:lineRule="exact"/>
+        <w:ind w:firstLine="0"/>
+        <w:jc w:val="left"/>
+      </w:pPr>
+      <w:r>
+        <w:rPr>
+          <w:rFonts w:ascii="黑体" w:hAnsi="黑体" w:eastAsia="黑体"/>
+          <w:color w:val="000000"/>
+          <w:sz w:val="24"/>
+        </w:rPr>
+        <w:t>关键词：</w:t>
+      </w:r>
+      <w:r>
+        <w:rPr>
+          <w:rFonts w:ascii="Times New Roman" w:hAnsi="Times New Roman" w:eastAsia="宋体"/>
+          <w:color w:val="000000"/>
+          <w:sz w:val="24"/>
+        </w:rPr>
+        <w:t>大语言模型；编程教育；Next.js；Coze；智能体平台；在线评测；服务器推送事件；代码沙盒；能力评估；形成性评价；检索增强生成</w:t>
+      </w:r>
+    </w:p>
+    <w:p>
+      <w:r>
+        <w:br w:type="page"/>
+      </w:r>
+    </w:p>
+    <w:p>
+      <w:pPr>
+        <w:spacing w:before="480" w:after="480" w:line="240" w:lineRule="auto"/>
+        <w:ind w:firstLine="0" w:firstLineChars="0"/>
+        <w:jc w:val="center"/>
+        <w:outlineLvl w:val="0"/>
+      </w:pPr>
+      <w:bookmarkStart w:id="2" w:name="_Toc20179"/>
+      <w:r>
+        <w:rPr>
+          <w:rFonts w:ascii="Times New Roman" w:hAnsi="Times New Roman" w:eastAsia="Times New Roman"/>
+          <w:b/>
+          <w:color w:val="000000"/>
+          <w:sz w:val="32"/>
+        </w:rPr>
+        <w:t>ABSTRACT</w:t>
+      </w:r>
+      <w:bookmarkEnd w:id="2"/>
+    </w:p>
+    <w:p>
+      <w:pPr>
+        <w:spacing w:before="0" w:after="0" w:line="400" w:lineRule="exact"/>
+        <w:ind w:firstLine="480"/>
+        <w:jc w:val="both"/>
+      </w:pPr>
+      <w:r>
+        <w:rPr>
+          <w:rFonts w:ascii="Times New Roman" w:hAnsi="Times New Roman" w:eastAsia="Times New Roman"/>
+          <w:color w:val="000000"/>
+          <w:sz w:val="24"/>
+        </w:rPr>
+        <w:t>Undergraduate C/C++ courses face two practical gaps: limited after-class feedback and insufficient interview-oriented practice. Students usually receive only pass/fail-style judge outputs, while job interviews require real-time explanation and coding under pressure. These gaps motivate an integrated learning system that combines programming practice, textual feedback, and conversational training in a single workflow.</w:t>
+      </w:r>
+    </w:p>
+    <w:p>
+      <w:pPr>
+        <w:spacing w:before="0" w:after="0" w:line="400" w:lineRule="exact"/>
+        <w:ind w:firstLine="480"/>
+        <w:jc w:val="both"/>
+      </w:pPr>
+      <w:r>
+        <w:rPr>
+          <w:rFonts w:ascii="Times New Roman" w:hAnsi="Times New Roman" w:eastAsia="Times New Roman"/>
+          <w:color w:val="000000"/>
+          <w:sz w:val="24"/>
+        </w:rPr>
+        <w:t>This thesis presents MallocMentor, a web-based assistant for C/C++ learners. The system unifies code practice, remote sandbox execution, AI code review, knowledge Q&amp;A, and mock interviews on one account and one data model. Streaming scenarios (interview and knowledge assistant) are implemented with server-side SSE, while code review and learning-path recommendation use structured non-streaming responses. Review outputs are mapped to an overall score and a six-dimensional capability profile, updated with an exponentially weighted moving average. When upstream bots are unavailable, the system switches to local mock replies or rule-based recommendation to preserve core usability.</w:t>
+      </w:r>
+    </w:p>
+    <w:p>
+      <w:pPr>
+        <w:spacing w:before="0" w:after="0" w:line="400" w:lineRule="exact"/>
+        <w:ind w:firstLine="480"/>
+        <w:jc w:val="both"/>
+      </w:pPr>
+      <w:r>
+        <w:rPr>
+          <w:rFonts w:ascii="Times New Roman" w:hAnsi="Times New Roman" w:eastAsia="Times New Roman"/>
+          <w:color w:val="000000"/>
+          <w:sz w:val="24"/>
+        </w:rPr>
+        <w:t>Local tests cover authentication, code execution, submission and grading, radar updates, streaming dialogue, knowledge Q&amp;A, and recommendation fallback. Results show that the prototype works reliably when external dependencies are available and remains functional under partial failure through degradation strategies. The contribution of this work lies in software integration rather than model training: AI outputs are transformed into traceable learning-process data through explicit interface contracts, fault-tolerant pipelines, and auditable logs. For educational governance, AI feedback is positioned as formative support, while final grading remains under instructors and institutional rules.</w:t>
+      </w:r>
+    </w:p>
+    <w:p>
+      <w:pPr>
+        <w:spacing w:before="0" w:after="0" w:line="400" w:lineRule="exact"/>
+        <w:ind w:firstLine="0"/>
+        <w:jc w:val="left"/>
+      </w:pPr>
+      <w:r>
+        <w:rPr>
+          <w:rFonts w:ascii="Times New Roman" w:hAnsi="Times New Roman" w:eastAsia="Times New Roman"/>
+          <w:b/>
+          <w:color w:val="000000"/>
+          <w:sz w:val="24"/>
+        </w:rPr>
+        <w:t>Key words:</w:t>
+      </w:r>
+      <w:r>
+        <w:rPr>
+          <w:rFonts w:ascii="Times New Roman" w:hAnsi="Times New Roman" w:eastAsia="Times New Roman"/>
+          <w:color w:val="000000"/>
+          <w:sz w:val="24"/>
+        </w:rPr>
+        <w:t>large language model; programming education; Next.js; Coze; server-sent events; code sandbox; competency assessment</w:t>
+      </w:r>
+    </w:p>
+    <w:p>
+      <w:pPr>
+        <w:rPr>
+          <w:rFonts w:ascii="黑体" w:hAnsi="黑体" w:eastAsia="黑体"/>
+          <w:b w:val="0"/>
+          <w:color w:val="000000"/>
+          <w:sz w:val="32"/>
+        </w:rPr>
+      </w:pPr>
+      <w:r>
+        <w:br w:type="page"/>
+      </w:r>
+    </w:p>
+    <w:sdt>
+      <w:sdtPr>
+        <w:rPr>
+          <w:rFonts w:hint="eastAsia" w:eastAsia="黑体" w:cs="Times New Roman"/>
+          <w:kern w:val="2"/>
+          <w:sz w:val="32"/>
+          <w:szCs w:val="24"/>
+          <w:lang w:val="en-US" w:eastAsia="en-US"/>
+        </w:rPr>
+        <w:id w:val="147471243"/>
+        <w15:color w:val="DBDBDB"/>
+        <w:docPartObj>
+          <w:docPartGallery w:val="Table of Contents"/>
+          <w:docPartUnique/>
+        </w:docPartObj>
+      </w:sdtPr>
+      <w:sdtEndPr>
+        <w:rPr>
+          <w:rFonts w:ascii="黑体" w:hAnsi="黑体" w:eastAsia="黑体" w:cstheme="minorBidi"/>
+          <w:color w:val="000000"/>
+          <w:sz w:val="24"/>
+          <w:szCs w:val="22"/>
+          <w:lang w:val="en-US" w:eastAsia="en-US" w:bidi="ar-SA"/>
+        </w:rPr>
+      </w:sdtEndPr>
+      <w:sdtContent>
+        <w:p>
+          <w:pPr>
+            <w:widowControl w:val="0"/>
+            <w:spacing w:before="480" w:beforeLines="200" w:after="480" w:afterLines="200" w:line="240" w:lineRule="auto"/>
+            <w:jc w:val="center"/>
+            <w:rPr>
+              <w:rFonts w:hint="eastAsia" w:eastAsia="黑体" w:cs="Times New Roman"/>
+              <w:kern w:val="2"/>
+              <w:sz w:val="32"/>
+              <w:szCs w:val="24"/>
+              <w:lang w:eastAsia="zh-CN"/>
+            </w:rPr>
+          </w:pPr>
+          <w:r>
+            <w:rPr>
+              <w:rFonts w:hint="eastAsia" w:eastAsia="黑体" w:cs="Times New Roman"/>
+              <w:kern w:val="2"/>
+              <w:sz w:val="32"/>
+              <w:szCs w:val="24"/>
+              <w:lang w:eastAsia="zh-CN"/>
+            </w:rPr>
+            <w:t>目录</w:t>
+          </w:r>
+        </w:p>
+        <w:p>
+          <w:pPr>
+            <w:pStyle w:val="28"/>
+            <w:tabs>
+              <w:tab w:val="right" w:leader="dot" w:pos="9071"/>
+            </w:tabs>
+          </w:pPr>
+          <w:r>
+            <w:rPr>
+              <w:rFonts w:ascii="黑体" w:hAnsi="黑体" w:eastAsia="黑体" w:cstheme="minorBidi"/>
+              <w:color w:val="000000"/>
+              <w:sz w:val="24"/>
+              <w:szCs w:val="22"/>
+              <w:lang w:val="en-US" w:eastAsia="en-US" w:bidi="ar-SA"/>
+            </w:rPr>
+            <w:fldChar w:fldCharType="begin"/>
+          </w:r>
+          <w:r>
+            <w:rPr>
+              <w:rFonts w:ascii="黑体" w:hAnsi="黑体" w:eastAsia="黑体" w:cstheme="minorBidi"/>
+              <w:color w:val="000000"/>
+              <w:sz w:val="24"/>
+              <w:szCs w:val="22"/>
+              <w:lang w:val="en-US" w:eastAsia="en-US" w:bidi="ar-SA"/>
+            </w:rPr>
+            <w:instrText xml:space="preserve">TOC \o "1-2" \h \u </w:instrText>
+          </w:r>
+          <w:r>
+            <w:rPr>
+              <w:rFonts w:ascii="黑体" w:hAnsi="黑体" w:eastAsia="黑体" w:cstheme="minorBidi"/>
+              <w:color w:val="000000"/>
+              <w:sz w:val="24"/>
+              <w:szCs w:val="22"/>
+              <w:lang w:val="en-US" w:eastAsia="en-US" w:bidi="ar-SA"/>
+            </w:rPr>
+            <w:fldChar w:fldCharType="separate"/>
+          </w:r>
+        </w:p>
+        <w:p>
+          <w:pPr>
+            <w:pStyle w:val="28"/>
+            <w:tabs>
+              <w:tab w:val="right" w:leader="dot" w:pos="9071"/>
+            </w:tabs>
+          </w:pPr>
+          <w:r>
+            <w:rPr>
+              <w:rFonts w:ascii="黑体" w:hAnsi="黑体" w:eastAsia="黑体" w:cstheme="minorBidi"/>
+              <w:color w:val="000000"/>
+              <w:szCs w:val="22"/>
+              <w:lang w:val="en-US" w:eastAsia="en-US" w:bidi="ar-SA"/>
+            </w:rPr>
+            <w:fldChar w:fldCharType="begin"/>
+          </w:r>
+          <w:r>
+            <w:rPr>
+              <w:rFonts w:ascii="黑体" w:hAnsi="黑体" w:eastAsia="黑体" w:cstheme="minorBidi"/>
+              <w:szCs w:val="22"/>
+              <w:lang w:val="en-US" w:eastAsia="en-US" w:bidi="ar-SA"/>
+            </w:rPr>
+            <w:instrText xml:space="preserve"> HYPERLINK \l _Toc19738 </w:instrText>
+          </w:r>
+          <w:r>
+            <w:rPr>
+              <w:rFonts w:ascii="黑体" w:hAnsi="黑体" w:eastAsia="黑体" w:cstheme="minorBidi"/>
+              <w:szCs w:val="22"/>
+              <w:lang w:val="en-US" w:eastAsia="en-US" w:bidi="ar-SA"/>
+            </w:rPr>
+            <w:fldChar w:fldCharType="separate"/>
+          </w:r>
+          <w:r>
+            <w:rPr>
+              <w:rFonts w:ascii="黑体" w:hAnsi="黑体" w:eastAsia="黑体"/>
+            </w:rPr>
+            <w:t>1 绪论</w:t>
+          </w:r>
+          <w:r>
+            <w:tab/>
+          </w:r>
+          <w:r>
+            <w:fldChar w:fldCharType="begin"/>
+          </w:r>
+          <w:r>
+            <w:instrText xml:space="preserve"> PAGEREF _Toc19738 \h </w:instrText>
+          </w:r>
+          <w:r>
+            <w:fldChar w:fldCharType="separate"/>
+          </w:r>
+          <w:r>
+            <w:t>7</w:t>
+          </w:r>
+          <w:r>
+            <w:fldChar w:fldCharType="end"/>
+          </w:r>
+          <w:r>
+            <w:rPr>
+              <w:rFonts w:ascii="黑体" w:hAnsi="黑体" w:eastAsia="黑体" w:cstheme="minorBidi"/>
+              <w:color w:val="000000"/>
+              <w:szCs w:val="22"/>
+              <w:lang w:val="en-US" w:eastAsia="en-US" w:bidi="ar-SA"/>
+            </w:rPr>
+            <w:fldChar w:fldCharType="end"/>
+          </w:r>
+        </w:p>
+        <w:p>
+          <w:pPr>
+            <w:pStyle w:val="32"/>
+            <w:tabs>
+              <w:tab w:val="right" w:leader="dot" w:pos="9071"/>
+            </w:tabs>
+          </w:pPr>
+          <w:r>
+            <w:rPr>
+              <w:rFonts w:ascii="黑体" w:hAnsi="黑体" w:eastAsia="黑体" w:cstheme="minorBidi"/>
+              <w:color w:val="000000"/>
+              <w:szCs w:val="22"/>
+              <w:lang w:val="en-US" w:eastAsia="en-US" w:bidi="ar-SA"/>
+            </w:rPr>
+            <w:fldChar w:fldCharType="begin"/>
+          </w:r>
+          <w:r>
+            <w:rPr>
+              <w:rFonts w:ascii="黑体" w:hAnsi="黑体" w:eastAsia="黑体" w:cstheme="minorBidi"/>
+              <w:szCs w:val="22"/>
+              <w:lang w:val="en-US" w:eastAsia="en-US" w:bidi="ar-SA"/>
+            </w:rPr>
+            <w:instrText xml:space="preserve"> HYPERLINK \l _Toc15178 </w:instrText>
+          </w:r>
+          <w:r>
+            <w:rPr>
+              <w:rFonts w:ascii="黑体" w:hAnsi="黑体" w:eastAsia="黑体" w:cstheme="minorBidi"/>
+              <w:szCs w:val="22"/>
+              <w:lang w:val="en-US" w:eastAsia="en-US" w:bidi="ar-SA"/>
+            </w:rPr>
+            <w:fldChar w:fldCharType="separate"/>
+          </w:r>
+          <w:r>
+            <w:rPr>
+              <w:rFonts w:ascii="黑体" w:hAnsi="黑体" w:eastAsia="黑体"/>
+            </w:rPr>
+            <w:t>1.1 研究背景与研究意义</w:t>
+          </w:r>
+          <w:r>
+            <w:tab/>
+          </w:r>
+          <w:r>
+            <w:fldChar w:fldCharType="begin"/>
+          </w:r>
+          <w:r>
+            <w:instrText xml:space="preserve"> PAGEREF _Toc15178 \h </w:instrText>
+          </w:r>
+          <w:r>
+            <w:fldChar w:fldCharType="separate"/>
+          </w:r>
+          <w:r>
+            <w:t>7</w:t>
+          </w:r>
+          <w:r>
+            <w:fldChar w:fldCharType="end"/>
+          </w:r>
+          <w:r>
+            <w:rPr>
+              <w:rFonts w:ascii="黑体" w:hAnsi="黑体" w:eastAsia="黑体" w:cstheme="minorBidi"/>
+              <w:color w:val="000000"/>
+              <w:szCs w:val="22"/>
+              <w:lang w:val="en-US" w:eastAsia="en-US" w:bidi="ar-SA"/>
+            </w:rPr>
+            <w:fldChar w:fldCharType="end"/>
+          </w:r>
+        </w:p>
+        <w:p>
+          <w:pPr>
+            <w:pStyle w:val="32"/>
+            <w:tabs>
+              <w:tab w:val="right" w:leader="dot" w:pos="9071"/>
+            </w:tabs>
+          </w:pPr>
+          <w:r>
+            <w:rPr>
+              <w:rFonts w:ascii="黑体" w:hAnsi="黑体" w:eastAsia="黑体" w:cstheme="minorBidi"/>
+              <w:color w:val="000000"/>
+              <w:szCs w:val="22"/>
+              <w:lang w:val="en-US" w:eastAsia="en-US" w:bidi="ar-SA"/>
+            </w:rPr>
+            <w:fldChar w:fldCharType="begin"/>
+          </w:r>
+          <w:r>
+            <w:rPr>
+              <w:rFonts w:ascii="黑体" w:hAnsi="黑体" w:eastAsia="黑体" w:cstheme="minorBidi"/>
+              <w:szCs w:val="22"/>
+              <w:lang w:val="en-US" w:eastAsia="en-US" w:bidi="ar-SA"/>
+            </w:rPr>
+            <w:instrText xml:space="preserve"> HYPERLINK \l _Toc7834 </w:instrText>
+          </w:r>
+          <w:r>
+            <w:rPr>
+              <w:rFonts w:ascii="黑体" w:hAnsi="黑体" w:eastAsia="黑体" w:cstheme="minorBidi"/>
+              <w:szCs w:val="22"/>
+              <w:lang w:val="en-US" w:eastAsia="en-US" w:bidi="ar-SA"/>
+            </w:rPr>
+            <w:fldChar w:fldCharType="separate"/>
+          </w:r>
+          <w:r>
+            <w:rPr>
+              <w:rFonts w:ascii="黑体" w:hAnsi="黑体" w:eastAsia="黑体"/>
+            </w:rPr>
+            <w:t>1.2 国内外研究现状</w:t>
+          </w:r>
+          <w:r>
+            <w:tab/>
+          </w:r>
+          <w:r>
+            <w:fldChar w:fldCharType="begin"/>
+          </w:r>
+          <w:r>
+            <w:instrText xml:space="preserve"> PAGEREF _Toc7834 \h </w:instrText>
+          </w:r>
+          <w:r>
+            <w:fldChar w:fldCharType="separate"/>
+          </w:r>
+          <w:r>
+            <w:t>9</w:t>
+          </w:r>
+          <w:r>
+            <w:fldChar w:fldCharType="end"/>
+          </w:r>
+          <w:r>
+            <w:rPr>
+              <w:rFonts w:ascii="黑体" w:hAnsi="黑体" w:eastAsia="黑体" w:cstheme="minorBidi"/>
+              <w:color w:val="000000"/>
+              <w:szCs w:val="22"/>
+              <w:lang w:val="en-US" w:eastAsia="en-US" w:bidi="ar-SA"/>
+            </w:rPr>
+            <w:fldChar w:fldCharType="end"/>
+          </w:r>
+        </w:p>
+        <w:p>
+          <w:pPr>
+            <w:pStyle w:val="32"/>
+            <w:tabs>
+              <w:tab w:val="right" w:leader="dot" w:pos="9071"/>
+            </w:tabs>
+          </w:pPr>
+          <w:r>
+            <w:rPr>
+              <w:rFonts w:ascii="黑体" w:hAnsi="黑体" w:eastAsia="黑体" w:cstheme="minorBidi"/>
+              <w:color w:val="000000"/>
+              <w:szCs w:val="22"/>
+              <w:lang w:val="en-US" w:eastAsia="en-US" w:bidi="ar-SA"/>
+            </w:rPr>
+            <w:fldChar w:fldCharType="begin"/>
+          </w:r>
+          <w:r>
+            <w:rPr>
+              <w:rFonts w:ascii="黑体" w:hAnsi="黑体" w:eastAsia="黑体" w:cstheme="minorBidi"/>
+              <w:szCs w:val="22"/>
+              <w:lang w:val="en-US" w:eastAsia="en-US" w:bidi="ar-SA"/>
+            </w:rPr>
+            <w:instrText xml:space="preserve"> HYPERLINK \l _Toc28733 </w:instrText>
+          </w:r>
+          <w:r>
+            <w:rPr>
+              <w:rFonts w:ascii="黑体" w:hAnsi="黑体" w:eastAsia="黑体" w:cstheme="minorBidi"/>
+              <w:szCs w:val="22"/>
+              <w:lang w:val="en-US" w:eastAsia="en-US" w:bidi="ar-SA"/>
+            </w:rPr>
+            <w:fldChar w:fldCharType="separate"/>
+          </w:r>
+          <w:r>
+            <w:rPr>
+              <w:rFonts w:ascii="黑体" w:hAnsi="黑体" w:eastAsia="黑体"/>
+            </w:rPr>
+            <w:t>1.3 本文研究内容</w:t>
+          </w:r>
+          <w:r>
+            <w:tab/>
+          </w:r>
+          <w:r>
+            <w:fldChar w:fldCharType="begin"/>
+          </w:r>
+          <w:r>
+            <w:instrText xml:space="preserve"> PAGEREF _Toc28733 \h </w:instrText>
+          </w:r>
+          <w:r>
+            <w:fldChar w:fldCharType="separate"/>
+          </w:r>
+          <w:r>
+            <w:t>10</w:t>
+          </w:r>
+          <w:r>
+            <w:fldChar w:fldCharType="end"/>
+          </w:r>
+          <w:r>
+            <w:rPr>
+              <w:rFonts w:ascii="黑体" w:hAnsi="黑体" w:eastAsia="黑体" w:cstheme="minorBidi"/>
+              <w:color w:val="000000"/>
+              <w:szCs w:val="22"/>
+              <w:lang w:val="en-US" w:eastAsia="en-US" w:bidi="ar-SA"/>
+            </w:rPr>
+            <w:fldChar w:fldCharType="end"/>
+          </w:r>
+        </w:p>
+        <w:p>
+          <w:pPr>
+            <w:pStyle w:val="32"/>
+            <w:tabs>
+              <w:tab w:val="right" w:leader="dot" w:pos="9071"/>
+            </w:tabs>
+          </w:pPr>
+          <w:r>
+            <w:rPr>
+              <w:rFonts w:ascii="黑体" w:hAnsi="黑体" w:eastAsia="黑体" w:cstheme="minorBidi"/>
+              <w:color w:val="000000"/>
+              <w:szCs w:val="22"/>
+              <w:lang w:val="en-US" w:eastAsia="en-US" w:bidi="ar-SA"/>
+            </w:rPr>
+            <w:fldChar w:fldCharType="begin"/>
+          </w:r>
+          <w:r>
+            <w:rPr>
+              <w:rFonts w:ascii="黑体" w:hAnsi="黑体" w:eastAsia="黑体" w:cstheme="minorBidi"/>
+              <w:szCs w:val="22"/>
+              <w:lang w:val="en-US" w:eastAsia="en-US" w:bidi="ar-SA"/>
+            </w:rPr>
+            <w:instrText xml:space="preserve"> HYPERLINK \l _Toc14609 </w:instrText>
+          </w:r>
+          <w:r>
+            <w:rPr>
+              <w:rFonts w:ascii="黑体" w:hAnsi="黑体" w:eastAsia="黑体" w:cstheme="minorBidi"/>
+              <w:szCs w:val="22"/>
+              <w:lang w:val="en-US" w:eastAsia="en-US" w:bidi="ar-SA"/>
+            </w:rPr>
+            <w:fldChar w:fldCharType="separate"/>
+          </w:r>
+          <w:r>
+            <w:rPr>
+              <w:rFonts w:ascii="黑体" w:hAnsi="黑体" w:eastAsia="黑体"/>
+            </w:rPr>
+            <w:t>1.4 论文结构安排</w:t>
+          </w:r>
+          <w:r>
+            <w:tab/>
+          </w:r>
+          <w:r>
+            <w:fldChar w:fldCharType="begin"/>
+          </w:r>
+          <w:r>
+            <w:instrText xml:space="preserve"> PAGEREF _Toc14609 \h </w:instrText>
+          </w:r>
+          <w:r>
+            <w:fldChar w:fldCharType="separate"/>
+          </w:r>
+          <w:r>
+            <w:t>11</w:t>
+          </w:r>
+          <w:r>
+            <w:fldChar w:fldCharType="end"/>
+          </w:r>
+          <w:r>
+            <w:rPr>
+              <w:rFonts w:ascii="黑体" w:hAnsi="黑体" w:eastAsia="黑体" w:cstheme="minorBidi"/>
+              <w:color w:val="000000"/>
+              <w:szCs w:val="22"/>
+              <w:lang w:val="en-US" w:eastAsia="en-US" w:bidi="ar-SA"/>
+            </w:rPr>
+            <w:fldChar w:fldCharType="end"/>
+          </w:r>
+        </w:p>
+        <w:p>
+          <w:pPr>
+            <w:pStyle w:val="28"/>
+            <w:tabs>
+              <w:tab w:val="right" w:leader="dot" w:pos="9071"/>
+            </w:tabs>
+          </w:pPr>
+          <w:r>
+            <w:rPr>
+              <w:rFonts w:ascii="黑体" w:hAnsi="黑体" w:eastAsia="黑体" w:cstheme="minorBidi"/>
+              <w:color w:val="000000"/>
+              <w:szCs w:val="22"/>
+              <w:lang w:val="en-US" w:eastAsia="en-US" w:bidi="ar-SA"/>
+            </w:rPr>
+            <w:fldChar w:fldCharType="begin"/>
+          </w:r>
+          <w:r>
+            <w:rPr>
+              <w:rFonts w:ascii="黑体" w:hAnsi="黑体" w:eastAsia="黑体" w:cstheme="minorBidi"/>
+              <w:szCs w:val="22"/>
+              <w:lang w:val="en-US" w:eastAsia="en-US" w:bidi="ar-SA"/>
+            </w:rPr>
+            <w:instrText xml:space="preserve"> HYPERLINK \l _Toc21520 </w:instrText>
+          </w:r>
+          <w:r>
+            <w:rPr>
+              <w:rFonts w:ascii="黑体" w:hAnsi="黑体" w:eastAsia="黑体" w:cstheme="minorBidi"/>
+              <w:szCs w:val="22"/>
+              <w:lang w:val="en-US" w:eastAsia="en-US" w:bidi="ar-SA"/>
+            </w:rPr>
+            <w:fldChar w:fldCharType="separate"/>
+          </w:r>
+          <w:r>
+            <w:rPr>
+              <w:rFonts w:ascii="黑体" w:hAnsi="黑体" w:eastAsia="黑体"/>
+            </w:rPr>
+            <w:t>2 相关技术与理论基础</w:t>
+          </w:r>
+          <w:r>
+            <w:tab/>
+          </w:r>
+          <w:r>
+            <w:fldChar w:fldCharType="begin"/>
+          </w:r>
+          <w:r>
+            <w:instrText xml:space="preserve"> PAGEREF _Toc21520 \h </w:instrText>
+          </w:r>
+          <w:r>
+            <w:fldChar w:fldCharType="separate"/>
+          </w:r>
+          <w:r>
+            <w:t>12</w:t>
+          </w:r>
+          <w:r>
+            <w:fldChar w:fldCharType="end"/>
+          </w:r>
+          <w:r>
+            <w:rPr>
+              <w:rFonts w:ascii="黑体" w:hAnsi="黑体" w:eastAsia="黑体" w:cstheme="minorBidi"/>
+              <w:color w:val="000000"/>
+              <w:szCs w:val="22"/>
+              <w:lang w:val="en-US" w:eastAsia="en-US" w:bidi="ar-SA"/>
+            </w:rPr>
+            <w:fldChar w:fldCharType="end"/>
+          </w:r>
+        </w:p>
+        <w:p>
+          <w:pPr>
+            <w:pStyle w:val="32"/>
+            <w:tabs>
+              <w:tab w:val="right" w:leader="dot" w:pos="9071"/>
+            </w:tabs>
+          </w:pPr>
+          <w:r>
+            <w:rPr>
+              <w:rFonts w:ascii="黑体" w:hAnsi="黑体" w:eastAsia="黑体" w:cstheme="minorBidi"/>
+              <w:color w:val="000000"/>
+              <w:szCs w:val="22"/>
+              <w:lang w:val="en-US" w:eastAsia="en-US" w:bidi="ar-SA"/>
+            </w:rPr>
+            <w:fldChar w:fldCharType="begin"/>
+          </w:r>
+          <w:r>
+            <w:rPr>
+              <w:rFonts w:ascii="黑体" w:hAnsi="黑体" w:eastAsia="黑体" w:cstheme="minorBidi"/>
+              <w:szCs w:val="22"/>
+              <w:lang w:val="en-US" w:eastAsia="en-US" w:bidi="ar-SA"/>
+            </w:rPr>
+            <w:instrText xml:space="preserve"> HYPERLINK \l _Toc22158 </w:instrText>
+          </w:r>
+          <w:r>
+            <w:rPr>
+              <w:rFonts w:ascii="黑体" w:hAnsi="黑体" w:eastAsia="黑体" w:cstheme="minorBidi"/>
+              <w:szCs w:val="22"/>
+              <w:lang w:val="en-US" w:eastAsia="en-US" w:bidi="ar-SA"/>
+            </w:rPr>
+            <w:fldChar w:fldCharType="separate"/>
+          </w:r>
+          <w:r>
+            <w:rPr>
+              <w:rFonts w:ascii="黑体" w:hAnsi="黑体" w:eastAsia="黑体"/>
+            </w:rPr>
+            <w:t>2.1 大语言模型与 Coze 智能体平台</w:t>
+          </w:r>
+          <w:r>
+            <w:tab/>
+          </w:r>
+          <w:r>
+            <w:fldChar w:fldCharType="begin"/>
+          </w:r>
+          <w:r>
+            <w:instrText xml:space="preserve"> PAGEREF _Toc22158 \h </w:instrText>
+          </w:r>
+          <w:r>
+            <w:fldChar w:fldCharType="separate"/>
+          </w:r>
+          <w:r>
+            <w:t>12</w:t>
+          </w:r>
+          <w:r>
+            <w:fldChar w:fldCharType="end"/>
+          </w:r>
+          <w:r>
+            <w:rPr>
+              <w:rFonts w:ascii="黑体" w:hAnsi="黑体" w:eastAsia="黑体" w:cstheme="minorBidi"/>
+              <w:color w:val="000000"/>
+              <w:szCs w:val="22"/>
+              <w:lang w:val="en-US" w:eastAsia="en-US" w:bidi="ar-SA"/>
+            </w:rPr>
+            <w:fldChar w:fldCharType="end"/>
+          </w:r>
+        </w:p>
+        <w:p>
+          <w:pPr>
+            <w:pStyle w:val="32"/>
+            <w:tabs>
+              <w:tab w:val="right" w:leader="dot" w:pos="9071"/>
+            </w:tabs>
+          </w:pPr>
+          <w:r>
+            <w:rPr>
+              <w:rFonts w:ascii="黑体" w:hAnsi="黑体" w:eastAsia="黑体" w:cstheme="minorBidi"/>
+              <w:color w:val="000000"/>
+              <w:szCs w:val="22"/>
+              <w:lang w:val="en-US" w:eastAsia="en-US" w:bidi="ar-SA"/>
+            </w:rPr>
+            <w:fldChar w:fldCharType="begin"/>
+          </w:r>
+          <w:r>
+            <w:rPr>
+              <w:rFonts w:ascii="黑体" w:hAnsi="黑体" w:eastAsia="黑体" w:cstheme="minorBidi"/>
+              <w:szCs w:val="22"/>
+              <w:lang w:val="en-US" w:eastAsia="en-US" w:bidi="ar-SA"/>
+            </w:rPr>
+            <w:instrText xml:space="preserve"> HYPERLINK \l _Toc30931 </w:instrText>
+          </w:r>
+          <w:r>
+            <w:rPr>
+              <w:rFonts w:ascii="黑体" w:hAnsi="黑体" w:eastAsia="黑体" w:cstheme="minorBidi"/>
+              <w:szCs w:val="22"/>
+              <w:lang w:val="en-US" w:eastAsia="en-US" w:bidi="ar-SA"/>
+            </w:rPr>
+            <w:fldChar w:fldCharType="separate"/>
+          </w:r>
+          <w:r>
+            <w:rPr>
+              <w:rFonts w:ascii="黑体" w:hAnsi="黑体" w:eastAsia="黑体"/>
+            </w:rPr>
+            <w:t>2.2 Prompt 工程与结构化输出</w:t>
+          </w:r>
+          <w:r>
+            <w:tab/>
+          </w:r>
+          <w:r>
+            <w:fldChar w:fldCharType="begin"/>
+          </w:r>
+          <w:r>
+            <w:instrText xml:space="preserve"> PAGEREF _Toc30931 \h </w:instrText>
+          </w:r>
+          <w:r>
+            <w:fldChar w:fldCharType="separate"/>
+          </w:r>
+          <w:r>
+            <w:t>13</w:t>
+          </w:r>
+          <w:r>
+            <w:fldChar w:fldCharType="end"/>
+          </w:r>
+          <w:r>
+            <w:rPr>
+              <w:rFonts w:ascii="黑体" w:hAnsi="黑体" w:eastAsia="黑体" w:cstheme="minorBidi"/>
+              <w:color w:val="000000"/>
+              <w:szCs w:val="22"/>
+              <w:lang w:val="en-US" w:eastAsia="en-US" w:bidi="ar-SA"/>
+            </w:rPr>
+            <w:fldChar w:fldCharType="end"/>
+          </w:r>
+        </w:p>
+        <w:p>
+          <w:pPr>
+            <w:pStyle w:val="32"/>
+            <w:tabs>
+              <w:tab w:val="right" w:leader="dot" w:pos="9071"/>
+            </w:tabs>
+          </w:pPr>
+          <w:r>
+            <w:rPr>
+              <w:rFonts w:ascii="黑体" w:hAnsi="黑体" w:eastAsia="黑体" w:cstheme="minorBidi"/>
+              <w:color w:val="000000"/>
+              <w:szCs w:val="22"/>
+              <w:lang w:val="en-US" w:eastAsia="en-US" w:bidi="ar-SA"/>
+            </w:rPr>
+            <w:fldChar w:fldCharType="begin"/>
+          </w:r>
+          <w:r>
+            <w:rPr>
+              <w:rFonts w:ascii="黑体" w:hAnsi="黑体" w:eastAsia="黑体" w:cstheme="minorBidi"/>
+              <w:szCs w:val="22"/>
+              <w:lang w:val="en-US" w:eastAsia="en-US" w:bidi="ar-SA"/>
+            </w:rPr>
+            <w:instrText xml:space="preserve"> HYPERLINK \l _Toc26682 </w:instrText>
+          </w:r>
+          <w:r>
+            <w:rPr>
+              <w:rFonts w:ascii="黑体" w:hAnsi="黑体" w:eastAsia="黑体" w:cstheme="minorBidi"/>
+              <w:szCs w:val="22"/>
+              <w:lang w:val="en-US" w:eastAsia="en-US" w:bidi="ar-SA"/>
+            </w:rPr>
+            <w:fldChar w:fldCharType="separate"/>
+          </w:r>
+          <w:r>
+            <w:rPr>
+              <w:rFonts w:ascii="黑体" w:hAnsi="黑体" w:eastAsia="黑体"/>
+            </w:rPr>
+            <w:t>2.3 平台侧知识增强能力</w:t>
+          </w:r>
+          <w:r>
+            <w:tab/>
+          </w:r>
+          <w:r>
+            <w:fldChar w:fldCharType="begin"/>
+          </w:r>
+          <w:r>
+            <w:instrText xml:space="preserve"> PAGEREF _Toc26682 \h </w:instrText>
+          </w:r>
+          <w:r>
+            <w:fldChar w:fldCharType="separate"/>
+          </w:r>
+          <w:r>
+            <w:t>13</w:t>
+          </w:r>
+          <w:r>
+            <w:fldChar w:fldCharType="end"/>
+          </w:r>
+          <w:r>
+            <w:rPr>
+              <w:rFonts w:ascii="黑体" w:hAnsi="黑体" w:eastAsia="黑体" w:cstheme="minorBidi"/>
+              <w:color w:val="000000"/>
+              <w:szCs w:val="22"/>
+              <w:lang w:val="en-US" w:eastAsia="en-US" w:bidi="ar-SA"/>
+            </w:rPr>
+            <w:fldChar w:fldCharType="end"/>
+          </w:r>
+        </w:p>
+        <w:p>
+          <w:pPr>
+            <w:pStyle w:val="32"/>
+            <w:tabs>
+              <w:tab w:val="right" w:leader="dot" w:pos="9071"/>
+            </w:tabs>
+          </w:pPr>
+          <w:r>
+            <w:rPr>
+              <w:rFonts w:ascii="黑体" w:hAnsi="黑体" w:eastAsia="黑体" w:cstheme="minorBidi"/>
+              <w:color w:val="000000"/>
+              <w:szCs w:val="22"/>
+              <w:lang w:val="en-US" w:eastAsia="en-US" w:bidi="ar-SA"/>
+            </w:rPr>
+            <w:fldChar w:fldCharType="begin"/>
+          </w:r>
+          <w:r>
+            <w:rPr>
+              <w:rFonts w:ascii="黑体" w:hAnsi="黑体" w:eastAsia="黑体" w:cstheme="minorBidi"/>
+              <w:szCs w:val="22"/>
+              <w:lang w:val="en-US" w:eastAsia="en-US" w:bidi="ar-SA"/>
+            </w:rPr>
+            <w:instrText xml:space="preserve"> HYPERLINK \l _Toc23827 </w:instrText>
+          </w:r>
+          <w:r>
+            <w:rPr>
+              <w:rFonts w:ascii="黑体" w:hAnsi="黑体" w:eastAsia="黑体" w:cstheme="minorBidi"/>
+              <w:szCs w:val="22"/>
+              <w:lang w:val="en-US" w:eastAsia="en-US" w:bidi="ar-SA"/>
+            </w:rPr>
+            <w:fldChar w:fldCharType="separate"/>
+          </w:r>
+          <w:r>
+            <w:rPr>
+              <w:rFonts w:ascii="黑体" w:hAnsi="黑体" w:eastAsia="黑体"/>
+            </w:rPr>
+            <w:t>2.4 关键开发技术</w:t>
+          </w:r>
+          <w:r>
+            <w:tab/>
+          </w:r>
+          <w:r>
+            <w:fldChar w:fldCharType="begin"/>
+          </w:r>
+          <w:r>
+            <w:instrText xml:space="preserve"> PAGEREF _Toc23827 \h </w:instrText>
+          </w:r>
+          <w:r>
+            <w:fldChar w:fldCharType="separate"/>
+          </w:r>
+          <w:r>
+            <w:t>14</w:t>
+          </w:r>
+          <w:r>
+            <w:fldChar w:fldCharType="end"/>
+          </w:r>
+          <w:r>
+            <w:rPr>
+              <w:rFonts w:ascii="黑体" w:hAnsi="黑体" w:eastAsia="黑体" w:cstheme="minorBidi"/>
+              <w:color w:val="000000"/>
+              <w:szCs w:val="22"/>
+              <w:lang w:val="en-US" w:eastAsia="en-US" w:bidi="ar-SA"/>
+            </w:rPr>
+            <w:fldChar w:fldCharType="end"/>
+          </w:r>
+        </w:p>
+        <w:p>
+          <w:pPr>
+            <w:pStyle w:val="28"/>
+            <w:tabs>
+              <w:tab w:val="right" w:leader="dot" w:pos="9071"/>
+            </w:tabs>
+          </w:pPr>
+          <w:r>
+            <w:rPr>
+              <w:rFonts w:ascii="黑体" w:hAnsi="黑体" w:eastAsia="黑体" w:cstheme="minorBidi"/>
+              <w:color w:val="000000"/>
+              <w:szCs w:val="22"/>
+              <w:lang w:val="en-US" w:eastAsia="en-US" w:bidi="ar-SA"/>
+            </w:rPr>
+            <w:fldChar w:fldCharType="begin"/>
+          </w:r>
+          <w:r>
+            <w:rPr>
+              <w:rFonts w:ascii="黑体" w:hAnsi="黑体" w:eastAsia="黑体" w:cstheme="minorBidi"/>
+              <w:szCs w:val="22"/>
+              <w:lang w:val="en-US" w:eastAsia="en-US" w:bidi="ar-SA"/>
+            </w:rPr>
+            <w:instrText xml:space="preserve"> HYPERLINK \l _Toc9290 </w:instrText>
+          </w:r>
+          <w:r>
+            <w:rPr>
+              <w:rFonts w:ascii="黑体" w:hAnsi="黑体" w:eastAsia="黑体" w:cstheme="minorBidi"/>
+              <w:szCs w:val="22"/>
+              <w:lang w:val="en-US" w:eastAsia="en-US" w:bidi="ar-SA"/>
+            </w:rPr>
+            <w:fldChar w:fldCharType="separate"/>
+          </w:r>
+          <w:r>
+            <w:rPr>
+              <w:rFonts w:ascii="黑体" w:hAnsi="黑体" w:eastAsia="黑体"/>
+            </w:rPr>
+            <w:t>3 系统需求分析</w:t>
+          </w:r>
+          <w:r>
+            <w:tab/>
+          </w:r>
+          <w:r>
+            <w:fldChar w:fldCharType="begin"/>
+          </w:r>
+          <w:r>
+            <w:instrText xml:space="preserve"> PAGEREF _Toc9290 \h </w:instrText>
+          </w:r>
+          <w:r>
+            <w:fldChar w:fldCharType="separate"/>
+          </w:r>
+          <w:r>
+            <w:t>17</w:t>
+          </w:r>
+          <w:r>
+            <w:fldChar w:fldCharType="end"/>
+          </w:r>
+          <w:r>
+            <w:rPr>
+              <w:rFonts w:ascii="黑体" w:hAnsi="黑体" w:eastAsia="黑体" w:cstheme="minorBidi"/>
+              <w:color w:val="000000"/>
+              <w:szCs w:val="22"/>
+              <w:lang w:val="en-US" w:eastAsia="en-US" w:bidi="ar-SA"/>
+            </w:rPr>
+            <w:fldChar w:fldCharType="end"/>
+          </w:r>
+        </w:p>
+        <w:p>
+          <w:pPr>
+            <w:pStyle w:val="32"/>
+            <w:tabs>
+              <w:tab w:val="right" w:leader="dot" w:pos="9071"/>
+            </w:tabs>
+          </w:pPr>
+          <w:r>
+            <w:rPr>
+              <w:rFonts w:ascii="黑体" w:hAnsi="黑体" w:eastAsia="黑体" w:cstheme="minorBidi"/>
+              <w:color w:val="000000"/>
+              <w:szCs w:val="22"/>
+              <w:lang w:val="en-US" w:eastAsia="en-US" w:bidi="ar-SA"/>
+            </w:rPr>
+            <w:fldChar w:fldCharType="begin"/>
+          </w:r>
+          <w:r>
+            <w:rPr>
+              <w:rFonts w:ascii="黑体" w:hAnsi="黑体" w:eastAsia="黑体" w:cstheme="minorBidi"/>
+              <w:szCs w:val="22"/>
+              <w:lang w:val="en-US" w:eastAsia="en-US" w:bidi="ar-SA"/>
+            </w:rPr>
+            <w:instrText xml:space="preserve"> HYPERLINK \l _Toc20622 </w:instrText>
+          </w:r>
+          <w:r>
+            <w:rPr>
+              <w:rFonts w:ascii="黑体" w:hAnsi="黑体" w:eastAsia="黑体" w:cstheme="minorBidi"/>
+              <w:szCs w:val="22"/>
+              <w:lang w:val="en-US" w:eastAsia="en-US" w:bidi="ar-SA"/>
+            </w:rPr>
+            <w:fldChar w:fldCharType="separate"/>
+          </w:r>
+          <w:r>
+            <w:rPr>
+              <w:rFonts w:ascii="黑体" w:hAnsi="黑体" w:eastAsia="黑体"/>
+            </w:rPr>
+            <w:t>3.1 系统总体需求分析</w:t>
+          </w:r>
+          <w:r>
+            <w:tab/>
+          </w:r>
+          <w:r>
+            <w:fldChar w:fldCharType="begin"/>
+          </w:r>
+          <w:r>
+            <w:instrText xml:space="preserve"> PAGEREF _Toc20622 \h </w:instrText>
+          </w:r>
+          <w:r>
+            <w:fldChar w:fldCharType="separate"/>
+          </w:r>
+          <w:r>
+            <w:t>17</w:t>
+          </w:r>
+          <w:r>
+            <w:fldChar w:fldCharType="end"/>
+          </w:r>
+          <w:r>
+            <w:rPr>
+              <w:rFonts w:ascii="黑体" w:hAnsi="黑体" w:eastAsia="黑体" w:cstheme="minorBidi"/>
+              <w:color w:val="000000"/>
+              <w:szCs w:val="22"/>
+              <w:lang w:val="en-US" w:eastAsia="en-US" w:bidi="ar-SA"/>
+            </w:rPr>
+            <w:fldChar w:fldCharType="end"/>
+          </w:r>
+        </w:p>
+        <w:p>
+          <w:pPr>
+            <w:pStyle w:val="32"/>
+            <w:tabs>
+              <w:tab w:val="right" w:leader="dot" w:pos="9071"/>
+            </w:tabs>
+          </w:pPr>
+          <w:r>
+            <w:rPr>
+              <w:rFonts w:ascii="黑体" w:hAnsi="黑体" w:eastAsia="黑体" w:cstheme="minorBidi"/>
+              <w:color w:val="000000"/>
+              <w:szCs w:val="22"/>
+              <w:lang w:val="en-US" w:eastAsia="en-US" w:bidi="ar-SA"/>
+            </w:rPr>
+            <w:fldChar w:fldCharType="begin"/>
+          </w:r>
+          <w:r>
+            <w:rPr>
+              <w:rFonts w:ascii="黑体" w:hAnsi="黑体" w:eastAsia="黑体" w:cstheme="minorBidi"/>
+              <w:szCs w:val="22"/>
+              <w:lang w:val="en-US" w:eastAsia="en-US" w:bidi="ar-SA"/>
+            </w:rPr>
+            <w:instrText xml:space="preserve"> HYPERLINK \l _Toc11389 </w:instrText>
+          </w:r>
+          <w:r>
+            <w:rPr>
+              <w:rFonts w:ascii="黑体" w:hAnsi="黑体" w:eastAsia="黑体" w:cstheme="minorBidi"/>
+              <w:szCs w:val="22"/>
+              <w:lang w:val="en-US" w:eastAsia="en-US" w:bidi="ar-SA"/>
+            </w:rPr>
+            <w:fldChar w:fldCharType="separate"/>
+          </w:r>
+          <w:r>
+            <w:rPr>
+              <w:rFonts w:ascii="黑体" w:hAnsi="黑体" w:eastAsia="黑体"/>
+            </w:rPr>
+            <w:t>3.2 系统功能需求分析</w:t>
+          </w:r>
+          <w:r>
+            <w:tab/>
+          </w:r>
+          <w:r>
+            <w:fldChar w:fldCharType="begin"/>
+          </w:r>
+          <w:r>
+            <w:instrText xml:space="preserve"> PAGEREF _Toc11389 \h </w:instrText>
+          </w:r>
+          <w:r>
+            <w:fldChar w:fldCharType="separate"/>
+          </w:r>
+          <w:r>
+            <w:t>17</w:t>
+          </w:r>
+          <w:r>
+            <w:fldChar w:fldCharType="end"/>
+          </w:r>
+          <w:r>
+            <w:rPr>
+              <w:rFonts w:ascii="黑体" w:hAnsi="黑体" w:eastAsia="黑体" w:cstheme="minorBidi"/>
+              <w:color w:val="000000"/>
+              <w:szCs w:val="22"/>
+              <w:lang w:val="en-US" w:eastAsia="en-US" w:bidi="ar-SA"/>
+            </w:rPr>
+            <w:fldChar w:fldCharType="end"/>
+          </w:r>
+        </w:p>
+        <w:p>
+          <w:pPr>
+            <w:pStyle w:val="32"/>
+            <w:tabs>
+              <w:tab w:val="right" w:leader="dot" w:pos="9071"/>
+            </w:tabs>
+          </w:pPr>
+          <w:r>
+            <w:rPr>
+              <w:rFonts w:ascii="黑体" w:hAnsi="黑体" w:eastAsia="黑体" w:cstheme="minorBidi"/>
+              <w:color w:val="000000"/>
+              <w:szCs w:val="22"/>
+              <w:lang w:val="en-US" w:eastAsia="en-US" w:bidi="ar-SA"/>
+            </w:rPr>
+            <w:fldChar w:fldCharType="begin"/>
+          </w:r>
+          <w:r>
+            <w:rPr>
+              <w:rFonts w:ascii="黑体" w:hAnsi="黑体" w:eastAsia="黑体" w:cstheme="minorBidi"/>
+              <w:szCs w:val="22"/>
+              <w:lang w:val="en-US" w:eastAsia="en-US" w:bidi="ar-SA"/>
+            </w:rPr>
+            <w:instrText xml:space="preserve"> HYPERLINK \l _Toc814 </w:instrText>
+          </w:r>
+          <w:r>
+            <w:rPr>
+              <w:rFonts w:ascii="黑体" w:hAnsi="黑体" w:eastAsia="黑体" w:cstheme="minorBidi"/>
+              <w:szCs w:val="22"/>
+              <w:lang w:val="en-US" w:eastAsia="en-US" w:bidi="ar-SA"/>
+            </w:rPr>
+            <w:fldChar w:fldCharType="separate"/>
+          </w:r>
+          <w:r>
+            <w:rPr>
+              <w:rFonts w:ascii="黑体" w:hAnsi="黑体" w:eastAsia="黑体"/>
+            </w:rPr>
+            <w:t>3.3 系统非功能需求分析</w:t>
+          </w:r>
+          <w:r>
+            <w:tab/>
+          </w:r>
+          <w:r>
+            <w:fldChar w:fldCharType="begin"/>
+          </w:r>
+          <w:r>
+            <w:instrText xml:space="preserve"> PAGEREF _Toc814 \h </w:instrText>
+          </w:r>
+          <w:r>
+            <w:fldChar w:fldCharType="separate"/>
+          </w:r>
+          <w:r>
+            <w:t>19</w:t>
+          </w:r>
+          <w:r>
+            <w:fldChar w:fldCharType="end"/>
+          </w:r>
+          <w:r>
+            <w:rPr>
+              <w:rFonts w:ascii="黑体" w:hAnsi="黑体" w:eastAsia="黑体" w:cstheme="minorBidi"/>
+              <w:color w:val="000000"/>
+              <w:szCs w:val="22"/>
+              <w:lang w:val="en-US" w:eastAsia="en-US" w:bidi="ar-SA"/>
+            </w:rPr>
+            <w:fldChar w:fldCharType="end"/>
+          </w:r>
+        </w:p>
+        <w:p>
+          <w:pPr>
+            <w:pStyle w:val="32"/>
+            <w:tabs>
+              <w:tab w:val="right" w:leader="dot" w:pos="9071"/>
+            </w:tabs>
+          </w:pPr>
+          <w:r>
+            <w:rPr>
+              <w:rFonts w:ascii="黑体" w:hAnsi="黑体" w:eastAsia="黑体" w:cstheme="minorBidi"/>
+              <w:color w:val="000000"/>
+              <w:szCs w:val="22"/>
+              <w:lang w:val="en-US" w:eastAsia="en-US" w:bidi="ar-SA"/>
+            </w:rPr>
+            <w:fldChar w:fldCharType="begin"/>
+          </w:r>
+          <w:r>
+            <w:rPr>
+              <w:rFonts w:ascii="黑体" w:hAnsi="黑体" w:eastAsia="黑体" w:cstheme="minorBidi"/>
+              <w:szCs w:val="22"/>
+              <w:lang w:val="en-US" w:eastAsia="en-US" w:bidi="ar-SA"/>
+            </w:rPr>
+            <w:instrText xml:space="preserve"> HYPERLINK \l _Toc22928 </w:instrText>
+          </w:r>
+          <w:r>
+            <w:rPr>
+              <w:rFonts w:ascii="黑体" w:hAnsi="黑体" w:eastAsia="黑体" w:cstheme="minorBidi"/>
+              <w:szCs w:val="22"/>
+              <w:lang w:val="en-US" w:eastAsia="en-US" w:bidi="ar-SA"/>
+            </w:rPr>
+            <w:fldChar w:fldCharType="separate"/>
+          </w:r>
+          <w:r>
+            <w:rPr>
+              <w:rFonts w:ascii="黑体" w:hAnsi="黑体" w:eastAsia="黑体"/>
+            </w:rPr>
+            <w:t>3.4 系统可行性分析</w:t>
+          </w:r>
+          <w:r>
+            <w:tab/>
+          </w:r>
+          <w:r>
+            <w:fldChar w:fldCharType="begin"/>
+          </w:r>
+          <w:r>
+            <w:instrText xml:space="preserve"> PAGEREF _Toc22928 \h </w:instrText>
+          </w:r>
+          <w:r>
+            <w:fldChar w:fldCharType="separate"/>
+          </w:r>
+          <w:r>
+            <w:t>20</w:t>
+          </w:r>
+          <w:r>
+            <w:fldChar w:fldCharType="end"/>
+          </w:r>
+          <w:r>
+            <w:rPr>
+              <w:rFonts w:ascii="黑体" w:hAnsi="黑体" w:eastAsia="黑体" w:cstheme="minorBidi"/>
+              <w:color w:val="000000"/>
+              <w:szCs w:val="22"/>
+              <w:lang w:val="en-US" w:eastAsia="en-US" w:bidi="ar-SA"/>
+            </w:rPr>
+            <w:fldChar w:fldCharType="end"/>
+          </w:r>
+        </w:p>
+        <w:p>
+          <w:pPr>
+            <w:pStyle w:val="28"/>
+            <w:tabs>
+              <w:tab w:val="right" w:leader="dot" w:pos="9071"/>
+            </w:tabs>
+          </w:pPr>
+          <w:r>
+            <w:rPr>
+              <w:rFonts w:ascii="黑体" w:hAnsi="黑体" w:eastAsia="黑体" w:cstheme="minorBidi"/>
+              <w:color w:val="000000"/>
+              <w:szCs w:val="22"/>
+              <w:lang w:val="en-US" w:eastAsia="en-US" w:bidi="ar-SA"/>
+            </w:rPr>
+            <w:fldChar w:fldCharType="begin"/>
+          </w:r>
+          <w:r>
+            <w:rPr>
+              <w:rFonts w:ascii="黑体" w:hAnsi="黑体" w:eastAsia="黑体" w:cstheme="minorBidi"/>
+              <w:szCs w:val="22"/>
+              <w:lang w:val="en-US" w:eastAsia="en-US" w:bidi="ar-SA"/>
+            </w:rPr>
+            <w:instrText xml:space="preserve"> HYPERLINK \l _Toc14647 </w:instrText>
+          </w:r>
+          <w:r>
+            <w:rPr>
+              <w:rFonts w:ascii="黑体" w:hAnsi="黑体" w:eastAsia="黑体" w:cstheme="minorBidi"/>
+              <w:szCs w:val="22"/>
+              <w:lang w:val="en-US" w:eastAsia="en-US" w:bidi="ar-SA"/>
+            </w:rPr>
+            <w:fldChar w:fldCharType="separate"/>
+          </w:r>
+          <w:r>
+            <w:rPr>
+              <w:rFonts w:ascii="黑体" w:hAnsi="黑体" w:eastAsia="黑体"/>
+            </w:rPr>
+            <w:t>4 系统总体设计</w:t>
+          </w:r>
+          <w:r>
+            <w:tab/>
+          </w:r>
+          <w:r>
+            <w:fldChar w:fldCharType="begin"/>
+          </w:r>
+          <w:r>
+            <w:instrText xml:space="preserve"> PAGEREF _Toc14647 \h </w:instrText>
+          </w:r>
+          <w:r>
+            <w:fldChar w:fldCharType="separate"/>
+          </w:r>
+          <w:r>
+            <w:t>22</w:t>
+          </w:r>
+          <w:r>
+            <w:fldChar w:fldCharType="end"/>
+          </w:r>
+          <w:r>
+            <w:rPr>
+              <w:rFonts w:ascii="黑体" w:hAnsi="黑体" w:eastAsia="黑体" w:cstheme="minorBidi"/>
+              <w:color w:val="000000"/>
+              <w:szCs w:val="22"/>
+              <w:lang w:val="en-US" w:eastAsia="en-US" w:bidi="ar-SA"/>
+            </w:rPr>
+            <w:fldChar w:fldCharType="end"/>
+          </w:r>
+        </w:p>
+        <w:p>
+          <w:pPr>
+            <w:pStyle w:val="32"/>
+            <w:tabs>
+              <w:tab w:val="right" w:leader="dot" w:pos="9071"/>
+            </w:tabs>
+          </w:pPr>
+          <w:r>
+            <w:rPr>
+              <w:rFonts w:ascii="黑体" w:hAnsi="黑体" w:eastAsia="黑体" w:cstheme="minorBidi"/>
+              <w:color w:val="000000"/>
+              <w:szCs w:val="22"/>
+              <w:lang w:val="en-US" w:eastAsia="en-US" w:bidi="ar-SA"/>
+            </w:rPr>
+            <w:fldChar w:fldCharType="begin"/>
+          </w:r>
+          <w:r>
+            <w:rPr>
+              <w:rFonts w:ascii="黑体" w:hAnsi="黑体" w:eastAsia="黑体" w:cstheme="minorBidi"/>
+              <w:szCs w:val="22"/>
+              <w:lang w:val="en-US" w:eastAsia="en-US" w:bidi="ar-SA"/>
+            </w:rPr>
+            <w:instrText xml:space="preserve"> HYPERLINK \l _Toc23376 </w:instrText>
+          </w:r>
+          <w:r>
+            <w:rPr>
+              <w:rFonts w:ascii="黑体" w:hAnsi="黑体" w:eastAsia="黑体" w:cstheme="minorBidi"/>
+              <w:szCs w:val="22"/>
+              <w:lang w:val="en-US" w:eastAsia="en-US" w:bidi="ar-SA"/>
+            </w:rPr>
+            <w:fldChar w:fldCharType="separate"/>
+          </w:r>
+          <w:r>
+            <w:rPr>
+              <w:rFonts w:ascii="黑体" w:hAnsi="黑体" w:eastAsia="黑体"/>
+            </w:rPr>
+            <w:t>4.1 系统总体架构设计</w:t>
+          </w:r>
+          <w:r>
+            <w:tab/>
+          </w:r>
+          <w:r>
+            <w:fldChar w:fldCharType="begin"/>
+          </w:r>
+          <w:r>
+            <w:instrText xml:space="preserve"> PAGEREF _Toc23376 \h </w:instrText>
+          </w:r>
+          <w:r>
+            <w:fldChar w:fldCharType="separate"/>
+          </w:r>
+          <w:r>
+            <w:t>22</w:t>
+          </w:r>
+          <w:r>
+            <w:fldChar w:fldCharType="end"/>
+          </w:r>
+          <w:r>
+            <w:rPr>
+              <w:rFonts w:ascii="黑体" w:hAnsi="黑体" w:eastAsia="黑体" w:cstheme="minorBidi"/>
+              <w:color w:val="000000"/>
+              <w:szCs w:val="22"/>
+              <w:lang w:val="en-US" w:eastAsia="en-US" w:bidi="ar-SA"/>
+            </w:rPr>
+            <w:fldChar w:fldCharType="end"/>
+          </w:r>
+        </w:p>
+        <w:p>
+          <w:pPr>
+            <w:pStyle w:val="32"/>
+            <w:tabs>
+              <w:tab w:val="right" w:leader="dot" w:pos="9071"/>
+            </w:tabs>
+          </w:pPr>
+          <w:r>
+            <w:rPr>
+              <w:rFonts w:ascii="黑体" w:hAnsi="黑体" w:eastAsia="黑体" w:cstheme="minorBidi"/>
+              <w:color w:val="000000"/>
+              <w:szCs w:val="22"/>
+              <w:lang w:val="en-US" w:eastAsia="en-US" w:bidi="ar-SA"/>
+            </w:rPr>
+            <w:fldChar w:fldCharType="begin"/>
+          </w:r>
+          <w:r>
+            <w:rPr>
+              <w:rFonts w:ascii="黑体" w:hAnsi="黑体" w:eastAsia="黑体" w:cstheme="minorBidi"/>
+              <w:szCs w:val="22"/>
+              <w:lang w:val="en-US" w:eastAsia="en-US" w:bidi="ar-SA"/>
+            </w:rPr>
+            <w:instrText xml:space="preserve"> HYPERLINK \l _Toc13709 </w:instrText>
+          </w:r>
+          <w:r>
+            <w:rPr>
+              <w:rFonts w:ascii="黑体" w:hAnsi="黑体" w:eastAsia="黑体" w:cstheme="minorBidi"/>
+              <w:szCs w:val="22"/>
+              <w:lang w:val="en-US" w:eastAsia="en-US" w:bidi="ar-SA"/>
+            </w:rPr>
+            <w:fldChar w:fldCharType="separate"/>
+          </w:r>
+          <w:r>
+            <w:rPr>
+              <w:rFonts w:ascii="黑体" w:hAnsi="黑体" w:eastAsia="黑体"/>
+            </w:rPr>
+            <w:t>4.2 系统功能模块设计</w:t>
+          </w:r>
+          <w:r>
+            <w:tab/>
+          </w:r>
+          <w:r>
+            <w:fldChar w:fldCharType="begin"/>
+          </w:r>
+          <w:r>
+            <w:instrText xml:space="preserve"> PAGEREF _Toc13709 \h </w:instrText>
+          </w:r>
+          <w:r>
+            <w:fldChar w:fldCharType="separate"/>
+          </w:r>
+          <w:r>
+            <w:t>23</w:t>
+          </w:r>
+          <w:r>
+            <w:fldChar w:fldCharType="end"/>
+          </w:r>
+          <w:r>
+            <w:rPr>
+              <w:rFonts w:ascii="黑体" w:hAnsi="黑体" w:eastAsia="黑体" w:cstheme="minorBidi"/>
+              <w:color w:val="000000"/>
+              <w:szCs w:val="22"/>
+              <w:lang w:val="en-US" w:eastAsia="en-US" w:bidi="ar-SA"/>
+            </w:rPr>
+            <w:fldChar w:fldCharType="end"/>
+          </w:r>
+        </w:p>
+        <w:p>
+          <w:pPr>
+            <w:pStyle w:val="32"/>
+            <w:tabs>
+              <w:tab w:val="right" w:leader="dot" w:pos="9071"/>
+            </w:tabs>
+          </w:pPr>
+          <w:r>
+            <w:rPr>
+              <w:rFonts w:ascii="黑体" w:hAnsi="黑体" w:eastAsia="黑体" w:cstheme="minorBidi"/>
+              <w:color w:val="000000"/>
+              <w:szCs w:val="22"/>
+              <w:lang w:val="en-US" w:eastAsia="en-US" w:bidi="ar-SA"/>
+            </w:rPr>
+            <w:fldChar w:fldCharType="begin"/>
+          </w:r>
+          <w:r>
+            <w:rPr>
+              <w:rFonts w:ascii="黑体" w:hAnsi="黑体" w:eastAsia="黑体" w:cstheme="minorBidi"/>
+              <w:szCs w:val="22"/>
+              <w:lang w:val="en-US" w:eastAsia="en-US" w:bidi="ar-SA"/>
+            </w:rPr>
+            <w:instrText xml:space="preserve"> HYPERLINK \l _Toc6701 </w:instrText>
+          </w:r>
+          <w:r>
+            <w:rPr>
+              <w:rFonts w:ascii="黑体" w:hAnsi="黑体" w:eastAsia="黑体" w:cstheme="minorBidi"/>
+              <w:szCs w:val="22"/>
+              <w:lang w:val="en-US" w:eastAsia="en-US" w:bidi="ar-SA"/>
+            </w:rPr>
+            <w:fldChar w:fldCharType="separate"/>
+          </w:r>
+          <w:r>
+            <w:rPr>
+              <w:rFonts w:ascii="黑体" w:hAnsi="黑体" w:eastAsia="黑体"/>
+            </w:rPr>
+            <w:t>4.3 AI 服务架构设计</w:t>
+          </w:r>
+          <w:r>
+            <w:tab/>
+          </w:r>
+          <w:r>
+            <w:fldChar w:fldCharType="begin"/>
+          </w:r>
+          <w:r>
+            <w:instrText xml:space="preserve"> PAGEREF _Toc6701 \h </w:instrText>
+          </w:r>
+          <w:r>
+            <w:fldChar w:fldCharType="separate"/>
+          </w:r>
+          <w:r>
+            <w:t>25</w:t>
+          </w:r>
+          <w:r>
+            <w:fldChar w:fldCharType="end"/>
+          </w:r>
+          <w:r>
+            <w:rPr>
+              <w:rFonts w:ascii="黑体" w:hAnsi="黑体" w:eastAsia="黑体" w:cstheme="minorBidi"/>
+              <w:color w:val="000000"/>
+              <w:szCs w:val="22"/>
+              <w:lang w:val="en-US" w:eastAsia="en-US" w:bidi="ar-SA"/>
+            </w:rPr>
+            <w:fldChar w:fldCharType="end"/>
+          </w:r>
+        </w:p>
+        <w:p>
+          <w:pPr>
+            <w:pStyle w:val="32"/>
+            <w:tabs>
+              <w:tab w:val="right" w:leader="dot" w:pos="9071"/>
+            </w:tabs>
+          </w:pPr>
+          <w:r>
+            <w:rPr>
+              <w:rFonts w:ascii="黑体" w:hAnsi="黑体" w:eastAsia="黑体" w:cstheme="minorBidi"/>
+              <w:color w:val="000000"/>
+              <w:szCs w:val="22"/>
+              <w:lang w:val="en-US" w:eastAsia="en-US" w:bidi="ar-SA"/>
+            </w:rPr>
+            <w:fldChar w:fldCharType="begin"/>
+          </w:r>
+          <w:r>
+            <w:rPr>
+              <w:rFonts w:ascii="黑体" w:hAnsi="黑体" w:eastAsia="黑体" w:cstheme="minorBidi"/>
+              <w:szCs w:val="22"/>
+              <w:lang w:val="en-US" w:eastAsia="en-US" w:bidi="ar-SA"/>
+            </w:rPr>
+            <w:instrText xml:space="preserve"> HYPERLINK \l _Toc13178 </w:instrText>
+          </w:r>
+          <w:r>
+            <w:rPr>
+              <w:rFonts w:ascii="黑体" w:hAnsi="黑体" w:eastAsia="黑体" w:cstheme="minorBidi"/>
+              <w:szCs w:val="22"/>
+              <w:lang w:val="en-US" w:eastAsia="en-US" w:bidi="ar-SA"/>
+            </w:rPr>
+            <w:fldChar w:fldCharType="separate"/>
+          </w:r>
+          <w:r>
+            <w:rPr>
+              <w:rFonts w:ascii="黑体" w:hAnsi="黑体" w:eastAsia="黑体"/>
+            </w:rPr>
+            <w:t>4.4 系统数据库设计</w:t>
+          </w:r>
+          <w:r>
+            <w:tab/>
+          </w:r>
+          <w:r>
+            <w:fldChar w:fldCharType="begin"/>
+          </w:r>
+          <w:r>
+            <w:instrText xml:space="preserve"> PAGEREF _Toc13178 \h </w:instrText>
+          </w:r>
+          <w:r>
+            <w:fldChar w:fldCharType="separate"/>
+          </w:r>
+          <w:r>
+            <w:t>25</w:t>
+          </w:r>
+          <w:r>
+            <w:fldChar w:fldCharType="end"/>
+          </w:r>
+          <w:r>
+            <w:rPr>
+              <w:rFonts w:ascii="黑体" w:hAnsi="黑体" w:eastAsia="黑体" w:cstheme="minorBidi"/>
+              <w:color w:val="000000"/>
+              <w:szCs w:val="22"/>
+              <w:lang w:val="en-US" w:eastAsia="en-US" w:bidi="ar-SA"/>
+            </w:rPr>
+            <w:fldChar w:fldCharType="end"/>
+          </w:r>
+        </w:p>
+        <w:p>
+          <w:pPr>
+            <w:pStyle w:val="28"/>
+            <w:tabs>
+              <w:tab w:val="right" w:leader="dot" w:pos="9071"/>
+            </w:tabs>
+          </w:pPr>
+          <w:r>
+            <w:rPr>
+              <w:rFonts w:ascii="黑体" w:hAnsi="黑体" w:eastAsia="黑体" w:cstheme="minorBidi"/>
+              <w:color w:val="000000"/>
+              <w:szCs w:val="22"/>
+              <w:lang w:val="en-US" w:eastAsia="en-US" w:bidi="ar-SA"/>
+            </w:rPr>
+            <w:fldChar w:fldCharType="begin"/>
+          </w:r>
+          <w:r>
+            <w:rPr>
+              <w:rFonts w:ascii="黑体" w:hAnsi="黑体" w:eastAsia="黑体" w:cstheme="minorBidi"/>
+              <w:szCs w:val="22"/>
+              <w:lang w:val="en-US" w:eastAsia="en-US" w:bidi="ar-SA"/>
+            </w:rPr>
+            <w:instrText xml:space="preserve"> HYPERLINK \l _Toc28285 </w:instrText>
+          </w:r>
+          <w:r>
+            <w:rPr>
+              <w:rFonts w:ascii="黑体" w:hAnsi="黑体" w:eastAsia="黑体" w:cstheme="minorBidi"/>
+              <w:szCs w:val="22"/>
+              <w:lang w:val="en-US" w:eastAsia="en-US" w:bidi="ar-SA"/>
+            </w:rPr>
+            <w:fldChar w:fldCharType="separate"/>
+          </w:r>
+          <w:r>
+            <w:rPr>
+              <w:rFonts w:ascii="黑体" w:hAnsi="黑体" w:eastAsia="黑体"/>
+            </w:rPr>
+            <w:t>5 系统详细设计与实现</w:t>
+          </w:r>
+          <w:r>
+            <w:tab/>
+          </w:r>
+          <w:r>
+            <w:fldChar w:fldCharType="begin"/>
+          </w:r>
+          <w:r>
+            <w:instrText xml:space="preserve"> PAGEREF _Toc28285 \h </w:instrText>
+          </w:r>
+          <w:r>
+            <w:fldChar w:fldCharType="separate"/>
+          </w:r>
+          <w:r>
+            <w:t>28</w:t>
+          </w:r>
+          <w:r>
+            <w:fldChar w:fldCharType="end"/>
+          </w:r>
+          <w:r>
+            <w:rPr>
+              <w:rFonts w:ascii="黑体" w:hAnsi="黑体" w:eastAsia="黑体" w:cstheme="minorBidi"/>
+              <w:color w:val="000000"/>
+              <w:szCs w:val="22"/>
+              <w:lang w:val="en-US" w:eastAsia="en-US" w:bidi="ar-SA"/>
+            </w:rPr>
+            <w:fldChar w:fldCharType="end"/>
+          </w:r>
+        </w:p>
+        <w:p>
+          <w:pPr>
+            <w:pStyle w:val="32"/>
+            <w:tabs>
+              <w:tab w:val="right" w:leader="dot" w:pos="9071"/>
+            </w:tabs>
+          </w:pPr>
+          <w:r>
+            <w:rPr>
+              <w:rFonts w:ascii="黑体" w:hAnsi="黑体" w:eastAsia="黑体" w:cstheme="minorBidi"/>
+              <w:color w:val="000000"/>
+              <w:szCs w:val="22"/>
+              <w:lang w:val="en-US" w:eastAsia="en-US" w:bidi="ar-SA"/>
+            </w:rPr>
+            <w:fldChar w:fldCharType="begin"/>
+          </w:r>
+          <w:r>
+            <w:rPr>
+              <w:rFonts w:ascii="黑体" w:hAnsi="黑体" w:eastAsia="黑体" w:cstheme="minorBidi"/>
+              <w:szCs w:val="22"/>
+              <w:lang w:val="en-US" w:eastAsia="en-US" w:bidi="ar-SA"/>
+            </w:rPr>
+            <w:instrText xml:space="preserve"> HYPERLINK \l _Toc21345 </w:instrText>
+          </w:r>
+          <w:r>
+            <w:rPr>
+              <w:rFonts w:ascii="黑体" w:hAnsi="黑体" w:eastAsia="黑体" w:cstheme="minorBidi"/>
+              <w:szCs w:val="22"/>
+              <w:lang w:val="en-US" w:eastAsia="en-US" w:bidi="ar-SA"/>
+            </w:rPr>
+            <w:fldChar w:fldCharType="separate"/>
+          </w:r>
+          <w:r>
+            <w:rPr>
+              <w:rFonts w:ascii="黑体" w:hAnsi="黑体" w:eastAsia="黑体"/>
+            </w:rPr>
+            <w:t>5.1 系统开发环境与技术栈</w:t>
+          </w:r>
+          <w:r>
+            <w:tab/>
+          </w:r>
+          <w:r>
+            <w:fldChar w:fldCharType="begin"/>
+          </w:r>
+          <w:r>
+            <w:instrText xml:space="preserve"> PAGEREF _Toc21345 \h </w:instrText>
+          </w:r>
+          <w:r>
+            <w:fldChar w:fldCharType="separate"/>
+          </w:r>
+          <w:r>
+            <w:t>28</w:t>
+          </w:r>
+          <w:r>
+            <w:fldChar w:fldCharType="end"/>
+          </w:r>
+          <w:r>
+            <w:rPr>
+              <w:rFonts w:ascii="黑体" w:hAnsi="黑体" w:eastAsia="黑体" w:cstheme="minorBidi"/>
+              <w:color w:val="000000"/>
+              <w:szCs w:val="22"/>
+              <w:lang w:val="en-US" w:eastAsia="en-US" w:bidi="ar-SA"/>
+            </w:rPr>
+            <w:fldChar w:fldCharType="end"/>
+          </w:r>
+        </w:p>
+        <w:p>
+          <w:pPr>
+            <w:pStyle w:val="32"/>
+            <w:tabs>
+              <w:tab w:val="right" w:leader="dot" w:pos="9071"/>
+            </w:tabs>
+          </w:pPr>
+          <w:r>
+            <w:rPr>
+              <w:rFonts w:ascii="黑体" w:hAnsi="黑体" w:eastAsia="黑体" w:cstheme="minorBidi"/>
+              <w:color w:val="000000"/>
+              <w:szCs w:val="22"/>
+              <w:lang w:val="en-US" w:eastAsia="en-US" w:bidi="ar-SA"/>
+            </w:rPr>
+            <w:fldChar w:fldCharType="begin"/>
+          </w:r>
+          <w:r>
+            <w:rPr>
+              <w:rFonts w:ascii="黑体" w:hAnsi="黑体" w:eastAsia="黑体" w:cstheme="minorBidi"/>
+              <w:szCs w:val="22"/>
+              <w:lang w:val="en-US" w:eastAsia="en-US" w:bidi="ar-SA"/>
+            </w:rPr>
+            <w:instrText xml:space="preserve"> HYPERLINK \l _Toc8920 </w:instrText>
+          </w:r>
+          <w:r>
+            <w:rPr>
+              <w:rFonts w:ascii="黑体" w:hAnsi="黑体" w:eastAsia="黑体" w:cstheme="minorBidi"/>
+              <w:szCs w:val="22"/>
+              <w:lang w:val="en-US" w:eastAsia="en-US" w:bidi="ar-SA"/>
+            </w:rPr>
+            <w:fldChar w:fldCharType="separate"/>
+          </w:r>
+          <w:r>
+            <w:rPr>
+              <w:rFonts w:ascii="黑体" w:hAnsi="黑体" w:eastAsia="黑体"/>
+            </w:rPr>
+            <w:t>5.2 前端系统实现</w:t>
+          </w:r>
+          <w:r>
+            <w:tab/>
+          </w:r>
+          <w:r>
+            <w:fldChar w:fldCharType="begin"/>
+          </w:r>
+          <w:r>
+            <w:instrText xml:space="preserve"> PAGEREF _Toc8920 \h </w:instrText>
+          </w:r>
+          <w:r>
+            <w:fldChar w:fldCharType="separate"/>
+          </w:r>
+          <w:r>
+            <w:t>28</w:t>
+          </w:r>
+          <w:r>
+            <w:fldChar w:fldCharType="end"/>
+          </w:r>
+          <w:r>
+            <w:rPr>
+              <w:rFonts w:ascii="黑体" w:hAnsi="黑体" w:eastAsia="黑体" w:cstheme="minorBidi"/>
+              <w:color w:val="000000"/>
+              <w:szCs w:val="22"/>
+              <w:lang w:val="en-US" w:eastAsia="en-US" w:bidi="ar-SA"/>
+            </w:rPr>
+            <w:fldChar w:fldCharType="end"/>
+          </w:r>
+        </w:p>
+        <w:p>
+          <w:pPr>
+            <w:pStyle w:val="32"/>
+            <w:tabs>
+              <w:tab w:val="right" w:leader="dot" w:pos="9071"/>
+            </w:tabs>
+          </w:pPr>
+          <w:r>
+            <w:rPr>
+              <w:rFonts w:ascii="黑体" w:hAnsi="黑体" w:eastAsia="黑体" w:cstheme="minorBidi"/>
+              <w:color w:val="000000"/>
+              <w:szCs w:val="22"/>
+              <w:lang w:val="en-US" w:eastAsia="en-US" w:bidi="ar-SA"/>
+            </w:rPr>
+            <w:fldChar w:fldCharType="begin"/>
+          </w:r>
+          <w:r>
+            <w:rPr>
+              <w:rFonts w:ascii="黑体" w:hAnsi="黑体" w:eastAsia="黑体" w:cstheme="minorBidi"/>
+              <w:szCs w:val="22"/>
+              <w:lang w:val="en-US" w:eastAsia="en-US" w:bidi="ar-SA"/>
+            </w:rPr>
+            <w:instrText xml:space="preserve"> HYPERLINK \l _Toc14908 </w:instrText>
+          </w:r>
+          <w:r>
+            <w:rPr>
+              <w:rFonts w:ascii="黑体" w:hAnsi="黑体" w:eastAsia="黑体" w:cstheme="minorBidi"/>
+              <w:szCs w:val="22"/>
+              <w:lang w:val="en-US" w:eastAsia="en-US" w:bidi="ar-SA"/>
+            </w:rPr>
+            <w:fldChar w:fldCharType="separate"/>
+          </w:r>
+          <w:r>
+            <w:rPr>
+              <w:rFonts w:ascii="黑体" w:hAnsi="黑体" w:eastAsia="黑体"/>
+            </w:rPr>
+            <w:t>5.3 后端系统实现</w:t>
+          </w:r>
+          <w:r>
+            <w:tab/>
+          </w:r>
+          <w:r>
+            <w:fldChar w:fldCharType="begin"/>
+          </w:r>
+          <w:r>
+            <w:instrText xml:space="preserve"> PAGEREF _Toc14908 \h </w:instrText>
+          </w:r>
+          <w:r>
+            <w:fldChar w:fldCharType="separate"/>
+          </w:r>
+          <w:r>
+            <w:t>29</w:t>
+          </w:r>
+          <w:r>
+            <w:fldChar w:fldCharType="end"/>
+          </w:r>
+          <w:r>
+            <w:rPr>
+              <w:rFonts w:ascii="黑体" w:hAnsi="黑体" w:eastAsia="黑体" w:cstheme="minorBidi"/>
+              <w:color w:val="000000"/>
+              <w:szCs w:val="22"/>
+              <w:lang w:val="en-US" w:eastAsia="en-US" w:bidi="ar-SA"/>
+            </w:rPr>
+            <w:fldChar w:fldCharType="end"/>
+          </w:r>
+        </w:p>
+        <w:p>
+          <w:pPr>
+            <w:pStyle w:val="32"/>
+            <w:tabs>
+              <w:tab w:val="right" w:leader="dot" w:pos="9071"/>
+            </w:tabs>
+          </w:pPr>
+          <w:r>
+            <w:rPr>
+              <w:rFonts w:ascii="黑体" w:hAnsi="黑体" w:eastAsia="黑体" w:cstheme="minorBidi"/>
+              <w:color w:val="000000"/>
+              <w:szCs w:val="22"/>
+              <w:lang w:val="en-US" w:eastAsia="en-US" w:bidi="ar-SA"/>
+            </w:rPr>
+            <w:fldChar w:fldCharType="begin"/>
+          </w:r>
+          <w:r>
+            <w:rPr>
+              <w:rFonts w:ascii="黑体" w:hAnsi="黑体" w:eastAsia="黑体" w:cstheme="minorBidi"/>
+              <w:szCs w:val="22"/>
+              <w:lang w:val="en-US" w:eastAsia="en-US" w:bidi="ar-SA"/>
+            </w:rPr>
+            <w:instrText xml:space="preserve"> HYPERLINK \l _Toc8742 </w:instrText>
+          </w:r>
+          <w:r>
+            <w:rPr>
+              <w:rFonts w:ascii="黑体" w:hAnsi="黑体" w:eastAsia="黑体" w:cstheme="minorBidi"/>
+              <w:szCs w:val="22"/>
+              <w:lang w:val="en-US" w:eastAsia="en-US" w:bidi="ar-SA"/>
+            </w:rPr>
+            <w:fldChar w:fldCharType="separate"/>
+          </w:r>
+          <w:r>
+            <w:rPr>
+              <w:rFonts w:ascii="黑体" w:hAnsi="黑体" w:eastAsia="黑体"/>
+            </w:rPr>
+            <w:t>5.4 AI 服务集成实现</w:t>
+          </w:r>
+          <w:r>
+            <w:tab/>
+          </w:r>
+          <w:r>
+            <w:fldChar w:fldCharType="begin"/>
+          </w:r>
+          <w:r>
+            <w:instrText xml:space="preserve"> PAGEREF _Toc8742 \h </w:instrText>
+          </w:r>
+          <w:r>
+            <w:fldChar w:fldCharType="separate"/>
+          </w:r>
+          <w:r>
+            <w:t>30</w:t>
+          </w:r>
+          <w:r>
+            <w:fldChar w:fldCharType="end"/>
+          </w:r>
+          <w:r>
+            <w:rPr>
+              <w:rFonts w:ascii="黑体" w:hAnsi="黑体" w:eastAsia="黑体" w:cstheme="minorBidi"/>
+              <w:color w:val="000000"/>
+              <w:szCs w:val="22"/>
+              <w:lang w:val="en-US" w:eastAsia="en-US" w:bidi="ar-SA"/>
+            </w:rPr>
+            <w:fldChar w:fldCharType="end"/>
+          </w:r>
+        </w:p>
+        <w:p>
+          <w:pPr>
+            <w:pStyle w:val="32"/>
+            <w:tabs>
+              <w:tab w:val="right" w:leader="dot" w:pos="9071"/>
+            </w:tabs>
+          </w:pPr>
+          <w:r>
+            <w:rPr>
+              <w:rFonts w:ascii="黑体" w:hAnsi="黑体" w:eastAsia="黑体" w:cstheme="minorBidi"/>
+              <w:color w:val="000000"/>
+              <w:szCs w:val="22"/>
+              <w:lang w:val="en-US" w:eastAsia="en-US" w:bidi="ar-SA"/>
+            </w:rPr>
+            <w:fldChar w:fldCharType="begin"/>
+          </w:r>
+          <w:r>
+            <w:rPr>
+              <w:rFonts w:ascii="黑体" w:hAnsi="黑体" w:eastAsia="黑体" w:cstheme="minorBidi"/>
+              <w:szCs w:val="22"/>
+              <w:lang w:val="en-US" w:eastAsia="en-US" w:bidi="ar-SA"/>
+            </w:rPr>
+            <w:instrText xml:space="preserve"> HYPERLINK \l _Toc25048 </w:instrText>
+          </w:r>
+          <w:r>
+            <w:rPr>
+              <w:rFonts w:ascii="黑体" w:hAnsi="黑体" w:eastAsia="黑体" w:cstheme="minorBidi"/>
+              <w:szCs w:val="22"/>
+              <w:lang w:val="en-US" w:eastAsia="en-US" w:bidi="ar-SA"/>
+            </w:rPr>
+            <w:fldChar w:fldCharType="separate"/>
+          </w:r>
+          <w:r>
+            <w:rPr>
+              <w:rFonts w:ascii="黑体" w:hAnsi="黑体" w:eastAsia="黑体"/>
+            </w:rPr>
+            <w:t>5.5 知识库与成就系统实现</w:t>
+          </w:r>
+          <w:r>
+            <w:tab/>
+          </w:r>
+          <w:r>
+            <w:fldChar w:fldCharType="begin"/>
+          </w:r>
+          <w:r>
+            <w:instrText xml:space="preserve"> PAGEREF _Toc25048 \h </w:instrText>
+          </w:r>
+          <w:r>
+            <w:fldChar w:fldCharType="separate"/>
+          </w:r>
+          <w:r>
+            <w:t>31</w:t>
+          </w:r>
+          <w:r>
+            <w:fldChar w:fldCharType="end"/>
+          </w:r>
+          <w:r>
+            <w:rPr>
+              <w:rFonts w:ascii="黑体" w:hAnsi="黑体" w:eastAsia="黑体" w:cstheme="minorBidi"/>
+              <w:color w:val="000000"/>
+              <w:szCs w:val="22"/>
+              <w:lang w:val="en-US" w:eastAsia="en-US" w:bidi="ar-SA"/>
+            </w:rPr>
+            <w:fldChar w:fldCharType="end"/>
+          </w:r>
+        </w:p>
+        <w:p>
+          <w:pPr>
+            <w:pStyle w:val="28"/>
+            <w:tabs>
+              <w:tab w:val="right" w:leader="dot" w:pos="9071"/>
+            </w:tabs>
+          </w:pPr>
+          <w:r>
+            <w:rPr>
+              <w:rFonts w:ascii="黑体" w:hAnsi="黑体" w:eastAsia="黑体" w:cstheme="minorBidi"/>
+              <w:color w:val="000000"/>
+              <w:szCs w:val="22"/>
+              <w:lang w:val="en-US" w:eastAsia="en-US" w:bidi="ar-SA"/>
+            </w:rPr>
+            <w:fldChar w:fldCharType="begin"/>
+          </w:r>
+          <w:r>
+            <w:rPr>
+              <w:rFonts w:ascii="黑体" w:hAnsi="黑体" w:eastAsia="黑体" w:cstheme="minorBidi"/>
+              <w:szCs w:val="22"/>
+              <w:lang w:val="en-US" w:eastAsia="en-US" w:bidi="ar-SA"/>
+            </w:rPr>
+            <w:instrText xml:space="preserve"> HYPERLINK \l _Toc30558 </w:instrText>
+          </w:r>
+          <w:r>
+            <w:rPr>
+              <w:rFonts w:ascii="黑体" w:hAnsi="黑体" w:eastAsia="黑体" w:cstheme="minorBidi"/>
+              <w:szCs w:val="22"/>
+              <w:lang w:val="en-US" w:eastAsia="en-US" w:bidi="ar-SA"/>
+            </w:rPr>
+            <w:fldChar w:fldCharType="separate"/>
+          </w:r>
+          <w:r>
+            <w:rPr>
+              <w:rFonts w:ascii="黑体" w:hAnsi="黑体" w:eastAsia="黑体"/>
+            </w:rPr>
+            <w:t>6 系统测试与结果分析</w:t>
+          </w:r>
+          <w:r>
+            <w:tab/>
+          </w:r>
+          <w:r>
+            <w:fldChar w:fldCharType="begin"/>
+          </w:r>
+          <w:r>
+            <w:instrText xml:space="preserve"> PAGEREF _Toc30558 \h </w:instrText>
+          </w:r>
+          <w:r>
+            <w:fldChar w:fldCharType="separate"/>
+          </w:r>
+          <w:r>
+            <w:t>32</w:t>
+          </w:r>
+          <w:r>
+            <w:fldChar w:fldCharType="end"/>
+          </w:r>
+          <w:r>
+            <w:rPr>
+              <w:rFonts w:ascii="黑体" w:hAnsi="黑体" w:eastAsia="黑体" w:cstheme="minorBidi"/>
+              <w:color w:val="000000"/>
+              <w:szCs w:val="22"/>
+              <w:lang w:val="en-US" w:eastAsia="en-US" w:bidi="ar-SA"/>
+            </w:rPr>
+            <w:fldChar w:fldCharType="end"/>
+          </w:r>
+        </w:p>
+        <w:p>
+          <w:pPr>
+            <w:pStyle w:val="32"/>
+            <w:tabs>
+              <w:tab w:val="right" w:leader="dot" w:pos="9071"/>
+            </w:tabs>
+          </w:pPr>
+          <w:r>
+            <w:rPr>
+              <w:rFonts w:ascii="黑体" w:hAnsi="黑体" w:eastAsia="黑体" w:cstheme="minorBidi"/>
+              <w:color w:val="000000"/>
+              <w:szCs w:val="22"/>
+              <w:lang w:val="en-US" w:eastAsia="en-US" w:bidi="ar-SA"/>
+            </w:rPr>
+            <w:fldChar w:fldCharType="begin"/>
+          </w:r>
+          <w:r>
+            <w:rPr>
+              <w:rFonts w:ascii="黑体" w:hAnsi="黑体" w:eastAsia="黑体" w:cstheme="minorBidi"/>
+              <w:szCs w:val="22"/>
+              <w:lang w:val="en-US" w:eastAsia="en-US" w:bidi="ar-SA"/>
+            </w:rPr>
+            <w:instrText xml:space="preserve"> HYPERLINK \l _Toc18478 </w:instrText>
+          </w:r>
+          <w:r>
+            <w:rPr>
+              <w:rFonts w:ascii="黑体" w:hAnsi="黑体" w:eastAsia="黑体" w:cstheme="minorBidi"/>
+              <w:szCs w:val="22"/>
+              <w:lang w:val="en-US" w:eastAsia="en-US" w:bidi="ar-SA"/>
+            </w:rPr>
+            <w:fldChar w:fldCharType="separate"/>
+          </w:r>
+          <w:r>
+            <w:rPr>
+              <w:rFonts w:ascii="黑体" w:hAnsi="黑体" w:eastAsia="黑体"/>
+            </w:rPr>
+            <w:t>6.1 系统测试环境</w:t>
+          </w:r>
+          <w:r>
+            <w:tab/>
+          </w:r>
+          <w:r>
+            <w:fldChar w:fldCharType="begin"/>
+          </w:r>
+          <w:r>
+            <w:instrText xml:space="preserve"> PAGEREF _Toc18478 \h </w:instrText>
+          </w:r>
+          <w:r>
+            <w:fldChar w:fldCharType="separate"/>
+          </w:r>
+          <w:r>
+            <w:t>32</w:t>
+          </w:r>
+          <w:r>
+            <w:fldChar w:fldCharType="end"/>
+          </w:r>
+          <w:r>
+            <w:rPr>
+              <w:rFonts w:ascii="黑体" w:hAnsi="黑体" w:eastAsia="黑体" w:cstheme="minorBidi"/>
+              <w:color w:val="000000"/>
+              <w:szCs w:val="22"/>
+              <w:lang w:val="en-US" w:eastAsia="en-US" w:bidi="ar-SA"/>
+            </w:rPr>
+            <w:fldChar w:fldCharType="end"/>
+          </w:r>
+        </w:p>
+        <w:p>
+          <w:pPr>
+            <w:pStyle w:val="32"/>
+            <w:tabs>
+              <w:tab w:val="right" w:leader="dot" w:pos="9071"/>
+            </w:tabs>
+          </w:pPr>
+          <w:r>
+            <w:rPr>
+              <w:rFonts w:ascii="黑体" w:hAnsi="黑体" w:eastAsia="黑体" w:cstheme="minorBidi"/>
+              <w:color w:val="000000"/>
+              <w:szCs w:val="22"/>
+              <w:lang w:val="en-US" w:eastAsia="en-US" w:bidi="ar-SA"/>
+            </w:rPr>
+            <w:fldChar w:fldCharType="begin"/>
+          </w:r>
+          <w:r>
+            <w:rPr>
+              <w:rFonts w:ascii="黑体" w:hAnsi="黑体" w:eastAsia="黑体" w:cstheme="minorBidi"/>
+              <w:szCs w:val="22"/>
+              <w:lang w:val="en-US" w:eastAsia="en-US" w:bidi="ar-SA"/>
+            </w:rPr>
+            <w:instrText xml:space="preserve"> HYPERLINK \l _Toc13319 </w:instrText>
+          </w:r>
+          <w:r>
+            <w:rPr>
+              <w:rFonts w:ascii="黑体" w:hAnsi="黑体" w:eastAsia="黑体" w:cstheme="minorBidi"/>
+              <w:szCs w:val="22"/>
+              <w:lang w:val="en-US" w:eastAsia="en-US" w:bidi="ar-SA"/>
+            </w:rPr>
+            <w:fldChar w:fldCharType="separate"/>
+          </w:r>
+          <w:r>
+            <w:rPr>
+              <w:rFonts w:ascii="黑体" w:hAnsi="黑体" w:eastAsia="黑体"/>
+            </w:rPr>
+            <w:t>6.2 功能测试</w:t>
+          </w:r>
+          <w:r>
+            <w:tab/>
+          </w:r>
+          <w:r>
+            <w:fldChar w:fldCharType="begin"/>
+          </w:r>
+          <w:r>
+            <w:instrText xml:space="preserve"> PAGEREF _Toc13319 \h </w:instrText>
+          </w:r>
+          <w:r>
+            <w:fldChar w:fldCharType="separate"/>
+          </w:r>
+          <w:r>
+            <w:t>32</w:t>
+          </w:r>
+          <w:r>
+            <w:fldChar w:fldCharType="end"/>
+          </w:r>
+          <w:r>
+            <w:rPr>
+              <w:rFonts w:ascii="黑体" w:hAnsi="黑体" w:eastAsia="黑体" w:cstheme="minorBidi"/>
+              <w:color w:val="000000"/>
+              <w:szCs w:val="22"/>
+              <w:lang w:val="en-US" w:eastAsia="en-US" w:bidi="ar-SA"/>
+            </w:rPr>
+            <w:fldChar w:fldCharType="end"/>
+          </w:r>
+        </w:p>
+        <w:p>
+          <w:pPr>
+            <w:pStyle w:val="32"/>
+            <w:tabs>
+              <w:tab w:val="right" w:leader="dot" w:pos="9071"/>
+            </w:tabs>
+          </w:pPr>
+          <w:r>
+            <w:rPr>
+              <w:rFonts w:ascii="黑体" w:hAnsi="黑体" w:eastAsia="黑体" w:cstheme="minorBidi"/>
+              <w:color w:val="000000"/>
+              <w:szCs w:val="22"/>
+              <w:lang w:val="en-US" w:eastAsia="en-US" w:bidi="ar-SA"/>
+            </w:rPr>
+            <w:fldChar w:fldCharType="begin"/>
+          </w:r>
+          <w:r>
+            <w:rPr>
+              <w:rFonts w:ascii="黑体" w:hAnsi="黑体" w:eastAsia="黑体" w:cstheme="minorBidi"/>
+              <w:szCs w:val="22"/>
+              <w:lang w:val="en-US" w:eastAsia="en-US" w:bidi="ar-SA"/>
+            </w:rPr>
+            <w:instrText xml:space="preserve"> HYPERLINK \l _Toc24140 </w:instrText>
+          </w:r>
+          <w:r>
+            <w:rPr>
+              <w:rFonts w:ascii="黑体" w:hAnsi="黑体" w:eastAsia="黑体" w:cstheme="minorBidi"/>
+              <w:szCs w:val="22"/>
+              <w:lang w:val="en-US" w:eastAsia="en-US" w:bidi="ar-SA"/>
+            </w:rPr>
+            <w:fldChar w:fldCharType="separate"/>
+          </w:r>
+          <w:r>
+            <w:rPr>
+              <w:rFonts w:ascii="黑体" w:hAnsi="黑体" w:eastAsia="黑体"/>
+            </w:rPr>
+            <w:t>6.3 系统性能测试</w:t>
+          </w:r>
+          <w:r>
+            <w:tab/>
+          </w:r>
+          <w:r>
+            <w:fldChar w:fldCharType="begin"/>
+          </w:r>
+          <w:r>
+            <w:instrText xml:space="preserve"> PAGEREF _Toc24140 \h </w:instrText>
+          </w:r>
+          <w:r>
+            <w:fldChar w:fldCharType="separate"/>
+          </w:r>
+          <w:r>
+            <w:t>34</w:t>
+          </w:r>
+          <w:r>
+            <w:fldChar w:fldCharType="end"/>
+          </w:r>
+          <w:r>
+            <w:rPr>
+              <w:rFonts w:ascii="黑体" w:hAnsi="黑体" w:eastAsia="黑体" w:cstheme="minorBidi"/>
+              <w:color w:val="000000"/>
+              <w:szCs w:val="22"/>
+              <w:lang w:val="en-US" w:eastAsia="en-US" w:bidi="ar-SA"/>
+            </w:rPr>
+            <w:fldChar w:fldCharType="end"/>
+          </w:r>
+        </w:p>
+        <w:p>
+          <w:pPr>
+            <w:pStyle w:val="32"/>
+            <w:tabs>
+              <w:tab w:val="right" w:leader="dot" w:pos="9071"/>
+            </w:tabs>
+          </w:pPr>
+          <w:r>
+            <w:rPr>
+              <w:rFonts w:ascii="黑体" w:hAnsi="黑体" w:eastAsia="黑体" w:cstheme="minorBidi"/>
+              <w:color w:val="000000"/>
+              <w:szCs w:val="22"/>
+              <w:lang w:val="en-US" w:eastAsia="en-US" w:bidi="ar-SA"/>
+            </w:rPr>
+            <w:fldChar w:fldCharType="begin"/>
+          </w:r>
+          <w:r>
+            <w:rPr>
+              <w:rFonts w:ascii="黑体" w:hAnsi="黑体" w:eastAsia="黑体" w:cstheme="minorBidi"/>
+              <w:szCs w:val="22"/>
+              <w:lang w:val="en-US" w:eastAsia="en-US" w:bidi="ar-SA"/>
+            </w:rPr>
+            <w:instrText xml:space="preserve"> HYPERLINK \l _Toc15356 </w:instrText>
+          </w:r>
+          <w:r>
+            <w:rPr>
+              <w:rFonts w:ascii="黑体" w:hAnsi="黑体" w:eastAsia="黑体" w:cstheme="minorBidi"/>
+              <w:szCs w:val="22"/>
+              <w:lang w:val="en-US" w:eastAsia="en-US" w:bidi="ar-SA"/>
+            </w:rPr>
+            <w:fldChar w:fldCharType="separate"/>
+          </w:r>
+          <w:r>
+            <w:rPr>
+              <w:rFonts w:ascii="黑体" w:hAnsi="黑体" w:eastAsia="黑体"/>
+            </w:rPr>
+            <w:t>6.4 测试结果分析</w:t>
+          </w:r>
+          <w:r>
+            <w:tab/>
+          </w:r>
+          <w:r>
+            <w:fldChar w:fldCharType="begin"/>
+          </w:r>
+          <w:r>
+            <w:instrText xml:space="preserve"> PAGEREF _Toc15356 \h </w:instrText>
+          </w:r>
+          <w:r>
+            <w:fldChar w:fldCharType="separate"/>
+          </w:r>
+          <w:r>
+            <w:t>35</w:t>
+          </w:r>
+          <w:r>
+            <w:fldChar w:fldCharType="end"/>
+          </w:r>
+          <w:r>
+            <w:rPr>
+              <w:rFonts w:ascii="黑体" w:hAnsi="黑体" w:eastAsia="黑体" w:cstheme="minorBidi"/>
+              <w:color w:val="000000"/>
+              <w:szCs w:val="22"/>
+              <w:lang w:val="en-US" w:eastAsia="en-US" w:bidi="ar-SA"/>
+            </w:rPr>
+            <w:fldChar w:fldCharType="end"/>
+          </w:r>
+        </w:p>
+        <w:p>
+          <w:pPr>
+            <w:pStyle w:val="28"/>
+            <w:tabs>
+              <w:tab w:val="right" w:leader="dot" w:pos="9071"/>
+            </w:tabs>
+          </w:pPr>
+          <w:r>
+            <w:rPr>
+              <w:rFonts w:ascii="黑体" w:hAnsi="黑体" w:eastAsia="黑体" w:cstheme="minorBidi"/>
+              <w:color w:val="000000"/>
+              <w:szCs w:val="22"/>
+              <w:lang w:val="en-US" w:eastAsia="en-US" w:bidi="ar-SA"/>
+            </w:rPr>
+            <w:fldChar w:fldCharType="begin"/>
+          </w:r>
+          <w:r>
+            <w:rPr>
+              <w:rFonts w:ascii="黑体" w:hAnsi="黑体" w:eastAsia="黑体" w:cstheme="minorBidi"/>
+              <w:szCs w:val="22"/>
+              <w:lang w:val="en-US" w:eastAsia="en-US" w:bidi="ar-SA"/>
+            </w:rPr>
+            <w:instrText xml:space="preserve"> HYPERLINK \l _Toc23458 </w:instrText>
+          </w:r>
+          <w:r>
+            <w:rPr>
+              <w:rFonts w:ascii="黑体" w:hAnsi="黑体" w:eastAsia="黑体" w:cstheme="minorBidi"/>
+              <w:szCs w:val="22"/>
+              <w:lang w:val="en-US" w:eastAsia="en-US" w:bidi="ar-SA"/>
+            </w:rPr>
+            <w:fldChar w:fldCharType="separate"/>
+          </w:r>
+          <w:r>
+            <w:rPr>
+              <w:rFonts w:ascii="黑体" w:hAnsi="黑体" w:eastAsia="黑体"/>
+            </w:rPr>
+            <w:t>7 总结与展望</w:t>
+          </w:r>
+          <w:r>
+            <w:tab/>
+          </w:r>
+          <w:r>
+            <w:fldChar w:fldCharType="begin"/>
+          </w:r>
+          <w:r>
+            <w:instrText xml:space="preserve"> PAGEREF _Toc23458 \h </w:instrText>
+          </w:r>
+          <w:r>
+            <w:fldChar w:fldCharType="separate"/>
+          </w:r>
+          <w:r>
+            <w:t>36</w:t>
+          </w:r>
+          <w:r>
+            <w:fldChar w:fldCharType="end"/>
+          </w:r>
+          <w:r>
+            <w:rPr>
+              <w:rFonts w:ascii="黑体" w:hAnsi="黑体" w:eastAsia="黑体" w:cstheme="minorBidi"/>
+              <w:color w:val="000000"/>
+              <w:szCs w:val="22"/>
+              <w:lang w:val="en-US" w:eastAsia="en-US" w:bidi="ar-SA"/>
+            </w:rPr>
+            <w:fldChar w:fldCharType="end"/>
+          </w:r>
+        </w:p>
+        <w:p>
+          <w:pPr>
+            <w:pStyle w:val="32"/>
+            <w:tabs>
+              <w:tab w:val="right" w:leader="dot" w:pos="9071"/>
+            </w:tabs>
+          </w:pPr>
+          <w:r>
+            <w:rPr>
+              <w:rFonts w:ascii="黑体" w:hAnsi="黑体" w:eastAsia="黑体" w:cstheme="minorBidi"/>
+              <w:color w:val="000000"/>
+              <w:szCs w:val="22"/>
+              <w:lang w:val="en-US" w:eastAsia="en-US" w:bidi="ar-SA"/>
+            </w:rPr>
+            <w:fldChar w:fldCharType="begin"/>
+          </w:r>
+          <w:r>
+            <w:rPr>
+              <w:rFonts w:ascii="黑体" w:hAnsi="黑体" w:eastAsia="黑体" w:cstheme="minorBidi"/>
+              <w:szCs w:val="22"/>
+              <w:lang w:val="en-US" w:eastAsia="en-US" w:bidi="ar-SA"/>
+            </w:rPr>
+            <w:instrText xml:space="preserve"> HYPERLINK \l _Toc10236 </w:instrText>
+          </w:r>
+          <w:r>
+            <w:rPr>
+              <w:rFonts w:ascii="黑体" w:hAnsi="黑体" w:eastAsia="黑体" w:cstheme="minorBidi"/>
+              <w:szCs w:val="22"/>
+              <w:lang w:val="en-US" w:eastAsia="en-US" w:bidi="ar-SA"/>
+            </w:rPr>
+            <w:fldChar w:fldCharType="separate"/>
+          </w:r>
+          <w:r>
+            <w:rPr>
+              <w:rFonts w:ascii="黑体" w:hAnsi="黑体" w:eastAsia="黑体"/>
+            </w:rPr>
+            <w:t>7.1 研究工作总结</w:t>
+          </w:r>
+          <w:r>
+            <w:tab/>
+          </w:r>
+          <w:r>
+            <w:fldChar w:fldCharType="begin"/>
+          </w:r>
+          <w:r>
+            <w:instrText xml:space="preserve"> PAGEREF _Toc10236 \h </w:instrText>
+          </w:r>
+          <w:r>
+            <w:fldChar w:fldCharType="separate"/>
+          </w:r>
+          <w:r>
+            <w:t>36</w:t>
+          </w:r>
+          <w:r>
+            <w:fldChar w:fldCharType="end"/>
+          </w:r>
+          <w:r>
+            <w:rPr>
+              <w:rFonts w:ascii="黑体" w:hAnsi="黑体" w:eastAsia="黑体" w:cstheme="minorBidi"/>
+              <w:color w:val="000000"/>
+              <w:szCs w:val="22"/>
+              <w:lang w:val="en-US" w:eastAsia="en-US" w:bidi="ar-SA"/>
+            </w:rPr>
+            <w:fldChar w:fldCharType="end"/>
+          </w:r>
+        </w:p>
+        <w:p>
+          <w:pPr>
+            <w:pStyle w:val="32"/>
+            <w:tabs>
+              <w:tab w:val="right" w:leader="dot" w:pos="9071"/>
+            </w:tabs>
+          </w:pPr>
+          <w:r>
+            <w:rPr>
+              <w:rFonts w:ascii="黑体" w:hAnsi="黑体" w:eastAsia="黑体" w:cstheme="minorBidi"/>
+              <w:color w:val="000000"/>
+              <w:szCs w:val="22"/>
+              <w:lang w:val="en-US" w:eastAsia="en-US" w:bidi="ar-SA"/>
+            </w:rPr>
+            <w:fldChar w:fldCharType="begin"/>
+          </w:r>
+          <w:r>
+            <w:rPr>
+              <w:rFonts w:ascii="黑体" w:hAnsi="黑体" w:eastAsia="黑体" w:cstheme="minorBidi"/>
+              <w:szCs w:val="22"/>
+              <w:lang w:val="en-US" w:eastAsia="en-US" w:bidi="ar-SA"/>
+            </w:rPr>
+            <w:instrText xml:space="preserve"> HYPERLINK \l _Toc187 </w:instrText>
+          </w:r>
+          <w:r>
+            <w:rPr>
+              <w:rFonts w:ascii="黑体" w:hAnsi="黑体" w:eastAsia="黑体" w:cstheme="minorBidi"/>
+              <w:szCs w:val="22"/>
+              <w:lang w:val="en-US" w:eastAsia="en-US" w:bidi="ar-SA"/>
+            </w:rPr>
+            <w:fldChar w:fldCharType="separate"/>
+          </w:r>
+          <w:r>
+            <w:rPr>
+              <w:rFonts w:ascii="黑体" w:hAnsi="黑体" w:eastAsia="黑体"/>
+            </w:rPr>
+            <w:t>7.2 系统创新点分析</w:t>
+          </w:r>
+          <w:r>
+            <w:tab/>
+          </w:r>
+          <w:r>
+            <w:fldChar w:fldCharType="begin"/>
+          </w:r>
+          <w:r>
+            <w:instrText xml:space="preserve"> PAGEREF _Toc187 \h </w:instrText>
+          </w:r>
+          <w:r>
+            <w:fldChar w:fldCharType="separate"/>
+          </w:r>
+          <w:r>
+            <w:t>36</w:t>
+          </w:r>
+          <w:r>
+            <w:fldChar w:fldCharType="end"/>
+          </w:r>
+          <w:r>
+            <w:rPr>
+              <w:rFonts w:ascii="黑体" w:hAnsi="黑体" w:eastAsia="黑体" w:cstheme="minorBidi"/>
+              <w:color w:val="000000"/>
+              <w:szCs w:val="22"/>
+              <w:lang w:val="en-US" w:eastAsia="en-US" w:bidi="ar-SA"/>
+            </w:rPr>
+            <w:fldChar w:fldCharType="end"/>
+          </w:r>
+        </w:p>
+        <w:p>
+          <w:pPr>
+            <w:pStyle w:val="32"/>
+            <w:tabs>
+              <w:tab w:val="right" w:leader="dot" w:pos="9071"/>
+            </w:tabs>
+          </w:pPr>
+          <w:r>
+            <w:rPr>
+              <w:rFonts w:ascii="黑体" w:hAnsi="黑体" w:eastAsia="黑体" w:cstheme="minorBidi"/>
+              <w:color w:val="000000"/>
+              <w:szCs w:val="22"/>
+              <w:lang w:val="en-US" w:eastAsia="en-US" w:bidi="ar-SA"/>
+            </w:rPr>
+            <w:fldChar w:fldCharType="begin"/>
+          </w:r>
+          <w:r>
+            <w:rPr>
+              <w:rFonts w:ascii="黑体" w:hAnsi="黑体" w:eastAsia="黑体" w:cstheme="minorBidi"/>
+              <w:szCs w:val="22"/>
+              <w:lang w:val="en-US" w:eastAsia="en-US" w:bidi="ar-SA"/>
+            </w:rPr>
+            <w:instrText xml:space="preserve"> HYPERLINK \l _Toc15884 </w:instrText>
+          </w:r>
+          <w:r>
+            <w:rPr>
+              <w:rFonts w:ascii="黑体" w:hAnsi="黑体" w:eastAsia="黑体" w:cstheme="minorBidi"/>
+              <w:szCs w:val="22"/>
+              <w:lang w:val="en-US" w:eastAsia="en-US" w:bidi="ar-SA"/>
+            </w:rPr>
+            <w:fldChar w:fldCharType="separate"/>
+          </w:r>
+          <w:r>
+            <w:rPr>
+              <w:rFonts w:ascii="黑体" w:hAnsi="黑体" w:eastAsia="黑体"/>
+            </w:rPr>
+            <w:t>7.3 研究不足与未来展望</w:t>
+          </w:r>
+          <w:r>
+            <w:tab/>
+          </w:r>
+          <w:r>
+            <w:fldChar w:fldCharType="begin"/>
+          </w:r>
+          <w:r>
+            <w:instrText xml:space="preserve"> PAGEREF _Toc15884 \h </w:instrText>
+          </w:r>
+          <w:r>
+            <w:fldChar w:fldCharType="separate"/>
+          </w:r>
+          <w:r>
+            <w:t>36</w:t>
+          </w:r>
+          <w:r>
+            <w:fldChar w:fldCharType="end"/>
+          </w:r>
+          <w:r>
+            <w:rPr>
+              <w:rFonts w:ascii="黑体" w:hAnsi="黑体" w:eastAsia="黑体" w:cstheme="minorBidi"/>
+              <w:color w:val="000000"/>
+              <w:szCs w:val="22"/>
+              <w:lang w:val="en-US" w:eastAsia="en-US" w:bidi="ar-SA"/>
+            </w:rPr>
+            <w:fldChar w:fldCharType="end"/>
+          </w:r>
+        </w:p>
+        <w:p>
+          <w:pPr>
+            <w:pStyle w:val="28"/>
+            <w:tabs>
+              <w:tab w:val="right" w:leader="dot" w:pos="9071"/>
+            </w:tabs>
+          </w:pPr>
+          <w:r>
+            <w:rPr>
+              <w:rFonts w:ascii="黑体" w:hAnsi="黑体" w:eastAsia="黑体" w:cstheme="minorBidi"/>
+              <w:color w:val="000000"/>
+              <w:szCs w:val="22"/>
+              <w:lang w:val="en-US" w:eastAsia="en-US" w:bidi="ar-SA"/>
+            </w:rPr>
+            <w:fldChar w:fldCharType="begin"/>
+          </w:r>
+          <w:r>
+            <w:rPr>
+              <w:rFonts w:ascii="黑体" w:hAnsi="黑体" w:eastAsia="黑体" w:cstheme="minorBidi"/>
+              <w:szCs w:val="22"/>
+              <w:lang w:val="en-US" w:eastAsia="en-US" w:bidi="ar-SA"/>
+            </w:rPr>
+            <w:instrText xml:space="preserve"> HYPERLINK \l _Toc27806 </w:instrText>
+          </w:r>
+          <w:r>
+            <w:rPr>
+              <w:rFonts w:ascii="黑体" w:hAnsi="黑体" w:eastAsia="黑体" w:cstheme="minorBidi"/>
+              <w:szCs w:val="22"/>
+              <w:lang w:val="en-US" w:eastAsia="en-US" w:bidi="ar-SA"/>
+            </w:rPr>
+            <w:fldChar w:fldCharType="separate"/>
+          </w:r>
+          <w:r>
+            <w:rPr>
+              <w:rFonts w:ascii="黑体" w:hAnsi="黑体" w:eastAsia="黑体"/>
+            </w:rPr>
+            <w:t>致 谢</w:t>
+          </w:r>
+          <w:r>
+            <w:tab/>
+          </w:r>
+          <w:r>
+            <w:fldChar w:fldCharType="begin"/>
+          </w:r>
+          <w:r>
+            <w:instrText xml:space="preserve"> PAGEREF _Toc27806 \h </w:instrText>
+          </w:r>
+          <w:r>
+            <w:fldChar w:fldCharType="separate"/>
+          </w:r>
+          <w:r>
+            <w:t>38</w:t>
+          </w:r>
+          <w:r>
+            <w:fldChar w:fldCharType="end"/>
+          </w:r>
+          <w:r>
+            <w:rPr>
+              <w:rFonts w:ascii="黑体" w:hAnsi="黑体" w:eastAsia="黑体" w:cstheme="minorBidi"/>
+              <w:color w:val="000000"/>
+              <w:szCs w:val="22"/>
+              <w:lang w:val="en-US" w:eastAsia="en-US" w:bidi="ar-SA"/>
+            </w:rPr>
+            <w:fldChar w:fldCharType="end"/>
+          </w:r>
+        </w:p>
+        <w:p>
+          <w:pPr>
+            <w:pStyle w:val="28"/>
+            <w:tabs>
+              <w:tab w:val="right" w:leader="dot" w:pos="9071"/>
+            </w:tabs>
+          </w:pPr>
+          <w:r>
+            <w:rPr>
+              <w:rFonts w:ascii="黑体" w:hAnsi="黑体" w:eastAsia="黑体" w:cstheme="minorBidi"/>
+              <w:color w:val="000000"/>
+              <w:szCs w:val="22"/>
+              <w:lang w:val="en-US" w:eastAsia="en-US" w:bidi="ar-SA"/>
+            </w:rPr>
+            <w:fldChar w:fldCharType="begin"/>
+          </w:r>
+          <w:r>
+            <w:rPr>
+              <w:rFonts w:ascii="黑体" w:hAnsi="黑体" w:eastAsia="黑体" w:cstheme="minorBidi"/>
+              <w:szCs w:val="22"/>
+              <w:lang w:val="en-US" w:eastAsia="en-US" w:bidi="ar-SA"/>
+            </w:rPr>
+            <w:instrText xml:space="preserve"> HYPERLINK \l _Toc13763 </w:instrText>
+          </w:r>
+          <w:r>
+            <w:rPr>
+              <w:rFonts w:ascii="黑体" w:hAnsi="黑体" w:eastAsia="黑体" w:cstheme="minorBidi"/>
+              <w:szCs w:val="22"/>
+              <w:lang w:val="en-US" w:eastAsia="en-US" w:bidi="ar-SA"/>
+            </w:rPr>
+            <w:fldChar w:fldCharType="separate"/>
+          </w:r>
+          <w:r>
+            <w:rPr>
+              <w:rFonts w:ascii="黑体" w:hAnsi="黑体" w:eastAsia="黑体"/>
+            </w:rPr>
+            <w:t>参考文献</w:t>
+          </w:r>
+          <w:r>
+            <w:tab/>
+          </w:r>
+          <w:r>
+            <w:fldChar w:fldCharType="begin"/>
+          </w:r>
+          <w:r>
+            <w:instrText xml:space="preserve"> PAGEREF _Toc13763 \h </w:instrText>
+          </w:r>
+          <w:r>
+            <w:fldChar w:fldCharType="separate"/>
+          </w:r>
+          <w:r>
+            <w:t>39</w:t>
+          </w:r>
+          <w:r>
+            <w:fldChar w:fldCharType="end"/>
+          </w:r>
+          <w:r>
+            <w:rPr>
+              <w:rFonts w:ascii="黑体" w:hAnsi="黑体" w:eastAsia="黑体" w:cstheme="minorBidi"/>
+              <w:color w:val="000000"/>
+              <w:szCs w:val="22"/>
+              <w:lang w:val="en-US" w:eastAsia="en-US" w:bidi="ar-SA"/>
+            </w:rPr>
+            <w:fldChar w:fldCharType="end"/>
+          </w:r>
+        </w:p>
+        <w:p>
+          <w:pPr>
+            <w:spacing w:before="480" w:after="480" w:line="240" w:lineRule="auto"/>
+            <w:ind w:firstLine="0"/>
+            <w:jc w:val="center"/>
+            <w:rPr>
+              <w:rFonts w:ascii="黑体" w:hAnsi="黑体" w:eastAsia="黑体" w:cstheme="minorBidi"/>
+              <w:color w:val="000000"/>
+              <w:sz w:val="24"/>
+              <w:szCs w:val="22"/>
+              <w:lang w:val="en-US" w:eastAsia="en-US" w:bidi="ar-SA"/>
+            </w:rPr>
+          </w:pPr>
+          <w:r>
+            <w:rPr>
+              <w:rFonts w:ascii="黑体" w:hAnsi="黑体" w:eastAsia="黑体" w:cstheme="minorBidi"/>
+              <w:color w:val="000000"/>
+              <w:szCs w:val="22"/>
+              <w:lang w:val="en-US" w:eastAsia="en-US" w:bidi="ar-SA"/>
+            </w:rPr>
+            <w:fldChar w:fldCharType="end"/>
+          </w:r>
+        </w:p>
+      </w:sdtContent>
+    </w:sdt>
     <w:p>
       <w:pPr>
         <w:spacing w:before="480" w:after="480" w:line="240" w:lineRule="auto"/>
         <w:ind w:firstLine="0"/>
         <w:jc w:val="center"/>
-      </w:pPr>
-      <w:r>
+        <w:rPr>
+          <w:rFonts w:ascii="黑体" w:hAnsi="黑体" w:eastAsia="黑体" w:cstheme="minorBidi"/>
+          <w:color w:val="000000"/>
+          <w:sz w:val="24"/>
+          <w:szCs w:val="22"/>
+          <w:lang w:val="en-US" w:eastAsia="en-US" w:bidi="ar-SA"/>
+        </w:rPr>
+      </w:pPr>
+    </w:p>
+    <w:p>
+      <w:pPr>
+        <w:spacing w:before="480" w:after="480" w:line="240" w:lineRule="auto"/>
+        <w:ind w:firstLine="0"/>
+        <w:jc w:val="center"/>
         <w:rPr>
           <w:rFonts w:ascii="黑体" w:hAnsi="黑体" w:eastAsia="黑体"/>
           <w:b w:val="0"/>
           <w:color w:val="000000"/>
           <w:sz w:val="32"/>
         </w:rPr>
-        <w:t>摘 要</w:t>
+      </w:pPr>
+    </w:p>
+    <w:p>
+      <w:pPr>
+        <w:spacing w:before="480" w:after="480" w:line="240" w:lineRule="auto"/>
+        <w:ind w:firstLine="0"/>
+        <w:jc w:val="center"/>
+        <w:rPr>
+          <w:rFonts w:ascii="黑体" w:hAnsi="黑体" w:eastAsia="黑体"/>
+          <w:b w:val="0"/>
+          <w:color w:val="000000"/>
+          <w:sz w:val="32"/>
+        </w:rPr>
+      </w:pPr>
+    </w:p>
+    <w:p>
+      <w:pPr>
+        <w:spacing w:before="480" w:after="480" w:line="240" w:lineRule="auto"/>
+        <w:ind w:firstLine="0"/>
+        <w:jc w:val="center"/>
+        <w:rPr>
+          <w:rFonts w:ascii="黑体" w:hAnsi="黑体" w:eastAsia="黑体"/>
+          <w:b w:val="0"/>
+          <w:color w:val="000000"/>
+          <w:sz w:val="32"/>
+        </w:rPr>
+      </w:pPr>
+    </w:p>
+    <w:p>
+      <w:pPr>
+        <w:spacing w:before="480" w:after="480" w:line="240" w:lineRule="auto"/>
+        <w:ind w:firstLine="0"/>
+        <w:jc w:val="center"/>
+        <w:rPr>
+          <w:rFonts w:ascii="黑体" w:hAnsi="黑体" w:eastAsia="黑体"/>
+          <w:b w:val="0"/>
+          <w:color w:val="000000"/>
+          <w:sz w:val="32"/>
+        </w:rPr>
+      </w:pPr>
+    </w:p>
+    <w:p>
+      <w:pPr>
+        <w:spacing w:before="480" w:after="480" w:line="240" w:lineRule="auto"/>
+        <w:ind w:firstLine="0"/>
+        <w:jc w:val="both"/>
+        <w:rPr>
+          <w:rFonts w:ascii="黑体" w:hAnsi="黑体" w:eastAsia="黑体"/>
+          <w:b w:val="0"/>
+          <w:color w:val="000000"/>
+          <w:sz w:val="32"/>
+        </w:rPr>
+      </w:pPr>
+    </w:p>
+    <w:p>
+      <w:pPr>
+        <w:spacing w:before="480" w:after="480" w:line="240" w:lineRule="auto"/>
+        <w:ind w:firstLine="0" w:firstLineChars="0"/>
+        <w:jc w:val="center"/>
+        <w:outlineLvl w:val="0"/>
+      </w:pPr>
+      <w:bookmarkStart w:id="3" w:name="_Toc19738"/>
+      <w:r>
+        <w:rPr>
+          <w:rFonts w:ascii="黑体" w:hAnsi="黑体" w:eastAsia="黑体"/>
+          <w:b w:val="0"/>
+          <w:color w:val="000000"/>
+          <w:sz w:val="32"/>
+        </w:rPr>
+        <w:t>1 绪论</w:t>
+      </w:r>
+      <w:bookmarkEnd w:id="3"/>
+    </w:p>
+    <w:p>
+      <w:pPr>
+        <w:spacing w:before="480" w:after="480" w:line="240" w:lineRule="auto"/>
+        <w:ind w:firstLine="0" w:firstLineChars="0"/>
+        <w:jc w:val="left"/>
+        <w:outlineLvl w:val="1"/>
+      </w:pPr>
+      <w:bookmarkStart w:id="4" w:name="_Toc15178"/>
+      <w:r>
+        <w:rPr>
+          <w:rFonts w:ascii="黑体" w:hAnsi="黑体" w:eastAsia="黑体"/>
+          <w:b w:val="0"/>
+          <w:color w:val="000000"/>
+          <w:sz w:val="28"/>
+        </w:rPr>
+        <w:t>1.1 研究背景与研究意义</w:t>
+      </w:r>
+      <w:bookmarkEnd w:id="4"/>
+    </w:p>
+    <w:p>
+      <w:pPr>
+        <w:keepNext w:val="0"/>
+        <w:keepLines w:val="0"/>
+        <w:pageBreakBefore w:val="0"/>
+        <w:widowControl/>
+        <w:kinsoku/>
+        <w:wordWrap/>
+        <w:overflowPunct/>
+        <w:topLinePunct w:val="0"/>
+        <w:autoSpaceDE/>
+        <w:autoSpaceDN/>
+        <w:bidi w:val="0"/>
+        <w:adjustRightInd/>
+        <w:snapToGrid/>
+        <w:spacing w:before="181" w:beforeLines="50" w:after="181" w:afterLines="50" w:line="240" w:lineRule="auto"/>
+        <w:ind w:firstLine="0" w:firstLineChars="0"/>
+        <w:jc w:val="left"/>
+        <w:textAlignment w:val="auto"/>
+        <w:outlineLvl w:val="2"/>
+      </w:pPr>
+      <w:r>
+        <w:rPr>
+          <w:rFonts w:ascii="黑体" w:hAnsi="黑体" w:eastAsia="黑体"/>
+          <w:b w:val="0"/>
+          <w:color w:val="000000"/>
+          <w:sz w:val="24"/>
+        </w:rPr>
+        <w:t>1.1.1 教学侧痛点</w:t>
       </w:r>
     </w:p>
     <w:p>
@@ -50,7 +4142,77 @@
           <w:color w:val="000000"/>
           <w:sz w:val="24"/>
         </w:rPr>
-        <w:t>高校 C/C++ 程序设计课程具有“概念抽象、错误类型复杂、反馈周期长”的典型特点。学生在课后练习中通常只能获得评测机的通过状态或报错信息，难以得到针对编码规范、资源管理与解题思路的文字反馈；进入求职阶段后，技术面试又要求在限定时间内完成口头阐述与现场编码，传统教材与录播资源难以覆盖这种高频互动训练。</w:t>
+        <w:t>C/C++ 课程在计算机培养体系中处于关键阶段，承担着“从语法训练走向系统思维”的过渡任务。指针、对象生命周期、模板与并发等知识之间耦合度高，学生若在早期形成偏差，后续在操作系统、网络和嵌入式课程中往往会持续暴露问题。课堂授课与实验答疑可以覆盖共性疑问，但课后个性化反馈仍然不足。多数 OJ 主要返回通过状态、编译错误或运行错误，难以解释错误成因与修复路径，学生容易陷入“提交—报错—重试”的低效循环。</w:t>
+      </w:r>
+    </w:p>
+    <w:p>
+      <w:pPr>
+        <w:keepNext w:val="0"/>
+        <w:keepLines w:val="0"/>
+        <w:pageBreakBefore w:val="0"/>
+        <w:widowControl/>
+        <w:kinsoku/>
+        <w:wordWrap/>
+        <w:overflowPunct/>
+        <w:topLinePunct w:val="0"/>
+        <w:autoSpaceDE/>
+        <w:autoSpaceDN/>
+        <w:bidi w:val="0"/>
+        <w:adjustRightInd/>
+        <w:snapToGrid/>
+        <w:spacing w:before="181" w:beforeLines="50" w:after="181" w:afterLines="50" w:line="240" w:lineRule="auto"/>
+        <w:ind w:firstLine="0" w:firstLineChars="0"/>
+        <w:jc w:val="left"/>
+        <w:textAlignment w:val="auto"/>
+        <w:outlineLvl w:val="2"/>
+        <w:rPr>
+          <w:rFonts w:ascii="黑体" w:hAnsi="黑体" w:eastAsia="黑体"/>
+          <w:b w:val="0"/>
+          <w:color w:val="000000"/>
+          <w:sz w:val="24"/>
+        </w:rPr>
+      </w:pPr>
+      <w:r>
+        <w:rPr>
+          <w:rFonts w:ascii="黑体" w:hAnsi="黑体" w:eastAsia="黑体"/>
+          <w:b w:val="0"/>
+          <w:color w:val="000000"/>
+          <w:sz w:val="24"/>
+        </w:rPr>
+        <w:t>1.1.2 就业侧需求</w:t>
+      </w:r>
+    </w:p>
+    <w:p>
+      <w:pPr>
+        <w:spacing w:before="480" w:after="480" w:line="240" w:lineRule="auto"/>
+        <w:ind w:firstLine="480" w:firstLineChars="200"/>
+        <w:jc w:val="left"/>
+        <w:outlineLvl w:val="2"/>
+      </w:pPr>
+      <w:r>
+        <w:rPr>
+          <w:rFonts w:ascii="Times New Roman" w:hAnsi="Times New Roman" w:eastAsia="宋体"/>
+          <w:color w:val="000000"/>
+          <w:sz w:val="24"/>
+        </w:rPr>
+        <w:t>企业校招中的技术面试通常包含基础问答、语言机制追问、现场编码和项目复盘。与笔试相比，面试更强调思路表达的连贯性、术语准确性以及边界条件意识。许多学生在“能写出代码”和“能清楚解释代码”之间存在明显落差：答题时常出现表达中断、复杂度分析缺失或场景迁移困难。线下模拟面试虽然有效，但需要教师或高年级学生持续投入时间，难以高频覆盖整个班级。</w:t>
+      </w:r>
+    </w:p>
+    <w:p>
+      <w:pPr>
+        <w:spacing w:before="480" w:after="480" w:line="240" w:lineRule="auto"/>
+        <w:ind w:firstLine="0" w:firstLineChars="0"/>
+        <w:jc w:val="left"/>
+        <w:outlineLvl w:val="2"/>
+      </w:pPr>
+      <w:r>
+        <w:rPr>
+          <w:rFonts w:ascii="黑体" w:hAnsi="黑体" w:eastAsia="黑体"/>
+          <w:b w:val="0"/>
+          <w:color w:val="000000"/>
+          <w:sz w:val="24"/>
+        </w:rPr>
+        <w:t>1.1.3 技术契机与课题定位</w:t>
       </w:r>
     </w:p>
     <w:p>
@@ -65,7 +4227,41 @@
           <w:color w:val="000000"/>
           <w:sz w:val="24"/>
         </w:rPr>
-        <w:t>针对上述问题，本文实现了面向高校学生的 Web 学习助手原型系统 MallocMentor。系统采用 Next.js 与 PostgreSQL 构建统一业务闭环，将代码练习、远程沙盒执行、AI 代码审查、知识问答和模拟面试纳入同一账户与数据体系。面试与知识助手采用 SSE 流式交互；代码审查与学习路径推荐采用结构化非流式返回，并将评审结果映射为综合分与六维能力分。画像更新采用加权移动平均策略；当外部 Bot 未配置或调用异常时，系统自动回退到本地 Mock 或规则推荐，保证核心学习流程可持续。</w:t>
+        <w:t xml:space="preserve">近两年，大语言模型在代码解释、多轮问答和结构化输出方面的稳定性明显提高，智能体平台也提供了可直接调用的 HTTP 接口与知识库能力。对于毕业设计而言，这使“练习、讲评、问答、面试”一体化系统在有限周期内具备实现条件。本文的技术路线是工程集成优先：不训练基础模型，而把重点放在身份认证、数据持久化、沙盒隔离、结构化评审、流式交互和故障降级上。该路线有利于保证系统可运行、可复现、可替换；开题设想与最终实现的差异将在 </w:t>
+      </w:r>
+      <w:r>
+        <w:rPr>
+          <w:rFonts w:ascii="Times New Roman" w:hAnsi="Times New Roman" w:eastAsia="宋体"/>
+          <w:b/>
+          <w:color w:val="000000"/>
+          <w:sz w:val="24"/>
+        </w:rPr>
+        <w:t>§4.1.4</w:t>
+      </w:r>
+      <w:r>
+        <w:rPr>
+          <w:rFonts w:ascii="Times New Roman" w:hAnsi="Times New Roman" w:eastAsia="宋体"/>
+          <w:color w:val="000000"/>
+          <w:sz w:val="24"/>
+        </w:rPr>
+        <w:t xml:space="preserve"> 给出对照。</w:t>
+      </w:r>
+    </w:p>
+    <w:p>
+      <w:pPr>
+        <w:spacing w:before="480" w:after="480" w:line="240" w:lineRule="auto"/>
+        <w:ind w:firstLine="0" w:firstLineChars="0"/>
+        <w:jc w:val="left"/>
+        <w:outlineLvl w:val="2"/>
+      </w:pPr>
+      <w:r>
+        <w:rPr>
+          <w:rFonts w:ascii="黑体" w:hAnsi="黑体" w:eastAsia="黑体"/>
+          <w:b w:val="0"/>
+          <w:color w:val="000000"/>
+          <w:sz w:val="24"/>
+        </w:rPr>
+        <w:t>1.1.4 研究意义归纳</w:t>
       </w:r>
     </w:p>
     <w:p>
@@ -80,7 +4276,7 @@
           <w:color w:val="000000"/>
           <w:sz w:val="24"/>
         </w:rPr>
-        <w:t>在本地测试环境下，本文对注册登录、代码运行与提交、能力雷达更新、流式会话、知识问答、推荐降级等主流程进行了可重复验证，并记录了外部沙盒与模型首包延迟的性能现象。测试结果显示，在依赖服务可用且配置正确的条件下，系统可稳定完成预期功能；在部分外部服务不可用时，降级策略可维持关键页面与核心业务可用。</w:t>
+        <w:t>本课题的意义主要体现在三个层面。理论层面，本文给出了一种“多智能体分工 + 流式/非流式协同”的教学系统组织方式，可为编程课程的 AI 集成提供参考。实践层面，系统将练习记录、面试会话、学习路径与活动日志统一入库，支持教师进行过程性观察和阶段性干预。工程层面，模型调用、沙盒执行与规则降级采用可替换组件设计，便于后续接入校内判题服务或本地化模型网关。</w:t>
       </w:r>
     </w:p>
     <w:p>
@@ -95,51 +4291,43 @@
           <w:color w:val="000000"/>
           <w:sz w:val="24"/>
         </w:rPr>
-        <w:t>本文将工作重心放在教学软件工程集成：通过统一接口契约、容错链路与可观测日志，将 AI 输出转化为可追踪的过程数据。系统同时明确教学边界：AI 反馈用于形成性学习支持，课程成绩认定仍由教师与教务制度负责。该实现可为后续接入校本题库、校内判题服务与本地化模型网关提供工程基础。</w:t>
-      </w:r>
-    </w:p>
-    <w:p>
-      <w:pPr>
-        <w:spacing w:before="0" w:after="0" w:line="400" w:lineRule="exact"/>
-        <w:ind w:firstLine="0"/>
+        <w:t>本文同时明确教学边界：AI 输出用于形成性反馈，不替代教师评分与课程管理制度。系统目标是缩短学生获取反馈的周期，补足课后答疑和表达训练中的高频场景。</w:t>
+      </w:r>
+    </w:p>
+    <w:p>
+      <w:pPr>
+        <w:spacing w:before="480" w:after="480" w:line="240" w:lineRule="auto"/>
+        <w:ind w:firstLine="0" w:firstLineChars="0"/>
         <w:jc w:val="left"/>
-      </w:pPr>
+        <w:outlineLvl w:val="1"/>
+      </w:pPr>
+      <w:bookmarkStart w:id="5" w:name="_Toc7834"/>
       <w:r>
         <w:rPr>
           <w:rFonts w:ascii="黑体" w:hAnsi="黑体" w:eastAsia="黑体"/>
-          <w:color w:val="000000"/>
-          <w:sz w:val="24"/>
-        </w:rPr>
-        <w:t>关键词：</w:t>
-      </w:r>
-      <w:r>
-        <w:rPr>
-          <w:rFonts w:ascii="Times New Roman" w:hAnsi="Times New Roman" w:eastAsia="宋体"/>
-          <w:color w:val="000000"/>
-          <w:sz w:val="24"/>
-        </w:rPr>
-        <w:t>大语言模型；编程教育；Next.js；Coze；智能体平台；在线评测；服务器推送事件；代码沙盒；能力评估；形成性评价；检索增强生成</w:t>
-      </w:r>
-    </w:p>
-    <w:p>
-      <w:r>
-        <w:br w:type="page"/>
-      </w:r>
+          <w:b w:val="0"/>
+          <w:color w:val="000000"/>
+          <w:sz w:val="28"/>
+        </w:rPr>
+        <w:t>1.2 国内外研究现状</w:t>
+      </w:r>
+      <w:bookmarkEnd w:id="5"/>
     </w:p>
     <w:p>
       <w:pPr>
         <w:spacing w:before="480" w:after="480" w:line="240" w:lineRule="auto"/>
-        <w:ind w:firstLine="0"/>
-        <w:jc w:val="center"/>
-      </w:pPr>
-      <w:r>
-        <w:rPr>
-          <w:rFonts w:ascii="Times New Roman" w:hAnsi="Times New Roman" w:eastAsia="Times New Roman"/>
-          <w:b/>
-          <w:color w:val="000000"/>
-          <w:sz w:val="32"/>
-        </w:rPr>
-        <w:t>ABSTRACT</w:t>
+        <w:ind w:firstLine="0" w:firstLineChars="0"/>
+        <w:jc w:val="left"/>
+        <w:outlineLvl w:val="2"/>
+      </w:pPr>
+      <w:r>
+        <w:rPr>
+          <w:rFonts w:ascii="黑体" w:hAnsi="黑体" w:eastAsia="黑体"/>
+          <w:b w:val="0"/>
+          <w:color w:val="000000"/>
+          <w:sz w:val="24"/>
+        </w:rPr>
+        <w:t>1.2.1 国外研究现状</w:t>
       </w:r>
     </w:p>
     <w:p>
@@ -150,11 +4338,11 @@
       </w:pPr>
       <w:r>
         <w:rPr>
-          <w:rFonts w:ascii="Times New Roman" w:hAnsi="Times New Roman" w:eastAsia="Times New Roman"/>
-          <w:color w:val="000000"/>
-          <w:sz w:val="24"/>
-        </w:rPr>
-        <w:t>Undergraduate C/C++ courses face two practical gaps: limited after-class feedback and insufficient interview-oriented practice. Students usually receive only pass/fail-style judge outputs, while job interviews require real-time explanation and coding under pressure. These gaps motivate an integrated learning system that combines programming practice, textual feedback, and conversational training in a single workflow.</w:t>
+          <w:rFonts w:ascii="Times New Roman" w:hAnsi="Times New Roman" w:eastAsia="宋体"/>
+          <w:color w:val="000000"/>
+          <w:sz w:val="24"/>
+        </w:rPr>
+        <w:t>国外在教育对话系统与编程辅助工具上的研究起步较早。技术演进大致经历规则系统、统计学习方法和大模型方法三个阶段[16]。这一演进并不意味着“模型可用”即可直接转化为“教学可用”，课程实践仍依赖身份管理、过程记录和结果审计等外围系统能力。</w:t>
       </w:r>
     </w:p>
     <w:p>
@@ -165,11 +4353,11 @@
       </w:pPr>
       <w:r>
         <w:rPr>
-          <w:rFonts w:ascii="Times New Roman" w:hAnsi="Times New Roman" w:eastAsia="Times New Roman"/>
-          <w:color w:val="000000"/>
-          <w:sz w:val="24"/>
-        </w:rPr>
-        <w:t>This thesis presents MallocMentor, a web-based assistant for C/C++ learners. The system unifies code practice, remote sandbox execution, AI code review, knowledge Q&amp;A, and mock interviews on one account and one data model. Streaming scenarios (interview and knowledge assistant) are implemented with server-side SSE, while code review and learning-path recommendation use structured non-streaming responses. Review outputs are mapped to an overall score and a six-dimensional capability profile, updated with an exponentially weighted moving average. When upstream bots are unavailable, the system switches to local mock replies or rule-based recommendation to preserve core usability.</w:t>
+          <w:rFonts w:ascii="Times New Roman" w:hAnsi="Times New Roman" w:eastAsia="宋体"/>
+          <w:color w:val="000000"/>
+          <w:sz w:val="24"/>
+        </w:rPr>
+        <w:t>在编程教育场景中，国外研究重点集中在自动判题、错误解释、代码修复建议和学习行为分析。主流研究与工程实践普遍遵循两条约束：其一，学生代码必须在隔离环境中执行；其二，模型输出不能直接替代课程评分，需与测试结果或教师复核结合。这两条约束与本文的系统设计原则一致。</w:t>
       </w:r>
     </w:p>
     <w:p>
@@ -180,88 +4368,11 @@
       </w:pPr>
       <w:r>
         <w:rPr>
-          <w:rFonts w:ascii="Times New Roman" w:hAnsi="Times New Roman" w:eastAsia="Times New Roman"/>
-          <w:color w:val="000000"/>
-          <w:sz w:val="24"/>
-        </w:rPr>
-        <w:t>Local tests cover authentication, code execution, submission and grading, radar updates, streaming dialogue, knowledge Q&amp;A, and recommendation fallback. Results show that the prototype works reliably when external dependencies are available and remains functional under partial failure through degradation strategies. The contribution of this work lies in software integration rather than model training: AI outputs are transformed into traceable learning-process data through explicit interface contracts, fault-tolerant pipelines, and auditable logs. For educational governance, AI feedback is positioned as formative support, while final grading remains under instructors and institutional rules.</w:t>
-      </w:r>
-    </w:p>
-    <w:p>
-      <w:pPr>
-        <w:spacing w:before="0" w:after="0" w:line="400" w:lineRule="exact"/>
-        <w:ind w:firstLine="0"/>
-        <w:jc w:val="left"/>
-      </w:pPr>
-      <w:r>
-        <w:rPr>
-          <w:rFonts w:ascii="Times New Roman" w:hAnsi="Times New Roman" w:eastAsia="Times New Roman"/>
-          <w:b/>
-          <w:color w:val="000000"/>
-          <w:sz w:val="24"/>
-        </w:rPr>
-        <w:t>Key words:</w:t>
-      </w:r>
-      <w:r>
-        <w:rPr>
-          <w:rFonts w:ascii="Times New Roman" w:hAnsi="Times New Roman" w:eastAsia="Times New Roman"/>
-          <w:color w:val="000000"/>
-          <w:sz w:val="24"/>
-        </w:rPr>
-        <w:t>large language model; programming education; Next.js; Coze; server-sent events; code sandbox; competency assessment</w:t>
-      </w:r>
-    </w:p>
-    <w:p>
-      <w:r>
-        <w:br w:type="page"/>
-      </w:r>
-    </w:p>
-    <w:p>
-      <w:pPr>
-        <w:spacing w:before="480" w:after="480" w:line="240" w:lineRule="auto"/>
-        <w:ind w:firstLine="0"/>
-        <w:jc w:val="center"/>
-      </w:pPr>
-      <w:r>
-        <w:rPr>
-          <w:rFonts w:ascii="黑体" w:hAnsi="黑体" w:eastAsia="黑体"/>
-          <w:b w:val="0"/>
-          <w:color w:val="000000"/>
-          <w:sz w:val="32"/>
-        </w:rPr>
-        <w:t>1 绪论</w:t>
-      </w:r>
-    </w:p>
-    <w:p>
-      <w:pPr>
-        <w:spacing w:before="480" w:after="480" w:line="240" w:lineRule="auto"/>
-        <w:ind w:firstLine="0"/>
-        <w:jc w:val="left"/>
-      </w:pPr>
-      <w:r>
-        <w:rPr>
-          <w:rFonts w:ascii="黑体" w:hAnsi="黑体" w:eastAsia="黑体"/>
-          <w:b w:val="0"/>
-          <w:color w:val="000000"/>
-          <w:sz w:val="28"/>
-        </w:rPr>
-        <w:t>1.1 研究背景与研究意义</w:t>
-      </w:r>
-    </w:p>
-    <w:p>
-      <w:pPr>
-        <w:spacing w:before="480" w:after="480" w:line="240" w:lineRule="auto"/>
-        <w:ind w:firstLine="0"/>
-        <w:jc w:val="left"/>
-      </w:pPr>
-      <w:r>
-        <w:rPr>
-          <w:rFonts w:ascii="黑体" w:hAnsi="黑体" w:eastAsia="黑体"/>
-          <w:b w:val="0"/>
-          <w:color w:val="000000"/>
-          <w:sz w:val="24"/>
-        </w:rPr>
-        <w:t>1.1.1 教学侧痛点</w:t>
+          <w:rFonts w:ascii="Times New Roman" w:hAnsi="Times New Roman" w:eastAsia="宋体"/>
+          <w:color w:val="000000"/>
+          <w:sz w:val="24"/>
+        </w:rPr>
+        <w:t>产业工具方面，GitHub Copilot、Cursor 与 Replit 等产品验证了“编辑器内智能”能够提升个人开发效率，但其核心目标并非课程治理。对于高校教学组织，仍存在过程数据分散、题库绑定弱、班级级别可观测性不足等问题[17]、[18]。因此，教学系统在引入模型能力之外，还需要统一账号体系、可追踪数据结构与可回放会话记录。</w:t>
       </w:r>
     </w:p>
     <w:p>
@@ -276,14 +4387,15 @@
           <w:color w:val="000000"/>
           <w:sz w:val="24"/>
         </w:rPr>
-        <w:t>C/C++ 课程在计算机培养体系中处于关键阶段，承担着“从语法训练走向系统思维”的过渡任务。指针、对象生命周期、模板与并发等知识之间耦合度高，学生若在早期形成偏差，后续在操作系统、网络和嵌入式课程中往往会持续暴露问题。课堂授课与实验答疑可以覆盖共性疑问，但课后个性化反馈仍然不足。多数 OJ 主要返回通过状态、编译错误或运行错误，难以解释错误成因与修复路径，学生容易陷入“提交—报错—重试”的低效循环。</w:t>
+        <w:t>从部署模式看，国外高校常在既有 LMS 上叠加插件实现局部能力，自建全栈教学系统比例相对较低。本文选择单体 Web 架构并统一管理练习、面试、知识与画像数据，目标是支持院系级别的低门槛部署与可控迭代。</w:t>
       </w:r>
     </w:p>
     <w:p>
       <w:pPr>
         <w:spacing w:before="480" w:after="480" w:line="240" w:lineRule="auto"/>
-        <w:ind w:firstLine="0"/>
+        <w:ind w:firstLine="0" w:firstLineChars="0"/>
         <w:jc w:val="left"/>
+        <w:outlineLvl w:val="2"/>
       </w:pPr>
       <w:r>
         <w:rPr>
@@ -292,7 +4404,7 @@
           <w:color w:val="000000"/>
           <w:sz w:val="24"/>
         </w:rPr>
-        <w:t>1.1.2 就业侧需求</w:t>
+        <w:t>1.2.2 国内研究现状</w:t>
       </w:r>
     </w:p>
     <w:p>
@@ -307,23 +4419,7 @@
           <w:color w:val="000000"/>
           <w:sz w:val="24"/>
         </w:rPr>
-        <w:t>企业校招中的技术面试通常包含基础问答、语言机制追问、现场编码和项目复盘。与笔试相比，面试更强调思路表达的连贯性、术语准确性以及边界条件意识。许多学生在“能写出代码”和“能清楚解释代码”之间存在明显落差：答题时常出现表达中断、复杂度分析缺失或场景迁移困难。线下模拟面试虽然有效，但需要教师或高年级学生持续投入时间，难以高频覆盖整个班级。</w:t>
-      </w:r>
-    </w:p>
-    <w:p>
-      <w:pPr>
-        <w:spacing w:before="480" w:after="480" w:line="240" w:lineRule="auto"/>
-        <w:ind w:firstLine="0"/>
-        <w:jc w:val="left"/>
-      </w:pPr>
-      <w:r>
-        <w:rPr>
-          <w:rFonts w:ascii="黑体" w:hAnsi="黑体" w:eastAsia="黑体"/>
-          <w:b w:val="0"/>
-          <w:color w:val="000000"/>
-          <w:sz w:val="24"/>
-        </w:rPr>
-        <w:t>1.1.3 技术契机与课题定位</w:t>
+        <w:t>国内智慧教学平台在签到、课件、直播和学情统计方面已较成熟；编程课程则多采用 OJ 与慕课资源组合。随着国产大模型的普及，研究关注点逐步转向“可控使用”：包括提示词设计、输出格式约束、内容安全和教学边界定义[19]、[20]。因此，系统设计既要关注“是否能生成”，也要关注“生成结果能否进入课程流程”。</w:t>
       </w:r>
     </w:p>
     <w:p>
@@ -338,40 +4434,7 @@
           <w:color w:val="000000"/>
           <w:sz w:val="24"/>
         </w:rPr>
-        <w:t xml:space="preserve">近两年，大语言模型在代码解释、多轮问答和结构化输出方面的稳定性明显提高，智能体平台也提供了可直接调用的 HTTP 接口与知识库能力。对于毕业设计而言，这使“练习、讲评、问答、面试”一体化系统在有限周期内具备实现条件。本文的技术路线是工程集成优先：不训练基础模型，而把重点放在身份认证、数据持久化、沙盒隔离、结构化评审、流式交互和故障降级上。该路线有利于保证系统可运行、可复现、可替换；开题设想与最终实现的差异将在 </w:t>
-      </w:r>
-      <w:r>
-        <w:rPr>
-          <w:rFonts w:ascii="Times New Roman" w:hAnsi="Times New Roman" w:eastAsia="宋体"/>
-          <w:b/>
-          <w:color w:val="000000"/>
-          <w:sz w:val="24"/>
-        </w:rPr>
-        <w:t>§4.1.4</w:t>
-      </w:r>
-      <w:r>
-        <w:rPr>
-          <w:rFonts w:ascii="Times New Roman" w:hAnsi="Times New Roman" w:eastAsia="宋体"/>
-          <w:color w:val="000000"/>
-          <w:sz w:val="24"/>
-        </w:rPr>
-        <w:t xml:space="preserve"> 给出对照。</w:t>
-      </w:r>
-    </w:p>
-    <w:p>
-      <w:pPr>
-        <w:spacing w:before="480" w:after="480" w:line="240" w:lineRule="auto"/>
-        <w:ind w:firstLine="0"/>
-        <w:jc w:val="left"/>
-      </w:pPr>
-      <w:r>
-        <w:rPr>
-          <w:rFonts w:ascii="黑体" w:hAnsi="黑体" w:eastAsia="黑体"/>
-          <w:b w:val="0"/>
-          <w:color w:val="000000"/>
-          <w:sz w:val="24"/>
-        </w:rPr>
-        <w:t>1.1.4 研究意义归纳</w:t>
+        <w:t>在编程辅助场景中，模型幻觉通常表现为错误 API、错误资源释放顺序或不完整边界处理。常见缓解路径是“检索增强 + 结构约束 + 校验反馈”[21]。本文采用平台侧知识库与应用侧结构化数据并行的方式：知识问答由 Bot 进行检索增强，站内文章、学习路径和进度由关系数据库管理，两类数据职责分离。</w:t>
       </w:r>
     </w:p>
     <w:p>
@@ -386,7 +4449,7 @@
           <w:color w:val="000000"/>
           <w:sz w:val="24"/>
         </w:rPr>
-        <w:t>本课题的意义主要体现在三个层面。理论层面，本文给出了一种“多智能体分工 + 流式/非流式协同”的教学系统组织方式，可为编程课程的 AI 集成提供参考。实践层面，系统将练习记录、面试会话、学习路径与活动日志统一入库，支持教师进行过程性观察和阶段性干预。工程层面，模型调用、沙盒执行与规则降级采用可替换组件设计，便于后续接入校内判题服务或本地化模型网关。</w:t>
+        <w:t>与开题阶段提出的“应用侧自建向量库”相比，本文实现选择将主要检索能力放在智能体平台侧，原因有三：其一，自建向量检索链路在毕设周期内实施与运维成本较高；其二，平台侧已提供中文语料处理与权限配置能力，便于快速验证教学场景；其三，应用侧保持标准 HTTP 与 JSON 契约，后续仍可平滑切换至校内检索服务。</w:t>
       </w:r>
     </w:p>
     <w:p>
@@ -401,39 +4464,7 @@
           <w:color w:val="000000"/>
           <w:sz w:val="24"/>
         </w:rPr>
-        <w:t>本文同时明确教学边界：AI 输出用于形成性反馈，不替代教师评分与课程管理制度。系统目标是缩短学生获取反馈的周期，补足课后答疑和表达训练中的高频场景。</w:t>
-      </w:r>
-    </w:p>
-    <w:p>
-      <w:pPr>
-        <w:spacing w:before="480" w:after="480" w:line="240" w:lineRule="auto"/>
-        <w:ind w:firstLine="0"/>
-        <w:jc w:val="left"/>
-      </w:pPr>
-      <w:r>
-        <w:rPr>
-          <w:rFonts w:ascii="黑体" w:hAnsi="黑体" w:eastAsia="黑体"/>
-          <w:b w:val="0"/>
-          <w:color w:val="000000"/>
-          <w:sz w:val="28"/>
-        </w:rPr>
-        <w:t>1.2 国内外研究现状</w:t>
-      </w:r>
-    </w:p>
-    <w:p>
-      <w:pPr>
-        <w:spacing w:before="480" w:after="480" w:line="240" w:lineRule="auto"/>
-        <w:ind w:firstLine="0"/>
-        <w:jc w:val="left"/>
-      </w:pPr>
-      <w:r>
-        <w:rPr>
-          <w:rFonts w:ascii="黑体" w:hAnsi="黑体" w:eastAsia="黑体"/>
-          <w:b w:val="0"/>
-          <w:color w:val="000000"/>
-          <w:sz w:val="24"/>
-        </w:rPr>
-        <w:t>1.2.1 国外研究现状</w:t>
+        <w:t>总体看，国内公开案例中单一聊天接口演示较多，而同时覆盖多 Bot 隔离、流式会话持久化、结构化评分写库与降级兜底的完整实现较少。本文的工作重点是将上述环节串联为可运行、可验证、可复现的工程链路。</w:t>
       </w:r>
     </w:p>
     <w:p>
@@ -448,148 +4479,12 @@
           <w:color w:val="000000"/>
           <w:sz w:val="24"/>
         </w:rPr>
-        <w:t>国外在教育对话系统与编程辅助工具上的研究起步较早。技术演进大致经历规则系统、统计学习方法和大模型方法三个阶段[16]。这一演进并不意味着“模型可用”即可直接转化为“教学可用”，课程实践仍依赖身份管理、过程记录和结果审计等外围系统能力。</w:t>
-      </w:r>
-    </w:p>
-    <w:p>
-      <w:pPr>
-        <w:spacing w:before="0" w:after="0" w:line="400" w:lineRule="exact"/>
-        <w:ind w:firstLine="480"/>
-        <w:jc w:val="both"/>
-      </w:pPr>
-      <w:r>
-        <w:rPr>
-          <w:rFonts w:ascii="Times New Roman" w:hAnsi="Times New Roman" w:eastAsia="宋体"/>
-          <w:color w:val="000000"/>
-          <w:sz w:val="24"/>
-        </w:rPr>
-        <w:t>在编程教育场景中，国外研究重点集中在自动判题、错误解释、代码修复建议和学习行为分析。主流研究与工程实践普遍遵循两条约束：其一，学生代码必须在隔离环境中执行；其二，模型输出不能直接替代课程评分，需与测试结果或教师复核结合。这两条约束与本文的系统设计原则一致。</w:t>
-      </w:r>
-    </w:p>
-    <w:p>
-      <w:pPr>
-        <w:spacing w:before="0" w:after="0" w:line="400" w:lineRule="exact"/>
-        <w:ind w:firstLine="480"/>
-        <w:jc w:val="both"/>
-      </w:pPr>
-      <w:r>
-        <w:rPr>
-          <w:rFonts w:ascii="Times New Roman" w:hAnsi="Times New Roman" w:eastAsia="宋体"/>
-          <w:color w:val="000000"/>
-          <w:sz w:val="24"/>
-        </w:rPr>
-        <w:t>产业工具方面，GitHub Copilot、Cursor 与 Replit 等产品验证了“编辑器内智能”能够提升个人开发效率，但其核心目标并非课程治理。对于高校教学组织，仍存在过程数据分散、题库绑定弱、班级级别可观测性不足等问题[17]、[18]。因此，教学系统在引入模型能力之外，还需要统一账号体系、可追踪数据结构与可回放会话记录。</w:t>
-      </w:r>
-    </w:p>
-    <w:p>
-      <w:pPr>
-        <w:spacing w:before="0" w:after="0" w:line="400" w:lineRule="exact"/>
-        <w:ind w:firstLine="480"/>
-        <w:jc w:val="both"/>
-      </w:pPr>
-      <w:r>
-        <w:rPr>
-          <w:rFonts w:ascii="Times New Roman" w:hAnsi="Times New Roman" w:eastAsia="宋体"/>
-          <w:color w:val="000000"/>
-          <w:sz w:val="24"/>
-        </w:rPr>
-        <w:t>从部署模式看，国外高校常在既有 LMS 上叠加插件实现局部能力，自建全栈教学系统比例相对较低。本文选择单体 Web 架构并统一管理练习、面试、知识与画像数据，目标是支持院系级别的低门槛部署与可控迭代。</w:t>
-      </w:r>
-    </w:p>
-    <w:p>
-      <w:pPr>
-        <w:spacing w:before="480" w:after="480" w:line="240" w:lineRule="auto"/>
-        <w:ind w:firstLine="0"/>
-        <w:jc w:val="left"/>
-      </w:pPr>
-      <w:r>
-        <w:rPr>
-          <w:rFonts w:ascii="黑体" w:hAnsi="黑体" w:eastAsia="黑体"/>
-          <w:b w:val="0"/>
-          <w:color w:val="000000"/>
-          <w:sz w:val="24"/>
-        </w:rPr>
-        <w:t>1.2.2 国内研究现状</w:t>
-      </w:r>
-    </w:p>
-    <w:p>
-      <w:pPr>
-        <w:spacing w:before="0" w:after="0" w:line="400" w:lineRule="exact"/>
-        <w:ind w:firstLine="480"/>
-        <w:jc w:val="both"/>
-      </w:pPr>
-      <w:r>
-        <w:rPr>
-          <w:rFonts w:ascii="Times New Roman" w:hAnsi="Times New Roman" w:eastAsia="宋体"/>
-          <w:color w:val="000000"/>
-          <w:sz w:val="24"/>
-        </w:rPr>
-        <w:t>国内智慧教学平台在签到、课件、直播和学情统计方面已较成熟；编程课程则多采用 OJ 与慕课资源组合。随着国产大模型的普及，研究关注点逐步转向“可控使用”：包括提示词设计、输出格式约束、内容安全和教学边界定义[19]、[20]。因此，系统设计既要关注“是否能生成”，也要关注“生成结果能否进入课程流程”。</w:t>
-      </w:r>
-    </w:p>
-    <w:p>
-      <w:pPr>
-        <w:spacing w:before="0" w:after="0" w:line="400" w:lineRule="exact"/>
-        <w:ind w:firstLine="480"/>
-        <w:jc w:val="both"/>
-      </w:pPr>
-      <w:r>
-        <w:rPr>
-          <w:rFonts w:ascii="Times New Roman" w:hAnsi="Times New Roman" w:eastAsia="宋体"/>
-          <w:color w:val="000000"/>
-          <w:sz w:val="24"/>
-        </w:rPr>
-        <w:t>在编程辅助场景中，模型幻觉通常表现为错误 API、错误资源释放顺序或不完整边界处理。常见缓解路径是“检索增强 + 结构约束 + 校验反馈”[21]。本文采用平台侧知识库与应用侧结构化数据并行的方式：知识问答由 Bot 进行检索增强，站内文章、学习路径和进度由关系数据库管理，两类数据职责分离。</w:t>
-      </w:r>
-    </w:p>
-    <w:p>
-      <w:pPr>
-        <w:spacing w:before="0" w:after="0" w:line="400" w:lineRule="exact"/>
-        <w:ind w:firstLine="480"/>
-        <w:jc w:val="both"/>
-      </w:pPr>
-      <w:r>
-        <w:rPr>
-          <w:rFonts w:ascii="Times New Roman" w:hAnsi="Times New Roman" w:eastAsia="宋体"/>
-          <w:color w:val="000000"/>
-          <w:sz w:val="24"/>
-        </w:rPr>
-        <w:t>与开题阶段提出的“应用侧自建向量库”相比，本文实现选择将主要检索能力放在智能体平台侧，原因有三：其一，自建向量检索链路在毕设周期内实施与运维成本较高；其二，平台侧已提供中文语料处理与权限配置能力，便于快速验证教学场景；其三，应用侧保持标准 HTTP 与 JSON 契约，后续仍可平滑切换至校内检索服务。</w:t>
-      </w:r>
-    </w:p>
-    <w:p>
-      <w:pPr>
-        <w:spacing w:before="0" w:after="0" w:line="400" w:lineRule="exact"/>
-        <w:ind w:firstLine="480"/>
-        <w:jc w:val="both"/>
-      </w:pPr>
-      <w:r>
-        <w:rPr>
-          <w:rFonts w:ascii="Times New Roman" w:hAnsi="Times New Roman" w:eastAsia="宋体"/>
-          <w:color w:val="000000"/>
-          <w:sz w:val="24"/>
-        </w:rPr>
-        <w:t>总体看，国内公开案例中单一聊天接口演示较多，而同时覆盖多 Bot 隔离、流式会话持久化、结构化评分写库与降级兜底的完整实现较少。本文的工作重点是将上述环节串联为可运行、可验证、可复现的工程链路。</w:t>
-      </w:r>
-    </w:p>
-    <w:p>
-      <w:pPr>
-        <w:spacing w:before="0" w:after="0" w:line="400" w:lineRule="exact"/>
-        <w:ind w:firstLine="480"/>
-        <w:jc w:val="both"/>
-      </w:pPr>
-      <w:r>
-        <w:rPr>
-          <w:rFonts w:ascii="Times New Roman" w:hAnsi="Times New Roman" w:eastAsia="宋体"/>
-          <w:color w:val="000000"/>
-          <w:sz w:val="24"/>
-        </w:rPr>
         <w:t>表 1-1 对常见建设路径做粗略对比（非穷尽，仅帮助界定本文选型）。</w:t>
       </w:r>
     </w:p>
     <w:tbl>
       <w:tblPr>
-        <w:tblStyle w:val="35"/>
+        <w:tblStyle w:val="38"/>
         <w:tblW w:w="0" w:type="auto"/>
         <w:tblInd w:w="0" w:type="dxa"/>
         <w:tblBorders>
@@ -1087,9 +4982,11 @@
     <w:p>
       <w:pPr>
         <w:spacing w:before="480" w:after="480" w:line="240" w:lineRule="auto"/>
-        <w:ind w:firstLine="0"/>
+        <w:ind w:firstLine="0" w:firstLineChars="0"/>
         <w:jc w:val="left"/>
-      </w:pPr>
+        <w:outlineLvl w:val="1"/>
+      </w:pPr>
+      <w:bookmarkStart w:id="6" w:name="_Toc28733"/>
       <w:r>
         <w:rPr>
           <w:rFonts w:ascii="黑体" w:hAnsi="黑体" w:eastAsia="黑体"/>
@@ -1099,6 +4996,7 @@
         </w:rPr>
         <w:t>1.3 本文研究内容</w:t>
       </w:r>
+      <w:bookmarkEnd w:id="6"/>
     </w:p>
     <w:p>
       <w:pPr>
@@ -1239,9 +5137,11 @@
     <w:p>
       <w:pPr>
         <w:spacing w:before="480" w:after="480" w:line="240" w:lineRule="auto"/>
-        <w:ind w:firstLine="0"/>
+        <w:ind w:firstLine="0" w:firstLineChars="0"/>
         <w:jc w:val="left"/>
-      </w:pPr>
+        <w:outlineLvl w:val="1"/>
+      </w:pPr>
+      <w:bookmarkStart w:id="7" w:name="_Toc14609"/>
       <w:r>
         <w:rPr>
           <w:rFonts w:ascii="黑体" w:hAnsi="黑体" w:eastAsia="黑体"/>
@@ -1251,6 +5151,7 @@
         </w:rPr>
         <w:t>1.4 论文结构安排</w:t>
       </w:r>
+      <w:bookmarkEnd w:id="7"/>
     </w:p>
     <w:p>
       <w:pPr>
@@ -1275,9 +5176,11 @@
     <w:p>
       <w:pPr>
         <w:spacing w:before="480" w:after="480" w:line="240" w:lineRule="auto"/>
-        <w:ind w:firstLine="0"/>
+        <w:ind w:firstLine="0" w:firstLineChars="0"/>
         <w:jc w:val="center"/>
-      </w:pPr>
+        <w:outlineLvl w:val="0"/>
+      </w:pPr>
+      <w:bookmarkStart w:id="8" w:name="_Toc21520"/>
       <w:r>
         <w:rPr>
           <w:rFonts w:ascii="黑体" w:hAnsi="黑体" w:eastAsia="黑体"/>
@@ -1287,13 +5190,16 @@
         </w:rPr>
         <w:t>2 相关技术与理论基础</w:t>
       </w:r>
+      <w:bookmarkEnd w:id="8"/>
     </w:p>
     <w:p>
       <w:pPr>
         <w:spacing w:before="480" w:after="480" w:line="240" w:lineRule="auto"/>
-        <w:ind w:firstLine="0"/>
+        <w:ind w:firstLine="0" w:firstLineChars="0"/>
         <w:jc w:val="left"/>
-      </w:pPr>
+        <w:outlineLvl w:val="1"/>
+      </w:pPr>
+      <w:bookmarkStart w:id="9" w:name="_Toc22158"/>
       <w:r>
         <w:rPr>
           <w:rFonts w:ascii="黑体" w:hAnsi="黑体" w:eastAsia="黑体"/>
@@ -1303,12 +5209,28 @@
         </w:rPr>
         <w:t>2.1 大语言模型与 Coze 智能体平台</w:t>
       </w:r>
-    </w:p>
-    <w:p>
-      <w:pPr>
-        <w:spacing w:before="480" w:after="480" w:line="240" w:lineRule="auto"/>
-        <w:ind w:firstLine="0"/>
+      <w:bookmarkEnd w:id="9"/>
+    </w:p>
+    <w:p>
+      <w:pPr>
+        <w:keepNext w:val="0"/>
+        <w:keepLines w:val="0"/>
+        <w:pageBreakBefore w:val="0"/>
+        <w:widowControl/>
+        <w:kinsoku/>
+        <w:wordWrap/>
+        <w:overflowPunct/>
+        <w:topLinePunct w:val="0"/>
+        <w:autoSpaceDE/>
+        <w:autoSpaceDN/>
+        <w:bidi w:val="0"/>
+        <w:adjustRightInd/>
+        <w:snapToGrid/>
+        <w:spacing w:before="721" w:beforeLines="200" w:after="721" w:afterLines="200" w:line="240" w:lineRule="auto"/>
+        <w:ind w:firstLine="0" w:firstLineChars="0"/>
         <w:jc w:val="left"/>
+        <w:textAlignment w:val="auto"/>
+        <w:outlineLvl w:val="2"/>
       </w:pPr>
       <w:r>
         <w:rPr>
@@ -1353,8 +5275,9 @@
     <w:p>
       <w:pPr>
         <w:spacing w:before="480" w:after="480" w:line="240" w:lineRule="auto"/>
-        <w:ind w:firstLine="0"/>
+        <w:ind w:firstLine="0" w:firstLineChars="0"/>
         <w:jc w:val="left"/>
+        <w:outlineLvl w:val="2"/>
       </w:pPr>
       <w:r>
         <w:rPr>
@@ -1429,8 +5352,9 @@
     <w:p>
       <w:pPr>
         <w:spacing w:before="480" w:after="480" w:line="240" w:lineRule="auto"/>
-        <w:ind w:firstLine="0"/>
+        <w:ind w:firstLine="0" w:firstLineChars="0"/>
         <w:jc w:val="left"/>
+        <w:outlineLvl w:val="2"/>
       </w:pPr>
       <w:r>
         <w:rPr>
@@ -1507,9 +5431,11 @@
     <w:p>
       <w:pPr>
         <w:spacing w:before="480" w:after="480" w:line="240" w:lineRule="auto"/>
-        <w:ind w:firstLine="0"/>
+        <w:ind w:firstLine="0" w:firstLineChars="0"/>
         <w:jc w:val="left"/>
-      </w:pPr>
+        <w:outlineLvl w:val="1"/>
+      </w:pPr>
+      <w:bookmarkStart w:id="10" w:name="_Toc30931"/>
       <w:r>
         <w:rPr>
           <w:rFonts w:ascii="黑体" w:hAnsi="黑体" w:eastAsia="黑体"/>
@@ -1519,12 +5445,14 @@
         </w:rPr>
         <w:t>2.2 Prompt 工程与结构化输出</w:t>
       </w:r>
+      <w:bookmarkEnd w:id="10"/>
     </w:p>
     <w:p>
       <w:pPr>
         <w:spacing w:before="480" w:after="480" w:line="240" w:lineRule="auto"/>
-        <w:ind w:firstLine="0"/>
+        <w:ind w:firstLine="0" w:firstLineChars="0"/>
         <w:jc w:val="left"/>
+        <w:outlineLvl w:val="2"/>
       </w:pPr>
       <w:r>
         <w:rPr>
@@ -1554,8 +5482,9 @@
     <w:p>
       <w:pPr>
         <w:spacing w:before="480" w:after="480" w:line="240" w:lineRule="auto"/>
-        <w:ind w:firstLine="0"/>
+        <w:ind w:firstLine="0" w:firstLineChars="0"/>
         <w:jc w:val="left"/>
+        <w:outlineLvl w:val="2"/>
       </w:pPr>
       <w:r>
         <w:rPr>
@@ -1616,9 +5545,11 @@
     <w:p>
       <w:pPr>
         <w:spacing w:before="480" w:after="480" w:line="240" w:lineRule="auto"/>
-        <w:ind w:firstLine="0"/>
+        <w:ind w:firstLine="0" w:firstLineChars="0"/>
         <w:jc w:val="left"/>
-      </w:pPr>
+        <w:outlineLvl w:val="1"/>
+      </w:pPr>
+      <w:bookmarkStart w:id="11" w:name="_Toc26682"/>
       <w:r>
         <w:rPr>
           <w:rFonts w:ascii="黑体" w:hAnsi="黑体" w:eastAsia="黑体"/>
@@ -1628,12 +5559,14 @@
         </w:rPr>
         <w:t>2.3 平台侧知识增强能力</w:t>
       </w:r>
+      <w:bookmarkEnd w:id="11"/>
     </w:p>
     <w:p>
       <w:pPr>
         <w:spacing w:before="480" w:after="480" w:line="240" w:lineRule="auto"/>
-        <w:ind w:firstLine="0"/>
+        <w:ind w:firstLine="0" w:firstLineChars="0"/>
         <w:jc w:val="left"/>
+        <w:outlineLvl w:val="2"/>
       </w:pPr>
       <w:r>
         <w:rPr>
@@ -1663,8 +5596,9 @@
     <w:p>
       <w:pPr>
         <w:spacing w:before="480" w:after="480" w:line="240" w:lineRule="auto"/>
-        <w:ind w:firstLine="0"/>
+        <w:ind w:firstLine="0" w:firstLineChars="0"/>
         <w:jc w:val="left"/>
+        <w:outlineLvl w:val="2"/>
       </w:pPr>
       <w:r>
         <w:rPr>
@@ -1710,9 +5644,11 @@
     <w:p>
       <w:pPr>
         <w:spacing w:before="480" w:after="480" w:line="240" w:lineRule="auto"/>
-        <w:ind w:firstLine="0"/>
+        <w:ind w:firstLine="0" w:firstLineChars="0"/>
         <w:jc w:val="left"/>
-      </w:pPr>
+        <w:outlineLvl w:val="1"/>
+      </w:pPr>
+      <w:bookmarkStart w:id="12" w:name="_Toc23827"/>
       <w:r>
         <w:rPr>
           <w:rFonts w:ascii="黑体" w:hAnsi="黑体" w:eastAsia="黑体"/>
@@ -1722,12 +5658,14 @@
         </w:rPr>
         <w:t>2.4 关键开发技术</w:t>
       </w:r>
+      <w:bookmarkEnd w:id="12"/>
     </w:p>
     <w:p>
       <w:pPr>
         <w:spacing w:before="480" w:after="480" w:line="240" w:lineRule="auto"/>
-        <w:ind w:firstLine="0"/>
+        <w:ind w:firstLine="0" w:firstLineChars="0"/>
         <w:jc w:val="left"/>
+        <w:outlineLvl w:val="2"/>
       </w:pPr>
       <w:r>
         <w:rPr>
@@ -1821,8 +5759,9 @@
     <w:p>
       <w:pPr>
         <w:spacing w:before="480" w:after="480" w:line="240" w:lineRule="auto"/>
-        <w:ind w:firstLine="0"/>
+        <w:ind w:firstLine="0" w:firstLineChars="0"/>
         <w:jc w:val="left"/>
+        <w:outlineLvl w:val="2"/>
       </w:pPr>
       <w:r>
         <w:rPr>
@@ -1852,8 +5791,9 @@
     <w:p>
       <w:pPr>
         <w:spacing w:before="480" w:after="480" w:line="240" w:lineRule="auto"/>
-        <w:ind w:firstLine="0"/>
+        <w:ind w:firstLine="0" w:firstLineChars="0"/>
         <w:jc w:val="left"/>
+        <w:outlineLvl w:val="2"/>
       </w:pPr>
       <w:r>
         <w:rPr>
@@ -1883,8 +5823,9 @@
     <w:p>
       <w:pPr>
         <w:spacing w:before="480" w:after="480" w:line="240" w:lineRule="auto"/>
-        <w:ind w:firstLine="0"/>
+        <w:ind w:firstLine="0" w:firstLineChars="0"/>
         <w:jc w:val="left"/>
+        <w:outlineLvl w:val="2"/>
       </w:pPr>
       <w:r>
         <w:rPr>
@@ -1930,8 +5871,9 @@
     <w:p>
       <w:pPr>
         <w:spacing w:before="480" w:after="480" w:line="240" w:lineRule="auto"/>
-        <w:ind w:firstLine="0"/>
+        <w:ind w:firstLine="0" w:firstLineChars="0"/>
         <w:jc w:val="left"/>
+        <w:outlineLvl w:val="2"/>
       </w:pPr>
       <w:r>
         <w:rPr>
@@ -2025,8 +5967,9 @@
     <w:p>
       <w:pPr>
         <w:spacing w:before="480" w:after="480" w:line="240" w:lineRule="auto"/>
-        <w:ind w:firstLine="0"/>
+        <w:ind w:firstLine="0" w:firstLineChars="0"/>
         <w:jc w:val="left"/>
+        <w:outlineLvl w:val="2"/>
       </w:pPr>
       <w:r>
         <w:rPr>
@@ -2166,7 +6109,7 @@
     </w:p>
     <w:tbl>
       <w:tblPr>
-        <w:tblStyle w:val="35"/>
+        <w:tblStyle w:val="38"/>
         <w:tblW w:w="0" w:type="auto"/>
         <w:tblInd w:w="0" w:type="dxa"/>
         <w:tblBorders>
@@ -2525,12 +6468,6 @@
             <w:insideH w:val="single" w:color="auto" w:sz="4" w:space="0"/>
             <w:insideV w:val="single" w:color="auto" w:sz="4" w:space="0"/>
           </w:tblBorders>
-          <w:tblCellMar>
-            <w:top w:w="0" w:type="dxa"/>
-            <w:left w:w="108" w:type="dxa"/>
-            <w:bottom w:w="0" w:type="dxa"/>
-            <w:right w:w="108" w:type="dxa"/>
-          </w:tblCellMar>
         </w:tblPrEx>
         <w:tc>
           <w:tcPr>
@@ -2764,9 +6701,11 @@
     <w:p>
       <w:pPr>
         <w:spacing w:before="480" w:after="480" w:line="240" w:lineRule="auto"/>
-        <w:ind w:firstLine="0"/>
+        <w:ind w:firstLine="0" w:firstLineChars="0"/>
         <w:jc w:val="center"/>
-      </w:pPr>
+        <w:outlineLvl w:val="0"/>
+      </w:pPr>
+      <w:bookmarkStart w:id="13" w:name="_Toc9290"/>
       <w:r>
         <w:rPr>
           <w:rFonts w:ascii="黑体" w:hAnsi="黑体" w:eastAsia="黑体"/>
@@ -2776,13 +6715,16 @@
         </w:rPr>
         <w:t>3 系统需求分析</w:t>
       </w:r>
+      <w:bookmarkEnd w:id="13"/>
     </w:p>
     <w:p>
       <w:pPr>
         <w:spacing w:before="480" w:after="480" w:line="240" w:lineRule="auto"/>
-        <w:ind w:firstLine="0"/>
+        <w:ind w:firstLine="0" w:firstLineChars="0"/>
         <w:jc w:val="left"/>
-      </w:pPr>
+        <w:outlineLvl w:val="1"/>
+      </w:pPr>
+      <w:bookmarkStart w:id="14" w:name="_Toc20622"/>
       <w:r>
         <w:rPr>
           <w:rFonts w:ascii="黑体" w:hAnsi="黑体" w:eastAsia="黑体"/>
@@ -2792,12 +6734,14 @@
         </w:rPr>
         <w:t>3.1 系统总体需求分析</w:t>
       </w:r>
+      <w:bookmarkEnd w:id="14"/>
     </w:p>
     <w:p>
       <w:pPr>
         <w:spacing w:before="480" w:after="480" w:line="240" w:lineRule="auto"/>
-        <w:ind w:firstLine="0"/>
+        <w:ind w:firstLine="0" w:firstLineChars="0"/>
         <w:jc w:val="left"/>
+        <w:outlineLvl w:val="2"/>
       </w:pPr>
       <w:r>
         <w:rPr>
@@ -2808,8 +6752,6 @@
         </w:rPr>
         <w:t>3.1.1 目标用户与使用场景</w:t>
       </w:r>
-      <w:bookmarkStart w:id="0" w:name="_GoBack"/>
-      <w:bookmarkEnd w:id="0"/>
     </w:p>
     <w:p>
       <w:pPr>
@@ -2829,8 +6771,9 @@
     <w:p>
       <w:pPr>
         <w:spacing w:before="480" w:after="480" w:line="240" w:lineRule="auto"/>
-        <w:ind w:firstLine="0"/>
+        <w:ind w:firstLine="0" w:firstLineChars="0"/>
         <w:jc w:val="left"/>
+        <w:outlineLvl w:val="2"/>
       </w:pPr>
       <w:r>
         <w:rPr>
@@ -2860,8 +6803,9 @@
     <w:p>
       <w:pPr>
         <w:spacing w:before="480" w:after="480" w:line="240" w:lineRule="auto"/>
-        <w:ind w:firstLine="0"/>
+        <w:ind w:firstLine="0" w:firstLineChars="0"/>
         <w:jc w:val="left"/>
+        <w:outlineLvl w:val="2"/>
       </w:pPr>
       <w:r>
         <w:rPr>
@@ -2891,9 +6835,11 @@
     <w:p>
       <w:pPr>
         <w:spacing w:before="480" w:after="480" w:line="240" w:lineRule="auto"/>
-        <w:ind w:firstLine="0"/>
+        <w:ind w:firstLine="0" w:firstLineChars="0"/>
         <w:jc w:val="left"/>
-      </w:pPr>
+        <w:outlineLvl w:val="1"/>
+      </w:pPr>
+      <w:bookmarkStart w:id="15" w:name="_Toc11389"/>
       <w:r>
         <w:rPr>
           <w:rFonts w:ascii="黑体" w:hAnsi="黑体" w:eastAsia="黑体"/>
@@ -2903,6 +6849,7 @@
         </w:rPr>
         <w:t>3.2 系统功能需求分析</w:t>
       </w:r>
+      <w:bookmarkEnd w:id="15"/>
     </w:p>
     <w:p>
       <w:pPr>
@@ -2922,8 +6869,9 @@
     <w:p>
       <w:pPr>
         <w:spacing w:before="480" w:after="480" w:line="240" w:lineRule="auto"/>
-        <w:ind w:firstLine="0"/>
+        <w:ind w:firstLine="0" w:firstLineChars="0"/>
         <w:jc w:val="left"/>
+        <w:outlineLvl w:val="2"/>
       </w:pPr>
       <w:r>
         <w:rPr>
@@ -2953,8 +6901,9 @@
     <w:p>
       <w:pPr>
         <w:spacing w:before="480" w:after="480" w:line="240" w:lineRule="auto"/>
-        <w:ind w:firstLine="0"/>
+        <w:ind w:firstLine="0" w:firstLineChars="0"/>
         <w:jc w:val="left"/>
+        <w:outlineLvl w:val="2"/>
       </w:pPr>
       <w:r>
         <w:rPr>
@@ -2984,8 +6933,9 @@
     <w:p>
       <w:pPr>
         <w:spacing w:before="480" w:after="480" w:line="240" w:lineRule="auto"/>
-        <w:ind w:firstLine="0"/>
+        <w:ind w:firstLine="0" w:firstLineChars="0"/>
         <w:jc w:val="left"/>
+        <w:outlineLvl w:val="2"/>
       </w:pPr>
       <w:r>
         <w:rPr>
@@ -3015,8 +6965,9 @@
     <w:p>
       <w:pPr>
         <w:spacing w:before="480" w:after="480" w:line="240" w:lineRule="auto"/>
-        <w:ind w:firstLine="0"/>
+        <w:ind w:firstLine="0" w:firstLineChars="0"/>
         <w:jc w:val="left"/>
+        <w:outlineLvl w:val="2"/>
       </w:pPr>
       <w:r>
         <w:rPr>
@@ -3046,8 +6997,9 @@
     <w:p>
       <w:pPr>
         <w:spacing w:before="480" w:after="480" w:line="240" w:lineRule="auto"/>
-        <w:ind w:firstLine="0"/>
+        <w:ind w:firstLine="0" w:firstLineChars="0"/>
         <w:jc w:val="left"/>
+        <w:outlineLvl w:val="2"/>
       </w:pPr>
       <w:r>
         <w:rPr>
@@ -3077,8 +7029,9 @@
     <w:p>
       <w:pPr>
         <w:spacing w:before="480" w:after="480" w:line="240" w:lineRule="auto"/>
-        <w:ind w:firstLine="0"/>
+        <w:ind w:firstLine="0" w:firstLineChars="0"/>
         <w:jc w:val="left"/>
+        <w:outlineLvl w:val="2"/>
       </w:pPr>
       <w:r>
         <w:rPr>
@@ -3108,8 +7061,9 @@
     <w:p>
       <w:pPr>
         <w:spacing w:before="480" w:after="480" w:line="240" w:lineRule="auto"/>
-        <w:ind w:firstLine="0"/>
+        <w:ind w:firstLine="0" w:firstLineChars="0"/>
         <w:jc w:val="left"/>
+        <w:outlineLvl w:val="2"/>
       </w:pPr>
       <w:r>
         <w:rPr>
@@ -3153,7 +7107,7 @@
     </w:p>
     <w:tbl>
       <w:tblPr>
-        <w:tblStyle w:val="35"/>
+        <w:tblStyle w:val="38"/>
         <w:tblW w:w="0" w:type="auto"/>
         <w:tblInd w:w="0" w:type="dxa"/>
         <w:tblBorders>
@@ -3760,9 +7714,11 @@
     <w:p>
       <w:pPr>
         <w:spacing w:before="480" w:after="480" w:line="240" w:lineRule="auto"/>
-        <w:ind w:firstLine="0"/>
+        <w:ind w:firstLine="0" w:firstLineChars="0"/>
         <w:jc w:val="left"/>
-      </w:pPr>
+        <w:outlineLvl w:val="1"/>
+      </w:pPr>
+      <w:bookmarkStart w:id="16" w:name="_Toc814"/>
       <w:r>
         <w:rPr>
           <w:rFonts w:ascii="黑体" w:hAnsi="黑体" w:eastAsia="黑体"/>
@@ -3772,12 +7728,14 @@
         </w:rPr>
         <w:t>3.3 系统非功能需求分析</w:t>
       </w:r>
+      <w:bookmarkEnd w:id="16"/>
     </w:p>
     <w:p>
       <w:pPr>
         <w:spacing w:before="480" w:after="480" w:line="240" w:lineRule="auto"/>
-        <w:ind w:firstLine="0"/>
+        <w:ind w:firstLine="0" w:firstLineChars="0"/>
         <w:jc w:val="left"/>
+        <w:outlineLvl w:val="2"/>
       </w:pPr>
       <w:r>
         <w:rPr>
@@ -3807,8 +7765,9 @@
     <w:p>
       <w:pPr>
         <w:spacing w:before="480" w:after="480" w:line="240" w:lineRule="auto"/>
-        <w:ind w:firstLine="0"/>
+        <w:ind w:firstLine="0" w:firstLineChars="0"/>
         <w:jc w:val="left"/>
+        <w:outlineLvl w:val="2"/>
       </w:pPr>
       <w:r>
         <w:rPr>
@@ -3838,8 +7797,9 @@
     <w:p>
       <w:pPr>
         <w:spacing w:before="480" w:after="480" w:line="240" w:lineRule="auto"/>
-        <w:ind w:firstLine="0"/>
+        <w:ind w:firstLine="0" w:firstLineChars="0"/>
         <w:jc w:val="left"/>
+        <w:outlineLvl w:val="2"/>
       </w:pPr>
       <w:r>
         <w:rPr>
@@ -3869,9 +7829,11 @@
     <w:p>
       <w:pPr>
         <w:spacing w:before="480" w:after="480" w:line="240" w:lineRule="auto"/>
-        <w:ind w:firstLine="0"/>
+        <w:ind w:firstLine="0" w:firstLineChars="0"/>
         <w:jc w:val="left"/>
-      </w:pPr>
+        <w:outlineLvl w:val="1"/>
+      </w:pPr>
+      <w:bookmarkStart w:id="17" w:name="_Toc22928"/>
       <w:r>
         <w:rPr>
           <w:rFonts w:ascii="黑体" w:hAnsi="黑体" w:eastAsia="黑体"/>
@@ -3881,6 +7843,7 @@
         </w:rPr>
         <w:t>3.4 系统可行性分析</w:t>
       </w:r>
+      <w:bookmarkEnd w:id="17"/>
     </w:p>
     <w:p>
       <w:pPr>
@@ -3914,7 +7877,7 @@
     </w:p>
     <w:tbl>
       <w:tblPr>
-        <w:tblStyle w:val="35"/>
+        <w:tblStyle w:val="38"/>
         <w:tblW w:w="0" w:type="auto"/>
         <w:tblInd w:w="0" w:type="dxa"/>
         <w:tblBorders>
@@ -4546,9 +8509,11 @@
     <w:p>
       <w:pPr>
         <w:spacing w:before="480" w:after="480" w:line="240" w:lineRule="auto"/>
-        <w:ind w:firstLine="0"/>
+        <w:ind w:firstLine="0" w:firstLineChars="0"/>
         <w:jc w:val="center"/>
-      </w:pPr>
+        <w:outlineLvl w:val="0"/>
+      </w:pPr>
+      <w:bookmarkStart w:id="18" w:name="_Toc14647"/>
       <w:r>
         <w:rPr>
           <w:rFonts w:ascii="黑体" w:hAnsi="黑体" w:eastAsia="黑体"/>
@@ -4558,13 +8523,16 @@
         </w:rPr>
         <w:t>4 系统总体设计</w:t>
       </w:r>
+      <w:bookmarkEnd w:id="18"/>
     </w:p>
     <w:p>
       <w:pPr>
         <w:spacing w:before="480" w:after="480" w:line="240" w:lineRule="auto"/>
-        <w:ind w:firstLine="0"/>
+        <w:ind w:firstLine="0" w:firstLineChars="0"/>
         <w:jc w:val="left"/>
-      </w:pPr>
+        <w:outlineLvl w:val="1"/>
+      </w:pPr>
+      <w:bookmarkStart w:id="19" w:name="_Toc23376"/>
       <w:r>
         <w:rPr>
           <w:rFonts w:ascii="黑体" w:hAnsi="黑体" w:eastAsia="黑体"/>
@@ -4574,12 +8542,14 @@
         </w:rPr>
         <w:t>4.1 系统总体架构设计</w:t>
       </w:r>
+      <w:bookmarkEnd w:id="19"/>
     </w:p>
     <w:p>
       <w:pPr>
         <w:spacing w:before="480" w:after="480" w:line="240" w:lineRule="auto"/>
-        <w:ind w:firstLine="0"/>
+        <w:ind w:firstLine="0" w:firstLineChars="0"/>
         <w:jc w:val="left"/>
+        <w:outlineLvl w:val="2"/>
       </w:pPr>
       <w:r>
         <w:rPr>
@@ -4609,8 +8579,9 @@
     <w:p>
       <w:pPr>
         <w:spacing w:before="480" w:after="480" w:line="240" w:lineRule="auto"/>
-        <w:ind w:firstLine="0"/>
+        <w:ind w:firstLine="0" w:firstLineChars="0"/>
         <w:jc w:val="left"/>
+        <w:outlineLvl w:val="2"/>
       </w:pPr>
       <w:r>
         <w:rPr>
@@ -4640,8 +8611,9 @@
     <w:p>
       <w:pPr>
         <w:spacing w:before="480" w:after="480" w:line="240" w:lineRule="auto"/>
-        <w:ind w:firstLine="0"/>
+        <w:ind w:firstLine="0" w:firstLineChars="0"/>
         <w:jc w:val="left"/>
+        <w:outlineLvl w:val="2"/>
       </w:pPr>
       <w:r>
         <w:rPr>
@@ -4687,8 +8659,9 @@
     <w:p>
       <w:pPr>
         <w:spacing w:before="480" w:after="480" w:line="240" w:lineRule="auto"/>
-        <w:ind w:firstLine="0"/>
+        <w:ind w:firstLine="0" w:firstLineChars="0"/>
         <w:jc w:val="left"/>
+        <w:outlineLvl w:val="2"/>
       </w:pPr>
       <w:r>
         <w:rPr>
@@ -4734,7 +8707,7 @@
     </w:p>
     <w:tbl>
       <w:tblPr>
-        <w:tblStyle w:val="35"/>
+        <w:tblStyle w:val="38"/>
         <w:tblW w:w="0" w:type="auto"/>
         <w:tblInd w:w="0" w:type="dxa"/>
         <w:tblBorders>
@@ -5259,9 +9232,11 @@
     <w:p>
       <w:pPr>
         <w:spacing w:before="480" w:after="480" w:line="240" w:lineRule="auto"/>
-        <w:ind w:firstLine="0"/>
+        <w:ind w:firstLine="0" w:firstLineChars="0"/>
         <w:jc w:val="left"/>
-      </w:pPr>
+        <w:outlineLvl w:val="1"/>
+      </w:pPr>
+      <w:bookmarkStart w:id="20" w:name="_Toc13709"/>
       <w:r>
         <w:rPr>
           <w:rFonts w:ascii="黑体" w:hAnsi="黑体" w:eastAsia="黑体"/>
@@ -5271,12 +9246,14 @@
         </w:rPr>
         <w:t>4.2 系统功能模块设计</w:t>
       </w:r>
+      <w:bookmarkEnd w:id="20"/>
     </w:p>
     <w:p>
       <w:pPr>
         <w:spacing w:before="480" w:after="480" w:line="240" w:lineRule="auto"/>
-        <w:ind w:firstLine="0"/>
+        <w:ind w:firstLine="0" w:firstLineChars="0"/>
         <w:jc w:val="left"/>
+        <w:outlineLvl w:val="2"/>
       </w:pPr>
       <w:r>
         <w:rPr>
@@ -5306,8 +9283,9 @@
     <w:p>
       <w:pPr>
         <w:spacing w:before="480" w:after="480" w:line="240" w:lineRule="auto"/>
-        <w:ind w:firstLine="0"/>
+        <w:ind w:firstLine="0" w:firstLineChars="0"/>
         <w:jc w:val="left"/>
+        <w:outlineLvl w:val="2"/>
       </w:pPr>
       <w:r>
         <w:rPr>
@@ -5337,8 +9315,9 @@
     <w:p>
       <w:pPr>
         <w:spacing w:before="480" w:after="480" w:line="240" w:lineRule="auto"/>
-        <w:ind w:firstLine="0"/>
+        <w:ind w:firstLine="0" w:firstLineChars="0"/>
         <w:jc w:val="left"/>
+        <w:outlineLvl w:val="2"/>
       </w:pPr>
       <w:r>
         <w:rPr>
@@ -5368,8 +9347,9 @@
     <w:p>
       <w:pPr>
         <w:spacing w:before="480" w:after="480" w:line="240" w:lineRule="auto"/>
-        <w:ind w:firstLine="0"/>
+        <w:ind w:firstLine="0" w:firstLineChars="0"/>
         <w:jc w:val="left"/>
+        <w:outlineLvl w:val="2"/>
       </w:pPr>
       <w:r>
         <w:rPr>
@@ -5399,8 +9379,9 @@
     <w:p>
       <w:pPr>
         <w:spacing w:before="480" w:after="480" w:line="240" w:lineRule="auto"/>
-        <w:ind w:firstLine="0"/>
+        <w:ind w:firstLine="0" w:firstLineChars="0"/>
         <w:jc w:val="left"/>
+        <w:outlineLvl w:val="2"/>
       </w:pPr>
       <w:r>
         <w:rPr>
@@ -5430,8 +9411,9 @@
     <w:p>
       <w:pPr>
         <w:spacing w:before="480" w:after="480" w:line="240" w:lineRule="auto"/>
-        <w:ind w:firstLine="0"/>
+        <w:ind w:firstLine="0" w:firstLineChars="0"/>
         <w:jc w:val="left"/>
+        <w:outlineLvl w:val="2"/>
       </w:pPr>
       <w:r>
         <w:rPr>
@@ -5461,8 +9443,9 @@
     <w:p>
       <w:pPr>
         <w:spacing w:before="480" w:after="480" w:line="240" w:lineRule="auto"/>
-        <w:ind w:firstLine="0"/>
+        <w:ind w:firstLine="0" w:firstLineChars="0"/>
         <w:jc w:val="left"/>
+        <w:outlineLvl w:val="2"/>
       </w:pPr>
       <w:r>
         <w:rPr>
@@ -5492,8 +9475,9 @@
     <w:p>
       <w:pPr>
         <w:spacing w:before="480" w:after="480" w:line="240" w:lineRule="auto"/>
-        <w:ind w:firstLine="0"/>
+        <w:ind w:firstLine="0" w:firstLineChars="0"/>
         <w:jc w:val="left"/>
+        <w:outlineLvl w:val="2"/>
       </w:pPr>
       <w:r>
         <w:rPr>
@@ -5538,9 +9522,11 @@
     <w:p>
       <w:pPr>
         <w:spacing w:before="480" w:after="480" w:line="240" w:lineRule="auto"/>
-        <w:ind w:firstLine="0"/>
+        <w:ind w:firstLine="0" w:firstLineChars="0"/>
         <w:jc w:val="left"/>
-      </w:pPr>
+        <w:outlineLvl w:val="1"/>
+      </w:pPr>
+      <w:bookmarkStart w:id="21" w:name="_Toc6701"/>
       <w:r>
         <w:rPr>
           <w:rFonts w:ascii="黑体" w:hAnsi="黑体" w:eastAsia="黑体"/>
@@ -5550,12 +9536,14 @@
         </w:rPr>
         <w:t>4.3 AI 服务架构设计</w:t>
       </w:r>
+      <w:bookmarkEnd w:id="21"/>
     </w:p>
     <w:p>
       <w:pPr>
         <w:spacing w:before="480" w:after="480" w:line="240" w:lineRule="auto"/>
-        <w:ind w:firstLine="0"/>
+        <w:ind w:firstLine="0" w:firstLineChars="0"/>
         <w:jc w:val="left"/>
+        <w:outlineLvl w:val="2"/>
       </w:pPr>
       <w:r>
         <w:rPr>
@@ -5585,8 +9573,9 @@
     <w:p>
       <w:pPr>
         <w:spacing w:before="480" w:after="480" w:line="240" w:lineRule="auto"/>
-        <w:ind w:firstLine="0"/>
+        <w:ind w:firstLine="0" w:firstLineChars="0"/>
         <w:jc w:val="left"/>
+        <w:outlineLvl w:val="2"/>
       </w:pPr>
       <w:r>
         <w:rPr>
@@ -5616,8 +9605,9 @@
     <w:p>
       <w:pPr>
         <w:spacing w:before="480" w:after="480" w:line="240" w:lineRule="auto"/>
-        <w:ind w:firstLine="0"/>
+        <w:ind w:firstLine="0" w:firstLineChars="0"/>
         <w:jc w:val="left"/>
+        <w:outlineLvl w:val="2"/>
       </w:pPr>
       <w:r>
         <w:rPr>
@@ -5647,9 +9637,11 @@
     <w:p>
       <w:pPr>
         <w:spacing w:before="480" w:after="480" w:line="240" w:lineRule="auto"/>
-        <w:ind w:firstLine="0"/>
+        <w:ind w:firstLine="0" w:firstLineChars="0"/>
         <w:jc w:val="left"/>
-      </w:pPr>
+        <w:outlineLvl w:val="1"/>
+      </w:pPr>
+      <w:bookmarkStart w:id="22" w:name="_Toc13178"/>
       <w:r>
         <w:rPr>
           <w:rFonts w:ascii="黑体" w:hAnsi="黑体" w:eastAsia="黑体"/>
@@ -5659,12 +9651,14 @@
         </w:rPr>
         <w:t>4.4 系统数据库设计</w:t>
       </w:r>
+      <w:bookmarkEnd w:id="22"/>
     </w:p>
     <w:p>
       <w:pPr>
         <w:spacing w:before="480" w:after="480" w:line="240" w:lineRule="auto"/>
-        <w:ind w:firstLine="0"/>
+        <w:ind w:firstLine="0" w:firstLineChars="0"/>
         <w:jc w:val="left"/>
+        <w:outlineLvl w:val="2"/>
       </w:pPr>
       <w:r>
         <w:rPr>
@@ -5997,8 +9991,9 @@
     <w:p>
       <w:pPr>
         <w:spacing w:before="480" w:after="480" w:line="240" w:lineRule="auto"/>
-        <w:ind w:firstLine="0"/>
+        <w:ind w:firstLine="0" w:firstLineChars="0"/>
         <w:jc w:val="left"/>
+        <w:outlineLvl w:val="2"/>
       </w:pPr>
       <w:r>
         <w:rPr>
@@ -6027,7 +10022,7 @@
     </w:p>
     <w:tbl>
       <w:tblPr>
-        <w:tblStyle w:val="35"/>
+        <w:tblStyle w:val="38"/>
         <w:tblW w:w="0" w:type="auto"/>
         <w:tblInd w:w="0" w:type="dxa"/>
         <w:tblBorders>
@@ -6887,8 +10882,9 @@
     <w:p>
       <w:pPr>
         <w:spacing w:before="480" w:after="480" w:line="240" w:lineRule="auto"/>
-        <w:ind w:firstLine="0"/>
+        <w:ind w:firstLine="0" w:firstLineChars="0"/>
         <w:jc w:val="left"/>
+        <w:outlineLvl w:val="2"/>
       </w:pPr>
       <w:r>
         <w:rPr>
@@ -7013,9 +11009,11 @@
     <w:p>
       <w:pPr>
         <w:spacing w:before="480" w:after="480" w:line="240" w:lineRule="auto"/>
-        <w:ind w:firstLine="0"/>
+        <w:ind w:firstLine="0" w:firstLineChars="0"/>
         <w:jc w:val="center"/>
-      </w:pPr>
+        <w:outlineLvl w:val="0"/>
+      </w:pPr>
+      <w:bookmarkStart w:id="23" w:name="_Toc28285"/>
       <w:r>
         <w:rPr>
           <w:rFonts w:ascii="黑体" w:hAnsi="黑体" w:eastAsia="黑体"/>
@@ -7025,13 +11023,16 @@
         </w:rPr>
         <w:t>5 系统详细设计与实现</w:t>
       </w:r>
+      <w:bookmarkEnd w:id="23"/>
     </w:p>
     <w:p>
       <w:pPr>
         <w:spacing w:before="480" w:after="480" w:line="240" w:lineRule="auto"/>
-        <w:ind w:firstLine="0"/>
+        <w:ind w:firstLine="0" w:firstLineChars="0"/>
         <w:jc w:val="left"/>
-      </w:pPr>
+        <w:outlineLvl w:val="1"/>
+      </w:pPr>
+      <w:bookmarkStart w:id="24" w:name="_Toc21345"/>
       <w:r>
         <w:rPr>
           <w:rFonts w:ascii="黑体" w:hAnsi="黑体" w:eastAsia="黑体"/>
@@ -7041,6 +11042,7 @@
         </w:rPr>
         <w:t>5.1 系统开发环境与技术栈</w:t>
       </w:r>
+      <w:bookmarkEnd w:id="24"/>
     </w:p>
     <w:p>
       <w:pPr>
@@ -7059,7 +11061,7 @@
     </w:p>
     <w:tbl>
       <w:tblPr>
-        <w:tblStyle w:val="35"/>
+        <w:tblStyle w:val="38"/>
         <w:tblW w:w="0" w:type="auto"/>
         <w:tblInd w:w="0" w:type="dxa"/>
         <w:tblBorders>
@@ -7528,9 +11530,11 @@
     <w:p>
       <w:pPr>
         <w:spacing w:before="480" w:after="480" w:line="240" w:lineRule="auto"/>
-        <w:ind w:firstLine="0"/>
+        <w:ind w:firstLine="0" w:firstLineChars="0"/>
         <w:jc w:val="left"/>
-      </w:pPr>
+        <w:outlineLvl w:val="1"/>
+      </w:pPr>
+      <w:bookmarkStart w:id="25" w:name="_Toc8920"/>
       <w:r>
         <w:rPr>
           <w:rFonts w:ascii="黑体" w:hAnsi="黑体" w:eastAsia="黑体"/>
@@ -7540,12 +11544,14 @@
         </w:rPr>
         <w:t>5.2 前端系统实现</w:t>
       </w:r>
+      <w:bookmarkEnd w:id="25"/>
     </w:p>
     <w:p>
       <w:pPr>
         <w:spacing w:before="480" w:after="480" w:line="240" w:lineRule="auto"/>
-        <w:ind w:firstLine="0"/>
+        <w:ind w:firstLine="0" w:firstLineChars="0"/>
         <w:jc w:val="left"/>
+        <w:outlineLvl w:val="2"/>
       </w:pPr>
       <w:r>
         <w:rPr>
@@ -7590,8 +11596,9 @@
     <w:p>
       <w:pPr>
         <w:spacing w:before="480" w:after="480" w:line="240" w:lineRule="auto"/>
-        <w:ind w:firstLine="0"/>
+        <w:ind w:firstLine="0" w:firstLineChars="0"/>
         <w:jc w:val="left"/>
+        <w:outlineLvl w:val="2"/>
       </w:pPr>
       <w:r>
         <w:rPr>
@@ -7636,8 +11643,9 @@
     <w:p>
       <w:pPr>
         <w:spacing w:before="480" w:after="480" w:line="240" w:lineRule="auto"/>
-        <w:ind w:firstLine="0"/>
+        <w:ind w:firstLine="0" w:firstLineChars="0"/>
         <w:jc w:val="left"/>
+        <w:outlineLvl w:val="2"/>
       </w:pPr>
       <w:r>
         <w:rPr>
@@ -7667,8 +11675,9 @@
     <w:p>
       <w:pPr>
         <w:spacing w:before="480" w:after="480" w:line="240" w:lineRule="auto"/>
-        <w:ind w:firstLine="0"/>
+        <w:ind w:firstLine="0" w:firstLineChars="0"/>
         <w:jc w:val="left"/>
+        <w:outlineLvl w:val="2"/>
       </w:pPr>
       <w:r>
         <w:rPr>
@@ -7698,9 +11707,11 @@
     <w:p>
       <w:pPr>
         <w:spacing w:before="480" w:after="480" w:line="240" w:lineRule="auto"/>
-        <w:ind w:firstLine="0"/>
+        <w:ind w:firstLine="0" w:firstLineChars="0"/>
         <w:jc w:val="left"/>
-      </w:pPr>
+        <w:outlineLvl w:val="1"/>
+      </w:pPr>
+      <w:bookmarkStart w:id="26" w:name="_Toc14908"/>
       <w:r>
         <w:rPr>
           <w:rFonts w:ascii="黑体" w:hAnsi="黑体" w:eastAsia="黑体"/>
@@ -7710,12 +11721,14 @@
         </w:rPr>
         <w:t>5.3 后端系统实现</w:t>
       </w:r>
+      <w:bookmarkEnd w:id="26"/>
     </w:p>
     <w:p>
       <w:pPr>
         <w:spacing w:before="480" w:after="480" w:line="240" w:lineRule="auto"/>
-        <w:ind w:firstLine="0"/>
+        <w:ind w:firstLine="0" w:firstLineChars="0"/>
         <w:jc w:val="left"/>
+        <w:outlineLvl w:val="2"/>
       </w:pPr>
       <w:r>
         <w:rPr>
@@ -7745,8 +11758,9 @@
     <w:p>
       <w:pPr>
         <w:spacing w:before="480" w:after="480" w:line="240" w:lineRule="auto"/>
-        <w:ind w:firstLine="0"/>
+        <w:ind w:firstLine="0" w:firstLineChars="0"/>
         <w:jc w:val="left"/>
+        <w:outlineLvl w:val="2"/>
       </w:pPr>
       <w:r>
         <w:rPr>
@@ -7776,8 +11790,9 @@
     <w:p>
       <w:pPr>
         <w:spacing w:before="480" w:after="480" w:line="240" w:lineRule="auto"/>
-        <w:ind w:firstLine="0"/>
+        <w:ind w:firstLine="0" w:firstLineChars="0"/>
         <w:jc w:val="left"/>
+        <w:outlineLvl w:val="2"/>
       </w:pPr>
       <w:r>
         <w:rPr>
@@ -7823,9 +11838,11 @@
     <w:p>
       <w:pPr>
         <w:spacing w:before="480" w:after="480" w:line="240" w:lineRule="auto"/>
-        <w:ind w:firstLine="0"/>
+        <w:ind w:firstLine="0" w:firstLineChars="0"/>
         <w:jc w:val="left"/>
-      </w:pPr>
+        <w:outlineLvl w:val="1"/>
+      </w:pPr>
+      <w:bookmarkStart w:id="27" w:name="_Toc8742"/>
       <w:r>
         <w:rPr>
           <w:rFonts w:ascii="黑体" w:hAnsi="黑体" w:eastAsia="黑体"/>
@@ -7835,12 +11852,14 @@
         </w:rPr>
         <w:t>5.4 AI 服务集成实现</w:t>
       </w:r>
+      <w:bookmarkEnd w:id="27"/>
     </w:p>
     <w:p>
       <w:pPr>
         <w:spacing w:before="480" w:after="480" w:line="240" w:lineRule="auto"/>
-        <w:ind w:firstLine="0"/>
+        <w:ind w:firstLine="0" w:firstLineChars="0"/>
         <w:jc w:val="left"/>
+        <w:outlineLvl w:val="2"/>
       </w:pPr>
       <w:r>
         <w:rPr>
@@ -7870,8 +11889,9 @@
     <w:p>
       <w:pPr>
         <w:spacing w:before="480" w:after="480" w:line="240" w:lineRule="auto"/>
-        <w:ind w:firstLine="0"/>
+        <w:ind w:firstLine="0" w:firstLineChars="0"/>
         <w:jc w:val="left"/>
+        <w:outlineLvl w:val="2"/>
       </w:pPr>
       <w:r>
         <w:rPr>
@@ -7901,8 +11921,9 @@
     <w:p>
       <w:pPr>
         <w:spacing w:before="480" w:after="480" w:line="240" w:lineRule="auto"/>
-        <w:ind w:firstLine="0"/>
+        <w:ind w:firstLine="0" w:firstLineChars="0"/>
         <w:jc w:val="left"/>
+        <w:outlineLvl w:val="2"/>
       </w:pPr>
       <w:r>
         <w:rPr>
@@ -7932,8 +11953,9 @@
     <w:p>
       <w:pPr>
         <w:spacing w:before="480" w:after="480" w:line="240" w:lineRule="auto"/>
-        <w:ind w:firstLine="0"/>
+        <w:ind w:firstLine="0" w:firstLineChars="0"/>
         <w:jc w:val="left"/>
+        <w:outlineLvl w:val="2"/>
       </w:pPr>
       <w:r>
         <w:rPr>
@@ -7963,9 +11985,11 @@
     <w:p>
       <w:pPr>
         <w:spacing w:before="480" w:after="480" w:line="240" w:lineRule="auto"/>
-        <w:ind w:firstLine="0"/>
+        <w:ind w:firstLine="0" w:firstLineChars="0"/>
         <w:jc w:val="left"/>
-      </w:pPr>
+        <w:outlineLvl w:val="1"/>
+      </w:pPr>
+      <w:bookmarkStart w:id="28" w:name="_Toc25048"/>
       <w:r>
         <w:rPr>
           <w:rFonts w:ascii="黑体" w:hAnsi="黑体" w:eastAsia="黑体"/>
@@ -7975,12 +11999,14 @@
         </w:rPr>
         <w:t>5.5 知识库与成就系统实现</w:t>
       </w:r>
+      <w:bookmarkEnd w:id="28"/>
     </w:p>
     <w:p>
       <w:pPr>
         <w:spacing w:before="480" w:after="480" w:line="240" w:lineRule="auto"/>
-        <w:ind w:firstLine="0"/>
+        <w:ind w:firstLine="0" w:firstLineChars="0"/>
         <w:jc w:val="left"/>
+        <w:outlineLvl w:val="2"/>
       </w:pPr>
       <w:r>
         <w:rPr>
@@ -8010,8 +12036,9 @@
     <w:p>
       <w:pPr>
         <w:spacing w:before="480" w:after="480" w:line="240" w:lineRule="auto"/>
-        <w:ind w:firstLine="0"/>
+        <w:ind w:firstLine="0" w:firstLineChars="0"/>
         <w:jc w:val="left"/>
+        <w:outlineLvl w:val="2"/>
       </w:pPr>
       <w:r>
         <w:rPr>
@@ -8041,8 +12068,9 @@
     <w:p>
       <w:pPr>
         <w:spacing w:before="480" w:after="480" w:line="240" w:lineRule="auto"/>
-        <w:ind w:firstLine="0"/>
+        <w:ind w:firstLine="0" w:firstLineChars="0"/>
         <w:jc w:val="left"/>
+        <w:outlineLvl w:val="2"/>
       </w:pPr>
       <w:r>
         <w:rPr>
@@ -8092,9 +12120,11 @@
     <w:p>
       <w:pPr>
         <w:spacing w:before="480" w:after="480" w:line="240" w:lineRule="auto"/>
-        <w:ind w:firstLine="0"/>
+        <w:ind w:firstLine="0" w:firstLineChars="0"/>
         <w:jc w:val="center"/>
-      </w:pPr>
+        <w:outlineLvl w:val="0"/>
+      </w:pPr>
+      <w:bookmarkStart w:id="29" w:name="_Toc30558"/>
       <w:r>
         <w:rPr>
           <w:rFonts w:ascii="黑体" w:hAnsi="黑体" w:eastAsia="黑体"/>
@@ -8104,13 +12134,16 @@
         </w:rPr>
         <w:t>6 系统测试与结果分析</w:t>
       </w:r>
+      <w:bookmarkEnd w:id="29"/>
     </w:p>
     <w:p>
       <w:pPr>
         <w:spacing w:before="480" w:after="480" w:line="240" w:lineRule="auto"/>
-        <w:ind w:firstLine="0"/>
+        <w:ind w:firstLine="0" w:firstLineChars="0"/>
         <w:jc w:val="left"/>
-      </w:pPr>
+        <w:outlineLvl w:val="1"/>
+      </w:pPr>
+      <w:bookmarkStart w:id="30" w:name="_Toc18478"/>
       <w:r>
         <w:rPr>
           <w:rFonts w:ascii="黑体" w:hAnsi="黑体" w:eastAsia="黑体"/>
@@ -8120,6 +12153,7 @@
         </w:rPr>
         <w:t>6.1 系统测试环境</w:t>
       </w:r>
+      <w:bookmarkEnd w:id="30"/>
     </w:p>
     <w:p>
       <w:pPr>
@@ -8282,9 +12316,11 @@
     <w:p>
       <w:pPr>
         <w:spacing w:before="480" w:after="480" w:line="240" w:lineRule="auto"/>
-        <w:ind w:firstLine="0"/>
+        <w:ind w:firstLine="0" w:firstLineChars="0"/>
         <w:jc w:val="left"/>
-      </w:pPr>
+        <w:outlineLvl w:val="1"/>
+      </w:pPr>
+      <w:bookmarkStart w:id="31" w:name="_Toc13319"/>
       <w:r>
         <w:rPr>
           <w:rFonts w:ascii="黑体" w:hAnsi="黑体" w:eastAsia="黑体"/>
@@ -8294,12 +12330,14 @@
         </w:rPr>
         <w:t>6.2 功能测试</w:t>
       </w:r>
+      <w:bookmarkEnd w:id="31"/>
     </w:p>
     <w:p>
       <w:pPr>
         <w:spacing w:before="480" w:after="480" w:line="240" w:lineRule="auto"/>
-        <w:ind w:firstLine="0"/>
+        <w:ind w:firstLine="0" w:firstLineChars="0"/>
         <w:jc w:val="left"/>
+        <w:outlineLvl w:val="2"/>
       </w:pPr>
       <w:r>
         <w:rPr>
@@ -8328,7 +12366,7 @@
     </w:p>
     <w:tbl>
       <w:tblPr>
-        <w:tblStyle w:val="35"/>
+        <w:tblStyle w:val="38"/>
         <w:tblW w:w="0" w:type="auto"/>
         <w:tblInd w:w="0" w:type="dxa"/>
         <w:tblBorders>
@@ -8791,8 +12829,9 @@
     <w:p>
       <w:pPr>
         <w:spacing w:before="480" w:after="480" w:line="240" w:lineRule="auto"/>
-        <w:ind w:firstLine="0"/>
+        <w:ind w:firstLine="0" w:firstLineChars="0"/>
         <w:jc w:val="left"/>
+        <w:outlineLvl w:val="9"/>
       </w:pPr>
       <w:r>
         <w:rPr>
@@ -8806,7 +12845,7 @@
     </w:p>
     <w:tbl>
       <w:tblPr>
-        <w:tblStyle w:val="35"/>
+        <w:tblStyle w:val="38"/>
         <w:tblW w:w="0" w:type="auto"/>
         <w:tblInd w:w="0" w:type="dxa"/>
         <w:tblBorders>
@@ -9269,8 +13308,9 @@
     <w:p>
       <w:pPr>
         <w:spacing w:before="480" w:after="480" w:line="240" w:lineRule="auto"/>
-        <w:ind w:firstLine="0"/>
+        <w:ind w:firstLine="0" w:firstLineChars="0"/>
         <w:jc w:val="left"/>
+        <w:outlineLvl w:val="9"/>
       </w:pPr>
       <w:r>
         <w:rPr>
@@ -9284,7 +13324,7 @@
     </w:p>
     <w:tbl>
       <w:tblPr>
-        <w:tblStyle w:val="35"/>
+        <w:tblStyle w:val="38"/>
         <w:tblW w:w="0" w:type="auto"/>
         <w:tblInd w:w="0" w:type="dxa"/>
         <w:tblBorders>
@@ -9689,7 +13729,7 @@
     </w:p>
     <w:tbl>
       <w:tblPr>
-        <w:tblStyle w:val="35"/>
+        <w:tblStyle w:val="38"/>
         <w:tblW w:w="0" w:type="auto"/>
         <w:tblInd w:w="0" w:type="dxa"/>
         <w:tblBorders>
@@ -10584,9 +14624,11 @@
     <w:p>
       <w:pPr>
         <w:spacing w:before="480" w:after="480" w:line="240" w:lineRule="auto"/>
-        <w:ind w:firstLine="0"/>
+        <w:ind w:firstLine="0" w:firstLineChars="0"/>
         <w:jc w:val="left"/>
-      </w:pPr>
+        <w:outlineLvl w:val="1"/>
+      </w:pPr>
+      <w:bookmarkStart w:id="32" w:name="_Toc24140"/>
       <w:r>
         <w:rPr>
           <w:rFonts w:ascii="黑体" w:hAnsi="黑体" w:eastAsia="黑体"/>
@@ -10596,12 +14638,14 @@
         </w:rPr>
         <w:t>6.3 系统性能测试</w:t>
       </w:r>
+      <w:bookmarkEnd w:id="32"/>
     </w:p>
     <w:p>
       <w:pPr>
         <w:spacing w:before="480" w:after="480" w:line="240" w:lineRule="auto"/>
-        <w:ind w:firstLine="0"/>
+        <w:ind w:firstLine="0" w:firstLineChars="0"/>
         <w:jc w:val="left"/>
+        <w:outlineLvl w:val="2"/>
       </w:pPr>
       <w:r>
         <w:rPr>
@@ -10646,7 +14690,7 @@
     </w:p>
     <w:tbl>
       <w:tblPr>
-        <w:tblStyle w:val="35"/>
+        <w:tblStyle w:val="38"/>
         <w:tblW w:w="0" w:type="auto"/>
         <w:tblInd w:w="0" w:type="dxa"/>
         <w:tblBorders>
@@ -11158,7 +15202,7 @@
                     </pic:cNvPicPr>
                   </pic:nvPicPr>
                   <pic:blipFill>
-                    <a:blip r:embed="rId8"/>
+                    <a:blip r:embed="rId9"/>
                     <a:stretch>
                       <a:fillRect/>
                     </a:stretch>
@@ -11212,8 +15256,9 @@
     <w:p>
       <w:pPr>
         <w:spacing w:before="480" w:after="480" w:line="240" w:lineRule="auto"/>
-        <w:ind w:firstLine="0"/>
+        <w:ind w:firstLine="0" w:firstLineChars="0"/>
         <w:jc w:val="left"/>
+        <w:outlineLvl w:val="2"/>
       </w:pPr>
       <w:r>
         <w:rPr>
@@ -11296,7 +15341,7 @@
                     </pic:cNvPicPr>
                   </pic:nvPicPr>
                   <pic:blipFill>
-                    <a:blip r:embed="rId9"/>
+                    <a:blip r:embed="rId10"/>
                     <a:stretch>
                       <a:fillRect/>
                     </a:stretch>
@@ -11366,9 +15411,11 @@
     <w:p>
       <w:pPr>
         <w:spacing w:before="480" w:after="480" w:line="240" w:lineRule="auto"/>
-        <w:ind w:firstLine="0"/>
+        <w:ind w:firstLine="0" w:firstLineChars="0"/>
         <w:jc w:val="left"/>
-      </w:pPr>
+        <w:outlineLvl w:val="1"/>
+      </w:pPr>
+      <w:bookmarkStart w:id="33" w:name="_Toc15356"/>
       <w:r>
         <w:rPr>
           <w:rFonts w:ascii="黑体" w:hAnsi="黑体" w:eastAsia="黑体"/>
@@ -11378,6 +15425,7 @@
         </w:rPr>
         <w:t>6.4 测试结果分析</w:t>
       </w:r>
+      <w:bookmarkEnd w:id="33"/>
     </w:p>
     <w:p>
       <w:pPr>
@@ -11480,9 +15528,11 @@
     <w:p>
       <w:pPr>
         <w:spacing w:before="480" w:after="480" w:line="240" w:lineRule="auto"/>
-        <w:ind w:firstLine="0"/>
+        <w:ind w:firstLine="0" w:firstLineChars="0"/>
         <w:jc w:val="center"/>
-      </w:pPr>
+        <w:outlineLvl w:val="0"/>
+      </w:pPr>
+      <w:bookmarkStart w:id="34" w:name="_Toc23458"/>
       <w:r>
         <w:rPr>
           <w:rFonts w:ascii="黑体" w:hAnsi="黑体" w:eastAsia="黑体"/>
@@ -11492,13 +15542,16 @@
         </w:rPr>
         <w:t>7 总结与展望</w:t>
       </w:r>
+      <w:bookmarkEnd w:id="34"/>
     </w:p>
     <w:p>
       <w:pPr>
         <w:spacing w:before="480" w:after="480" w:line="240" w:lineRule="auto"/>
-        <w:ind w:firstLine="0"/>
+        <w:ind w:firstLine="0" w:firstLineChars="0"/>
         <w:jc w:val="left"/>
-      </w:pPr>
+        <w:outlineLvl w:val="1"/>
+      </w:pPr>
+      <w:bookmarkStart w:id="35" w:name="_Toc10236"/>
       <w:r>
         <w:rPr>
           <w:rFonts w:ascii="黑体" w:hAnsi="黑体" w:eastAsia="黑体"/>
@@ -11508,6 +15561,7 @@
         </w:rPr>
         <w:t>7.1 研究工作总结</w:t>
       </w:r>
+      <w:bookmarkEnd w:id="35"/>
     </w:p>
     <w:p>
       <w:pPr>
@@ -11557,9 +15611,11 @@
     <w:p>
       <w:pPr>
         <w:spacing w:before="480" w:after="480" w:line="240" w:lineRule="auto"/>
-        <w:ind w:firstLine="0"/>
+        <w:ind w:firstLine="0" w:firstLineChars="0"/>
         <w:jc w:val="left"/>
-      </w:pPr>
+        <w:outlineLvl w:val="1"/>
+      </w:pPr>
+      <w:bookmarkStart w:id="36" w:name="_Toc187"/>
       <w:r>
         <w:rPr>
           <w:rFonts w:ascii="黑体" w:hAnsi="黑体" w:eastAsia="黑体"/>
@@ -11569,6 +15625,7 @@
         </w:rPr>
         <w:t>7.2 系统创新点分析</w:t>
       </w:r>
+      <w:bookmarkEnd w:id="36"/>
     </w:p>
     <w:p>
       <w:pPr>
@@ -11648,9 +15705,11 @@
     <w:p>
       <w:pPr>
         <w:spacing w:before="480" w:after="480" w:line="240" w:lineRule="auto"/>
-        <w:ind w:firstLine="0"/>
+        <w:ind w:firstLine="0" w:firstLineChars="0"/>
         <w:jc w:val="left"/>
-      </w:pPr>
+        <w:outlineLvl w:val="1"/>
+      </w:pPr>
+      <w:bookmarkStart w:id="37" w:name="_Toc15884"/>
       <w:r>
         <w:rPr>
           <w:rFonts w:ascii="黑体" w:hAnsi="黑体" w:eastAsia="黑体"/>
@@ -11660,6 +15719,7 @@
         </w:rPr>
         <w:t>7.3 研究不足与未来展望</w:t>
       </w:r>
+      <w:bookmarkEnd w:id="37"/>
     </w:p>
     <w:p>
       <w:pPr>
@@ -11714,9 +15774,11 @@
     <w:p>
       <w:pPr>
         <w:spacing w:before="480" w:after="480" w:line="240" w:lineRule="auto"/>
-        <w:ind w:firstLine="0"/>
+        <w:ind w:firstLine="0" w:firstLineChars="0"/>
         <w:jc w:val="center"/>
-      </w:pPr>
+        <w:outlineLvl w:val="0"/>
+      </w:pPr>
+      <w:bookmarkStart w:id="38" w:name="_Toc27806"/>
       <w:r>
         <w:rPr>
           <w:rFonts w:ascii="黑体" w:hAnsi="黑体" w:eastAsia="黑体"/>
@@ -11726,6 +15788,7 @@
         </w:rPr>
         <w:t>致 谢</w:t>
       </w:r>
+      <w:bookmarkEnd w:id="38"/>
     </w:p>
     <w:p>
       <w:pPr>
@@ -11765,9 +15828,11 @@
     <w:p>
       <w:pPr>
         <w:spacing w:before="480" w:after="480" w:line="240" w:lineRule="auto"/>
-        <w:ind w:firstLine="0"/>
+        <w:ind w:firstLine="0" w:firstLineChars="0"/>
         <w:jc w:val="center"/>
-      </w:pPr>
+        <w:outlineLvl w:val="0"/>
+      </w:pPr>
+      <w:bookmarkStart w:id="39" w:name="_Toc13763"/>
       <w:r>
         <w:rPr>
           <w:rFonts w:ascii="黑体" w:hAnsi="黑体" w:eastAsia="黑体"/>
@@ -11777,6 +15842,7 @@
         </w:rPr>
         <w:t>参考文献</w:t>
       </w:r>
+      <w:bookmarkEnd w:id="39"/>
     </w:p>
     <w:p>
       <w:pPr>
@@ -12186,8 +16252,9 @@
     <w:p>
       <w:pPr>
         <w:spacing w:before="480" w:after="480" w:line="240" w:lineRule="auto"/>
-        <w:ind w:firstLine="0"/>
+        <w:ind w:firstLine="0" w:firstLineChars="0"/>
         <w:jc w:val="center"/>
+        <w:outlineLvl w:val="9"/>
       </w:pPr>
       <w:r>
         <w:rPr>
@@ -12202,9 +16269,11 @@
     <w:p>
       <w:pPr>
         <w:spacing w:before="480" w:after="480" w:line="240" w:lineRule="auto"/>
-        <w:ind w:firstLine="0"/>
+        <w:ind w:firstLine="0" w:firstLineChars="0"/>
         <w:jc w:val="left"/>
-      </w:pPr>
+        <w:outlineLvl w:val="0"/>
+      </w:pPr>
+      <w:bookmarkStart w:id="40" w:name="_Toc631"/>
       <w:r>
         <w:rPr>
           <w:rFonts w:ascii="黑体" w:hAnsi="黑体" w:eastAsia="黑体"/>
@@ -12214,6 +16283,7 @@
         </w:rPr>
         <w:t>附录 A 配置项分类与部署检查清单</w:t>
       </w:r>
+      <w:bookmarkEnd w:id="40"/>
     </w:p>
     <w:p>
       <w:pPr>
@@ -12232,7 +16302,7 @@
     </w:p>
     <w:tbl>
       <w:tblPr>
-        <w:tblStyle w:val="35"/>
+        <w:tblStyle w:val="38"/>
         <w:tblW w:w="0" w:type="auto"/>
         <w:tblInd w:w="0" w:type="dxa"/>
         <w:tblBorders>
@@ -12638,9 +16708,11 @@
     <w:p>
       <w:pPr>
         <w:spacing w:before="480" w:after="480" w:line="240" w:lineRule="auto"/>
-        <w:ind w:firstLine="0"/>
+        <w:ind w:firstLine="0" w:firstLineChars="0"/>
         <w:jc w:val="left"/>
-      </w:pPr>
+        <w:outlineLvl w:val="0"/>
+      </w:pPr>
+      <w:bookmarkStart w:id="41" w:name="_Toc28645"/>
       <w:r>
         <w:rPr>
           <w:rFonts w:ascii="黑体" w:hAnsi="黑体" w:eastAsia="黑体"/>
@@ -12650,6 +16722,7 @@
         </w:rPr>
         <w:t>附录 B 核心接口分组（摘要）</w:t>
       </w:r>
+      <w:bookmarkEnd w:id="41"/>
     </w:p>
     <w:p>
       <w:pPr>
@@ -12668,7 +16741,7 @@
     </w:p>
     <w:tbl>
       <w:tblPr>
-        <w:tblStyle w:val="35"/>
+        <w:tblStyle w:val="38"/>
         <w:tblW w:w="0" w:type="auto"/>
         <w:tblInd w:w="0" w:type="dxa"/>
         <w:tblBorders>
@@ -13131,9 +17204,11 @@
     <w:p>
       <w:pPr>
         <w:spacing w:before="480" w:after="480" w:line="240" w:lineRule="auto"/>
-        <w:ind w:firstLine="0"/>
+        <w:ind w:firstLine="0" w:firstLineChars="0"/>
         <w:jc w:val="left"/>
-      </w:pPr>
+        <w:outlineLvl w:val="0"/>
+      </w:pPr>
+      <w:bookmarkStart w:id="42" w:name="_Toc2351"/>
       <w:r>
         <w:rPr>
           <w:rFonts w:ascii="黑体" w:hAnsi="黑体" w:eastAsia="黑体"/>
@@ -13143,6 +17218,7 @@
         </w:rPr>
         <w:t>附录 C 代码审查 Prompt 结构说明</w:t>
       </w:r>
+      <w:bookmarkEnd w:id="42"/>
     </w:p>
     <w:p>
       <w:pPr>
@@ -13192,8 +17268,9 @@
     <w:p>
       <w:pPr>
         <w:spacing w:before="480" w:after="480" w:line="240" w:lineRule="auto"/>
-        <w:ind w:firstLine="0"/>
+        <w:ind w:firstLine="0" w:firstLineChars="0"/>
         <w:jc w:val="left"/>
+        <w:outlineLvl w:val="9"/>
       </w:pPr>
       <w:r>
         <w:rPr>
@@ -13210,30 +17287,70 @@
         <w:spacing w:before="0" w:after="0" w:line="400" w:lineRule="exact"/>
         <w:ind w:firstLine="480"/>
         <w:jc w:val="both"/>
-      </w:pPr>
-      <w:r>
         <w:rPr>
           <w:rFonts w:ascii="Times New Roman" w:hAnsi="Times New Roman" w:eastAsia="宋体"/>
           <w:color w:val="000000"/>
           <w:sz w:val="24"/>
         </w:rPr>
+      </w:pPr>
+      <w:r>
+        <w:drawing>
+          <wp:anchor distT="0" distB="0" distL="114300" distR="114300" simplePos="0" relativeHeight="251659264" behindDoc="0" locked="0" layoutInCell="1" allowOverlap="1">
+            <wp:simplePos x="0" y="0"/>
+            <wp:positionH relativeFrom="column">
+              <wp:posOffset>109855</wp:posOffset>
+            </wp:positionH>
+            <wp:positionV relativeFrom="paragraph">
+              <wp:posOffset>14605</wp:posOffset>
+            </wp:positionV>
+            <wp:extent cx="5754370" cy="2796540"/>
+            <wp:effectExtent l="0" t="0" r="6350" b="7620"/>
+            <wp:wrapSquare wrapText="bothSides"/>
+            <wp:docPr id="4" name="图片 2"/>
+            <wp:cNvGraphicFramePr>
+              <a:graphicFrameLocks xmlns:a="http://schemas.openxmlformats.org/drawingml/2006/main" noChangeAspect="1"/>
+            </wp:cNvGraphicFramePr>
+            <a:graphic xmlns:a="http://schemas.openxmlformats.org/drawingml/2006/main">
+              <a:graphicData uri="http://schemas.openxmlformats.org/drawingml/2006/picture">
+                <pic:pic xmlns:pic="http://schemas.openxmlformats.org/drawingml/2006/picture">
+                  <pic:nvPicPr>
+                    <pic:cNvPr id="4" name="图片 2"/>
+                    <pic:cNvPicPr>
+                      <a:picLocks noChangeAspect="1"/>
+                    </pic:cNvPicPr>
+                  </pic:nvPicPr>
+                  <pic:blipFill>
+                    <a:blip r:embed="rId11"/>
+                    <a:stretch>
+                      <a:fillRect/>
+                    </a:stretch>
+                  </pic:blipFill>
+                  <pic:spPr>
+                    <a:xfrm>
+                      <a:off x="0" y="0"/>
+                      <a:ext cx="5754370" cy="2796540"/>
+                    </a:xfrm>
+                    <a:prstGeom prst="rect">
+                      <a:avLst/>
+                    </a:prstGeom>
+                    <a:noFill/>
+                    <a:ln>
+                      <a:noFill/>
+                    </a:ln>
+                  </pic:spPr>
+                </pic:pic>
+              </a:graphicData>
+            </a:graphic>
+          </wp:anchor>
+        </w:drawing>
+      </w:r>
+      <w:r>
+        <w:rPr>
+          <w:rFonts w:ascii="Times New Roman" w:hAnsi="Times New Roman" w:eastAsia="宋体"/>
+          <w:color w:val="000000"/>
+          <w:sz w:val="24"/>
+        </w:rPr>
         <w:t>建议在 Word 终稿中插入以下截图并编号：图 D-1 登录注册页；图 D-2 练习页 Monaco 与运行输出；图 D-3 提交后 AI 评审面板；图 D-4 面试 SSE 对话窗口；图 D-5 知识库文章页；图 D-6 学习路径进度；图 D-7 能力雷达图；图 D-8 成就列表。另附数据库 E-R 图与总体架构图各一张。</w:t>
-      </w:r>
-    </w:p>
-    <w:p>
-      <w:pPr>
-        <w:spacing w:before="480" w:after="480" w:line="240" w:lineRule="auto"/>
-        <w:ind w:firstLine="0"/>
-        <w:jc w:val="left"/>
-      </w:pPr>
-      <w:r>
-        <w:rPr>
-          <w:rFonts w:ascii="黑体" w:hAnsi="黑体" w:eastAsia="黑体"/>
-          <w:b w:val="0"/>
-          <w:color w:val="000000"/>
-          <w:sz w:val="24"/>
-        </w:rPr>
-        <w:t>附录 E 预设学习路径教学内容概要（与 `LEARNING_PATH_TEMPLATES` 对应）</w:t>
       </w:r>
     </w:p>
     <w:p>
@@ -13241,339 +17358,28 @@
         <w:spacing w:before="0" w:after="0" w:line="400" w:lineRule="exact"/>
         <w:ind w:firstLine="480"/>
         <w:jc w:val="both"/>
-      </w:pPr>
-      <w:r>
         <w:rPr>
           <w:rFonts w:ascii="Times New Roman" w:hAnsi="Times New Roman" w:eastAsia="宋体"/>
           <w:color w:val="000000"/>
           <w:sz w:val="24"/>
         </w:rPr>
-        <w:t xml:space="preserve">本附录按五条模板顺序，用文字概括每步关联的 </w:t>
-      </w:r>
-      <w:r>
-        <w:rPr>
-          <w:rFonts w:ascii="Consolas" w:hAnsi="Consolas" w:eastAsia="Consolas"/>
-          <w:color w:val="000000"/>
-          <w:sz w:val="21"/>
-        </w:rPr>
-        <w:t>articleSlug</w:t>
-      </w:r>
-      <w:r>
-        <w:rPr>
-          <w:rFonts w:ascii="Times New Roman" w:hAnsi="Times New Roman" w:eastAsia="宋体"/>
-          <w:color w:val="000000"/>
-          <w:sz w:val="24"/>
-        </w:rPr>
-        <w:t xml:space="preserve"> 与教学意图，便于答辩时说明“路径不是空壳”。</w:t>
-      </w:r>
-      <w:r>
-        <w:rPr>
-          <w:rFonts w:ascii="Times New Roman" w:hAnsi="Times New Roman" w:eastAsia="宋体"/>
-          <w:b/>
-          <w:color w:val="000000"/>
-          <w:sz w:val="24"/>
-        </w:rPr>
-        <w:t>（1）basics 基础入门：</w:t>
-      </w:r>
-      <w:r>
-        <w:rPr>
-          <w:rFonts w:ascii="Times New Roman" w:hAnsi="Times New Roman" w:eastAsia="宋体"/>
-          <w:color w:val="000000"/>
-          <w:sz w:val="24"/>
-        </w:rPr>
-        <w:t xml:space="preserve"> </w:t>
-      </w:r>
-      <w:r>
-        <w:rPr>
-          <w:rFonts w:ascii="Consolas" w:hAnsi="Consolas" w:eastAsia="Consolas"/>
-          <w:color w:val="000000"/>
-          <w:sz w:val="21"/>
-        </w:rPr>
-        <w:t>cpp-intro</w:t>
-      </w:r>
-      <w:r>
-        <w:rPr>
-          <w:rFonts w:ascii="Times New Roman" w:hAnsi="Times New Roman" w:eastAsia="宋体"/>
-          <w:color w:val="000000"/>
-          <w:sz w:val="24"/>
-        </w:rPr>
-        <w:t xml:space="preserve"> 介绍语言定位与开发环境；</w:t>
-      </w:r>
-      <w:r>
-        <w:rPr>
-          <w:rFonts w:ascii="Consolas" w:hAnsi="Consolas" w:eastAsia="Consolas"/>
-          <w:color w:val="000000"/>
-          <w:sz w:val="21"/>
-        </w:rPr>
-        <w:t>data-types</w:t>
-      </w:r>
-      <w:r>
-        <w:rPr>
-          <w:rFonts w:ascii="Times New Roman" w:hAnsi="Times New Roman" w:eastAsia="宋体"/>
-          <w:color w:val="000000"/>
-          <w:sz w:val="24"/>
-        </w:rPr>
-        <w:t xml:space="preserve"> 覆盖内置类型与变量；</w:t>
-      </w:r>
-      <w:r>
-        <w:rPr>
-          <w:rFonts w:ascii="Consolas" w:hAnsi="Consolas" w:eastAsia="Consolas"/>
-          <w:color w:val="000000"/>
-          <w:sz w:val="21"/>
-        </w:rPr>
-        <w:t>control-flow</w:t>
-      </w:r>
-      <w:r>
-        <w:rPr>
-          <w:rFonts w:ascii="Times New Roman" w:hAnsi="Times New Roman" w:eastAsia="宋体"/>
-          <w:color w:val="000000"/>
-          <w:sz w:val="24"/>
-        </w:rPr>
-        <w:t xml:space="preserve"> 覆盖分支与循环；</w:t>
-      </w:r>
-      <w:r>
-        <w:rPr>
-          <w:rFonts w:ascii="Consolas" w:hAnsi="Consolas" w:eastAsia="Consolas"/>
-          <w:color w:val="000000"/>
-          <w:sz w:val="21"/>
-        </w:rPr>
-        <w:t>functions</w:t>
-      </w:r>
-      <w:r>
-        <w:rPr>
-          <w:rFonts w:ascii="Times New Roman" w:hAnsi="Times New Roman" w:eastAsia="宋体"/>
-          <w:color w:val="000000"/>
-          <w:sz w:val="24"/>
-        </w:rPr>
-        <w:t xml:space="preserve"> 覆盖函数、参数传递与作用域。目标是让学生能独立编写百行内小程序。</w:t>
-      </w:r>
-      <w:r>
-        <w:rPr>
-          <w:rFonts w:ascii="Times New Roman" w:hAnsi="Times New Roman" w:eastAsia="宋体"/>
-          <w:b/>
-          <w:color w:val="000000"/>
-          <w:sz w:val="24"/>
-        </w:rPr>
-        <w:t>（2）pointer 指针与内存：</w:t>
-      </w:r>
-      <w:r>
-        <w:rPr>
-          <w:rFonts w:ascii="Times New Roman" w:hAnsi="Times New Roman" w:eastAsia="宋体"/>
-          <w:color w:val="000000"/>
-          <w:sz w:val="24"/>
-        </w:rPr>
-        <w:t xml:space="preserve"> </w:t>
-      </w:r>
-      <w:r>
-        <w:rPr>
-          <w:rFonts w:ascii="Consolas" w:hAnsi="Consolas" w:eastAsia="Consolas"/>
-          <w:color w:val="000000"/>
-          <w:sz w:val="21"/>
-        </w:rPr>
-        <w:t>pointer-basics</w:t>
-      </w:r>
-      <w:r>
-        <w:rPr>
-          <w:rFonts w:ascii="Times New Roman" w:hAnsi="Times New Roman" w:eastAsia="宋体"/>
-          <w:color w:val="000000"/>
-          <w:sz w:val="24"/>
-        </w:rPr>
-        <w:t xml:space="preserve"> 建立地址与解引用心智模型；</w:t>
-      </w:r>
-      <w:r>
-        <w:rPr>
-          <w:rFonts w:ascii="Consolas" w:hAnsi="Consolas" w:eastAsia="Consolas"/>
-          <w:color w:val="000000"/>
-          <w:sz w:val="21"/>
-        </w:rPr>
-        <w:t>smart-pointers</w:t>
-      </w:r>
-      <w:r>
-        <w:rPr>
-          <w:rFonts w:ascii="Times New Roman" w:hAnsi="Times New Roman" w:eastAsia="宋体"/>
-          <w:color w:val="000000"/>
-          <w:sz w:val="24"/>
-        </w:rPr>
-        <w:t xml:space="preserve"> 引入 RAII 与三种智能指针分工；</w:t>
-      </w:r>
-      <w:r>
-        <w:rPr>
-          <w:rFonts w:ascii="Consolas" w:hAnsi="Consolas" w:eastAsia="Consolas"/>
-          <w:color w:val="000000"/>
-          <w:sz w:val="21"/>
-        </w:rPr>
-        <w:t>memory-management</w:t>
-      </w:r>
-      <w:r>
-        <w:rPr>
-          <w:rFonts w:ascii="Times New Roman" w:hAnsi="Times New Roman" w:eastAsia="宋体"/>
-          <w:color w:val="000000"/>
-          <w:sz w:val="24"/>
-        </w:rPr>
-        <w:t xml:space="preserve"> 讨论堆栈、泄漏与调试思路。目标与后续 OOP、STL 的迭代器错误信息相衔接。</w:t>
-      </w:r>
-      <w:r>
-        <w:rPr>
-          <w:rFonts w:ascii="Times New Roman" w:hAnsi="Times New Roman" w:eastAsia="宋体"/>
-          <w:b/>
-          <w:color w:val="000000"/>
-          <w:sz w:val="24"/>
-        </w:rPr>
-        <w:t>（3）oop 面向对象：</w:t>
-      </w:r>
-      <w:r>
-        <w:rPr>
-          <w:rFonts w:ascii="Times New Roman" w:hAnsi="Times New Roman" w:eastAsia="宋体"/>
-          <w:color w:val="000000"/>
-          <w:sz w:val="24"/>
-        </w:rPr>
-        <w:t xml:space="preserve"> </w:t>
-      </w:r>
-      <w:r>
-        <w:rPr>
-          <w:rFonts w:ascii="Consolas" w:hAnsi="Consolas" w:eastAsia="Consolas"/>
-          <w:color w:val="000000"/>
-          <w:sz w:val="21"/>
-        </w:rPr>
-        <w:t>classes-and-objects</w:t>
-      </w:r>
-      <w:r>
-        <w:rPr>
-          <w:rFonts w:ascii="Times New Roman" w:hAnsi="Times New Roman" w:eastAsia="宋体"/>
-          <w:color w:val="000000"/>
-          <w:sz w:val="24"/>
-        </w:rPr>
-        <w:t xml:space="preserve"> 讲封装与构造析构；</w:t>
-      </w:r>
-      <w:r>
-        <w:rPr>
-          <w:rFonts w:ascii="Consolas" w:hAnsi="Consolas" w:eastAsia="Consolas"/>
-          <w:color w:val="000000"/>
-          <w:sz w:val="21"/>
-        </w:rPr>
-        <w:t>inheritance</w:t>
-      </w:r>
-      <w:r>
-        <w:rPr>
-          <w:rFonts w:ascii="Times New Roman" w:hAnsi="Times New Roman" w:eastAsia="宋体"/>
-          <w:color w:val="000000"/>
-          <w:sz w:val="24"/>
-        </w:rPr>
-        <w:t xml:space="preserve"> 讲继承与内存布局；</w:t>
-      </w:r>
-      <w:r>
-        <w:rPr>
-          <w:rFonts w:ascii="Consolas" w:hAnsi="Consolas" w:eastAsia="Consolas"/>
-          <w:color w:val="000000"/>
-          <w:sz w:val="21"/>
-        </w:rPr>
-        <w:t>polymorphism</w:t>
-      </w:r>
-      <w:r>
-        <w:rPr>
-          <w:rFonts w:ascii="Times New Roman" w:hAnsi="Times New Roman" w:eastAsia="宋体"/>
-          <w:color w:val="000000"/>
-          <w:sz w:val="24"/>
-        </w:rPr>
-        <w:t xml:space="preserve"> 讲虚函数与动态绑定。目标是为 STL 中复杂类型（如多态容器）打基础。</w:t>
-      </w:r>
-      <w:r>
-        <w:rPr>
-          <w:rFonts w:ascii="Times New Roman" w:hAnsi="Times New Roman" w:eastAsia="宋体"/>
-          <w:b/>
-          <w:color w:val="000000"/>
-          <w:sz w:val="24"/>
-        </w:rPr>
-        <w:t>（4）stl 标准库：</w:t>
-      </w:r>
-      <w:r>
-        <w:rPr>
-          <w:rFonts w:ascii="Times New Roman" w:hAnsi="Times New Roman" w:eastAsia="宋体"/>
-          <w:color w:val="000000"/>
-          <w:sz w:val="24"/>
-        </w:rPr>
-        <w:t xml:space="preserve"> </w:t>
-      </w:r>
-      <w:r>
-        <w:rPr>
-          <w:rFonts w:ascii="Consolas" w:hAnsi="Consolas" w:eastAsia="Consolas"/>
-          <w:color w:val="000000"/>
-          <w:sz w:val="21"/>
-        </w:rPr>
-        <w:t>stl-containers</w:t>
-      </w:r>
-      <w:r>
-        <w:rPr>
-          <w:rFonts w:ascii="Times New Roman" w:hAnsi="Times New Roman" w:eastAsia="宋体"/>
-          <w:color w:val="000000"/>
-          <w:sz w:val="24"/>
-        </w:rPr>
-        <w:t xml:space="preserve"> 讲 vector/list/map 选型；</w:t>
-      </w:r>
-      <w:r>
-        <w:rPr>
-          <w:rFonts w:ascii="Consolas" w:hAnsi="Consolas" w:eastAsia="Consolas"/>
-          <w:color w:val="000000"/>
-          <w:sz w:val="21"/>
-        </w:rPr>
-        <w:t>iterators</w:t>
-      </w:r>
-      <w:r>
-        <w:rPr>
-          <w:rFonts w:ascii="Times New Roman" w:hAnsi="Times New Roman" w:eastAsia="宋体"/>
-          <w:color w:val="000000"/>
-          <w:sz w:val="24"/>
-        </w:rPr>
-        <w:t xml:space="preserve"> 讲迭代器失效与遍历模式；</w:t>
-      </w:r>
-      <w:r>
-        <w:rPr>
-          <w:rFonts w:ascii="Consolas" w:hAnsi="Consolas" w:eastAsia="Consolas"/>
-          <w:color w:val="000000"/>
-          <w:sz w:val="21"/>
-        </w:rPr>
-        <w:t>algorithms</w:t>
-      </w:r>
-      <w:r>
-        <w:rPr>
-          <w:rFonts w:ascii="Times New Roman" w:hAnsi="Times New Roman" w:eastAsia="宋体"/>
-          <w:color w:val="000000"/>
-          <w:sz w:val="24"/>
-        </w:rPr>
-        <w:t xml:space="preserve"> 讲常用算法与 lambda。目标是提升解题与工程代码可读性。</w:t>
-      </w:r>
-      <w:r>
-        <w:rPr>
-          <w:rFonts w:ascii="Times New Roman" w:hAnsi="Times New Roman" w:eastAsia="宋体"/>
-          <w:b/>
-          <w:color w:val="000000"/>
-          <w:sz w:val="24"/>
-        </w:rPr>
-        <w:t>（5）concurrency 并发：</w:t>
-      </w:r>
-      <w:r>
-        <w:rPr>
-          <w:rFonts w:ascii="Times New Roman" w:hAnsi="Times New Roman" w:eastAsia="宋体"/>
-          <w:color w:val="000000"/>
-          <w:sz w:val="24"/>
-        </w:rPr>
-        <w:t xml:space="preserve"> 文章涵盖线程、互斥与基本同步（以仓库实际 </w:t>
-      </w:r>
-      <w:r>
-        <w:rPr>
-          <w:rFonts w:ascii="Consolas" w:hAnsi="Consolas" w:eastAsia="Consolas"/>
-          <w:color w:val="000000"/>
-          <w:sz w:val="21"/>
-        </w:rPr>
-        <w:t>content/articles</w:t>
-      </w:r>
-      <w:r>
-        <w:rPr>
-          <w:rFonts w:ascii="Times New Roman" w:hAnsi="Times New Roman" w:eastAsia="宋体"/>
-          <w:color w:val="000000"/>
-          <w:sz w:val="24"/>
-        </w:rPr>
-        <w:t xml:space="preserve"> 为准）。目标是让学生了解 C++ 并发入门，避免盲目使用全局变量。</w:t>
+      </w:pPr>
+    </w:p>
+    <w:p>
+      <w:pPr>
+        <w:spacing w:before="480" w:after="480" w:line="240" w:lineRule="auto"/>
+        <w:ind w:firstLine="0" w:firstLineChars="0"/>
+        <w:jc w:val="left"/>
+        <w:outlineLvl w:val="9"/>
+      </w:pPr>
+      <w:r>
+        <w:rPr>
+          <w:rFonts w:ascii="黑体" w:hAnsi="黑体" w:eastAsia="黑体"/>
+          <w:b w:val="0"/>
+          <w:color w:val="000000"/>
+          <w:sz w:val="24"/>
+        </w:rPr>
+        <w:t>附录 E 预设学习路径教学内容概要（与 `LEARNING_PATH_TEMPLATES` 对应）</w:t>
       </w:r>
     </w:p>
     <w:p>
@@ -13588,7 +17394,7 @@
           <w:color w:val="000000"/>
           <w:sz w:val="24"/>
         </w:rPr>
-        <w:t xml:space="preserve">路径之间的 </w:t>
+        <w:t xml:space="preserve">本附录按五条模板顺序，用文字概括每步关联的 </w:t>
       </w:r>
       <w:r>
         <w:rPr>
@@ -13596,7 +17402,7 @@
           <w:color w:val="000000"/>
           <w:sz w:val="21"/>
         </w:rPr>
-        <w:t>prerequisite</w:t>
+        <w:t>articleSlug</w:t>
       </w:r>
       <w:r>
         <w:rPr>
@@ -13604,7 +17410,24 @@
           <w:color w:val="000000"/>
           <w:sz w:val="24"/>
         </w:rPr>
-        <w:t xml:space="preserve"> 约束体现认知负荷理论：未掌握指针前强行学虚表指针容易挫败；未学 OOP 直接学 </w:t>
+        <w:t xml:space="preserve"> 与教学意图，便于答辩时说明“路径不是空壳”。</w:t>
+      </w:r>
+      <w:r>
+        <w:rPr>
+          <w:rFonts w:ascii="Times New Roman" w:hAnsi="Times New Roman" w:eastAsia="宋体"/>
+          <w:b/>
+          <w:color w:val="000000"/>
+          <w:sz w:val="24"/>
+        </w:rPr>
+        <w:t>（1）basics 基础入门：</w:t>
+      </w:r>
+      <w:r>
+        <w:rPr>
+          <w:rFonts w:ascii="Times New Roman" w:hAnsi="Times New Roman" w:eastAsia="宋体"/>
+          <w:color w:val="000000"/>
+          <w:sz w:val="24"/>
+        </w:rPr>
+        <w:t xml:space="preserve"> </w:t>
       </w:r>
       <w:r>
         <w:rPr>
@@ -13612,7 +17435,7 @@
           <w:color w:val="000000"/>
           <w:sz w:val="21"/>
         </w:rPr>
-        <w:t>std::map::iterator</w:t>
+        <w:t>cpp-intro</w:t>
       </w:r>
       <w:r>
         <w:rPr>
@@ -13620,7 +17443,7 @@
           <w:color w:val="000000"/>
           <w:sz w:val="24"/>
         </w:rPr>
-        <w:t xml:space="preserve"> 与自定义比较器也会困难。系统在数据层用 </w:t>
+        <w:t xml:space="preserve"> 介绍语言定位与开发环境；</w:t>
       </w:r>
       <w:r>
         <w:rPr>
@@ -13628,7 +17451,7 @@
           <w:color w:val="000000"/>
           <w:sz w:val="21"/>
         </w:rPr>
-        <w:t>templateId</w:t>
+        <w:t>data-types</w:t>
       </w:r>
       <w:r>
         <w:rPr>
@@ -13636,7 +17459,7 @@
           <w:color w:val="000000"/>
           <w:sz w:val="24"/>
         </w:rPr>
-        <w:t xml:space="preserve"> 与 </w:t>
+        <w:t xml:space="preserve"> 覆盖内置类型与变量；</w:t>
       </w:r>
       <w:r>
         <w:rPr>
@@ -13644,7 +17467,7 @@
           <w:color w:val="000000"/>
           <w:sz w:val="21"/>
         </w:rPr>
-        <w:t>order</w:t>
+        <w:t>control-flow</w:t>
       </w:r>
       <w:r>
         <w:rPr>
@@ -13652,23 +17475,251 @@
           <w:color w:val="000000"/>
           <w:sz w:val="24"/>
         </w:rPr>
-        <w:t xml:space="preserve"> 记录阶段，在推荐层用雷达最低分映射薄弱项，形成“内容编排 + 数据驱动推荐”的组合。</w:t>
-      </w:r>
-    </w:p>
-    <w:p>
-      <w:pPr>
-        <w:spacing w:before="480" w:after="480" w:line="240" w:lineRule="auto"/>
-        <w:ind w:firstLine="0"/>
-        <w:jc w:val="left"/>
-      </w:pPr>
-      <w:r>
-        <w:rPr>
-          <w:rFonts w:ascii="黑体" w:hAnsi="黑体" w:eastAsia="黑体"/>
-          <w:b w:val="0"/>
-          <w:color w:val="000000"/>
-          <w:sz w:val="24"/>
-        </w:rPr>
-        <w:t>附录 F 成就体系分类与业务含义</w:t>
+        <w:t xml:space="preserve"> 覆盖分支与循环；</w:t>
+      </w:r>
+      <w:r>
+        <w:rPr>
+          <w:rFonts w:ascii="Consolas" w:hAnsi="Consolas" w:eastAsia="Consolas"/>
+          <w:color w:val="000000"/>
+          <w:sz w:val="21"/>
+        </w:rPr>
+        <w:t>functions</w:t>
+      </w:r>
+      <w:r>
+        <w:rPr>
+          <w:rFonts w:ascii="Times New Roman" w:hAnsi="Times New Roman" w:eastAsia="宋体"/>
+          <w:color w:val="000000"/>
+          <w:sz w:val="24"/>
+        </w:rPr>
+        <w:t xml:space="preserve"> 覆盖函数、参数传递与作用域。目标是让学生能独立编写百行内小程序。</w:t>
+      </w:r>
+      <w:r>
+        <w:rPr>
+          <w:rFonts w:ascii="Times New Roman" w:hAnsi="Times New Roman" w:eastAsia="宋体"/>
+          <w:b/>
+          <w:color w:val="000000"/>
+          <w:sz w:val="24"/>
+        </w:rPr>
+        <w:t>（2）pointer 指针与内存：</w:t>
+      </w:r>
+      <w:r>
+        <w:rPr>
+          <w:rFonts w:ascii="Times New Roman" w:hAnsi="Times New Roman" w:eastAsia="宋体"/>
+          <w:color w:val="000000"/>
+          <w:sz w:val="24"/>
+        </w:rPr>
+        <w:t xml:space="preserve"> </w:t>
+      </w:r>
+      <w:r>
+        <w:rPr>
+          <w:rFonts w:ascii="Consolas" w:hAnsi="Consolas" w:eastAsia="Consolas"/>
+          <w:color w:val="000000"/>
+          <w:sz w:val="21"/>
+        </w:rPr>
+        <w:t>pointer-basics</w:t>
+      </w:r>
+      <w:r>
+        <w:rPr>
+          <w:rFonts w:ascii="Times New Roman" w:hAnsi="Times New Roman" w:eastAsia="宋体"/>
+          <w:color w:val="000000"/>
+          <w:sz w:val="24"/>
+        </w:rPr>
+        <w:t xml:space="preserve"> 建立地址与解引用心智模型；</w:t>
+      </w:r>
+      <w:r>
+        <w:rPr>
+          <w:rFonts w:ascii="Consolas" w:hAnsi="Consolas" w:eastAsia="Consolas"/>
+          <w:color w:val="000000"/>
+          <w:sz w:val="21"/>
+        </w:rPr>
+        <w:t>smart-pointers</w:t>
+      </w:r>
+      <w:r>
+        <w:rPr>
+          <w:rFonts w:ascii="Times New Roman" w:hAnsi="Times New Roman" w:eastAsia="宋体"/>
+          <w:color w:val="000000"/>
+          <w:sz w:val="24"/>
+        </w:rPr>
+        <w:t xml:space="preserve"> 引入 RAII 与三种智能指针分工；</w:t>
+      </w:r>
+      <w:r>
+        <w:rPr>
+          <w:rFonts w:ascii="Consolas" w:hAnsi="Consolas" w:eastAsia="Consolas"/>
+          <w:color w:val="000000"/>
+          <w:sz w:val="21"/>
+        </w:rPr>
+        <w:t>memory-management</w:t>
+      </w:r>
+      <w:r>
+        <w:rPr>
+          <w:rFonts w:ascii="Times New Roman" w:hAnsi="Times New Roman" w:eastAsia="宋体"/>
+          <w:color w:val="000000"/>
+          <w:sz w:val="24"/>
+        </w:rPr>
+        <w:t xml:space="preserve"> 讨论堆栈、泄漏与调试思路。目标与后续 OOP、STL 的迭代器错误信息相衔接。</w:t>
+      </w:r>
+      <w:r>
+        <w:rPr>
+          <w:rFonts w:ascii="Times New Roman" w:hAnsi="Times New Roman" w:eastAsia="宋体"/>
+          <w:b/>
+          <w:color w:val="000000"/>
+          <w:sz w:val="24"/>
+        </w:rPr>
+        <w:t>（3）oop 面向对象：</w:t>
+      </w:r>
+      <w:r>
+        <w:rPr>
+          <w:rFonts w:ascii="Times New Roman" w:hAnsi="Times New Roman" w:eastAsia="宋体"/>
+          <w:color w:val="000000"/>
+          <w:sz w:val="24"/>
+        </w:rPr>
+        <w:t xml:space="preserve"> </w:t>
+      </w:r>
+      <w:r>
+        <w:rPr>
+          <w:rFonts w:ascii="Consolas" w:hAnsi="Consolas" w:eastAsia="Consolas"/>
+          <w:color w:val="000000"/>
+          <w:sz w:val="21"/>
+        </w:rPr>
+        <w:t>classes-and-objects</w:t>
+      </w:r>
+      <w:r>
+        <w:rPr>
+          <w:rFonts w:ascii="Times New Roman" w:hAnsi="Times New Roman" w:eastAsia="宋体"/>
+          <w:color w:val="000000"/>
+          <w:sz w:val="24"/>
+        </w:rPr>
+        <w:t xml:space="preserve"> 讲封装与构造析构；</w:t>
+      </w:r>
+      <w:r>
+        <w:rPr>
+          <w:rFonts w:ascii="Consolas" w:hAnsi="Consolas" w:eastAsia="Consolas"/>
+          <w:color w:val="000000"/>
+          <w:sz w:val="21"/>
+        </w:rPr>
+        <w:t>inheritance</w:t>
+      </w:r>
+      <w:r>
+        <w:rPr>
+          <w:rFonts w:ascii="Times New Roman" w:hAnsi="Times New Roman" w:eastAsia="宋体"/>
+          <w:color w:val="000000"/>
+          <w:sz w:val="24"/>
+        </w:rPr>
+        <w:t xml:space="preserve"> 讲继承与内存布局；</w:t>
+      </w:r>
+      <w:r>
+        <w:rPr>
+          <w:rFonts w:ascii="Consolas" w:hAnsi="Consolas" w:eastAsia="Consolas"/>
+          <w:color w:val="000000"/>
+          <w:sz w:val="21"/>
+        </w:rPr>
+        <w:t>polymorphism</w:t>
+      </w:r>
+      <w:r>
+        <w:rPr>
+          <w:rFonts w:ascii="Times New Roman" w:hAnsi="Times New Roman" w:eastAsia="宋体"/>
+          <w:color w:val="000000"/>
+          <w:sz w:val="24"/>
+        </w:rPr>
+        <w:t xml:space="preserve"> 讲虚函数与动态绑定。目标是为 STL 中复杂类型（如多态容器）打基础。</w:t>
+      </w:r>
+      <w:r>
+        <w:rPr>
+          <w:rFonts w:ascii="Times New Roman" w:hAnsi="Times New Roman" w:eastAsia="宋体"/>
+          <w:b/>
+          <w:color w:val="000000"/>
+          <w:sz w:val="24"/>
+        </w:rPr>
+        <w:t>（4）stl 标准库：</w:t>
+      </w:r>
+      <w:r>
+        <w:rPr>
+          <w:rFonts w:ascii="Times New Roman" w:hAnsi="Times New Roman" w:eastAsia="宋体"/>
+          <w:color w:val="000000"/>
+          <w:sz w:val="24"/>
+        </w:rPr>
+        <w:t xml:space="preserve"> </w:t>
+      </w:r>
+      <w:r>
+        <w:rPr>
+          <w:rFonts w:ascii="Consolas" w:hAnsi="Consolas" w:eastAsia="Consolas"/>
+          <w:color w:val="000000"/>
+          <w:sz w:val="21"/>
+        </w:rPr>
+        <w:t>stl-containers</w:t>
+      </w:r>
+      <w:r>
+        <w:rPr>
+          <w:rFonts w:ascii="Times New Roman" w:hAnsi="Times New Roman" w:eastAsia="宋体"/>
+          <w:color w:val="000000"/>
+          <w:sz w:val="24"/>
+        </w:rPr>
+        <w:t xml:space="preserve"> 讲 vector/list/map 选型；</w:t>
+      </w:r>
+      <w:r>
+        <w:rPr>
+          <w:rFonts w:ascii="Consolas" w:hAnsi="Consolas" w:eastAsia="Consolas"/>
+          <w:color w:val="000000"/>
+          <w:sz w:val="21"/>
+        </w:rPr>
+        <w:t>iterators</w:t>
+      </w:r>
+      <w:r>
+        <w:rPr>
+          <w:rFonts w:ascii="Times New Roman" w:hAnsi="Times New Roman" w:eastAsia="宋体"/>
+          <w:color w:val="000000"/>
+          <w:sz w:val="24"/>
+        </w:rPr>
+        <w:t xml:space="preserve"> 讲迭代器失效与遍历模式；</w:t>
+      </w:r>
+      <w:r>
+        <w:rPr>
+          <w:rFonts w:ascii="Consolas" w:hAnsi="Consolas" w:eastAsia="Consolas"/>
+          <w:color w:val="000000"/>
+          <w:sz w:val="21"/>
+        </w:rPr>
+        <w:t>algorithms</w:t>
+      </w:r>
+      <w:r>
+        <w:rPr>
+          <w:rFonts w:ascii="Times New Roman" w:hAnsi="Times New Roman" w:eastAsia="宋体"/>
+          <w:color w:val="000000"/>
+          <w:sz w:val="24"/>
+        </w:rPr>
+        <w:t xml:space="preserve"> 讲常用算法与 lambda。目标是提升解题与工程代码可读性。</w:t>
+      </w:r>
+      <w:r>
+        <w:rPr>
+          <w:rFonts w:ascii="Times New Roman" w:hAnsi="Times New Roman" w:eastAsia="宋体"/>
+          <w:b/>
+          <w:color w:val="000000"/>
+          <w:sz w:val="24"/>
+        </w:rPr>
+        <w:t>（5）concurrency 并发：</w:t>
+      </w:r>
+      <w:r>
+        <w:rPr>
+          <w:rFonts w:ascii="Times New Roman" w:hAnsi="Times New Roman" w:eastAsia="宋体"/>
+          <w:color w:val="000000"/>
+          <w:sz w:val="24"/>
+        </w:rPr>
+        <w:t xml:space="preserve"> 文章涵盖线程、互斥与基本同步（以仓库实际 </w:t>
+      </w:r>
+      <w:r>
+        <w:rPr>
+          <w:rFonts w:ascii="Consolas" w:hAnsi="Consolas" w:eastAsia="Consolas"/>
+          <w:color w:val="000000"/>
+          <w:sz w:val="21"/>
+        </w:rPr>
+        <w:t>content/articles</w:t>
+      </w:r>
+      <w:r>
+        <w:rPr>
+          <w:rFonts w:ascii="Times New Roman" w:hAnsi="Times New Roman" w:eastAsia="宋体"/>
+          <w:color w:val="000000"/>
+          <w:sz w:val="24"/>
+        </w:rPr>
+        <w:t xml:space="preserve"> 为准）。目标是让学生了解 C++ 并发入门，避免盲目使用全局变量。</w:t>
       </w:r>
     </w:p>
     <w:p>
@@ -13683,8 +17734,180 @@
           <w:color w:val="000000"/>
           <w:sz w:val="24"/>
         </w:rPr>
+        <w:t xml:space="preserve">路径之间的 </w:t>
+      </w:r>
+      <w:r>
+        <w:rPr>
+          <w:rFonts w:ascii="Consolas" w:hAnsi="Consolas" w:eastAsia="Consolas"/>
+          <w:color w:val="000000"/>
+          <w:sz w:val="21"/>
+        </w:rPr>
+        <w:t>prerequisite</w:t>
+      </w:r>
+      <w:r>
+        <w:rPr>
+          <w:rFonts w:ascii="Times New Roman" w:hAnsi="Times New Roman" w:eastAsia="宋体"/>
+          <w:color w:val="000000"/>
+          <w:sz w:val="24"/>
+        </w:rPr>
+        <w:t xml:space="preserve"> 约束体现认知负荷理论：未掌握指针前强行学虚表指针容易挫败；未学 OOP 直接学 </w:t>
+      </w:r>
+      <w:r>
+        <w:rPr>
+          <w:rFonts w:ascii="Consolas" w:hAnsi="Consolas" w:eastAsia="Consolas"/>
+          <w:color w:val="000000"/>
+          <w:sz w:val="21"/>
+        </w:rPr>
+        <w:t>std::map::iterator</w:t>
+      </w:r>
+      <w:r>
+        <w:rPr>
+          <w:rFonts w:ascii="Times New Roman" w:hAnsi="Times New Roman" w:eastAsia="宋体"/>
+          <w:color w:val="000000"/>
+          <w:sz w:val="24"/>
+        </w:rPr>
+        <w:t xml:space="preserve"> 与自定义比较器也会困难。系统在数据层用 </w:t>
+      </w:r>
+      <w:r>
+        <w:rPr>
+          <w:rFonts w:ascii="Consolas" w:hAnsi="Consolas" w:eastAsia="Consolas"/>
+          <w:color w:val="000000"/>
+          <w:sz w:val="21"/>
+        </w:rPr>
+        <w:t>templateId</w:t>
+      </w:r>
+      <w:r>
+        <w:rPr>
+          <w:rFonts w:ascii="Times New Roman" w:hAnsi="Times New Roman" w:eastAsia="宋体"/>
+          <w:color w:val="000000"/>
+          <w:sz w:val="24"/>
+        </w:rPr>
+        <w:t xml:space="preserve"> 与 </w:t>
+      </w:r>
+      <w:r>
+        <w:rPr>
+          <w:rFonts w:ascii="Consolas" w:hAnsi="Consolas" w:eastAsia="Consolas"/>
+          <w:color w:val="000000"/>
+          <w:sz w:val="21"/>
+        </w:rPr>
+        <w:t>order</w:t>
+      </w:r>
+      <w:r>
+        <w:rPr>
+          <w:rFonts w:ascii="Times New Roman" w:hAnsi="Times New Roman" w:eastAsia="宋体"/>
+          <w:color w:val="000000"/>
+          <w:sz w:val="24"/>
+        </w:rPr>
+        <w:t xml:space="preserve"> 记录阶段，在推荐层用雷达最低分映射薄弱项，形成“内容编排 + 数据驱动推荐”的组合。</w:t>
+      </w:r>
+    </w:p>
+    <w:p>
+      <w:pPr>
+        <w:spacing w:before="480" w:after="480" w:line="240" w:lineRule="auto"/>
+        <w:ind w:firstLine="0" w:firstLineChars="0"/>
+        <w:jc w:val="left"/>
+        <w:outlineLvl w:val="0"/>
+      </w:pPr>
+      <w:bookmarkStart w:id="43" w:name="_Toc17410"/>
+      <w:r>
+        <w:rPr>
+          <w:rFonts w:ascii="黑体" w:hAnsi="黑体" w:eastAsia="黑体"/>
+          <w:b w:val="0"/>
+          <w:color w:val="000000"/>
+          <w:sz w:val="24"/>
+        </w:rPr>
+        <w:t>附录 F 成就体系分类与业务含义</w:t>
+      </w:r>
+      <w:bookmarkEnd w:id="43"/>
+    </w:p>
+    <w:p>
+      <w:pPr>
+        <w:spacing w:before="0" w:after="0" w:line="400" w:lineRule="exact"/>
+        <w:jc w:val="both"/>
+      </w:pPr>
+      <w:r>
+        <w:rPr>
+          <w:rFonts w:ascii="Times New Roman" w:hAnsi="Times New Roman" w:eastAsia="宋体"/>
+          <w:color w:val="000000"/>
+          <w:sz w:val="24"/>
+        </w:rPr>
         <w:t>成就体系按学习行为分为四类：</w:t>
       </w:r>
+    </w:p>
+    <w:p>
+      <w:pPr>
+        <w:numPr>
+          <w:ilvl w:val="0"/>
+          <w:numId w:val="7"/>
+        </w:numPr>
+        <w:spacing w:before="0" w:after="0" w:line="400" w:lineRule="exact"/>
+        <w:ind w:left="480" w:leftChars="200" w:firstLine="0" w:firstLineChars="0"/>
+        <w:jc w:val="both"/>
+        <w:rPr>
+          <w:rFonts w:ascii="Times New Roman" w:hAnsi="Times New Roman" w:eastAsia="宋体"/>
+          <w:color w:val="000000"/>
+          <w:sz w:val="24"/>
+        </w:rPr>
+      </w:pPr>
+      <w:r>
+        <w:rPr>
+          <w:rFonts w:ascii="Times New Roman" w:hAnsi="Times New Roman" w:eastAsia="宋体"/>
+          <w:color w:val="000000"/>
+          <w:sz w:val="24"/>
+        </w:rPr>
+        <w:t xml:space="preserve">起步类：鼓励首次提交、首次通过、首次完成面试，降低新用户启动门槛。 （2）能力类：围绕高分表现与题目完成规模设置阶段奖励，强化持续练习动机。 （3）过程类：围绕阅读与路径进度设置奖励，鼓励“学-练-复盘”闭环。 </w:t>
+      </w:r>
+    </w:p>
+    <w:p>
+      <w:pPr>
+        <w:numPr>
+          <w:numId w:val="0"/>
+        </w:numPr>
+        <w:spacing w:before="0" w:after="0" w:line="400" w:lineRule="exact"/>
+        <w:ind w:leftChars="200"/>
+        <w:jc w:val="both"/>
+      </w:pPr>
+      <w:r>
+        <w:rPr>
+          <w:rFonts w:ascii="Times New Roman" w:hAnsi="Times New Roman" w:eastAsia="宋体"/>
+          <w:color w:val="000000"/>
+          <w:sz w:val="24"/>
+        </w:rPr>
+        <w:t>（4）习惯类：围绕连续学习天数设置奖励，支持长期学习节奏养成。</w:t>
+      </w:r>
+    </w:p>
+    <w:p>
+      <w:pPr>
+        <w:spacing w:before="0" w:after="0" w:line="400" w:lineRule="exact"/>
+        <w:jc w:val="both"/>
+      </w:pPr>
+      <w:r>
+        <w:rPr>
+          <w:rFonts w:ascii="Times New Roman" w:hAnsi="Times New Roman" w:eastAsia="宋体"/>
+          <w:color w:val="000000"/>
+          <w:sz w:val="24"/>
+        </w:rPr>
+        <w:t>成就发放遵循去重与幂等原则：同一条件在重复触发时不会重复授予，以保证激励系统公平稳定。</w:t>
+      </w:r>
+    </w:p>
+    <w:p>
+      <w:pPr>
+        <w:spacing w:before="480" w:after="480" w:line="240" w:lineRule="auto"/>
+        <w:ind w:firstLine="0" w:firstLineChars="0"/>
+        <w:jc w:val="left"/>
+        <w:outlineLvl w:val="0"/>
+      </w:pPr>
+      <w:bookmarkStart w:id="44" w:name="_Toc15646"/>
+      <w:r>
+        <w:rPr>
+          <w:rFonts w:ascii="黑体" w:hAnsi="黑体" w:eastAsia="黑体"/>
+          <w:b w:val="0"/>
+          <w:color w:val="000000"/>
+          <w:sz w:val="24"/>
+        </w:rPr>
+        <w:t>附录 G 术语、缩略语与关键概念说明</w:t>
+      </w:r>
+      <w:bookmarkEnd w:id="44"/>
     </w:p>
     <w:p>
       <w:pPr>
@@ -13698,58 +17921,12 @@
           <w:color w:val="000000"/>
           <w:sz w:val="24"/>
         </w:rPr>
-        <w:t>（1）起步类：鼓励首次提交、首次通过、首次完成面试，降低新用户启动门槛。 （2）能力类：围绕高分表现与题目完成规模设置阶段奖励，强化持续练习动机。 （3）过程类：围绕阅读与路径进度设置奖励，鼓励“学-练-复盘”闭环。 （4）习惯类：围绕连续学习天数设置奖励，支持长期学习节奏养成。</w:t>
-      </w:r>
-    </w:p>
-    <w:p>
-      <w:pPr>
-        <w:spacing w:before="0" w:after="0" w:line="400" w:lineRule="exact"/>
-        <w:ind w:firstLine="480"/>
-        <w:jc w:val="both"/>
-      </w:pPr>
-      <w:r>
-        <w:rPr>
-          <w:rFonts w:ascii="Times New Roman" w:hAnsi="Times New Roman" w:eastAsia="宋体"/>
-          <w:color w:val="000000"/>
-          <w:sz w:val="24"/>
-        </w:rPr>
-        <w:t>成就发放遵循去重与幂等原则：同一条件在重复触发时不会重复授予，以保证激励系统公平稳定。</w:t>
-      </w:r>
-    </w:p>
-    <w:p>
-      <w:pPr>
-        <w:spacing w:before="480" w:after="480" w:line="240" w:lineRule="auto"/>
-        <w:ind w:firstLine="0"/>
-        <w:jc w:val="left"/>
-      </w:pPr>
-      <w:r>
-        <w:rPr>
-          <w:rFonts w:ascii="黑体" w:hAnsi="黑体" w:eastAsia="黑体"/>
-          <w:b w:val="0"/>
-          <w:color w:val="000000"/>
-          <w:sz w:val="24"/>
-        </w:rPr>
-        <w:t>附录 G 术语、缩略语与关键概念说明</w:t>
-      </w:r>
-    </w:p>
-    <w:p>
-      <w:pPr>
-        <w:spacing w:before="0" w:after="0" w:line="400" w:lineRule="exact"/>
-        <w:ind w:firstLine="480"/>
-        <w:jc w:val="both"/>
-      </w:pPr>
-      <w:r>
-        <w:rPr>
-          <w:rFonts w:ascii="Times New Roman" w:hAnsi="Times New Roman" w:eastAsia="宋体"/>
-          <w:color w:val="000000"/>
-          <w:sz w:val="24"/>
-        </w:rPr>
         <w:t>为便于非 Web 方向评阅人阅读，术语说明整理如下。</w:t>
       </w:r>
     </w:p>
     <w:tbl>
       <w:tblPr>
-        <w:tblStyle w:val="35"/>
+        <w:tblStyle w:val="38"/>
         <w:tblW w:w="0" w:type="auto"/>
         <w:tblInd w:w="0" w:type="dxa"/>
         <w:tblBorders>
@@ -14375,136 +18552,6 @@
         <w:ind w:firstLine="480"/>
         <w:jc w:val="both"/>
       </w:pPr>
-      <w:r>
-        <w:rPr>
-          <w:rFonts w:ascii="Times New Roman" w:hAnsi="Times New Roman" w:eastAsia="宋体"/>
-          <w:color w:val="000000"/>
-          <w:sz w:val="24"/>
-        </w:rPr>
-        <w:t>如需按学院模板排版，可在 Word 终稿中将本节转为术语表，并在首次出现处加脚注说明。</w:t>
-      </w:r>
-    </w:p>
-    <w:p>
-      <w:pPr>
-        <w:spacing w:before="480" w:after="480" w:line="240" w:lineRule="auto"/>
-        <w:ind w:firstLine="0"/>
-        <w:jc w:val="left"/>
-      </w:pPr>
-      <w:r>
-        <w:rPr>
-          <w:rFonts w:ascii="黑体" w:hAnsi="黑体" w:eastAsia="黑体"/>
-          <w:b w:val="0"/>
-          <w:color w:val="000000"/>
-          <w:sz w:val="24"/>
-        </w:rPr>
-        <w:t>附录 H 答辩可能追问与应答要点（自用，装订可删）</w:t>
-      </w:r>
-    </w:p>
-    <w:p>
-      <w:pPr>
-        <w:spacing w:before="0" w:after="0" w:line="400" w:lineRule="exact"/>
-        <w:ind w:firstLine="480"/>
-        <w:jc w:val="both"/>
-      </w:pPr>
-      <w:r>
-        <w:rPr>
-          <w:rFonts w:ascii="Times New Roman" w:hAnsi="Times New Roman" w:eastAsia="宋体"/>
-          <w:color w:val="000000"/>
-          <w:sz w:val="24"/>
-        </w:rPr>
-        <w:t>本节用于答辩准备，正式装订可删除。建议优先准备以下问题。</w:t>
-      </w:r>
-    </w:p>
-    <w:p>
-      <w:pPr>
-        <w:spacing w:before="0" w:after="0" w:line="400" w:lineRule="exact"/>
-        <w:ind w:firstLine="480"/>
-        <w:jc w:val="both"/>
-      </w:pPr>
-      <w:r>
-        <w:rPr>
-          <w:rFonts w:ascii="Times New Roman" w:hAnsi="Times New Roman" w:eastAsia="宋体"/>
-          <w:color w:val="000000"/>
-          <w:sz w:val="24"/>
-        </w:rPr>
-        <w:t>（1）为何使用 SSE 而非 WebSocket？ 答：当前业务以服务器单向推送为主，SSE 部署与调试成本更低；若未来引入双向协同编辑，可再升级为 WebSocket。</w:t>
-      </w:r>
-    </w:p>
-    <w:p>
-      <w:pPr>
-        <w:spacing w:before="0" w:after="0" w:line="400" w:lineRule="exact"/>
-        <w:ind w:firstLine="480"/>
-        <w:jc w:val="both"/>
-      </w:pPr>
-      <w:r>
-        <w:rPr>
-          <w:rFonts w:ascii="Times New Roman" w:hAnsi="Times New Roman" w:eastAsia="宋体"/>
-          <w:color w:val="000000"/>
-          <w:sz w:val="24"/>
-        </w:rPr>
-        <w:t>（2）AI 评分可信度如何保证？ 答：当前评分用于形成性反馈，不直接作为终评成绩；系统采用平滑更新并保留提交与评审文本，后续可引入 OJ 指标做标定。</w:t>
-      </w:r>
-    </w:p>
-    <w:p>
-      <w:pPr>
-        <w:spacing w:before="0" w:after="0" w:line="400" w:lineRule="exact"/>
-        <w:ind w:firstLine="480"/>
-        <w:jc w:val="both"/>
-      </w:pPr>
-      <w:r>
-        <w:rPr>
-          <w:rFonts w:ascii="Times New Roman" w:hAnsi="Times New Roman" w:eastAsia="宋体"/>
-          <w:color w:val="000000"/>
-          <w:sz w:val="24"/>
-        </w:rPr>
-        <w:t xml:space="preserve">（3）学生代码与数据安全如何控制？ 答：代码执行在隔离沙盒完成，第三方令牌仅在服务端存储；业务查询绑定 </w:t>
-      </w:r>
-      <w:r>
-        <w:rPr>
-          <w:rFonts w:ascii="Consolas" w:hAnsi="Consolas" w:eastAsia="Consolas"/>
-          <w:color w:val="000000"/>
-          <w:sz w:val="21"/>
-        </w:rPr>
-        <w:t>userId</w:t>
-      </w:r>
-      <w:r>
-        <w:rPr>
-          <w:rFonts w:ascii="Times New Roman" w:hAnsi="Times New Roman" w:eastAsia="宋体"/>
-          <w:color w:val="000000"/>
-          <w:sz w:val="24"/>
-        </w:rPr>
-        <w:t>，并通过日志脱敏降低泄露风险。</w:t>
-      </w:r>
-    </w:p>
-    <w:p>
-      <w:pPr>
-        <w:spacing w:before="0" w:after="0" w:line="400" w:lineRule="exact"/>
-        <w:ind w:firstLine="480"/>
-        <w:jc w:val="both"/>
-      </w:pPr>
-      <w:r>
-        <w:rPr>
-          <w:rFonts w:ascii="Times New Roman" w:hAnsi="Times New Roman" w:eastAsia="宋体"/>
-          <w:color w:val="000000"/>
-          <w:sz w:val="24"/>
-        </w:rPr>
-        <w:t>（4）系统与通用慕课平台的区别是什么？ 答：本文聚焦 C/C++ 课程闭环，将练习、评审、面试与路径推荐纳入同一数据体系，便于课程级追踪。</w:t>
-      </w:r>
-    </w:p>
-    <w:p>
-      <w:pPr>
-        <w:spacing w:before="0" w:after="0" w:line="400" w:lineRule="exact"/>
-        <w:ind w:firstLine="480"/>
-        <w:jc w:val="both"/>
-      </w:pPr>
-      <w:r>
-        <w:rPr>
-          <w:rFonts w:ascii="Times New Roman" w:hAnsi="Times New Roman" w:eastAsia="宋体"/>
-          <w:color w:val="000000"/>
-          <w:sz w:val="24"/>
-        </w:rPr>
-        <w:t>（5）后续扩展优先级如何安排？ 答：优先做评分标定与校内部署，再推进教务对接和大规模实证。</w:t>
-      </w:r>
     </w:p>
     <w:sectPr>
       <w:headerReference r:id="rId5" w:type="default"/>
@@ -14631,6 +18678,18 @@
 <file path=word/numbering.xml><?xml version="1.0" encoding="utf-8"?>
 <w:numbering xmlns:wpc="http://schemas.microsoft.com/office/word/2010/wordprocessingCanvas" xmlns:mc="http://schemas.openxmlformats.org/markup-compatibility/2006" xmlns:o="urn:schemas-microsoft-com:office:office" xmlns:r="http://schemas.openxmlformats.org/officeDocument/2006/relationships" xmlns:m="http://schemas.openxmlformats.org/officeDocument/2006/math" xmlns:v="urn:schemas-microsoft-com:vml" xmlns:wp14="http://schemas.microsoft.com/office/word/2010/wordprocessingDrawing" xmlns:wp="http://schemas.openxmlformats.org/drawingml/2006/wordprocessingDrawing" xmlns:w10="urn:schemas-microsoft-com:office:word" xmlns:w="http://schemas.openxmlformats.org/wordprocessingml/2006/main" xmlns:w14="http://schemas.microsoft.com/office/word/2010/wordml" xmlns:wpg="http://schemas.microsoft.com/office/word/2010/wordprocessingGroup" xmlns:wpi="http://schemas.microsoft.com/office/word/2010/wordprocessingInk" xmlns:wne="http://schemas.microsoft.com/office/word/2006/wordml" xmlns:wps="http://schemas.microsoft.com/office/word/2010/wordprocessingShape" xmlns:wpsCustomData="http://www.wps.cn/officeDocument/2013/wpsCustomData" mc:Ignorable="w14 wp14">
   <w:abstractNum w:abstractNumId="0">
+    <w:nsid w:val="F7B120D6"/>
+    <w:multiLevelType w:val="singleLevel"/>
+    <w:tmpl w:val="F7B120D6"/>
+    <w:lvl w:ilvl="0" w:tentative="0">
+      <w:start w:val="1"/>
+      <w:numFmt w:val="decimal"/>
+      <w:suff w:val="nothing"/>
+      <w:lvlText w:val="（%1）"/>
+      <w:lvlJc w:val="left"/>
+    </w:lvl>
+  </w:abstractNum>
+  <w:abstractNum w:abstractNumId="1">
     <w:nsid w:val="FFFFFF7E"/>
     <w:multiLevelType w:val="singleLevel"/>
     <w:tmpl w:val="FFFFFF7E"/>
@@ -14648,7 +18707,7 @@
       </w:pPr>
     </w:lvl>
   </w:abstractNum>
-  <w:abstractNum w:abstractNumId="1">
+  <w:abstractNum w:abstractNumId="2">
     <w:nsid w:val="FFFFFF7F"/>
     <w:multiLevelType w:val="singleLevel"/>
     <w:tmpl w:val="FFFFFF7F"/>
@@ -14666,7 +18725,7 @@
       </w:pPr>
     </w:lvl>
   </w:abstractNum>
-  <w:abstractNum w:abstractNumId="2">
+  <w:abstractNum w:abstractNumId="3">
     <w:nsid w:val="FFFFFF82"/>
     <w:multiLevelType w:val="singleLevel"/>
     <w:tmpl w:val="FFFFFF82"/>
@@ -14687,7 +18746,7 @@
       </w:rPr>
     </w:lvl>
   </w:abstractNum>
-  <w:abstractNum w:abstractNumId="3">
+  <w:abstractNum w:abstractNumId="4">
     <w:nsid w:val="FFFFFF83"/>
     <w:multiLevelType w:val="singleLevel"/>
     <w:tmpl w:val="FFFFFF83"/>
@@ -14708,7 +18767,7 @@
       </w:rPr>
     </w:lvl>
   </w:abstractNum>
-  <w:abstractNum w:abstractNumId="4">
+  <w:abstractNum w:abstractNumId="5">
     <w:nsid w:val="FFFFFF88"/>
     <w:multiLevelType w:val="singleLevel"/>
     <w:tmpl w:val="FFFFFF88"/>
@@ -14726,7 +18785,7 @@
       </w:pPr>
     </w:lvl>
   </w:abstractNum>
-  <w:abstractNum w:abstractNumId="5">
+  <w:abstractNum w:abstractNumId="6">
     <w:nsid w:val="FFFFFF89"/>
     <w:multiLevelType w:val="singleLevel"/>
     <w:tmpl w:val="FFFFFF89"/>
@@ -14748,22 +18807,25 @@
     </w:lvl>
   </w:abstractNum>
   <w:num w:numId="1">
+    <w:abstractNumId w:val="2"/>
+  </w:num>
+  <w:num w:numId="2">
+    <w:abstractNumId w:val="5"/>
+  </w:num>
+  <w:num w:numId="3">
+    <w:abstractNumId w:val="6"/>
+  </w:num>
+  <w:num w:numId="4">
+    <w:abstractNumId w:val="3"/>
+  </w:num>
+  <w:num w:numId="5">
     <w:abstractNumId w:val="1"/>
   </w:num>
-  <w:num w:numId="2">
+  <w:num w:numId="6">
     <w:abstractNumId w:val="4"/>
   </w:num>
-  <w:num w:numId="3">
-    <w:abstractNumId w:val="5"/>
-  </w:num>
-  <w:num w:numId="4">
-    <w:abstractNumId w:val="2"/>
-  </w:num>
-  <w:num w:numId="5">
+  <w:num w:numId="7">
     <w:abstractNumId w:val="0"/>
-  </w:num>
-  <w:num w:numId="6">
-    <w:abstractNumId w:val="3"/>
   </w:num>
 </w:numbering>
 </file>
@@ -15050,7 +19112,7 @@
     <w:name w:val="heading 1"/>
     <w:basedOn w:val="1"/>
     <w:next w:val="1"/>
-    <w:link w:val="141"/>
+    <w:link w:val="144"/>
     <w:qFormat/>
     <w:uiPriority w:val="9"/>
     <w:pPr>
@@ -15072,7 +19134,7 @@
     <w:name w:val="heading 2"/>
     <w:basedOn w:val="1"/>
     <w:next w:val="1"/>
-    <w:link w:val="142"/>
+    <w:link w:val="145"/>
     <w:unhideWhenUsed/>
     <w:qFormat/>
     <w:uiPriority w:val="9"/>
@@ -15100,7 +19162,7 @@
     <w:name w:val="heading 3"/>
     <w:basedOn w:val="1"/>
     <w:next w:val="1"/>
-    <w:link w:val="143"/>
+    <w:link w:val="146"/>
     <w:unhideWhenUsed/>
     <w:qFormat/>
     <w:uiPriority w:val="9"/>
@@ -15126,7 +19188,7 @@
     <w:name w:val="heading 4"/>
     <w:basedOn w:val="1"/>
     <w:next w:val="1"/>
-    <w:link w:val="153"/>
+    <w:link w:val="156"/>
     <w:semiHidden/>
     <w:unhideWhenUsed/>
     <w:qFormat/>
@@ -15155,7 +19217,7 @@
     <w:name w:val="heading 5"/>
     <w:basedOn w:val="1"/>
     <w:next w:val="1"/>
-    <w:link w:val="154"/>
+    <w:link w:val="157"/>
     <w:semiHidden/>
     <w:unhideWhenUsed/>
     <w:qFormat/>
@@ -15175,7 +19237,7 @@
     <w:name w:val="heading 6"/>
     <w:basedOn w:val="1"/>
     <w:next w:val="1"/>
-    <w:link w:val="155"/>
+    <w:link w:val="158"/>
     <w:semiHidden/>
     <w:unhideWhenUsed/>
     <w:qFormat/>
@@ -15197,7 +19259,7 @@
     <w:name w:val="heading 7"/>
     <w:basedOn w:val="1"/>
     <w:next w:val="1"/>
-    <w:link w:val="156"/>
+    <w:link w:val="159"/>
     <w:semiHidden/>
     <w:unhideWhenUsed/>
     <w:qFormat/>
@@ -15227,7 +19289,7 @@
     <w:name w:val="heading 8"/>
     <w:basedOn w:val="1"/>
     <w:next w:val="1"/>
-    <w:link w:val="157"/>
+    <w:link w:val="160"/>
     <w:semiHidden/>
     <w:unhideWhenUsed/>
     <w:qFormat/>
@@ -15254,7 +19316,7 @@
     <w:name w:val="heading 9"/>
     <w:basedOn w:val="1"/>
     <w:next w:val="1"/>
-    <w:link w:val="158"/>
+    <w:link w:val="161"/>
     <w:semiHidden/>
     <w:unhideWhenUsed/>
     <w:qFormat/>
@@ -15282,14 +19344,14 @@
       </w14:textFill>
     </w:rPr>
   </w:style>
-  <w:style w:type="character" w:default="1" w:styleId="134">
+  <w:style w:type="character" w:default="1" w:styleId="137">
     <w:name w:val="Default Paragraph Font"/>
     <w:semiHidden/>
     <w:unhideWhenUsed/>
     <w:qFormat/>
     <w:uiPriority w:val="1"/>
   </w:style>
-  <w:style w:type="table" w:default="1" w:styleId="34">
+  <w:style w:type="table" w:default="1" w:styleId="37">
     <w:name w:val="Normal Table"/>
     <w:semiHidden/>
     <w:unhideWhenUsed/>
@@ -15306,7 +19368,7 @@
   </w:style>
   <w:style w:type="paragraph" w:styleId="2">
     <w:name w:val="macro"/>
-    <w:link w:val="150"/>
+    <w:link w:val="153"/>
     <w:unhideWhenUsed/>
     <w:qFormat/>
     <w:uiPriority w:val="99"/>
@@ -15409,7 +19471,7 @@
   <w:style w:type="paragraph" w:styleId="17">
     <w:name w:val="Body Text 3"/>
     <w:basedOn w:val="1"/>
-    <w:link w:val="149"/>
+    <w:link w:val="152"/>
     <w:unhideWhenUsed/>
     <w:qFormat/>
     <w:uiPriority w:val="99"/>
@@ -15438,7 +19500,7 @@
   <w:style w:type="paragraph" w:styleId="19">
     <w:name w:val="Body Text"/>
     <w:basedOn w:val="1"/>
-    <w:link w:val="147"/>
+    <w:link w:val="150"/>
     <w:unhideWhenUsed/>
     <w:qFormat/>
     <w:uiPriority w:val="99"/>
@@ -15498,6 +19560,17 @@
     </w:pPr>
   </w:style>
   <w:style w:type="paragraph" w:styleId="24">
+    <w:name w:val="toc 3"/>
+    <w:basedOn w:val="1"/>
+    <w:next w:val="1"/>
+    <w:semiHidden/>
+    <w:unhideWhenUsed/>
+    <w:uiPriority w:val="39"/>
+    <w:pPr>
+      <w:ind w:left="840" w:leftChars="400"/>
+    </w:pPr>
+  </w:style>
+  <w:style w:type="paragraph" w:styleId="25">
     <w:name w:val="Body Text Indent 2"/>
     <w:basedOn w:val="1"/>
     <w:qFormat/>
@@ -15510,25 +19583,10 @@
       <w:rFonts w:ascii="宋体" w:hAnsi="宋体"/>
     </w:rPr>
   </w:style>
-  <w:style w:type="paragraph" w:styleId="25">
+  <w:style w:type="paragraph" w:styleId="26">
     <w:name w:val="footer"/>
     <w:basedOn w:val="1"/>
-    <w:link w:val="139"/>
-    <w:unhideWhenUsed/>
-    <w:qFormat/>
-    <w:uiPriority w:val="99"/>
-    <w:pPr>
-      <w:tabs>
-        <w:tab w:val="center" w:pos="4680"/>
-        <w:tab w:val="right" w:pos="9360"/>
-      </w:tabs>
-      <w:spacing w:after="0" w:line="240" w:lineRule="auto"/>
-    </w:pPr>
-  </w:style>
-  <w:style w:type="paragraph" w:styleId="26">
-    <w:name w:val="header"/>
-    <w:basedOn w:val="1"/>
-    <w:link w:val="138"/>
+    <w:link w:val="142"/>
     <w:unhideWhenUsed/>
     <w:qFormat/>
     <w:uiPriority w:val="99"/>
@@ -15541,10 +19599,33 @@
     </w:pPr>
   </w:style>
   <w:style w:type="paragraph" w:styleId="27">
+    <w:name w:val="header"/>
+    <w:basedOn w:val="1"/>
+    <w:link w:val="141"/>
+    <w:unhideWhenUsed/>
+    <w:qFormat/>
+    <w:uiPriority w:val="99"/>
+    <w:pPr>
+      <w:tabs>
+        <w:tab w:val="center" w:pos="4680"/>
+        <w:tab w:val="right" w:pos="9360"/>
+      </w:tabs>
+      <w:spacing w:after="0" w:line="240" w:lineRule="auto"/>
+    </w:pPr>
+  </w:style>
+  <w:style w:type="paragraph" w:styleId="28">
+    <w:name w:val="toc 1"/>
+    <w:basedOn w:val="1"/>
+    <w:next w:val="1"/>
+    <w:semiHidden/>
+    <w:unhideWhenUsed/>
+    <w:uiPriority w:val="39"/>
+  </w:style>
+  <w:style w:type="paragraph" w:styleId="29">
     <w:name w:val="Subtitle"/>
     <w:basedOn w:val="1"/>
     <w:next w:val="1"/>
-    <w:link w:val="145"/>
+    <w:link w:val="148"/>
     <w:qFormat/>
     <w:uiPriority w:val="11"/>
     <w:rPr>
@@ -15562,7 +19643,7 @@
       </w14:textFill>
     </w:rPr>
   </w:style>
-  <w:style w:type="paragraph" w:styleId="28">
+  <w:style w:type="paragraph" w:styleId="30">
     <w:name w:val="List"/>
     <w:basedOn w:val="1"/>
     <w:unhideWhenUsed/>
@@ -15573,7 +19654,7 @@
       <w:contextualSpacing/>
     </w:pPr>
   </w:style>
-  <w:style w:type="paragraph" w:styleId="29">
+  <w:style w:type="paragraph" w:styleId="31">
     <w:name w:val="Body Text Indent 3"/>
     <w:basedOn w:val="1"/>
     <w:qFormat/>
@@ -15587,10 +19668,21 @@
       <w:szCs w:val="16"/>
     </w:rPr>
   </w:style>
-  <w:style w:type="paragraph" w:styleId="30">
+  <w:style w:type="paragraph" w:styleId="32">
+    <w:name w:val="toc 2"/>
+    <w:basedOn w:val="1"/>
+    <w:next w:val="1"/>
+    <w:semiHidden/>
+    <w:unhideWhenUsed/>
+    <w:uiPriority w:val="39"/>
+    <w:pPr>
+      <w:ind w:left="420" w:leftChars="200"/>
+    </w:pPr>
+  </w:style>
+  <w:style w:type="paragraph" w:styleId="33">
     <w:name w:val="Body Text 2"/>
     <w:basedOn w:val="1"/>
-    <w:link w:val="148"/>
+    <w:link w:val="151"/>
     <w:unhideWhenUsed/>
     <w:qFormat/>
     <w:uiPriority w:val="99"/>
@@ -15598,7 +19690,7 @@
       <w:spacing w:after="120" w:line="480" w:lineRule="auto"/>
     </w:pPr>
   </w:style>
-  <w:style w:type="paragraph" w:styleId="31">
+  <w:style w:type="paragraph" w:styleId="34">
     <w:name w:val="List Continue 2"/>
     <w:basedOn w:val="1"/>
     <w:unhideWhenUsed/>
@@ -15610,7 +19702,7 @@
       <w:contextualSpacing/>
     </w:pPr>
   </w:style>
-  <w:style w:type="paragraph" w:styleId="32">
+  <w:style w:type="paragraph" w:styleId="35">
     <w:name w:val="List Continue 3"/>
     <w:basedOn w:val="1"/>
     <w:unhideWhenUsed/>
@@ -15622,11 +19714,11 @@
       <w:contextualSpacing/>
     </w:pPr>
   </w:style>
-  <w:style w:type="paragraph" w:styleId="33">
+  <w:style w:type="paragraph" w:styleId="36">
     <w:name w:val="Title"/>
     <w:basedOn w:val="1"/>
     <w:next w:val="1"/>
-    <w:link w:val="144"/>
+    <w:link w:val="147"/>
     <w:qFormat/>
     <w:uiPriority w:val="10"/>
     <w:pPr>
@@ -15645,9 +19737,9 @@
       <w:szCs w:val="52"/>
     </w:rPr>
   </w:style>
-  <w:style w:type="table" w:styleId="35">
+  <w:style w:type="table" w:styleId="38">
     <w:name w:val="Table Grid"/>
-    <w:basedOn w:val="34"/>
+    <w:basedOn w:val="37"/>
     <w:qFormat/>
     <w:uiPriority w:val="59"/>
     <w:pPr>
@@ -15670,9 +19762,9 @@
       </w:tblCellMar>
     </w:tblPr>
   </w:style>
-  <w:style w:type="table" w:styleId="36">
+  <w:style w:type="table" w:styleId="39">
     <w:name w:val="Light Shading"/>
-    <w:basedOn w:val="34"/>
+    <w:basedOn w:val="37"/>
     <w:qFormat/>
     <w:uiPriority w:val="60"/>
     <w:pPr>
@@ -15770,9 +19862,9 @@
       </w:tcPr>
     </w:tblStylePr>
   </w:style>
-  <w:style w:type="table" w:styleId="37">
+  <w:style w:type="table" w:styleId="40">
     <w:name w:val="Light Shading Accent 1"/>
-    <w:basedOn w:val="34"/>
+    <w:basedOn w:val="37"/>
     <w:qFormat/>
     <w:uiPriority w:val="60"/>
     <w:pPr>
@@ -15870,9 +19962,9 @@
       </w:tcPr>
     </w:tblStylePr>
   </w:style>
-  <w:style w:type="table" w:styleId="38">
+  <w:style w:type="table" w:styleId="41">
     <w:name w:val="Light Shading Accent 2"/>
-    <w:basedOn w:val="34"/>
+    <w:basedOn w:val="37"/>
     <w:uiPriority w:val="60"/>
     <w:pPr>
       <w:spacing w:after="0" w:line="240" w:lineRule="auto"/>
@@ -15969,9 +20061,9 @@
       </w:tcPr>
     </w:tblStylePr>
   </w:style>
-  <w:style w:type="table" w:styleId="39">
+  <w:style w:type="table" w:styleId="42">
     <w:name w:val="Light Shading Accent 3"/>
-    <w:basedOn w:val="34"/>
+    <w:basedOn w:val="37"/>
     <w:qFormat/>
     <w:uiPriority w:val="60"/>
     <w:pPr>
@@ -16069,9 +20161,9 @@
       </w:tcPr>
     </w:tblStylePr>
   </w:style>
-  <w:style w:type="table" w:styleId="40">
+  <w:style w:type="table" w:styleId="43">
     <w:name w:val="Light Shading Accent 4"/>
-    <w:basedOn w:val="34"/>
+    <w:basedOn w:val="37"/>
     <w:qFormat/>
     <w:uiPriority w:val="60"/>
     <w:pPr>
@@ -16169,9 +20261,9 @@
       </w:tcPr>
     </w:tblStylePr>
   </w:style>
-  <w:style w:type="table" w:styleId="41">
+  <w:style w:type="table" w:styleId="44">
     <w:name w:val="Light Shading Accent 5"/>
-    <w:basedOn w:val="34"/>
+    <w:basedOn w:val="37"/>
     <w:uiPriority w:val="60"/>
     <w:pPr>
       <w:spacing w:after="0" w:line="240" w:lineRule="auto"/>
@@ -16268,9 +20360,9 @@
       </w:tcPr>
     </w:tblStylePr>
   </w:style>
-  <w:style w:type="table" w:styleId="42">
+  <w:style w:type="table" w:styleId="45">
     <w:name w:val="Light Shading Accent 6"/>
-    <w:basedOn w:val="34"/>
+    <w:basedOn w:val="37"/>
     <w:qFormat/>
     <w:uiPriority w:val="60"/>
     <w:pPr>
@@ -16368,9 +20460,9 @@
       </w:tcPr>
     </w:tblStylePr>
   </w:style>
-  <w:style w:type="table" w:styleId="43">
+  <w:style w:type="table" w:styleId="46">
     <w:name w:val="Light List"/>
-    <w:basedOn w:val="34"/>
+    <w:basedOn w:val="37"/>
     <w:qFormat/>
     <w:uiPriority w:val="61"/>
     <w:pPr>
@@ -16462,9 +20554,9 @@
       </w:tcPr>
     </w:tblStylePr>
   </w:style>
-  <w:style w:type="table" w:styleId="44">
+  <w:style w:type="table" w:styleId="47">
     <w:name w:val="Light List Accent 1"/>
-    <w:basedOn w:val="34"/>
+    <w:basedOn w:val="37"/>
     <w:qFormat/>
     <w:uiPriority w:val="61"/>
     <w:pPr>
@@ -16556,9 +20648,9 @@
       </w:tcPr>
     </w:tblStylePr>
   </w:style>
-  <w:style w:type="table" w:styleId="45">
+  <w:style w:type="table" w:styleId="48">
     <w:name w:val="Light List Accent 2"/>
-    <w:basedOn w:val="34"/>
+    <w:basedOn w:val="37"/>
     <w:uiPriority w:val="61"/>
     <w:pPr>
       <w:spacing w:after="0" w:line="240" w:lineRule="auto"/>
@@ -16649,9 +20741,9 @@
       </w:tcPr>
     </w:tblStylePr>
   </w:style>
-  <w:style w:type="table" w:styleId="46">
+  <w:style w:type="table" w:styleId="49">
     <w:name w:val="Light List Accent 3"/>
-    <w:basedOn w:val="34"/>
+    <w:basedOn w:val="37"/>
     <w:qFormat/>
     <w:uiPriority w:val="61"/>
     <w:pPr>
@@ -16743,9 +20835,9 @@
       </w:tcPr>
     </w:tblStylePr>
   </w:style>
-  <w:style w:type="table" w:styleId="47">
+  <w:style w:type="table" w:styleId="50">
     <w:name w:val="Light List Accent 4"/>
-    <w:basedOn w:val="34"/>
+    <w:basedOn w:val="37"/>
     <w:qFormat/>
     <w:uiPriority w:val="61"/>
     <w:pPr>
@@ -16837,9 +20929,9 @@
       </w:tcPr>
     </w:tblStylePr>
   </w:style>
-  <w:style w:type="table" w:styleId="48">
+  <w:style w:type="table" w:styleId="51">
     <w:name w:val="Light List Accent 5"/>
-    <w:basedOn w:val="34"/>
+    <w:basedOn w:val="37"/>
     <w:uiPriority w:val="61"/>
     <w:pPr>
       <w:spacing w:after="0" w:line="240" w:lineRule="auto"/>
@@ -16930,9 +21022,9 @@
       </w:tcPr>
     </w:tblStylePr>
   </w:style>
-  <w:style w:type="table" w:styleId="49">
+  <w:style w:type="table" w:styleId="52">
     <w:name w:val="Light List Accent 6"/>
-    <w:basedOn w:val="34"/>
+    <w:basedOn w:val="37"/>
     <w:uiPriority w:val="61"/>
     <w:pPr>
       <w:spacing w:after="0" w:line="240" w:lineRule="auto"/>
@@ -17023,9 +21115,9 @@
       </w:tcPr>
     </w:tblStylePr>
   </w:style>
-  <w:style w:type="table" w:styleId="50">
+  <w:style w:type="table" w:styleId="53">
     <w:name w:val="Light Grid"/>
-    <w:basedOn w:val="34"/>
+    <w:basedOn w:val="37"/>
     <w:uiPriority w:val="62"/>
     <w:pPr>
       <w:spacing w:after="0" w:line="240" w:lineRule="auto"/>
@@ -17149,9 +21241,9 @@
       </w:tcPr>
     </w:tblStylePr>
   </w:style>
-  <w:style w:type="table" w:styleId="51">
+  <w:style w:type="table" w:styleId="54">
     <w:name w:val="Light Grid Accent 1"/>
-    <w:basedOn w:val="34"/>
+    <w:basedOn w:val="37"/>
     <w:qFormat/>
     <w:uiPriority w:val="62"/>
     <w:pPr>
@@ -17276,9 +21368,9 @@
       </w:tcPr>
     </w:tblStylePr>
   </w:style>
-  <w:style w:type="table" w:styleId="52">
+  <w:style w:type="table" w:styleId="55">
     <w:name w:val="Light Grid Accent 2"/>
-    <w:basedOn w:val="34"/>
+    <w:basedOn w:val="37"/>
     <w:uiPriority w:val="62"/>
     <w:pPr>
       <w:spacing w:after="0" w:line="240" w:lineRule="auto"/>
@@ -17402,9 +21494,9 @@
       </w:tcPr>
     </w:tblStylePr>
   </w:style>
-  <w:style w:type="table" w:styleId="53">
+  <w:style w:type="table" w:styleId="56">
     <w:name w:val="Light Grid Accent 3"/>
-    <w:basedOn w:val="34"/>
+    <w:basedOn w:val="37"/>
     <w:qFormat/>
     <w:uiPriority w:val="62"/>
     <w:pPr>
@@ -17529,9 +21621,9 @@
       </w:tcPr>
     </w:tblStylePr>
   </w:style>
-  <w:style w:type="table" w:styleId="54">
+  <w:style w:type="table" w:styleId="57">
     <w:name w:val="Light Grid Accent 4"/>
-    <w:basedOn w:val="34"/>
+    <w:basedOn w:val="37"/>
     <w:qFormat/>
     <w:uiPriority w:val="62"/>
     <w:pPr>
@@ -17656,9 +21748,9 @@
       </w:tcPr>
     </w:tblStylePr>
   </w:style>
-  <w:style w:type="table" w:styleId="55">
+  <w:style w:type="table" w:styleId="58">
     <w:name w:val="Light Grid Accent 5"/>
-    <w:basedOn w:val="34"/>
+    <w:basedOn w:val="37"/>
     <w:uiPriority w:val="62"/>
     <w:pPr>
       <w:spacing w:after="0" w:line="240" w:lineRule="auto"/>
@@ -17782,9 +21874,9 @@
       </w:tcPr>
     </w:tblStylePr>
   </w:style>
-  <w:style w:type="table" w:styleId="56">
+  <w:style w:type="table" w:styleId="59">
     <w:name w:val="Light Grid Accent 6"/>
-    <w:basedOn w:val="34"/>
+    <w:basedOn w:val="37"/>
     <w:uiPriority w:val="62"/>
     <w:pPr>
       <w:spacing w:after="0" w:line="240" w:lineRule="auto"/>
@@ -17908,9 +22000,9 @@
       </w:tcPr>
     </w:tblStylePr>
   </w:style>
-  <w:style w:type="table" w:styleId="57">
+  <w:style w:type="table" w:styleId="60">
     <w:name w:val="Medium Shading 1"/>
-    <w:basedOn w:val="34"/>
+    <w:basedOn w:val="37"/>
     <w:qFormat/>
     <w:uiPriority w:val="63"/>
     <w:pPr>
@@ -18016,9 +22108,9 @@
       </w:tcPr>
     </w:tblStylePr>
   </w:style>
-  <w:style w:type="table" w:styleId="58">
+  <w:style w:type="table" w:styleId="61">
     <w:name w:val="Medium Shading 1 Accent 1"/>
-    <w:basedOn w:val="34"/>
+    <w:basedOn w:val="37"/>
     <w:uiPriority w:val="63"/>
     <w:pPr>
       <w:spacing w:after="0" w:line="240" w:lineRule="auto"/>
@@ -18123,9 +22215,9 @@
       </w:tcPr>
     </w:tblStylePr>
   </w:style>
-  <w:style w:type="table" w:styleId="59">
+  <w:style w:type="table" w:styleId="62">
     <w:name w:val="Medium Shading 1 Accent 2"/>
-    <w:basedOn w:val="34"/>
+    <w:basedOn w:val="37"/>
     <w:uiPriority w:val="63"/>
     <w:pPr>
       <w:spacing w:after="0" w:line="240" w:lineRule="auto"/>
@@ -18230,9 +22322,9 @@
       </w:tcPr>
     </w:tblStylePr>
   </w:style>
-  <w:style w:type="table" w:styleId="60">
+  <w:style w:type="table" w:styleId="63">
     <w:name w:val="Medium Shading 1 Accent 3"/>
-    <w:basedOn w:val="34"/>
+    <w:basedOn w:val="37"/>
     <w:uiPriority w:val="63"/>
     <w:pPr>
       <w:spacing w:after="0" w:line="240" w:lineRule="auto"/>
@@ -18337,9 +22429,9 @@
       </w:tcPr>
     </w:tblStylePr>
   </w:style>
-  <w:style w:type="table" w:styleId="61">
+  <w:style w:type="table" w:styleId="64">
     <w:name w:val="Medium Shading 1 Accent 4"/>
-    <w:basedOn w:val="34"/>
+    <w:basedOn w:val="37"/>
     <w:qFormat/>
     <w:uiPriority w:val="63"/>
     <w:pPr>
@@ -18445,9 +22537,9 @@
       </w:tcPr>
     </w:tblStylePr>
   </w:style>
-  <w:style w:type="table" w:styleId="62">
+  <w:style w:type="table" w:styleId="65">
     <w:name w:val="Medium Shading 1 Accent 5"/>
-    <w:basedOn w:val="34"/>
+    <w:basedOn w:val="37"/>
     <w:uiPriority w:val="63"/>
     <w:pPr>
       <w:spacing w:after="0" w:line="240" w:lineRule="auto"/>
@@ -18552,9 +22644,9 @@
       </w:tcPr>
     </w:tblStylePr>
   </w:style>
-  <w:style w:type="table" w:styleId="63">
+  <w:style w:type="table" w:styleId="66">
     <w:name w:val="Medium Shading 1 Accent 6"/>
-    <w:basedOn w:val="34"/>
+    <w:basedOn w:val="37"/>
     <w:uiPriority w:val="63"/>
     <w:pPr>
       <w:spacing w:after="0" w:line="240" w:lineRule="auto"/>
@@ -18659,9 +22751,9 @@
       </w:tcPr>
     </w:tblStylePr>
   </w:style>
-  <w:style w:type="table" w:styleId="64">
+  <w:style w:type="table" w:styleId="67">
     <w:name w:val="Medium Shading 2"/>
-    <w:basedOn w:val="34"/>
+    <w:basedOn w:val="37"/>
     <w:uiPriority w:val="64"/>
     <w:pPr>
       <w:spacing w:after="0" w:line="240" w:lineRule="auto"/>
@@ -18824,9 +22916,9 @@
       </w:tcPr>
     </w:tblStylePr>
   </w:style>
-  <w:style w:type="table" w:styleId="65">
+  <w:style w:type="table" w:styleId="68">
     <w:name w:val="Medium Shading 2 Accent 1"/>
-    <w:basedOn w:val="34"/>
+    <w:basedOn w:val="37"/>
     <w:qFormat/>
     <w:uiPriority w:val="64"/>
     <w:pPr>
@@ -18990,9 +23082,9 @@
       </w:tcPr>
     </w:tblStylePr>
   </w:style>
-  <w:style w:type="table" w:styleId="66">
+  <w:style w:type="table" w:styleId="69">
     <w:name w:val="Medium Shading 2 Accent 2"/>
-    <w:basedOn w:val="34"/>
+    <w:basedOn w:val="37"/>
     <w:qFormat/>
     <w:uiPriority w:val="64"/>
     <w:pPr>
@@ -19156,9 +23248,9 @@
       </w:tcPr>
     </w:tblStylePr>
   </w:style>
-  <w:style w:type="table" w:styleId="67">
+  <w:style w:type="table" w:styleId="70">
     <w:name w:val="Medium Shading 2 Accent 3"/>
-    <w:basedOn w:val="34"/>
+    <w:basedOn w:val="37"/>
     <w:qFormat/>
     <w:uiPriority w:val="64"/>
     <w:pPr>
@@ -19322,9 +23414,9 @@
       </w:tcPr>
     </w:tblStylePr>
   </w:style>
-  <w:style w:type="table" w:styleId="68">
+  <w:style w:type="table" w:styleId="71">
     <w:name w:val="Medium Shading 2 Accent 4"/>
-    <w:basedOn w:val="34"/>
+    <w:basedOn w:val="37"/>
     <w:uiPriority w:val="64"/>
     <w:pPr>
       <w:spacing w:after="0" w:line="240" w:lineRule="auto"/>
@@ -19487,9 +23579,9 @@
       </w:tcPr>
     </w:tblStylePr>
   </w:style>
-  <w:style w:type="table" w:styleId="69">
+  <w:style w:type="table" w:styleId="72">
     <w:name w:val="Medium Shading 2 Accent 5"/>
-    <w:basedOn w:val="34"/>
+    <w:basedOn w:val="37"/>
     <w:uiPriority w:val="64"/>
     <w:pPr>
       <w:spacing w:after="0" w:line="240" w:lineRule="auto"/>
@@ -19652,9 +23744,9 @@
       </w:tcPr>
     </w:tblStylePr>
   </w:style>
-  <w:style w:type="table" w:styleId="70">
+  <w:style w:type="table" w:styleId="73">
     <w:name w:val="Medium Shading 2 Accent 6"/>
-    <w:basedOn w:val="34"/>
+    <w:basedOn w:val="37"/>
     <w:qFormat/>
     <w:uiPriority w:val="64"/>
     <w:pPr>
@@ -19818,9 +23910,9 @@
       </w:tcPr>
     </w:tblStylePr>
   </w:style>
-  <w:style w:type="table" w:styleId="71">
+  <w:style w:type="table" w:styleId="74">
     <w:name w:val="Medium List 1"/>
-    <w:basedOn w:val="34"/>
+    <w:basedOn w:val="37"/>
     <w:qFormat/>
     <w:uiPriority w:val="65"/>
     <w:pPr>
@@ -19909,9 +24001,9 @@
       </w:tcPr>
     </w:tblStylePr>
   </w:style>
-  <w:style w:type="table" w:styleId="72">
+  <w:style w:type="table" w:styleId="75">
     <w:name w:val="Medium List 1 Accent 1"/>
-    <w:basedOn w:val="34"/>
+    <w:basedOn w:val="37"/>
     <w:qFormat/>
     <w:uiPriority w:val="65"/>
     <w:pPr>
@@ -20000,9 +24092,9 @@
       </w:tcPr>
     </w:tblStylePr>
   </w:style>
-  <w:style w:type="table" w:styleId="73">
+  <w:style w:type="table" w:styleId="76">
     <w:name w:val="Medium List 1 Accent 2"/>
-    <w:basedOn w:val="34"/>
+    <w:basedOn w:val="37"/>
     <w:qFormat/>
     <w:uiPriority w:val="65"/>
     <w:pPr>
@@ -20091,9 +24183,9 @@
       </w:tcPr>
     </w:tblStylePr>
   </w:style>
-  <w:style w:type="table" w:styleId="74">
+  <w:style w:type="table" w:styleId="77">
     <w:name w:val="Medium List 1 Accent 3"/>
-    <w:basedOn w:val="34"/>
+    <w:basedOn w:val="37"/>
     <w:qFormat/>
     <w:uiPriority w:val="65"/>
     <w:pPr>
@@ -20182,9 +24274,9 @@
       </w:tcPr>
     </w:tblStylePr>
   </w:style>
-  <w:style w:type="table" w:styleId="75">
+  <w:style w:type="table" w:styleId="78">
     <w:name w:val="Medium List 1 Accent 4"/>
-    <w:basedOn w:val="34"/>
+    <w:basedOn w:val="37"/>
     <w:qFormat/>
     <w:uiPriority w:val="65"/>
     <w:pPr>
@@ -20273,9 +24365,9 @@
       </w:tcPr>
     </w:tblStylePr>
   </w:style>
-  <w:style w:type="table" w:styleId="76">
+  <w:style w:type="table" w:styleId="79">
     <w:name w:val="Medium List 1 Accent 5"/>
-    <w:basedOn w:val="34"/>
+    <w:basedOn w:val="37"/>
     <w:qFormat/>
     <w:uiPriority w:val="65"/>
     <w:pPr>
@@ -20364,9 +24456,9 @@
       </w:tcPr>
     </w:tblStylePr>
   </w:style>
-  <w:style w:type="table" w:styleId="77">
+  <w:style w:type="table" w:styleId="80">
     <w:name w:val="Medium List 1 Accent 6"/>
-    <w:basedOn w:val="34"/>
+    <w:basedOn w:val="37"/>
     <w:qFormat/>
     <w:uiPriority w:val="65"/>
     <w:pPr>
@@ -20455,9 +24547,9 @@
       </w:tcPr>
     </w:tblStylePr>
   </w:style>
-  <w:style w:type="table" w:styleId="78">
+  <w:style w:type="table" w:styleId="81">
     <w:name w:val="Medium List 2"/>
-    <w:basedOn w:val="34"/>
+    <w:basedOn w:val="37"/>
     <w:qFormat/>
     <w:uiPriority w:val="66"/>
     <w:pPr>
@@ -20585,9 +24677,9 @@
       </w:tcPr>
     </w:tblStylePr>
   </w:style>
-  <w:style w:type="table" w:styleId="79">
+  <w:style w:type="table" w:styleId="82">
     <w:name w:val="Medium List 2 Accent 1"/>
-    <w:basedOn w:val="34"/>
+    <w:basedOn w:val="37"/>
     <w:qFormat/>
     <w:uiPriority w:val="66"/>
     <w:pPr>
@@ -20715,9 +24807,9 @@
       </w:tcPr>
     </w:tblStylePr>
   </w:style>
-  <w:style w:type="table" w:styleId="80">
+  <w:style w:type="table" w:styleId="83">
     <w:name w:val="Medium List 2 Accent 2"/>
-    <w:basedOn w:val="34"/>
+    <w:basedOn w:val="37"/>
     <w:qFormat/>
     <w:uiPriority w:val="66"/>
     <w:pPr>
@@ -20845,9 +24937,9 @@
       </w:tcPr>
     </w:tblStylePr>
   </w:style>
-  <w:style w:type="table" w:styleId="81">
+  <w:style w:type="table" w:styleId="84">
     <w:name w:val="Medium List 2 Accent 3"/>
-    <w:basedOn w:val="34"/>
+    <w:basedOn w:val="37"/>
     <w:qFormat/>
     <w:uiPriority w:val="66"/>
     <w:pPr>
@@ -20975,9 +25067,9 @@
       </w:tcPr>
     </w:tblStylePr>
   </w:style>
-  <w:style w:type="table" w:styleId="82">
+  <w:style w:type="table" w:styleId="85">
     <w:name w:val="Medium List 2 Accent 4"/>
-    <w:basedOn w:val="34"/>
+    <w:basedOn w:val="37"/>
     <w:qFormat/>
     <w:uiPriority w:val="66"/>
     <w:pPr>
@@ -21105,9 +25197,9 @@
       </w:tcPr>
     </w:tblStylePr>
   </w:style>
-  <w:style w:type="table" w:styleId="83">
+  <w:style w:type="table" w:styleId="86">
     <w:name w:val="Medium List 2 Accent 5"/>
-    <w:basedOn w:val="34"/>
+    <w:basedOn w:val="37"/>
     <w:qFormat/>
     <w:uiPriority w:val="66"/>
     <w:pPr>
@@ -21235,9 +25327,9 @@
       </w:tcPr>
     </w:tblStylePr>
   </w:style>
-  <w:style w:type="table" w:styleId="84">
+  <w:style w:type="table" w:styleId="87">
     <w:name w:val="Medium List 2 Accent 6"/>
-    <w:basedOn w:val="34"/>
+    <w:basedOn w:val="37"/>
     <w:qFormat/>
     <w:uiPriority w:val="66"/>
     <w:pPr>
@@ -21365,9 +25457,9 @@
       </w:tcPr>
     </w:tblStylePr>
   </w:style>
-  <w:style w:type="table" w:styleId="85">
+  <w:style w:type="table" w:styleId="88">
     <w:name w:val="Medium Grid 1"/>
-    <w:basedOn w:val="34"/>
+    <w:basedOn w:val="37"/>
     <w:qFormat/>
     <w:uiPriority w:val="67"/>
     <w:pPr>
@@ -21435,9 +25527,9 @@
       </w:tcPr>
     </w:tblStylePr>
   </w:style>
-  <w:style w:type="table" w:styleId="86">
+  <w:style w:type="table" w:styleId="89">
     <w:name w:val="Medium Grid 1 Accent 1"/>
-    <w:basedOn w:val="34"/>
+    <w:basedOn w:val="37"/>
     <w:qFormat/>
     <w:uiPriority w:val="67"/>
     <w:pPr>
@@ -21505,9 +25597,9 @@
       </w:tcPr>
     </w:tblStylePr>
   </w:style>
-  <w:style w:type="table" w:styleId="87">
+  <w:style w:type="table" w:styleId="90">
     <w:name w:val="Medium Grid 1 Accent 2"/>
-    <w:basedOn w:val="34"/>
+    <w:basedOn w:val="37"/>
     <w:qFormat/>
     <w:uiPriority w:val="67"/>
     <w:pPr>
@@ -21575,9 +25667,9 @@
       </w:tcPr>
     </w:tblStylePr>
   </w:style>
-  <w:style w:type="table" w:styleId="88">
+  <w:style w:type="table" w:styleId="91">
     <w:name w:val="Medium Grid 1 Accent 3"/>
-    <w:basedOn w:val="34"/>
+    <w:basedOn w:val="37"/>
     <w:qFormat/>
     <w:uiPriority w:val="67"/>
     <w:pPr>
@@ -21645,9 +25737,9 @@
       </w:tcPr>
     </w:tblStylePr>
   </w:style>
-  <w:style w:type="table" w:styleId="89">
+  <w:style w:type="table" w:styleId="92">
     <w:name w:val="Medium Grid 1 Accent 4"/>
-    <w:basedOn w:val="34"/>
+    <w:basedOn w:val="37"/>
     <w:qFormat/>
     <w:uiPriority w:val="67"/>
     <w:pPr>
@@ -21715,9 +25807,9 @@
       </w:tcPr>
     </w:tblStylePr>
   </w:style>
-  <w:style w:type="table" w:styleId="90">
+  <w:style w:type="table" w:styleId="93">
     <w:name w:val="Medium Grid 1 Accent 5"/>
-    <w:basedOn w:val="34"/>
+    <w:basedOn w:val="37"/>
     <w:qFormat/>
     <w:uiPriority w:val="67"/>
     <w:pPr>
@@ -21785,9 +25877,9 @@
       </w:tcPr>
     </w:tblStylePr>
   </w:style>
-  <w:style w:type="table" w:styleId="91">
+  <w:style w:type="table" w:styleId="94">
     <w:name w:val="Medium Grid 1 Accent 6"/>
-    <w:basedOn w:val="34"/>
+    <w:basedOn w:val="37"/>
     <w:qFormat/>
     <w:uiPriority w:val="67"/>
     <w:pPr>
@@ -21855,9 +25947,9 @@
       </w:tcPr>
     </w:tblStylePr>
   </w:style>
-  <w:style w:type="table" w:styleId="92">
+  <w:style w:type="table" w:styleId="95">
     <w:name w:val="Medium Grid 2"/>
-    <w:basedOn w:val="34"/>
+    <w:basedOn w:val="37"/>
     <w:qFormat/>
     <w:uiPriority w:val="68"/>
     <w:pPr>
@@ -22002,9 +26094,9 @@
       </w:tcPr>
     </w:tblStylePr>
   </w:style>
-  <w:style w:type="table" w:styleId="93">
+  <w:style w:type="table" w:styleId="96">
     <w:name w:val="Medium Grid 2 Accent 1"/>
-    <w:basedOn w:val="34"/>
+    <w:basedOn w:val="37"/>
     <w:qFormat/>
     <w:uiPriority w:val="68"/>
     <w:pPr>
@@ -22149,9 +26241,9 @@
       </w:tcPr>
     </w:tblStylePr>
   </w:style>
-  <w:style w:type="table" w:styleId="94">
+  <w:style w:type="table" w:styleId="97">
     <w:name w:val="Medium Grid 2 Accent 2"/>
-    <w:basedOn w:val="34"/>
+    <w:basedOn w:val="37"/>
     <w:qFormat/>
     <w:uiPriority w:val="68"/>
     <w:pPr>
@@ -22296,9 +26388,9 @@
       </w:tcPr>
     </w:tblStylePr>
   </w:style>
-  <w:style w:type="table" w:styleId="95">
+  <w:style w:type="table" w:styleId="98">
     <w:name w:val="Medium Grid 2 Accent 3"/>
-    <w:basedOn w:val="34"/>
+    <w:basedOn w:val="37"/>
     <w:qFormat/>
     <w:uiPriority w:val="68"/>
     <w:pPr>
@@ -22443,9 +26535,9 @@
       </w:tcPr>
     </w:tblStylePr>
   </w:style>
-  <w:style w:type="table" w:styleId="96">
+  <w:style w:type="table" w:styleId="99">
     <w:name w:val="Medium Grid 2 Accent 4"/>
-    <w:basedOn w:val="34"/>
+    <w:basedOn w:val="37"/>
     <w:qFormat/>
     <w:uiPriority w:val="68"/>
     <w:pPr>
@@ -22590,9 +26682,9 @@
       </w:tcPr>
     </w:tblStylePr>
   </w:style>
-  <w:style w:type="table" w:styleId="97">
+  <w:style w:type="table" w:styleId="100">
     <w:name w:val="Medium Grid 2 Accent 5"/>
-    <w:basedOn w:val="34"/>
+    <w:basedOn w:val="37"/>
     <w:qFormat/>
     <w:uiPriority w:val="68"/>
     <w:pPr>
@@ -22737,9 +26829,9 @@
       </w:tcPr>
     </w:tblStylePr>
   </w:style>
-  <w:style w:type="table" w:styleId="98">
+  <w:style w:type="table" w:styleId="101">
     <w:name w:val="Medium Grid 2 Accent 6"/>
-    <w:basedOn w:val="34"/>
+    <w:basedOn w:val="37"/>
     <w:qFormat/>
     <w:uiPriority w:val="68"/>
     <w:pPr>
@@ -22884,9 +26976,9 @@
       </w:tcPr>
     </w:tblStylePr>
   </w:style>
-  <w:style w:type="table" w:styleId="99">
+  <w:style w:type="table" w:styleId="102">
     <w:name w:val="Medium Grid 3"/>
-    <w:basedOn w:val="34"/>
+    <w:basedOn w:val="37"/>
     <w:qFormat/>
     <w:uiPriority w:val="69"/>
     <w:pPr>
@@ -23042,9 +27134,9 @@
       </w:tcPr>
     </w:tblStylePr>
   </w:style>
-  <w:style w:type="table" w:styleId="100">
+  <w:style w:type="table" w:styleId="103">
     <w:name w:val="Medium Grid 3 Accent 1"/>
-    <w:basedOn w:val="34"/>
+    <w:basedOn w:val="37"/>
     <w:qFormat/>
     <w:uiPriority w:val="69"/>
     <w:pPr>
@@ -23200,9 +27292,9 @@
       </w:tcPr>
     </w:tblStylePr>
   </w:style>
-  <w:style w:type="table" w:styleId="101">
+  <w:style w:type="table" w:styleId="104">
     <w:name w:val="Medium Grid 3 Accent 2"/>
-    <w:basedOn w:val="34"/>
+    <w:basedOn w:val="37"/>
     <w:qFormat/>
     <w:uiPriority w:val="69"/>
     <w:pPr>
@@ -23358,9 +27450,9 @@
       </w:tcPr>
     </w:tblStylePr>
   </w:style>
-  <w:style w:type="table" w:styleId="102">
+  <w:style w:type="table" w:styleId="105">
     <w:name w:val="Medium Grid 3 Accent 3"/>
-    <w:basedOn w:val="34"/>
+    <w:basedOn w:val="37"/>
     <w:qFormat/>
     <w:uiPriority w:val="69"/>
     <w:pPr>
@@ -23516,9 +27608,9 @@
       </w:tcPr>
     </w:tblStylePr>
   </w:style>
-  <w:style w:type="table" w:styleId="103">
+  <w:style w:type="table" w:styleId="106">
     <w:name w:val="Medium Grid 3 Accent 4"/>
-    <w:basedOn w:val="34"/>
+    <w:basedOn w:val="37"/>
     <w:qFormat/>
     <w:uiPriority w:val="69"/>
     <w:pPr>
@@ -23674,9 +27766,9 @@
       </w:tcPr>
     </w:tblStylePr>
   </w:style>
-  <w:style w:type="table" w:styleId="104">
+  <w:style w:type="table" w:styleId="107">
     <w:name w:val="Medium Grid 3 Accent 5"/>
-    <w:basedOn w:val="34"/>
+    <w:basedOn w:val="37"/>
     <w:qFormat/>
     <w:uiPriority w:val="69"/>
     <w:pPr>
@@ -23832,9 +27924,9 @@
       </w:tcPr>
     </w:tblStylePr>
   </w:style>
-  <w:style w:type="table" w:styleId="105">
+  <w:style w:type="table" w:styleId="108">
     <w:name w:val="Medium Grid 3 Accent 6"/>
-    <w:basedOn w:val="34"/>
+    <w:basedOn w:val="37"/>
     <w:qFormat/>
     <w:uiPriority w:val="69"/>
     <w:pPr>
@@ -23990,9 +28082,9 @@
       </w:tcPr>
     </w:tblStylePr>
   </w:style>
-  <w:style w:type="table" w:styleId="106">
+  <w:style w:type="table" w:styleId="109">
     <w:name w:val="Dark List"/>
-    <w:basedOn w:val="34"/>
+    <w:basedOn w:val="37"/>
     <w:qFormat/>
     <w:uiPriority w:val="70"/>
     <w:pPr>
@@ -24106,9 +28198,9 @@
       </w:tcPr>
     </w:tblStylePr>
   </w:style>
-  <w:style w:type="table" w:styleId="107">
+  <w:style w:type="table" w:styleId="110">
     <w:name w:val="Dark List Accent 1"/>
-    <w:basedOn w:val="34"/>
+    <w:basedOn w:val="37"/>
     <w:qFormat/>
     <w:uiPriority w:val="70"/>
     <w:pPr>
@@ -24222,9 +28314,9 @@
       </w:tcPr>
     </w:tblStylePr>
   </w:style>
-  <w:style w:type="table" w:styleId="108">
+  <w:style w:type="table" w:styleId="111">
     <w:name w:val="Dark List Accent 2"/>
-    <w:basedOn w:val="34"/>
+    <w:basedOn w:val="37"/>
     <w:qFormat/>
     <w:uiPriority w:val="70"/>
     <w:pPr>
@@ -24338,9 +28430,9 @@
       </w:tcPr>
     </w:tblStylePr>
   </w:style>
-  <w:style w:type="table" w:styleId="109">
+  <w:style w:type="table" w:styleId="112">
     <w:name w:val="Dark List Accent 3"/>
-    <w:basedOn w:val="34"/>
+    <w:basedOn w:val="37"/>
     <w:qFormat/>
     <w:uiPriority w:val="70"/>
     <w:pPr>
@@ -24454,9 +28546,9 @@
       </w:tcPr>
     </w:tblStylePr>
   </w:style>
-  <w:style w:type="table" w:styleId="110">
+  <w:style w:type="table" w:styleId="113">
     <w:name w:val="Dark List Accent 4"/>
-    <w:basedOn w:val="34"/>
+    <w:basedOn w:val="37"/>
     <w:uiPriority w:val="70"/>
     <w:pPr>
       <w:spacing w:after="0" w:line="240" w:lineRule="auto"/>
@@ -24569,9 +28661,9 @@
       </w:tcPr>
     </w:tblStylePr>
   </w:style>
-  <w:style w:type="table" w:styleId="111">
+  <w:style w:type="table" w:styleId="114">
     <w:name w:val="Dark List Accent 5"/>
-    <w:basedOn w:val="34"/>
+    <w:basedOn w:val="37"/>
     <w:qFormat/>
     <w:uiPriority w:val="70"/>
     <w:pPr>
@@ -24685,9 +28777,9 @@
       </w:tcPr>
     </w:tblStylePr>
   </w:style>
-  <w:style w:type="table" w:styleId="112">
+  <w:style w:type="table" w:styleId="115">
     <w:name w:val="Dark List Accent 6"/>
-    <w:basedOn w:val="34"/>
+    <w:basedOn w:val="37"/>
     <w:qFormat/>
     <w:uiPriority w:val="70"/>
     <w:pPr>
@@ -24801,9 +28893,9 @@
       </w:tcPr>
     </w:tblStylePr>
   </w:style>
-  <w:style w:type="table" w:styleId="113">
+  <w:style w:type="table" w:styleId="116">
     <w:name w:val="Colorful Shading"/>
-    <w:basedOn w:val="34"/>
+    <w:basedOn w:val="37"/>
     <w:qFormat/>
     <w:uiPriority w:val="71"/>
     <w:pPr>
@@ -24950,9 +29042,9 @@
       </w:rPr>
     </w:tblStylePr>
   </w:style>
-  <w:style w:type="table" w:styleId="114">
+  <w:style w:type="table" w:styleId="117">
     <w:name w:val="Colorful Shading Accent 1"/>
-    <w:basedOn w:val="34"/>
+    <w:basedOn w:val="37"/>
     <w:uiPriority w:val="71"/>
     <w:pPr>
       <w:spacing w:after="0" w:line="240" w:lineRule="auto"/>
@@ -25098,9 +29190,9 @@
       </w:rPr>
     </w:tblStylePr>
   </w:style>
-  <w:style w:type="table" w:styleId="115">
+  <w:style w:type="table" w:styleId="118">
     <w:name w:val="Colorful Shading Accent 2"/>
-    <w:basedOn w:val="34"/>
+    <w:basedOn w:val="37"/>
     <w:uiPriority w:val="71"/>
     <w:pPr>
       <w:spacing w:after="0" w:line="240" w:lineRule="auto"/>
@@ -25246,9 +29338,9 @@
       </w:rPr>
     </w:tblStylePr>
   </w:style>
-  <w:style w:type="table" w:styleId="116">
+  <w:style w:type="table" w:styleId="119">
     <w:name w:val="Colorful Shading Accent 3"/>
-    <w:basedOn w:val="34"/>
+    <w:basedOn w:val="37"/>
     <w:uiPriority w:val="71"/>
     <w:pPr>
       <w:spacing w:after="0" w:line="240" w:lineRule="auto"/>
@@ -25374,9 +29466,9 @@
       </w:tcPr>
     </w:tblStylePr>
   </w:style>
-  <w:style w:type="table" w:styleId="117">
+  <w:style w:type="table" w:styleId="120">
     <w:name w:val="Colorful Shading Accent 4"/>
-    <w:basedOn w:val="34"/>
+    <w:basedOn w:val="37"/>
     <w:qFormat/>
     <w:uiPriority w:val="71"/>
     <w:pPr>
@@ -25523,9 +29615,9 @@
       </w:rPr>
     </w:tblStylePr>
   </w:style>
-  <w:style w:type="table" w:styleId="118">
+  <w:style w:type="table" w:styleId="121">
     <w:name w:val="Colorful Shading Accent 5"/>
-    <w:basedOn w:val="34"/>
+    <w:basedOn w:val="37"/>
     <w:qFormat/>
     <w:uiPriority w:val="71"/>
     <w:pPr>
@@ -25672,9 +29764,9 @@
       </w:rPr>
     </w:tblStylePr>
   </w:style>
-  <w:style w:type="table" w:styleId="119">
+  <w:style w:type="table" w:styleId="122">
     <w:name w:val="Colorful Shading Accent 6"/>
-    <w:basedOn w:val="34"/>
+    <w:basedOn w:val="37"/>
     <w:qFormat/>
     <w:uiPriority w:val="71"/>
     <w:pPr>
@@ -25821,9 +29913,9 @@
       </w:rPr>
     </w:tblStylePr>
   </w:style>
-  <w:style w:type="table" w:styleId="120">
+  <w:style w:type="table" w:styleId="123">
     <w:name w:val="Colorful List"/>
-    <w:basedOn w:val="34"/>
+    <w:basedOn w:val="37"/>
     <w:qFormat/>
     <w:uiPriority w:val="72"/>
     <w:pPr>
@@ -25914,9 +30006,9 @@
       </w:tcPr>
     </w:tblStylePr>
   </w:style>
-  <w:style w:type="table" w:styleId="121">
+  <w:style w:type="table" w:styleId="124">
     <w:name w:val="Colorful List Accent 1"/>
-    <w:basedOn w:val="34"/>
+    <w:basedOn w:val="37"/>
     <w:uiPriority w:val="72"/>
     <w:pPr>
       <w:spacing w:after="0" w:line="240" w:lineRule="auto"/>
@@ -26006,9 +30098,9 @@
       </w:tcPr>
     </w:tblStylePr>
   </w:style>
-  <w:style w:type="table" w:styleId="122">
+  <w:style w:type="table" w:styleId="125">
     <w:name w:val="Colorful List Accent 2"/>
-    <w:basedOn w:val="34"/>
+    <w:basedOn w:val="37"/>
     <w:uiPriority w:val="72"/>
     <w:pPr>
       <w:spacing w:after="0" w:line="240" w:lineRule="auto"/>
@@ -26098,9 +30190,9 @@
       </w:tcPr>
     </w:tblStylePr>
   </w:style>
-  <w:style w:type="table" w:styleId="123">
+  <w:style w:type="table" w:styleId="126">
     <w:name w:val="Colorful List Accent 3"/>
-    <w:basedOn w:val="34"/>
+    <w:basedOn w:val="37"/>
     <w:qFormat/>
     <w:uiPriority w:val="72"/>
     <w:pPr>
@@ -26191,9 +30283,9 @@
       </w:tcPr>
     </w:tblStylePr>
   </w:style>
-  <w:style w:type="table" w:styleId="124">
+  <w:style w:type="table" w:styleId="127">
     <w:name w:val="Colorful List Accent 4"/>
-    <w:basedOn w:val="34"/>
+    <w:basedOn w:val="37"/>
     <w:qFormat/>
     <w:uiPriority w:val="72"/>
     <w:pPr>
@@ -26284,9 +30376,9 @@
       </w:tcPr>
     </w:tblStylePr>
   </w:style>
-  <w:style w:type="table" w:styleId="125">
+  <w:style w:type="table" w:styleId="128">
     <w:name w:val="Colorful List Accent 5"/>
-    <w:basedOn w:val="34"/>
+    <w:basedOn w:val="37"/>
     <w:qFormat/>
     <w:uiPriority w:val="72"/>
     <w:pPr>
@@ -26377,9 +30469,9 @@
       </w:tcPr>
     </w:tblStylePr>
   </w:style>
-  <w:style w:type="table" w:styleId="126">
+  <w:style w:type="table" w:styleId="129">
     <w:name w:val="Colorful List Accent 6"/>
-    <w:basedOn w:val="34"/>
+    <w:basedOn w:val="37"/>
     <w:qFormat/>
     <w:uiPriority w:val="72"/>
     <w:pPr>
@@ -26470,9 +30562,9 @@
       </w:tcPr>
     </w:tblStylePr>
   </w:style>
-  <w:style w:type="table" w:styleId="127">
+  <w:style w:type="table" w:styleId="130">
     <w:name w:val="Colorful Grid"/>
-    <w:basedOn w:val="34"/>
+    <w:basedOn w:val="37"/>
     <w:uiPriority w:val="73"/>
     <w:pPr>
       <w:spacing w:after="0" w:line="240" w:lineRule="auto"/>
@@ -26566,9 +30658,9 @@
       </w:tcPr>
     </w:tblStylePr>
   </w:style>
-  <w:style w:type="table" w:styleId="128">
+  <w:style w:type="table" w:styleId="131">
     <w:name w:val="Colorful Grid Accent 1"/>
-    <w:basedOn w:val="34"/>
+    <w:basedOn w:val="37"/>
     <w:qFormat/>
     <w:uiPriority w:val="73"/>
     <w:pPr>
@@ -26663,9 +30755,9 @@
       </w:tcPr>
     </w:tblStylePr>
   </w:style>
-  <w:style w:type="table" w:styleId="129">
+  <w:style w:type="table" w:styleId="132">
     <w:name w:val="Colorful Grid Accent 2"/>
-    <w:basedOn w:val="34"/>
+    <w:basedOn w:val="37"/>
     <w:uiPriority w:val="73"/>
     <w:pPr>
       <w:spacing w:after="0" w:line="240" w:lineRule="auto"/>
@@ -26759,9 +30851,9 @@
       </w:tcPr>
     </w:tblStylePr>
   </w:style>
-  <w:style w:type="table" w:styleId="130">
+  <w:style w:type="table" w:styleId="133">
     <w:name w:val="Colorful Grid Accent 3"/>
-    <w:basedOn w:val="34"/>
+    <w:basedOn w:val="37"/>
     <w:uiPriority w:val="73"/>
     <w:pPr>
       <w:spacing w:after="0" w:line="240" w:lineRule="auto"/>
@@ -26855,9 +30947,9 @@
       </w:tcPr>
     </w:tblStylePr>
   </w:style>
-  <w:style w:type="table" w:styleId="131">
+  <w:style w:type="table" w:styleId="134">
     <w:name w:val="Colorful Grid Accent 4"/>
-    <w:basedOn w:val="34"/>
+    <w:basedOn w:val="37"/>
     <w:qFormat/>
     <w:uiPriority w:val="73"/>
     <w:pPr>
@@ -26952,9 +31044,9 @@
       </w:tcPr>
     </w:tblStylePr>
   </w:style>
-  <w:style w:type="table" w:styleId="132">
+  <w:style w:type="table" w:styleId="135">
     <w:name w:val="Colorful Grid Accent 5"/>
-    <w:basedOn w:val="34"/>
+    <w:basedOn w:val="37"/>
     <w:qFormat/>
     <w:uiPriority w:val="73"/>
     <w:pPr>
@@ -27049,9 +31141,9 @@
       </w:tcPr>
     </w:tblStylePr>
   </w:style>
-  <w:style w:type="table" w:styleId="133">
+  <w:style w:type="table" w:styleId="136">
     <w:name w:val="Colorful Grid Accent 6"/>
-    <w:basedOn w:val="34"/>
+    <w:basedOn w:val="37"/>
     <w:uiPriority w:val="73"/>
     <w:pPr>
       <w:spacing w:after="0" w:line="240" w:lineRule="auto"/>
@@ -27145,9 +31237,9 @@
       </w:tcPr>
     </w:tblStylePr>
   </w:style>
-  <w:style w:type="character" w:styleId="135">
+  <w:style w:type="character" w:styleId="138">
     <w:name w:val="Strong"/>
-    <w:basedOn w:val="134"/>
+    <w:basedOn w:val="137"/>
     <w:qFormat/>
     <w:uiPriority w:val="22"/>
     <w:rPr>
@@ -27155,15 +31247,15 @@
       <w:bCs/>
     </w:rPr>
   </w:style>
-  <w:style w:type="character" w:styleId="136">
+  <w:style w:type="character" w:styleId="139">
     <w:name w:val="page number"/>
-    <w:basedOn w:val="134"/>
+    <w:basedOn w:val="137"/>
     <w:qFormat/>
     <w:uiPriority w:val="0"/>
   </w:style>
-  <w:style w:type="character" w:styleId="137">
+  <w:style w:type="character" w:styleId="140">
     <w:name w:val="Emphasis"/>
-    <w:basedOn w:val="134"/>
+    <w:basedOn w:val="137"/>
     <w:qFormat/>
     <w:uiPriority w:val="20"/>
     <w:rPr>
@@ -27171,21 +31263,21 @@
       <w:iCs/>
     </w:rPr>
   </w:style>
-  <w:style w:type="character" w:customStyle="1" w:styleId="138">
+  <w:style w:type="character" w:customStyle="1" w:styleId="141">
     <w:name w:val="Header Char"/>
-    <w:basedOn w:val="134"/>
+    <w:basedOn w:val="137"/>
+    <w:link w:val="27"/>
+    <w:qFormat/>
+    <w:uiPriority w:val="99"/>
+  </w:style>
+  <w:style w:type="character" w:customStyle="1" w:styleId="142">
+    <w:name w:val="Footer Char"/>
+    <w:basedOn w:val="137"/>
     <w:link w:val="26"/>
     <w:qFormat/>
     <w:uiPriority w:val="99"/>
   </w:style>
-  <w:style w:type="character" w:customStyle="1" w:styleId="139">
-    <w:name w:val="Footer Char"/>
-    <w:basedOn w:val="134"/>
-    <w:link w:val="25"/>
-    <w:qFormat/>
-    <w:uiPriority w:val="99"/>
-  </w:style>
-  <w:style w:type="paragraph" w:styleId="140">
+  <w:style w:type="paragraph" w:styleId="143">
     <w:name w:val="No Spacing"/>
     <w:qFormat/>
     <w:uiPriority w:val="1"/>
@@ -27199,9 +31291,9 @@
       <w:lang w:val="en-US" w:eastAsia="en-US" w:bidi="ar-SA"/>
     </w:rPr>
   </w:style>
-  <w:style w:type="character" w:customStyle="1" w:styleId="141">
+  <w:style w:type="character" w:customStyle="1" w:styleId="144">
     <w:name w:val="Heading 1 Char"/>
-    <w:basedOn w:val="134"/>
+    <w:basedOn w:val="137"/>
     <w:link w:val="3"/>
     <w:qFormat/>
     <w:uiPriority w:val="9"/>
@@ -27214,9 +31306,9 @@
       <w:szCs w:val="28"/>
     </w:rPr>
   </w:style>
-  <w:style w:type="character" w:customStyle="1" w:styleId="142">
+  <w:style w:type="character" w:customStyle="1" w:styleId="145">
     <w:name w:val="Heading 2 Char"/>
-    <w:basedOn w:val="134"/>
+    <w:basedOn w:val="137"/>
     <w:link w:val="4"/>
     <w:qFormat/>
     <w:uiPriority w:val="9"/>
@@ -27234,9 +31326,9 @@
       </w14:textFill>
     </w:rPr>
   </w:style>
-  <w:style w:type="character" w:customStyle="1" w:styleId="143">
+  <w:style w:type="character" w:customStyle="1" w:styleId="146">
     <w:name w:val="Heading 3 Char"/>
-    <w:basedOn w:val="134"/>
+    <w:basedOn w:val="137"/>
     <w:link w:val="5"/>
     <w:qFormat/>
     <w:uiPriority w:val="9"/>
@@ -27252,10 +31344,10 @@
       </w14:textFill>
     </w:rPr>
   </w:style>
-  <w:style w:type="character" w:customStyle="1" w:styleId="144">
+  <w:style w:type="character" w:customStyle="1" w:styleId="147">
     <w:name w:val="Title Char"/>
-    <w:basedOn w:val="134"/>
-    <w:link w:val="33"/>
+    <w:basedOn w:val="137"/>
+    <w:link w:val="36"/>
     <w:qFormat/>
     <w:uiPriority w:val="10"/>
     <w:rPr>
@@ -27267,10 +31359,10 @@
       <w:szCs w:val="52"/>
     </w:rPr>
   </w:style>
-  <w:style w:type="character" w:customStyle="1" w:styleId="145">
+  <w:style w:type="character" w:customStyle="1" w:styleId="148">
     <w:name w:val="Subtitle Char"/>
-    <w:basedOn w:val="134"/>
-    <w:link w:val="27"/>
+    <w:basedOn w:val="137"/>
+    <w:link w:val="29"/>
     <w:qFormat/>
     <w:uiPriority w:val="11"/>
     <w:rPr>
@@ -27288,7 +31380,7 @@
       </w14:textFill>
     </w:rPr>
   </w:style>
-  <w:style w:type="paragraph" w:styleId="146">
+  <w:style w:type="paragraph" w:styleId="149">
     <w:name w:val="List Paragraph"/>
     <w:basedOn w:val="1"/>
     <w:qFormat/>
@@ -27298,23 +31390,23 @@
       <w:contextualSpacing/>
     </w:pPr>
   </w:style>
-  <w:style w:type="character" w:customStyle="1" w:styleId="147">
+  <w:style w:type="character" w:customStyle="1" w:styleId="150">
     <w:name w:val="Body Text Char"/>
-    <w:basedOn w:val="134"/>
+    <w:basedOn w:val="137"/>
     <w:link w:val="19"/>
     <w:qFormat/>
     <w:uiPriority w:val="99"/>
   </w:style>
-  <w:style w:type="character" w:customStyle="1" w:styleId="148">
+  <w:style w:type="character" w:customStyle="1" w:styleId="151">
     <w:name w:val="Body Text 2 Char"/>
-    <w:basedOn w:val="134"/>
-    <w:link w:val="30"/>
+    <w:basedOn w:val="137"/>
+    <w:link w:val="33"/>
     <w:qFormat/>
     <w:uiPriority w:val="99"/>
   </w:style>
-  <w:style w:type="character" w:customStyle="1" w:styleId="149">
+  <w:style w:type="character" w:customStyle="1" w:styleId="152">
     <w:name w:val="Body Text 3 Char"/>
-    <w:basedOn w:val="134"/>
+    <w:basedOn w:val="137"/>
     <w:link w:val="17"/>
     <w:qFormat/>
     <w:uiPriority w:val="99"/>
@@ -27323,9 +31415,9 @@
       <w:szCs w:val="16"/>
     </w:rPr>
   </w:style>
-  <w:style w:type="character" w:customStyle="1" w:styleId="150">
+  <w:style w:type="character" w:customStyle="1" w:styleId="153">
     <w:name w:val="Macro Text Char"/>
-    <w:basedOn w:val="134"/>
+    <w:basedOn w:val="137"/>
     <w:link w:val="2"/>
     <w:qFormat/>
     <w:uiPriority w:val="99"/>
@@ -27335,11 +31427,11 @@
       <w:szCs w:val="20"/>
     </w:rPr>
   </w:style>
-  <w:style w:type="paragraph" w:styleId="151">
+  <w:style w:type="paragraph" w:styleId="154">
     <w:name w:val="Quote"/>
     <w:basedOn w:val="1"/>
     <w:next w:val="1"/>
-    <w:link w:val="152"/>
+    <w:link w:val="155"/>
     <w:qFormat/>
     <w:uiPriority w:val="29"/>
     <w:rPr>
@@ -27353,10 +31445,10 @@
       </w14:textFill>
     </w:rPr>
   </w:style>
-  <w:style w:type="character" w:customStyle="1" w:styleId="152">
+  <w:style w:type="character" w:customStyle="1" w:styleId="155">
     <w:name w:val="Quote Char"/>
-    <w:basedOn w:val="134"/>
-    <w:link w:val="151"/>
+    <w:basedOn w:val="137"/>
+    <w:link w:val="154"/>
     <w:qFormat/>
     <w:uiPriority w:val="29"/>
     <w:rPr>
@@ -27370,9 +31462,9 @@
       </w14:textFill>
     </w:rPr>
   </w:style>
-  <w:style w:type="character" w:customStyle="1" w:styleId="153">
+  <w:style w:type="character" w:customStyle="1" w:styleId="156">
     <w:name w:val="Heading 4 Char"/>
-    <w:basedOn w:val="134"/>
+    <w:basedOn w:val="137"/>
     <w:link w:val="6"/>
     <w:semiHidden/>
     <w:qFormat/>
@@ -27391,9 +31483,9 @@
       </w14:textFill>
     </w:rPr>
   </w:style>
-  <w:style w:type="character" w:customStyle="1" w:styleId="154">
+  <w:style w:type="character" w:customStyle="1" w:styleId="157">
     <w:name w:val="Heading 5 Char"/>
-    <w:basedOn w:val="134"/>
+    <w:basedOn w:val="137"/>
     <w:link w:val="7"/>
     <w:semiHidden/>
     <w:qFormat/>
@@ -27403,9 +31495,9 @@
       <w:color w:val="254061" w:themeColor="accent1" w:themeShade="80"/>
     </w:rPr>
   </w:style>
-  <w:style w:type="character" w:customStyle="1" w:styleId="155">
+  <w:style w:type="character" w:customStyle="1" w:styleId="158">
     <w:name w:val="Heading 6 Char"/>
-    <w:basedOn w:val="134"/>
+    <w:basedOn w:val="137"/>
     <w:link w:val="8"/>
     <w:semiHidden/>
     <w:uiPriority w:val="9"/>
@@ -27416,9 +31508,9 @@
       <w:color w:val="254061" w:themeColor="accent1" w:themeShade="80"/>
     </w:rPr>
   </w:style>
-  <w:style w:type="character" w:customStyle="1" w:styleId="156">
+  <w:style w:type="character" w:customStyle="1" w:styleId="159">
     <w:name w:val="Heading 7 Char"/>
-    <w:basedOn w:val="134"/>
+    <w:basedOn w:val="137"/>
     <w:link w:val="9"/>
     <w:semiHidden/>
     <w:uiPriority w:val="9"/>
@@ -27437,9 +31529,9 @@
       </w14:textFill>
     </w:rPr>
   </w:style>
-  <w:style w:type="character" w:customStyle="1" w:styleId="157">
+  <w:style w:type="character" w:customStyle="1" w:styleId="160">
     <w:name w:val="Heading 8 Char"/>
-    <w:basedOn w:val="134"/>
+    <w:basedOn w:val="137"/>
     <w:link w:val="10"/>
     <w:semiHidden/>
     <w:qFormat/>
@@ -27456,9 +31548,9 @@
       </w14:textFill>
     </w:rPr>
   </w:style>
-  <w:style w:type="character" w:customStyle="1" w:styleId="158">
+  <w:style w:type="character" w:customStyle="1" w:styleId="161">
     <w:name w:val="Heading 9 Char"/>
-    <w:basedOn w:val="134"/>
+    <w:basedOn w:val="137"/>
     <w:link w:val="11"/>
     <w:semiHidden/>
     <w:uiPriority w:val="9"/>
@@ -27479,11 +31571,11 @@
       </w14:textFill>
     </w:rPr>
   </w:style>
-  <w:style w:type="paragraph" w:styleId="159">
+  <w:style w:type="paragraph" w:styleId="162">
     <w:name w:val="Intense Quote"/>
     <w:basedOn w:val="1"/>
     <w:next w:val="1"/>
-    <w:link w:val="160"/>
+    <w:link w:val="163"/>
     <w:qFormat/>
     <w:uiPriority w:val="30"/>
     <w:pPr>
@@ -27506,10 +31598,10 @@
       </w14:textFill>
     </w:rPr>
   </w:style>
-  <w:style w:type="character" w:customStyle="1" w:styleId="160">
+  <w:style w:type="character" w:customStyle="1" w:styleId="163">
     <w:name w:val="Intense Quote Char"/>
-    <w:basedOn w:val="134"/>
-    <w:link w:val="159"/>
+    <w:basedOn w:val="137"/>
+    <w:link w:val="162"/>
     <w:qFormat/>
     <w:uiPriority w:val="30"/>
     <w:rPr>
@@ -27525,9 +31617,9 @@
       </w14:textFill>
     </w:rPr>
   </w:style>
-  <w:style w:type="character" w:customStyle="1" w:styleId="161">
+  <w:style w:type="character" w:customStyle="1" w:styleId="164">
     <w:name w:val="Subtle Emphasis"/>
-    <w:basedOn w:val="134"/>
+    <w:basedOn w:val="137"/>
     <w:qFormat/>
     <w:uiPriority w:val="19"/>
     <w:rPr>
@@ -27544,9 +31636,9 @@
       </w14:textFill>
     </w:rPr>
   </w:style>
-  <w:style w:type="character" w:customStyle="1" w:styleId="162">
+  <w:style w:type="character" w:customStyle="1" w:styleId="165">
     <w:name w:val="Intense Emphasis"/>
-    <w:basedOn w:val="134"/>
+    <w:basedOn w:val="137"/>
     <w:qFormat/>
     <w:uiPriority w:val="21"/>
     <w:rPr>
@@ -27562,9 +31654,9 @@
       </w14:textFill>
     </w:rPr>
   </w:style>
-  <w:style w:type="character" w:customStyle="1" w:styleId="163">
+  <w:style w:type="character" w:customStyle="1" w:styleId="166">
     <w:name w:val="Subtle Reference"/>
-    <w:basedOn w:val="134"/>
+    <w:basedOn w:val="137"/>
     <w:qFormat/>
     <w:uiPriority w:val="31"/>
     <w:rPr>
@@ -27578,9 +31670,9 @@
       </w14:textFill>
     </w:rPr>
   </w:style>
-  <w:style w:type="character" w:customStyle="1" w:styleId="164">
+  <w:style w:type="character" w:customStyle="1" w:styleId="167">
     <w:name w:val="Intense Reference"/>
-    <w:basedOn w:val="134"/>
+    <w:basedOn w:val="137"/>
     <w:qFormat/>
     <w:uiPriority w:val="32"/>
     <w:rPr>
@@ -27597,9 +31689,9 @@
       </w14:textFill>
     </w:rPr>
   </w:style>
-  <w:style w:type="character" w:customStyle="1" w:styleId="165">
+  <w:style w:type="character" w:customStyle="1" w:styleId="168">
     <w:name w:val="Book Title"/>
-    <w:basedOn w:val="134"/>
+    <w:basedOn w:val="137"/>
     <w:qFormat/>
     <w:uiPriority w:val="33"/>
     <w:rPr>
@@ -27609,7 +31701,7 @@
       <w:spacing w:val="5"/>
     </w:rPr>
   </w:style>
-  <w:style w:type="paragraph" w:customStyle="1" w:styleId="166">
+  <w:style w:type="paragraph" w:customStyle="1" w:styleId="169">
     <w:name w:val="TOC Heading"/>
     <w:basedOn w:val="3"/>
     <w:next w:val="1"/>
@@ -27621,10 +31713,10 @@
       <w:outlineLvl w:val="9"/>
     </w:pPr>
   </w:style>
-  <w:style w:type="paragraph" w:customStyle="1" w:styleId="167">
+  <w:style w:type="paragraph" w:customStyle="1" w:styleId="170">
     <w:name w:val="正文（首行缩进两字） Char Char Char"/>
     <w:basedOn w:val="1"/>
-    <w:next w:val="29"/>
+    <w:next w:val="31"/>
     <w:qFormat/>
     <w:uiPriority w:val="0"/>
     <w:pPr>
